--- a/WebContent/docx/肺癌60基因-河南人民-单样本.docx
+++ b/WebContent/docx/肺癌60基因-河南人民-单样本.docx
@@ -495,7 +495,9 @@
         </w:tblBorders>
         <w:tblLayout w:type="fixed"/>
         <w:tblCellMar>
+          <w:top w:w="0" w:type="dxa"/>
           <w:left w:w="108" w:type="dxa"/>
+          <w:bottom w:w="0" w:type="dxa"/>
           <w:right w:w="108" w:type="dxa"/>
         </w:tblCellMar>
       </w:tblPr>
@@ -508,6 +510,22 @@
         <w:gridCol w:w="1607"/>
       </w:tblGrid>
       <w:tr>
+        <w:tblPrEx>
+          <w:tblBorders>
+            <w:top w:val="single" w:color="auto" w:sz="4" w:space="0"/>
+            <w:left w:val="single" w:color="auto" w:sz="4" w:space="0"/>
+            <w:bottom w:val="single" w:color="auto" w:sz="4" w:space="0"/>
+            <w:right w:val="single" w:color="auto" w:sz="4" w:space="0"/>
+            <w:insideH w:val="single" w:color="auto" w:sz="4" w:space="0"/>
+            <w:insideV w:val="single" w:color="auto" w:sz="4" w:space="0"/>
+          </w:tblBorders>
+          <w:tblCellMar>
+            <w:top w:w="0" w:type="dxa"/>
+            <w:left w:w="108" w:type="dxa"/>
+            <w:bottom w:w="0" w:type="dxa"/>
+            <w:right w:w="108" w:type="dxa"/>
+          </w:tblCellMar>
+        </w:tblPrEx>
         <w:trPr>
           <w:trHeight w:val="510" w:hRule="atLeast"/>
         </w:trPr>
@@ -724,6 +742,22 @@
         </w:tc>
       </w:tr>
       <w:tr>
+        <w:tblPrEx>
+          <w:tblBorders>
+            <w:top w:val="single" w:color="auto" w:sz="4" w:space="0"/>
+            <w:left w:val="single" w:color="auto" w:sz="4" w:space="0"/>
+            <w:bottom w:val="single" w:color="auto" w:sz="4" w:space="0"/>
+            <w:right w:val="single" w:color="auto" w:sz="4" w:space="0"/>
+            <w:insideH w:val="single" w:color="auto" w:sz="4" w:space="0"/>
+            <w:insideV w:val="single" w:color="auto" w:sz="4" w:space="0"/>
+          </w:tblBorders>
+          <w:tblCellMar>
+            <w:top w:w="0" w:type="dxa"/>
+            <w:left w:w="108" w:type="dxa"/>
+            <w:bottom w:w="0" w:type="dxa"/>
+            <w:right w:w="108" w:type="dxa"/>
+          </w:tblCellMar>
+        </w:tblPrEx>
         <w:trPr>
           <w:trHeight w:val="510" w:hRule="atLeast"/>
         </w:trPr>
@@ -940,6 +974,22 @@
         </w:tc>
       </w:tr>
       <w:tr>
+        <w:tblPrEx>
+          <w:tblBorders>
+            <w:top w:val="single" w:color="auto" w:sz="4" w:space="0"/>
+            <w:left w:val="single" w:color="auto" w:sz="4" w:space="0"/>
+            <w:bottom w:val="single" w:color="auto" w:sz="4" w:space="0"/>
+            <w:right w:val="single" w:color="auto" w:sz="4" w:space="0"/>
+            <w:insideH w:val="single" w:color="auto" w:sz="4" w:space="0"/>
+            <w:insideV w:val="single" w:color="auto" w:sz="4" w:space="0"/>
+          </w:tblBorders>
+          <w:tblCellMar>
+            <w:top w:w="0" w:type="dxa"/>
+            <w:left w:w="108" w:type="dxa"/>
+            <w:bottom w:w="0" w:type="dxa"/>
+            <w:right w:w="108" w:type="dxa"/>
+          </w:tblCellMar>
+        </w:tblPrEx>
         <w:trPr>
           <w:trHeight w:val="510" w:hRule="atLeast"/>
         </w:trPr>
@@ -1140,6 +1190,22 @@
         </w:tc>
       </w:tr>
       <w:tr>
+        <w:tblPrEx>
+          <w:tblBorders>
+            <w:top w:val="single" w:color="auto" w:sz="4" w:space="0"/>
+            <w:left w:val="single" w:color="auto" w:sz="4" w:space="0"/>
+            <w:bottom w:val="single" w:color="auto" w:sz="4" w:space="0"/>
+            <w:right w:val="single" w:color="auto" w:sz="4" w:space="0"/>
+            <w:insideH w:val="single" w:color="auto" w:sz="4" w:space="0"/>
+            <w:insideV w:val="single" w:color="auto" w:sz="4" w:space="0"/>
+          </w:tblBorders>
+          <w:tblCellMar>
+            <w:top w:w="0" w:type="dxa"/>
+            <w:left w:w="108" w:type="dxa"/>
+            <w:bottom w:w="0" w:type="dxa"/>
+            <w:right w:w="108" w:type="dxa"/>
+          </w:tblCellMar>
+        </w:tblPrEx>
         <w:trPr>
           <w:trHeight w:val="510" w:hRule="atLeast"/>
         </w:trPr>
@@ -1469,7 +1535,7 @@
           </mc:Choice>
           <mc:Fallback>
             <w:pict>
-              <v:group id="组合 5" o:spid="_x0000_s1026" o:spt="203" style="height:6pt;width:505.7pt;" coordorigin="7,7" coordsize="10191,20" o:gfxdata="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">
+              <v:group id="组合 5" o:spid="_x0000_s1026" o:spt="203" style="height:6pt;width:505.7pt;" coordorigin="7,7" coordsize="10191,20" o:gfxdata="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">
                 <o:lock v:ext="edit" aspectratio="f"/>
                 <v:shape id="任意多边形 6" o:spid="_x0000_s1026" o:spt="100" style="position:absolute;left:7;top:7;height:20;width:10191;" filled="f" stroked="t" coordsize="10191,20" o:gfxdata="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" path="m0,0l10190,0e">
                   <v:fill on="f" focussize="0,0"/>
@@ -1650,6 +1716,14 @@
         <w:gridCol w:w="6293"/>
       </w:tblGrid>
       <w:tr>
+        <w:tblPrEx>
+          <w:tblCellMar>
+            <w:top w:w="0" w:type="dxa"/>
+            <w:left w:w="108" w:type="dxa"/>
+            <w:bottom w:w="0" w:type="dxa"/>
+            <w:right w:w="108" w:type="dxa"/>
+          </w:tblCellMar>
+        </w:tblPrEx>
         <w:trPr>
           <w:trHeight w:val="0" w:hRule="atLeast"/>
         </w:trPr>
@@ -1834,7 +1908,7 @@
                 <w:szCs w:val="19"/>
                 <w:lang w:val="en-US" w:eastAsia="zh-CN" w:bidi="ar"/>
               </w:rPr>
-              <w:t>{% if not loop.last %}、{% endif %}</w:t>
+              <w:t>{% if not loop.last %}、{% endif %}{% endfor %}</w:t>
             </w:r>
             <w:r>
               <w:rPr>
@@ -1849,6 +1923,14 @@
         </w:tc>
       </w:tr>
       <w:tr>
+        <w:tblPrEx>
+          <w:tblCellMar>
+            <w:top w:w="0" w:type="dxa"/>
+            <w:left w:w="108" w:type="dxa"/>
+            <w:bottom w:w="0" w:type="dxa"/>
+            <w:right w:w="108" w:type="dxa"/>
+          </w:tblCellMar>
+        </w:tblPrEx>
         <w:trPr>
           <w:trHeight w:val="590" w:hRule="exact"/>
         </w:trPr>
@@ -1934,6 +2016,14 @@
         </w:tc>
       </w:tr>
       <w:tr>
+        <w:tblPrEx>
+          <w:tblCellMar>
+            <w:top w:w="0" w:type="dxa"/>
+            <w:left w:w="108" w:type="dxa"/>
+            <w:bottom w:w="0" w:type="dxa"/>
+            <w:right w:w="108" w:type="dxa"/>
+          </w:tblCellMar>
+        </w:tblPrEx>
         <w:trPr>
           <w:trHeight w:val="590" w:hRule="exact"/>
         </w:trPr>
@@ -2051,6 +2141,14 @@
         </w:tc>
       </w:tr>
       <w:tr>
+        <w:tblPrEx>
+          <w:tblCellMar>
+            <w:top w:w="0" w:type="dxa"/>
+            <w:left w:w="108" w:type="dxa"/>
+            <w:bottom w:w="0" w:type="dxa"/>
+            <w:right w:w="108" w:type="dxa"/>
+          </w:tblCellMar>
+        </w:tblPrEx>
         <w:trPr>
           <w:trHeight w:val="590" w:hRule="exact"/>
         </w:trPr>
@@ -2142,6 +2240,14 @@
         </w:tc>
       </w:tr>
       <w:tr>
+        <w:tblPrEx>
+          <w:tblCellMar>
+            <w:top w:w="0" w:type="dxa"/>
+            <w:left w:w="108" w:type="dxa"/>
+            <w:bottom w:w="0" w:type="dxa"/>
+            <w:right w:w="108" w:type="dxa"/>
+          </w:tblCellMar>
+        </w:tblPrEx>
         <w:trPr>
           <w:trHeight w:val="0" w:hRule="atLeast"/>
         </w:trPr>
@@ -2315,7 +2421,27 @@
                 <w:szCs w:val="19"/>
                 <w:lang w:val="en-US" w:eastAsia="zh-CN" w:bidi="ar"/>
               </w:rPr>
-              <w:t>{% if not loop.last %}、{% endif %}</w:t>
+              <w:t>{% if not loop.last %}、{% endif %}{%</w:t>
+            </w:r>
+            <w:r>
+              <w:rPr>
+                <w:rFonts w:hint="eastAsia" w:ascii="monospace" w:hAnsi="monospace" w:eastAsia="monospace" w:cs="monospace"/>
+                <w:kern w:val="0"/>
+                <w:sz w:val="19"/>
+                <w:szCs w:val="19"/>
+                <w:lang w:val="en-US" w:eastAsia="zh-CN" w:bidi="ar"/>
+              </w:rPr>
+              <w:t xml:space="preserve"> e</w:t>
+            </w:r>
+            <w:r>
+              <w:rPr>
+                <w:rFonts w:hint="default" w:ascii="monospace" w:hAnsi="monospace" w:eastAsia="monospace" w:cs="monospace"/>
+                <w:kern w:val="0"/>
+                <w:sz w:val="19"/>
+                <w:szCs w:val="19"/>
+                <w:lang w:val="en-US" w:eastAsia="zh-CN" w:bidi="ar"/>
+              </w:rPr>
+              <w:t>ndfor %}</w:t>
             </w:r>
             <w:r>
               <w:rPr>
@@ -2330,6 +2456,14 @@
         </w:tc>
       </w:tr>
       <w:tr>
+        <w:tblPrEx>
+          <w:tblCellMar>
+            <w:top w:w="0" w:type="dxa"/>
+            <w:left w:w="108" w:type="dxa"/>
+            <w:bottom w:w="0" w:type="dxa"/>
+            <w:right w:w="108" w:type="dxa"/>
+          </w:tblCellMar>
+        </w:tblPrEx>
         <w:trPr>
           <w:trHeight w:val="590" w:hRule="exact"/>
         </w:trPr>
@@ -2414,6 +2548,14 @@
         </w:tc>
       </w:tr>
       <w:tr>
+        <w:tblPrEx>
+          <w:tblCellMar>
+            <w:top w:w="0" w:type="dxa"/>
+            <w:left w:w="108" w:type="dxa"/>
+            <w:bottom w:w="0" w:type="dxa"/>
+            <w:right w:w="108" w:type="dxa"/>
+          </w:tblCellMar>
+        </w:tblPrEx>
         <w:trPr>
           <w:trHeight w:val="0" w:hRule="atLeast"/>
         </w:trPr>
@@ -2491,11 +2633,23 @@
           <w:p>
             <w:pPr>
               <w:pStyle w:val="10"/>
-              <w:kinsoku w:val="0"/>
-              <w:overflowPunct w:val="0"/>
+              <w:keepNext w:val="0"/>
+              <w:keepLines w:val="0"/>
+              <w:pageBreakBefore w:val="0"/>
+              <w:widowControl w:val="0"/>
+              <w:kinsoku w:val="0"/>
+              <w:wordWrap w:val="0"/>
+              <w:overflowPunct w:val="0"/>
+              <w:topLinePunct w:val="0"/>
+              <w:autoSpaceDE w:val="0"/>
+              <w:autoSpaceDN w:val="0"/>
+              <w:bidi w:val="0"/>
+              <w:adjustRightInd w:val="0"/>
+              <w:snapToGrid/>
               <w:spacing w:line="293" w:lineRule="exact"/>
-              <w:ind w:left="55"/>
+              <w:ind w:left="57"/>
               <w:jc w:val="left"/>
+              <w:textAlignment w:val="auto"/>
             </w:pPr>
             <w:r>
               <w:rPr>
@@ -2531,22 +2685,7 @@
                 <w:szCs w:val="19"/>
                 <w:lang w:val="en-US"/>
               </w:rPr>
-              <w:t>%}</w:t>
-            </w:r>
-            <w:r>
-              <w:rPr>
-                <w:rFonts w:hint="eastAsia" w:ascii="宋体" w:hAnsi="宋体"/>
-              </w:rPr>
-              <w:t>检测范围内未发现基因变异</w:t>
-            </w:r>
-            <w:r>
-              <w:rPr>
-                <w:rFonts w:hint="default" w:ascii="monospace" w:hAnsi="monospace" w:eastAsia="monospace" w:cs="monospace"/>
-                <w:sz w:val="19"/>
-                <w:szCs w:val="19"/>
-                <w:lang w:val="en-US"/>
-              </w:rPr>
-              <w:t xml:space="preserve">{% else %}{% for i in </w:t>
+              <w:t xml:space="preserve">%}{% for i in </w:t>
             </w:r>
             <w:r>
               <w:rPr>
@@ -2566,8 +2705,6 @@
               </w:rPr>
               <w:t>MET</w:t>
             </w:r>
-            <w:bookmarkStart w:id="0" w:name="_GoBack"/>
-            <w:bookmarkEnd w:id="0"/>
             <w:r>
               <w:rPr>
                 <w:rFonts w:hint="default" w:ascii="monospace" w:hAnsi="monospace" w:eastAsia="monospace" w:cs="monospace"/>
@@ -2596,7 +2733,27 @@
                 <w:szCs w:val="19"/>
                 <w:lang w:val="en-US" w:eastAsia="zh-CN" w:bidi="ar"/>
               </w:rPr>
-              <w:t>{% if not loop.last %}、{% endif %}</w:t>
+              <w:t>{% if not loop.last %}、{% endif %}{%</w:t>
+            </w:r>
+            <w:r>
+              <w:rPr>
+                <w:rFonts w:hint="eastAsia" w:ascii="monospace" w:hAnsi="monospace" w:eastAsia="monospace" w:cs="monospace"/>
+                <w:kern w:val="0"/>
+                <w:sz w:val="19"/>
+                <w:szCs w:val="19"/>
+                <w:lang w:val="en-US" w:eastAsia="zh-CN" w:bidi="ar"/>
+              </w:rPr>
+              <w:t xml:space="preserve"> e</w:t>
+            </w:r>
+            <w:r>
+              <w:rPr>
+                <w:rFonts w:hint="default" w:ascii="monospace" w:hAnsi="monospace" w:eastAsia="monospace" w:cs="monospace"/>
+                <w:kern w:val="0"/>
+                <w:sz w:val="19"/>
+                <w:szCs w:val="19"/>
+                <w:lang w:val="en-US" w:eastAsia="zh-CN" w:bidi="ar"/>
+              </w:rPr>
+              <w:t>ndfor %}</w:t>
             </w:r>
             <w:r>
               <w:rPr>
@@ -2605,12 +2762,35 @@
                 <w:szCs w:val="19"/>
                 <w:lang w:val="en-US"/>
               </w:rPr>
+              <w:t>{% else %}</w:t>
+            </w:r>
+            <w:r>
+              <w:rPr>
+                <w:rFonts w:hint="eastAsia" w:ascii="宋体" w:hAnsi="宋体"/>
+              </w:rPr>
+              <w:t>检测范围内未发现基因变异</w:t>
+            </w:r>
+            <w:r>
+              <w:rPr>
+                <w:rFonts w:hint="default" w:ascii="monospace" w:hAnsi="monospace" w:eastAsia="monospace" w:cs="monospace"/>
+                <w:sz w:val="19"/>
+                <w:szCs w:val="19"/>
+                <w:lang w:val="en-US"/>
+              </w:rPr>
               <w:t>{% endif %}</w:t>
             </w:r>
           </w:p>
         </w:tc>
       </w:tr>
       <w:tr>
+        <w:tblPrEx>
+          <w:tblCellMar>
+            <w:top w:w="0" w:type="dxa"/>
+            <w:left w:w="108" w:type="dxa"/>
+            <w:bottom w:w="0" w:type="dxa"/>
+            <w:right w:w="108" w:type="dxa"/>
+          </w:tblCellMar>
+        </w:tblPrEx>
         <w:trPr>
           <w:trHeight w:val="590" w:hRule="exact"/>
         </w:trPr>
@@ -2703,6 +2883,14 @@
         </w:tc>
       </w:tr>
       <w:tr>
+        <w:tblPrEx>
+          <w:tblCellMar>
+            <w:top w:w="0" w:type="dxa"/>
+            <w:left w:w="108" w:type="dxa"/>
+            <w:bottom w:w="0" w:type="dxa"/>
+            <w:right w:w="108" w:type="dxa"/>
+          </w:tblCellMar>
+        </w:tblPrEx>
         <w:trPr>
           <w:trHeight w:val="590" w:hRule="exact"/>
         </w:trPr>
@@ -2794,6 +2982,14 @@
         </w:tc>
       </w:tr>
       <w:tr>
+        <w:tblPrEx>
+          <w:tblCellMar>
+            <w:top w:w="0" w:type="dxa"/>
+            <w:left w:w="108" w:type="dxa"/>
+            <w:bottom w:w="0" w:type="dxa"/>
+            <w:right w:w="108" w:type="dxa"/>
+          </w:tblCellMar>
+        </w:tblPrEx>
         <w:trPr>
           <w:trHeight w:val="590" w:hRule="exact"/>
         </w:trPr>
@@ -3334,6 +3530,22 @@
         <w:gridCol w:w="3562"/>
       </w:tblGrid>
       <w:tr>
+        <w:tblPrEx>
+          <w:tblBorders>
+            <w:top w:val="single" w:color="auto" w:sz="4" w:space="0"/>
+            <w:left w:val="single" w:color="auto" w:sz="4" w:space="0"/>
+            <w:bottom w:val="single" w:color="auto" w:sz="4" w:space="0"/>
+            <w:right w:val="single" w:color="auto" w:sz="4" w:space="0"/>
+            <w:insideH w:val="single" w:color="auto" w:sz="4" w:space="0"/>
+            <w:insideV w:val="single" w:color="auto" w:sz="4" w:space="0"/>
+          </w:tblBorders>
+          <w:tblCellMar>
+            <w:top w:w="0" w:type="dxa"/>
+            <w:left w:w="108" w:type="dxa"/>
+            <w:bottom w:w="0" w:type="dxa"/>
+            <w:right w:w="108" w:type="dxa"/>
+          </w:tblCellMar>
+        </w:tblPrEx>
         <w:tc>
           <w:tcPr>
             <w:tcW w:w="3562" w:type="dxa"/>
@@ -3396,181 +3608,415 @@
         </w:tc>
       </w:tr>
       <w:tr>
-        <w:tc>
-          <w:tcPr>
-            <w:tcW w:w="3562" w:type="dxa"/>
-          </w:tcPr>
-          <w:p>
-            <w:pPr>
-              <w:jc w:val="both"/>
-              <w:rPr>
-                <w:sz w:val="28"/>
-              </w:rPr>
-            </w:pPr>
-          </w:p>
-        </w:tc>
-        <w:tc>
-          <w:tcPr>
-            <w:tcW w:w="3562" w:type="dxa"/>
-          </w:tcPr>
-          <w:p>
-            <w:pPr>
-              <w:jc w:val="both"/>
-              <w:rPr>
-                <w:sz w:val="28"/>
-              </w:rPr>
-            </w:pPr>
-          </w:p>
-        </w:tc>
-        <w:tc>
-          <w:tcPr>
-            <w:tcW w:w="3562" w:type="dxa"/>
-          </w:tcPr>
-          <w:p>
-            <w:pPr>
-              <w:jc w:val="both"/>
-              <w:rPr>
-                <w:sz w:val="28"/>
-              </w:rPr>
-            </w:pPr>
+        <w:tblPrEx>
+          <w:tblBorders>
+            <w:top w:val="single" w:color="auto" w:sz="4" w:space="0"/>
+            <w:left w:val="single" w:color="auto" w:sz="4" w:space="0"/>
+            <w:bottom w:val="single" w:color="auto" w:sz="4" w:space="0"/>
+            <w:right w:val="single" w:color="auto" w:sz="4" w:space="0"/>
+            <w:insideH w:val="single" w:color="auto" w:sz="4" w:space="0"/>
+            <w:insideV w:val="single" w:color="auto" w:sz="4" w:space="0"/>
+          </w:tblBorders>
+          <w:tblCellMar>
+            <w:top w:w="0" w:type="dxa"/>
+            <w:left w:w="108" w:type="dxa"/>
+            <w:bottom w:w="0" w:type="dxa"/>
+            <w:right w:w="108" w:type="dxa"/>
+          </w:tblCellMar>
+        </w:tblPrEx>
+        <w:tc>
+          <w:tcPr>
+            <w:tcW w:w="10686" w:type="dxa"/>
+            <w:gridSpan w:val="3"/>
+          </w:tcPr>
+          <w:p>
+            <w:pPr>
+              <w:keepNext w:val="0"/>
+              <w:keepLines w:val="0"/>
+              <w:widowControl/>
+              <w:suppressLineNumbers w:val="0"/>
+              <w:jc w:val="center"/>
+              <w:rPr>
+                <w:rFonts w:hint="default" w:ascii="monospace" w:hAnsi="monospace" w:eastAsia="monospace" w:cs="monospace"/>
+                <w:sz w:val="19"/>
+                <w:szCs w:val="19"/>
+                <w:lang w:val="en-US" w:eastAsia="zh-CN"/>
+              </w:rPr>
+            </w:pPr>
+            <w:r>
+              <w:rPr>
+                <w:rFonts w:hint="default" w:ascii="monospace" w:hAnsi="monospace" w:eastAsia="monospace" w:cs="monospace"/>
+                <w:sz w:val="19"/>
+                <w:szCs w:val="19"/>
+                <w:lang w:val="en-US" w:eastAsia="zh-CN"/>
+              </w:rPr>
+              <w:t>{%tr if HenanPeopleCustomInfo.</w:t>
+            </w:r>
+            <w:r>
+              <w:rPr>
+                <w:rFonts w:hint="default" w:ascii="monospace" w:hAnsi="monospace" w:eastAsia="monospace" w:cs="monospace"/>
+                <w:kern w:val="0"/>
+                <w:sz w:val="19"/>
+                <w:szCs w:val="19"/>
+                <w:lang w:val="en-US" w:eastAsia="zh-CN" w:bidi="ar-SA"/>
+              </w:rPr>
+              <w:t>somaticMutationSiteInfoList</w:t>
+            </w:r>
+            <w:r>
+              <w:rPr>
+                <w:rFonts w:hint="eastAsia" w:ascii="monospace" w:hAnsi="monospace" w:eastAsia="monospace" w:cs="monospace"/>
+                <w:kern w:val="0"/>
+                <w:sz w:val="19"/>
+                <w:szCs w:val="19"/>
+                <w:lang w:val="en-US" w:eastAsia="zh-CN" w:bidi="ar-SA"/>
+              </w:rPr>
+              <w:t xml:space="preserve"> </w:t>
+            </w:r>
+            <w:r>
+              <w:rPr>
+                <w:rFonts w:hint="default" w:ascii="monospace" w:hAnsi="monospace" w:eastAsia="monospace" w:cs="monospace"/>
+                <w:kern w:val="0"/>
+                <w:sz w:val="19"/>
+                <w:szCs w:val="19"/>
+                <w:lang w:val="en-US" w:eastAsia="zh-CN" w:bidi="ar-SA"/>
+              </w:rPr>
+              <w:t>!= []</w:t>
+            </w:r>
+            <w:r>
+              <w:rPr>
+                <w:rFonts w:hint="eastAsia" w:ascii="monospace" w:hAnsi="monospace" w:eastAsia="monospace" w:cs="monospace"/>
+                <w:kern w:val="0"/>
+                <w:sz w:val="19"/>
+                <w:szCs w:val="19"/>
+                <w:lang w:val="en-US" w:eastAsia="zh-CN" w:bidi="ar-SA"/>
+              </w:rPr>
+              <w:t xml:space="preserve"> </w:t>
+            </w:r>
+            <w:r>
+              <w:rPr>
+                <w:rFonts w:hint="default" w:ascii="monospace" w:hAnsi="monospace" w:eastAsia="monospace" w:cs="monospace"/>
+                <w:sz w:val="19"/>
+                <w:szCs w:val="19"/>
+                <w:lang w:val="en-US" w:eastAsia="zh-CN"/>
+              </w:rPr>
+              <w:t>%}</w:t>
+            </w:r>
           </w:p>
         </w:tc>
       </w:tr>
       <w:tr>
-        <w:tc>
-          <w:tcPr>
-            <w:tcW w:w="3562" w:type="dxa"/>
-          </w:tcPr>
-          <w:p>
-            <w:pPr>
-              <w:jc w:val="both"/>
-              <w:rPr>
+        <w:tblPrEx>
+          <w:tblBorders>
+            <w:top w:val="single" w:color="auto" w:sz="4" w:space="0"/>
+            <w:left w:val="single" w:color="auto" w:sz="4" w:space="0"/>
+            <w:bottom w:val="single" w:color="auto" w:sz="4" w:space="0"/>
+            <w:right w:val="single" w:color="auto" w:sz="4" w:space="0"/>
+            <w:insideH w:val="single" w:color="auto" w:sz="4" w:space="0"/>
+            <w:insideV w:val="single" w:color="auto" w:sz="4" w:space="0"/>
+          </w:tblBorders>
+          <w:tblCellMar>
+            <w:top w:w="0" w:type="dxa"/>
+            <w:left w:w="108" w:type="dxa"/>
+            <w:bottom w:w="0" w:type="dxa"/>
+            <w:right w:w="108" w:type="dxa"/>
+          </w:tblCellMar>
+        </w:tblPrEx>
+        <w:tc>
+          <w:tcPr>
+            <w:tcW w:w="10686" w:type="dxa"/>
+            <w:gridSpan w:val="3"/>
+          </w:tcPr>
+          <w:p>
+            <w:pPr>
+              <w:pStyle w:val="5"/>
+              <w:keepNext w:val="0"/>
+              <w:keepLines w:val="0"/>
+              <w:widowControl/>
+              <w:suppressLineNumbers w:val="0"/>
+              <w:jc w:val="center"/>
+              <w:rPr>
+                <w:rFonts w:hint="default" w:eastAsia="宋体"/>
                 <w:sz w:val="28"/>
-              </w:rPr>
-            </w:pPr>
-          </w:p>
-        </w:tc>
-        <w:tc>
-          <w:tcPr>
-            <w:tcW w:w="3562" w:type="dxa"/>
-          </w:tcPr>
-          <w:p>
-            <w:pPr>
-              <w:jc w:val="both"/>
-              <w:rPr>
+                <w:lang w:val="en-US" w:eastAsia="zh-CN"/>
+              </w:rPr>
+            </w:pPr>
+            <w:r>
+              <w:rPr>
+                <w:rFonts w:hint="default" w:ascii="monospace" w:hAnsi="monospace" w:eastAsia="monospace" w:cs="monospace"/>
+                <w:sz w:val="19"/>
+                <w:szCs w:val="19"/>
+                <w:lang w:val="en-US" w:eastAsia="zh-CN"/>
+              </w:rPr>
+              <w:t>{%tr for</w:t>
+            </w:r>
+            <w:r>
+              <w:rPr>
+                <w:rFonts w:hint="default"/>
                 <w:sz w:val="28"/>
-              </w:rPr>
-            </w:pPr>
-          </w:p>
-        </w:tc>
-        <w:tc>
-          <w:tcPr>
-            <w:tcW w:w="3562" w:type="dxa"/>
-          </w:tcPr>
-          <w:p>
-            <w:pPr>
-              <w:jc w:val="both"/>
-              <w:rPr>
+                <w:lang w:val="en-US" w:eastAsia="zh-CN"/>
+              </w:rPr>
+              <w:t xml:space="preserve"> </w:t>
+            </w:r>
+            <w:r>
+              <w:rPr>
+                <w:rFonts w:hint="default" w:ascii="monospace" w:hAnsi="monospace" w:eastAsia="monospace" w:cs="monospace"/>
+                <w:sz w:val="19"/>
+                <w:szCs w:val="19"/>
+                <w:lang w:val="en-US" w:eastAsia="zh-CN"/>
+              </w:rPr>
+              <w:t>site in</w:t>
+            </w:r>
+            <w:r>
+              <w:rPr>
+                <w:rFonts w:hint="default"/>
                 <w:sz w:val="28"/>
-              </w:rPr>
-            </w:pPr>
+                <w:lang w:val="en-US" w:eastAsia="zh-CN"/>
+              </w:rPr>
+              <w:t xml:space="preserve"> </w:t>
+            </w:r>
+            <w:r>
+              <w:rPr>
+                <w:rFonts w:hint="default" w:ascii="monospace" w:hAnsi="monospace" w:eastAsia="monospace" w:cs="monospace"/>
+                <w:sz w:val="19"/>
+                <w:szCs w:val="19"/>
+                <w:lang w:val="en-US" w:eastAsia="zh-CN"/>
+              </w:rPr>
+              <w:t>HenanPeopleCustomInfo.</w:t>
+            </w:r>
+            <w:r>
+              <w:rPr>
+                <w:rFonts w:hint="default" w:ascii="monospace" w:hAnsi="monospace" w:eastAsia="monospace" w:cs="monospace"/>
+                <w:kern w:val="0"/>
+                <w:sz w:val="19"/>
+                <w:szCs w:val="19"/>
+                <w:lang w:val="en-US" w:eastAsia="zh-CN" w:bidi="ar-SA"/>
+              </w:rPr>
+              <w:t>somaticMutationSiteInfoList</w:t>
+            </w:r>
+            <w:r>
+              <w:rPr>
+                <w:rFonts w:hint="default" w:ascii="monospace" w:hAnsi="monospace" w:eastAsia="monospace" w:cs="monospace"/>
+                <w:sz w:val="19"/>
+                <w:szCs w:val="19"/>
+                <w:lang w:val="en-US" w:eastAsia="zh-CN"/>
+              </w:rPr>
+              <w:t>%}</w:t>
+            </w:r>
           </w:p>
         </w:tc>
       </w:tr>
       <w:tr>
+        <w:tblPrEx>
+          <w:tblBorders>
+            <w:top w:val="single" w:color="auto" w:sz="4" w:space="0"/>
+            <w:left w:val="single" w:color="auto" w:sz="4" w:space="0"/>
+            <w:bottom w:val="single" w:color="auto" w:sz="4" w:space="0"/>
+            <w:right w:val="single" w:color="auto" w:sz="4" w:space="0"/>
+            <w:insideH w:val="single" w:color="auto" w:sz="4" w:space="0"/>
+            <w:insideV w:val="single" w:color="auto" w:sz="4" w:space="0"/>
+          </w:tblBorders>
+          <w:tblCellMar>
+            <w:top w:w="0" w:type="dxa"/>
+            <w:left w:w="108" w:type="dxa"/>
+            <w:bottom w:w="0" w:type="dxa"/>
+            <w:right w:w="108" w:type="dxa"/>
+          </w:tblCellMar>
+        </w:tblPrEx>
         <w:tc>
           <w:tcPr>
             <w:tcW w:w="3562" w:type="dxa"/>
           </w:tcPr>
           <w:p>
             <w:pPr>
+              <w:jc w:val="center"/>
+              <w:rPr>
+                <w:rFonts w:hint="default"/>
+                <w:sz w:val="28"/>
+                <w:lang w:val="en-US"/>
+              </w:rPr>
+            </w:pPr>
+            <w:r>
+              <w:rPr>
+                <w:rFonts w:hint="default"/>
+                <w:sz w:val="28"/>
+                <w:shd w:val="clear" w:color="auto" w:fill="auto"/>
+                <w:lang w:val="en-US"/>
+              </w:rPr>
+              <w:t>{{site.gene}}</w:t>
+            </w:r>
+          </w:p>
+        </w:tc>
+        <w:tc>
+          <w:tcPr>
+            <w:tcW w:w="3562" w:type="dxa"/>
+          </w:tcPr>
+          <w:p>
+            <w:pPr>
+              <w:jc w:val="center"/>
+              <w:rPr>
+                <w:rFonts w:hint="default"/>
+                <w:sz w:val="28"/>
+                <w:lang w:val="en-US"/>
+              </w:rPr>
+            </w:pPr>
+            <w:r>
+              <w:rPr>
+                <w:rFonts w:hint="default"/>
+                <w:sz w:val="28"/>
+                <w:lang w:val="en-US"/>
+              </w:rPr>
+              <w:t>{{site.ori_variant}}</w:t>
+            </w:r>
+          </w:p>
+        </w:tc>
+        <w:tc>
+          <w:tcPr>
+            <w:tcW w:w="3562" w:type="dxa"/>
+          </w:tcPr>
+          <w:p>
+            <w:pPr>
               <w:jc w:val="both"/>
               <w:rPr>
+                <w:rFonts w:hint="default"/>
                 <w:sz w:val="28"/>
-              </w:rPr>
-            </w:pPr>
-          </w:p>
-        </w:tc>
-        <w:tc>
-          <w:tcPr>
-            <w:tcW w:w="3562" w:type="dxa"/>
-          </w:tcPr>
-          <w:p>
-            <w:pPr>
-              <w:jc w:val="both"/>
-              <w:rPr>
+                <w:lang w:val="en-US"/>
+              </w:rPr>
+            </w:pPr>
+            <w:r>
+              <w:rPr>
+                <w:rFonts w:hint="default"/>
                 <w:sz w:val="28"/>
-              </w:rPr>
-            </w:pPr>
-          </w:p>
-        </w:tc>
-        <w:tc>
-          <w:tcPr>
-            <w:tcW w:w="3562" w:type="dxa"/>
-          </w:tcPr>
-          <w:p>
-            <w:pPr>
-              <w:jc w:val="both"/>
-              <w:rPr>
-                <w:sz w:val="28"/>
-              </w:rPr>
-            </w:pPr>
+                <w:lang w:val="en-US"/>
+              </w:rPr>
+              <w:t>{{site.mutDesc2}}</w:t>
+            </w:r>
           </w:p>
         </w:tc>
       </w:tr>
       <w:tr>
-        <w:tc>
-          <w:tcPr>
-            <w:tcW w:w="3562" w:type="dxa"/>
-          </w:tcPr>
-          <w:p>
-            <w:pPr>
-              <w:jc w:val="both"/>
-              <w:rPr>
+        <w:tblPrEx>
+          <w:tblBorders>
+            <w:top w:val="single" w:color="auto" w:sz="4" w:space="0"/>
+            <w:left w:val="single" w:color="auto" w:sz="4" w:space="0"/>
+            <w:bottom w:val="single" w:color="auto" w:sz="4" w:space="0"/>
+            <w:right w:val="single" w:color="auto" w:sz="4" w:space="0"/>
+            <w:insideH w:val="single" w:color="auto" w:sz="4" w:space="0"/>
+            <w:insideV w:val="single" w:color="auto" w:sz="4" w:space="0"/>
+          </w:tblBorders>
+          <w:tblCellMar>
+            <w:top w:w="0" w:type="dxa"/>
+            <w:left w:w="108" w:type="dxa"/>
+            <w:bottom w:w="0" w:type="dxa"/>
+            <w:right w:w="108" w:type="dxa"/>
+          </w:tblCellMar>
+        </w:tblPrEx>
+        <w:tc>
+          <w:tcPr>
+            <w:tcW w:w="10686" w:type="dxa"/>
+            <w:gridSpan w:val="3"/>
+          </w:tcPr>
+          <w:p>
+            <w:pPr>
+              <w:jc w:val="center"/>
+              <w:rPr>
+                <w:rFonts w:hint="default"/>
                 <w:sz w:val="28"/>
-              </w:rPr>
-            </w:pPr>
-          </w:p>
-        </w:tc>
-        <w:tc>
-          <w:tcPr>
-            <w:tcW w:w="3562" w:type="dxa"/>
-          </w:tcPr>
-          <w:p>
-            <w:pPr>
-              <w:jc w:val="both"/>
-              <w:rPr>
-                <w:sz w:val="28"/>
-              </w:rPr>
-            </w:pPr>
-          </w:p>
-        </w:tc>
-        <w:tc>
-          <w:tcPr>
-            <w:tcW w:w="3562" w:type="dxa"/>
-          </w:tcPr>
-          <w:p>
-            <w:pPr>
-              <w:jc w:val="both"/>
-              <w:rPr>
-                <w:sz w:val="28"/>
-              </w:rPr>
-            </w:pPr>
+                <w:lang w:val="en-US"/>
+              </w:rPr>
+            </w:pPr>
+            <w:r>
+              <w:rPr>
+                <w:rFonts w:hint="default" w:ascii="monospace" w:hAnsi="monospace" w:eastAsia="monospace" w:cs="monospace"/>
+                <w:sz w:val="19"/>
+                <w:szCs w:val="19"/>
+                <w:lang w:val="en-US" w:eastAsia="zh-CN"/>
+              </w:rPr>
+              <w:t>{%tr endfor %}</w:t>
+            </w:r>
           </w:p>
         </w:tc>
       </w:tr>
       <w:tr>
+        <w:tblPrEx>
+          <w:tblBorders>
+            <w:top w:val="single" w:color="auto" w:sz="4" w:space="0"/>
+            <w:left w:val="single" w:color="auto" w:sz="4" w:space="0"/>
+            <w:bottom w:val="single" w:color="auto" w:sz="4" w:space="0"/>
+            <w:right w:val="single" w:color="auto" w:sz="4" w:space="0"/>
+            <w:insideH w:val="single" w:color="auto" w:sz="4" w:space="0"/>
+            <w:insideV w:val="single" w:color="auto" w:sz="4" w:space="0"/>
+          </w:tblBorders>
+          <w:tblCellMar>
+            <w:top w:w="0" w:type="dxa"/>
+            <w:left w:w="108" w:type="dxa"/>
+            <w:bottom w:w="0" w:type="dxa"/>
+            <w:right w:w="108" w:type="dxa"/>
+          </w:tblCellMar>
+        </w:tblPrEx>
+        <w:tc>
+          <w:tcPr>
+            <w:tcW w:w="10686" w:type="dxa"/>
+            <w:gridSpan w:val="3"/>
+          </w:tcPr>
+          <w:p>
+            <w:pPr>
+              <w:jc w:val="center"/>
+              <w:rPr>
+                <w:rFonts w:hint="default"/>
+                <w:sz w:val="28"/>
+                <w:lang w:val="en-US"/>
+              </w:rPr>
+            </w:pPr>
+            <w:r>
+              <w:rPr>
+                <w:rFonts w:hint="default" w:ascii="monospace" w:hAnsi="monospace" w:eastAsia="monospace" w:cs="monospace"/>
+                <w:sz w:val="19"/>
+                <w:szCs w:val="19"/>
+                <w:lang w:val="en-US" w:eastAsia="zh-CN"/>
+              </w:rPr>
+              <w:t>{%tr else %}</w:t>
+            </w:r>
+          </w:p>
+        </w:tc>
+      </w:tr>
+      <w:tr>
+        <w:tblPrEx>
+          <w:tblBorders>
+            <w:top w:val="single" w:color="auto" w:sz="4" w:space="0"/>
+            <w:left w:val="single" w:color="auto" w:sz="4" w:space="0"/>
+            <w:bottom w:val="single" w:color="auto" w:sz="4" w:space="0"/>
+            <w:right w:val="single" w:color="auto" w:sz="4" w:space="0"/>
+            <w:insideH w:val="single" w:color="auto" w:sz="4" w:space="0"/>
+            <w:insideV w:val="single" w:color="auto" w:sz="4" w:space="0"/>
+          </w:tblBorders>
+          <w:tblCellMar>
+            <w:top w:w="0" w:type="dxa"/>
+            <w:left w:w="108" w:type="dxa"/>
+            <w:bottom w:w="0" w:type="dxa"/>
+            <w:right w:w="108" w:type="dxa"/>
+          </w:tblCellMar>
+        </w:tblPrEx>
         <w:tc>
           <w:tcPr>
             <w:tcW w:w="3562" w:type="dxa"/>
           </w:tcPr>
           <w:p>
             <w:pPr>
-              <w:jc w:val="both"/>
-              <w:rPr>
+              <w:jc w:val="center"/>
+              <w:rPr>
+                <w:rFonts w:hint="default"/>
                 <w:sz w:val="28"/>
-              </w:rPr>
-            </w:pPr>
+                <w:lang w:val="en-US"/>
+              </w:rPr>
+            </w:pPr>
+            <w:r>
+              <w:rPr>
+                <w:rFonts w:hint="default"/>
+                <w:sz w:val="28"/>
+                <w:lang w:val="en-US"/>
+              </w:rPr>
+              <w:t>/</w:t>
+            </w:r>
           </w:p>
         </w:tc>
         <w:tc>
@@ -3579,11 +4025,21 @@
           </w:tcPr>
           <w:p>
             <w:pPr>
-              <w:jc w:val="both"/>
-              <w:rPr>
+              <w:jc w:val="center"/>
+              <w:rPr>
+                <w:rFonts w:hint="default"/>
                 <w:sz w:val="28"/>
-              </w:rPr>
-            </w:pPr>
+                <w:lang w:val="en-US"/>
+              </w:rPr>
+            </w:pPr>
+            <w:r>
+              <w:rPr>
+                <w:rFonts w:hint="default"/>
+                <w:sz w:val="28"/>
+                <w:lang w:val="en-US"/>
+              </w:rPr>
+              <w:t>/</w:t>
+            </w:r>
           </w:p>
         </w:tc>
         <w:tc>
@@ -3592,11 +4048,63 @@
           </w:tcPr>
           <w:p>
             <w:pPr>
-              <w:jc w:val="both"/>
-              <w:rPr>
+              <w:jc w:val="center"/>
+              <w:rPr>
+                <w:rFonts w:hint="default"/>
                 <w:sz w:val="28"/>
-              </w:rPr>
-            </w:pPr>
+                <w:lang w:val="en-US"/>
+              </w:rPr>
+            </w:pPr>
+            <w:r>
+              <w:rPr>
+                <w:rFonts w:hint="default"/>
+                <w:sz w:val="28"/>
+                <w:lang w:val="en-US"/>
+              </w:rPr>
+              <w:t>/</w:t>
+            </w:r>
+          </w:p>
+        </w:tc>
+      </w:tr>
+      <w:tr>
+        <w:tblPrEx>
+          <w:tblBorders>
+            <w:top w:val="single" w:color="auto" w:sz="4" w:space="0"/>
+            <w:left w:val="single" w:color="auto" w:sz="4" w:space="0"/>
+            <w:bottom w:val="single" w:color="auto" w:sz="4" w:space="0"/>
+            <w:right w:val="single" w:color="auto" w:sz="4" w:space="0"/>
+            <w:insideH w:val="single" w:color="auto" w:sz="4" w:space="0"/>
+            <w:insideV w:val="single" w:color="auto" w:sz="4" w:space="0"/>
+          </w:tblBorders>
+          <w:tblCellMar>
+            <w:top w:w="0" w:type="dxa"/>
+            <w:left w:w="108" w:type="dxa"/>
+            <w:bottom w:w="0" w:type="dxa"/>
+            <w:right w:w="108" w:type="dxa"/>
+          </w:tblCellMar>
+        </w:tblPrEx>
+        <w:tc>
+          <w:tcPr>
+            <w:tcW w:w="10686" w:type="dxa"/>
+            <w:gridSpan w:val="3"/>
+            <w:vAlign w:val="top"/>
+          </w:tcPr>
+          <w:p>
+            <w:pPr>
+              <w:jc w:val="center"/>
+              <w:rPr>
+                <w:sz w:val="28"/>
+              </w:rPr>
+            </w:pPr>
+            <w:r>
+              <w:rPr>
+                <w:rFonts w:hint="default" w:ascii="monospace" w:hAnsi="monospace" w:eastAsia="monospace" w:cs="monospace"/>
+                <w:sz w:val="19"/>
+                <w:szCs w:val="19"/>
+                <w:lang w:val="en-US" w:eastAsia="zh-CN"/>
+              </w:rPr>
+              <w:t>{%tr endif %}</w:t>
+            </w:r>
           </w:p>
         </w:tc>
       </w:tr>
@@ -3607,6 +4115,8 @@
           <w:sz w:val="28"/>
         </w:rPr>
       </w:pPr>
+      <w:bookmarkStart w:id="0" w:name="_GoBack"/>
+      <w:bookmarkEnd w:id="0"/>
     </w:p>
     <w:p>
       <w:pPr>
@@ -3653,6 +4163,22 @@
         <w:gridCol w:w="6893"/>
       </w:tblGrid>
       <w:tr>
+        <w:tblPrEx>
+          <w:tblBorders>
+            <w:top w:val="single" w:color="auto" w:sz="4" w:space="0"/>
+            <w:left w:val="single" w:color="auto" w:sz="4" w:space="0"/>
+            <w:bottom w:val="single" w:color="auto" w:sz="4" w:space="0"/>
+            <w:right w:val="single" w:color="auto" w:sz="4" w:space="0"/>
+            <w:insideH w:val="single" w:color="auto" w:sz="4" w:space="0"/>
+            <w:insideV w:val="single" w:color="auto" w:sz="4" w:space="0"/>
+          </w:tblBorders>
+          <w:tblCellMar>
+            <w:top w:w="0" w:type="dxa"/>
+            <w:left w:w="108" w:type="dxa"/>
+            <w:bottom w:w="0" w:type="dxa"/>
+            <w:right w:w="108" w:type="dxa"/>
+          </w:tblCellMar>
+        </w:tblPrEx>
         <w:tc>
           <w:tcPr>
             <w:tcW w:w="1436" w:type="dxa"/>
@@ -3706,6 +4232,16 @@
         </w:tc>
       </w:tr>
       <w:tr>
+        <w:tblPrEx>
+          <w:tblBorders>
+            <w:top w:val="single" w:color="auto" w:sz="4" w:space="0"/>
+            <w:left w:val="single" w:color="auto" w:sz="4" w:space="0"/>
+            <w:bottom w:val="single" w:color="auto" w:sz="4" w:space="0"/>
+            <w:right w:val="single" w:color="auto" w:sz="4" w:space="0"/>
+            <w:insideH w:val="single" w:color="auto" w:sz="4" w:space="0"/>
+            <w:insideV w:val="single" w:color="auto" w:sz="4" w:space="0"/>
+          </w:tblBorders>
+        </w:tblPrEx>
         <w:tc>
           <w:tcPr>
             <w:tcW w:w="1436" w:type="dxa"/>
@@ -3753,6 +4289,22 @@
         </w:tc>
       </w:tr>
       <w:tr>
+        <w:tblPrEx>
+          <w:tblBorders>
+            <w:top w:val="single" w:color="auto" w:sz="4" w:space="0"/>
+            <w:left w:val="single" w:color="auto" w:sz="4" w:space="0"/>
+            <w:bottom w:val="single" w:color="auto" w:sz="4" w:space="0"/>
+            <w:right w:val="single" w:color="auto" w:sz="4" w:space="0"/>
+            <w:insideH w:val="single" w:color="auto" w:sz="4" w:space="0"/>
+            <w:insideV w:val="single" w:color="auto" w:sz="4" w:space="0"/>
+          </w:tblBorders>
+          <w:tblCellMar>
+            <w:top w:w="0" w:type="dxa"/>
+            <w:left w:w="108" w:type="dxa"/>
+            <w:bottom w:w="0" w:type="dxa"/>
+            <w:right w:w="108" w:type="dxa"/>
+          </w:tblCellMar>
+        </w:tblPrEx>
         <w:tc>
           <w:tcPr>
             <w:tcW w:w="1436" w:type="dxa"/>
@@ -3800,6 +4352,16 @@
         </w:tc>
       </w:tr>
       <w:tr>
+        <w:tblPrEx>
+          <w:tblBorders>
+            <w:top w:val="single" w:color="auto" w:sz="4" w:space="0"/>
+            <w:left w:val="single" w:color="auto" w:sz="4" w:space="0"/>
+            <w:bottom w:val="single" w:color="auto" w:sz="4" w:space="0"/>
+            <w:right w:val="single" w:color="auto" w:sz="4" w:space="0"/>
+            <w:insideH w:val="single" w:color="auto" w:sz="4" w:space="0"/>
+            <w:insideV w:val="single" w:color="auto" w:sz="4" w:space="0"/>
+          </w:tblBorders>
+        </w:tblPrEx>
         <w:tc>
           <w:tcPr>
             <w:tcW w:w="1436" w:type="dxa"/>
@@ -3847,6 +4409,16 @@
         </w:tc>
       </w:tr>
       <w:tr>
+        <w:tblPrEx>
+          <w:tblBorders>
+            <w:top w:val="single" w:color="auto" w:sz="4" w:space="0"/>
+            <w:left w:val="single" w:color="auto" w:sz="4" w:space="0"/>
+            <w:bottom w:val="single" w:color="auto" w:sz="4" w:space="0"/>
+            <w:right w:val="single" w:color="auto" w:sz="4" w:space="0"/>
+            <w:insideH w:val="single" w:color="auto" w:sz="4" w:space="0"/>
+            <w:insideV w:val="single" w:color="auto" w:sz="4" w:space="0"/>
+          </w:tblBorders>
+        </w:tblPrEx>
         <w:tc>
           <w:tcPr>
             <w:tcW w:w="1436" w:type="dxa"/>
@@ -3894,6 +4466,22 @@
         </w:tc>
       </w:tr>
       <w:tr>
+        <w:tblPrEx>
+          <w:tblBorders>
+            <w:top w:val="single" w:color="auto" w:sz="4" w:space="0"/>
+            <w:left w:val="single" w:color="auto" w:sz="4" w:space="0"/>
+            <w:bottom w:val="single" w:color="auto" w:sz="4" w:space="0"/>
+            <w:right w:val="single" w:color="auto" w:sz="4" w:space="0"/>
+            <w:insideH w:val="single" w:color="auto" w:sz="4" w:space="0"/>
+            <w:insideV w:val="single" w:color="auto" w:sz="4" w:space="0"/>
+          </w:tblBorders>
+          <w:tblCellMar>
+            <w:top w:w="0" w:type="dxa"/>
+            <w:left w:w="108" w:type="dxa"/>
+            <w:bottom w:w="0" w:type="dxa"/>
+            <w:right w:w="108" w:type="dxa"/>
+          </w:tblCellMar>
+        </w:tblPrEx>
         <w:tc>
           <w:tcPr>
             <w:tcW w:w="1436" w:type="dxa"/>
@@ -4241,6 +4829,22 @@
         <w:gridCol w:w="3438"/>
       </w:tblGrid>
       <w:tr>
+        <w:tblPrEx>
+          <w:tblBorders>
+            <w:top w:val="single" w:color="auto" w:sz="4" w:space="0"/>
+            <w:left w:val="single" w:color="auto" w:sz="4" w:space="0"/>
+            <w:bottom w:val="single" w:color="auto" w:sz="4" w:space="0"/>
+            <w:right w:val="single" w:color="auto" w:sz="4" w:space="0"/>
+            <w:insideH w:val="single" w:color="auto" w:sz="4" w:space="0"/>
+            <w:insideV w:val="single" w:color="auto" w:sz="4" w:space="0"/>
+          </w:tblBorders>
+          <w:tblCellMar>
+            <w:top w:w="0" w:type="dxa"/>
+            <w:left w:w="108" w:type="dxa"/>
+            <w:bottom w:w="0" w:type="dxa"/>
+            <w:right w:w="108" w:type="dxa"/>
+          </w:tblCellMar>
+        </w:tblPrEx>
         <w:tc>
           <w:tcPr>
             <w:tcW w:w="2097" w:type="dxa"/>
@@ -4400,6 +5004,22 @@
         </w:tc>
       </w:tr>
       <w:tr>
+        <w:tblPrEx>
+          <w:tblBorders>
+            <w:top w:val="single" w:color="auto" w:sz="4" w:space="0"/>
+            <w:left w:val="single" w:color="auto" w:sz="4" w:space="0"/>
+            <w:bottom w:val="single" w:color="auto" w:sz="4" w:space="0"/>
+            <w:right w:val="single" w:color="auto" w:sz="4" w:space="0"/>
+            <w:insideH w:val="single" w:color="auto" w:sz="4" w:space="0"/>
+            <w:insideV w:val="single" w:color="auto" w:sz="4" w:space="0"/>
+          </w:tblBorders>
+          <w:tblCellMar>
+            <w:top w:w="0" w:type="dxa"/>
+            <w:left w:w="108" w:type="dxa"/>
+            <w:bottom w:w="0" w:type="dxa"/>
+            <w:right w:w="108" w:type="dxa"/>
+          </w:tblCellMar>
+        </w:tblPrEx>
         <w:tc>
           <w:tcPr>
             <w:tcW w:w="2097" w:type="dxa"/>
@@ -4556,6 +5176,22 @@
         </w:tc>
       </w:tr>
       <w:tr>
+        <w:tblPrEx>
+          <w:tblBorders>
+            <w:top w:val="single" w:color="auto" w:sz="4" w:space="0"/>
+            <w:left w:val="single" w:color="auto" w:sz="4" w:space="0"/>
+            <w:bottom w:val="single" w:color="auto" w:sz="4" w:space="0"/>
+            <w:right w:val="single" w:color="auto" w:sz="4" w:space="0"/>
+            <w:insideH w:val="single" w:color="auto" w:sz="4" w:space="0"/>
+            <w:insideV w:val="single" w:color="auto" w:sz="4" w:space="0"/>
+          </w:tblBorders>
+          <w:tblCellMar>
+            <w:top w:w="0" w:type="dxa"/>
+            <w:left w:w="108" w:type="dxa"/>
+            <w:bottom w:w="0" w:type="dxa"/>
+            <w:right w:w="108" w:type="dxa"/>
+          </w:tblCellMar>
+        </w:tblPrEx>
         <w:tc>
           <w:tcPr>
             <w:tcW w:w="2097" w:type="dxa"/>
@@ -4715,6 +5351,22 @@
         </w:tc>
       </w:tr>
       <w:tr>
+        <w:tblPrEx>
+          <w:tblBorders>
+            <w:top w:val="single" w:color="auto" w:sz="4" w:space="0"/>
+            <w:left w:val="single" w:color="auto" w:sz="4" w:space="0"/>
+            <w:bottom w:val="single" w:color="auto" w:sz="4" w:space="0"/>
+            <w:right w:val="single" w:color="auto" w:sz="4" w:space="0"/>
+            <w:insideH w:val="single" w:color="auto" w:sz="4" w:space="0"/>
+            <w:insideV w:val="single" w:color="auto" w:sz="4" w:space="0"/>
+          </w:tblBorders>
+          <w:tblCellMar>
+            <w:top w:w="0" w:type="dxa"/>
+            <w:left w:w="108" w:type="dxa"/>
+            <w:bottom w:w="0" w:type="dxa"/>
+            <w:right w:w="108" w:type="dxa"/>
+          </w:tblCellMar>
+        </w:tblPrEx>
         <w:tc>
           <w:tcPr>
             <w:tcW w:w="2097" w:type="dxa"/>
@@ -4850,6 +5502,22 @@
         </w:tc>
       </w:tr>
       <w:tr>
+        <w:tblPrEx>
+          <w:tblBorders>
+            <w:top w:val="single" w:color="auto" w:sz="4" w:space="0"/>
+            <w:left w:val="single" w:color="auto" w:sz="4" w:space="0"/>
+            <w:bottom w:val="single" w:color="auto" w:sz="4" w:space="0"/>
+            <w:right w:val="single" w:color="auto" w:sz="4" w:space="0"/>
+            <w:insideH w:val="single" w:color="auto" w:sz="4" w:space="0"/>
+            <w:insideV w:val="single" w:color="auto" w:sz="4" w:space="0"/>
+          </w:tblBorders>
+          <w:tblCellMar>
+            <w:top w:w="0" w:type="dxa"/>
+            <w:left w:w="108" w:type="dxa"/>
+            <w:bottom w:w="0" w:type="dxa"/>
+            <w:right w:w="108" w:type="dxa"/>
+          </w:tblCellMar>
+        </w:tblPrEx>
         <w:tc>
           <w:tcPr>
             <w:tcW w:w="2097" w:type="dxa"/>
@@ -5057,6 +5725,22 @@
         </w:tc>
       </w:tr>
       <w:tr>
+        <w:tblPrEx>
+          <w:tblBorders>
+            <w:top w:val="single" w:color="auto" w:sz="4" w:space="0"/>
+            <w:left w:val="single" w:color="auto" w:sz="4" w:space="0"/>
+            <w:bottom w:val="single" w:color="auto" w:sz="4" w:space="0"/>
+            <w:right w:val="single" w:color="auto" w:sz="4" w:space="0"/>
+            <w:insideH w:val="single" w:color="auto" w:sz="4" w:space="0"/>
+            <w:insideV w:val="single" w:color="auto" w:sz="4" w:space="0"/>
+          </w:tblBorders>
+          <w:tblCellMar>
+            <w:top w:w="0" w:type="dxa"/>
+            <w:left w:w="108" w:type="dxa"/>
+            <w:bottom w:w="0" w:type="dxa"/>
+            <w:right w:w="108" w:type="dxa"/>
+          </w:tblCellMar>
+        </w:tblPrEx>
         <w:tc>
           <w:tcPr>
             <w:tcW w:w="2097" w:type="dxa"/>
@@ -5252,6 +5936,22 @@
         </w:tc>
       </w:tr>
       <w:tr>
+        <w:tblPrEx>
+          <w:tblBorders>
+            <w:top w:val="single" w:color="auto" w:sz="4" w:space="0"/>
+            <w:left w:val="single" w:color="auto" w:sz="4" w:space="0"/>
+            <w:bottom w:val="single" w:color="auto" w:sz="4" w:space="0"/>
+            <w:right w:val="single" w:color="auto" w:sz="4" w:space="0"/>
+            <w:insideH w:val="single" w:color="auto" w:sz="4" w:space="0"/>
+            <w:insideV w:val="single" w:color="auto" w:sz="4" w:space="0"/>
+          </w:tblBorders>
+          <w:tblCellMar>
+            <w:top w:w="0" w:type="dxa"/>
+            <w:left w:w="108" w:type="dxa"/>
+            <w:bottom w:w="0" w:type="dxa"/>
+            <w:right w:w="108" w:type="dxa"/>
+          </w:tblCellMar>
+        </w:tblPrEx>
         <w:tc>
           <w:tcPr>
             <w:tcW w:w="2097" w:type="dxa"/>
@@ -5447,6 +6147,22 @@
         </w:tc>
       </w:tr>
       <w:tr>
+        <w:tblPrEx>
+          <w:tblBorders>
+            <w:top w:val="single" w:color="auto" w:sz="4" w:space="0"/>
+            <w:left w:val="single" w:color="auto" w:sz="4" w:space="0"/>
+            <w:bottom w:val="single" w:color="auto" w:sz="4" w:space="0"/>
+            <w:right w:val="single" w:color="auto" w:sz="4" w:space="0"/>
+            <w:insideH w:val="single" w:color="auto" w:sz="4" w:space="0"/>
+            <w:insideV w:val="single" w:color="auto" w:sz="4" w:space="0"/>
+          </w:tblBorders>
+          <w:tblCellMar>
+            <w:top w:w="0" w:type="dxa"/>
+            <w:left w:w="108" w:type="dxa"/>
+            <w:bottom w:w="0" w:type="dxa"/>
+            <w:right w:w="108" w:type="dxa"/>
+          </w:tblCellMar>
+        </w:tblPrEx>
         <w:tc>
           <w:tcPr>
             <w:tcW w:w="2097" w:type="dxa"/>
@@ -6217,6 +6933,14 @@
         <w:gridCol w:w="4251"/>
       </w:tblGrid>
       <w:tr>
+        <w:tblPrEx>
+          <w:tblCellMar>
+            <w:top w:w="0" w:type="dxa"/>
+            <w:left w:w="108" w:type="dxa"/>
+            <w:bottom w:w="0" w:type="dxa"/>
+            <w:right w:w="108" w:type="dxa"/>
+          </w:tblCellMar>
+        </w:tblPrEx>
         <w:trPr>
           <w:trHeight w:val="962" w:hRule="exact"/>
         </w:trPr>
@@ -6357,6 +7081,14 @@
         </w:tc>
       </w:tr>
       <w:tr>
+        <w:tblPrEx>
+          <w:tblCellMar>
+            <w:top w:w="0" w:type="dxa"/>
+            <w:left w:w="108" w:type="dxa"/>
+            <w:bottom w:w="0" w:type="dxa"/>
+            <w:right w:w="108" w:type="dxa"/>
+          </w:tblCellMar>
+        </w:tblPrEx>
         <w:trPr>
           <w:trHeight w:val="645" w:hRule="exact"/>
         </w:trPr>
@@ -6470,6 +7202,14 @@
         </w:tc>
       </w:tr>
       <w:tr>
+        <w:tblPrEx>
+          <w:tblCellMar>
+            <w:top w:w="0" w:type="dxa"/>
+            <w:left w:w="108" w:type="dxa"/>
+            <w:bottom w:w="0" w:type="dxa"/>
+            <w:right w:w="108" w:type="dxa"/>
+          </w:tblCellMar>
+        </w:tblPrEx>
         <w:trPr>
           <w:trHeight w:val="229" w:hRule="exact"/>
         </w:trPr>
@@ -6561,6 +7301,14 @@
         </w:tc>
       </w:tr>
       <w:tr>
+        <w:tblPrEx>
+          <w:tblCellMar>
+            <w:top w:w="0" w:type="dxa"/>
+            <w:left w:w="108" w:type="dxa"/>
+            <w:bottom w:w="0" w:type="dxa"/>
+            <w:right w:w="108" w:type="dxa"/>
+          </w:tblCellMar>
+        </w:tblPrEx>
         <w:trPr>
           <w:trHeight w:val="3708" w:hRule="exact"/>
         </w:trPr>
@@ -6913,6 +7661,14 @@
         </w:tc>
       </w:tr>
       <w:tr>
+        <w:tblPrEx>
+          <w:tblCellMar>
+            <w:top w:w="0" w:type="dxa"/>
+            <w:left w:w="108" w:type="dxa"/>
+            <w:bottom w:w="0" w:type="dxa"/>
+            <w:right w:w="108" w:type="dxa"/>
+          </w:tblCellMar>
+        </w:tblPrEx>
         <w:trPr>
           <w:trHeight w:val="232" w:hRule="exact"/>
         </w:trPr>
@@ -6989,6 +7745,14 @@
         </w:tc>
       </w:tr>
       <w:tr>
+        <w:tblPrEx>
+          <w:tblCellMar>
+            <w:top w:w="0" w:type="dxa"/>
+            <w:left w:w="108" w:type="dxa"/>
+            <w:bottom w:w="0" w:type="dxa"/>
+            <w:right w:w="108" w:type="dxa"/>
+          </w:tblCellMar>
+        </w:tblPrEx>
         <w:trPr>
           <w:trHeight w:val="232" w:hRule="exact"/>
         </w:trPr>
@@ -7065,6 +7829,14 @@
         </w:tc>
       </w:tr>
       <w:tr>
+        <w:tblPrEx>
+          <w:tblCellMar>
+            <w:top w:w="0" w:type="dxa"/>
+            <w:left w:w="108" w:type="dxa"/>
+            <w:bottom w:w="0" w:type="dxa"/>
+            <w:right w:w="108" w:type="dxa"/>
+          </w:tblCellMar>
+        </w:tblPrEx>
         <w:trPr>
           <w:trHeight w:val="232" w:hRule="exact"/>
         </w:trPr>
@@ -7141,6 +7913,14 @@
         </w:tc>
       </w:tr>
       <w:tr>
+        <w:tblPrEx>
+          <w:tblCellMar>
+            <w:top w:w="0" w:type="dxa"/>
+            <w:left w:w="108" w:type="dxa"/>
+            <w:bottom w:w="0" w:type="dxa"/>
+            <w:right w:w="108" w:type="dxa"/>
+          </w:tblCellMar>
+        </w:tblPrEx>
         <w:trPr>
           <w:trHeight w:val="232" w:hRule="exact"/>
         </w:trPr>
@@ -7232,6 +8012,14 @@
         </w:tc>
       </w:tr>
       <w:tr>
+        <w:tblPrEx>
+          <w:tblCellMar>
+            <w:top w:w="0" w:type="dxa"/>
+            <w:left w:w="108" w:type="dxa"/>
+            <w:bottom w:w="0" w:type="dxa"/>
+            <w:right w:w="108" w:type="dxa"/>
+          </w:tblCellMar>
+        </w:tblPrEx>
         <w:trPr>
           <w:trHeight w:val="232" w:hRule="exact"/>
         </w:trPr>
@@ -7308,6 +8096,14 @@
         </w:tc>
       </w:tr>
       <w:tr>
+        <w:tblPrEx>
+          <w:tblCellMar>
+            <w:top w:w="0" w:type="dxa"/>
+            <w:left w:w="108" w:type="dxa"/>
+            <w:bottom w:w="0" w:type="dxa"/>
+            <w:right w:w="108" w:type="dxa"/>
+          </w:tblCellMar>
+        </w:tblPrEx>
         <w:trPr>
           <w:trHeight w:val="232" w:hRule="exact"/>
         </w:trPr>
@@ -7384,6 +8180,14 @@
         </w:tc>
       </w:tr>
       <w:tr>
+        <w:tblPrEx>
+          <w:tblCellMar>
+            <w:top w:w="0" w:type="dxa"/>
+            <w:left w:w="108" w:type="dxa"/>
+            <w:bottom w:w="0" w:type="dxa"/>
+            <w:right w:w="108" w:type="dxa"/>
+          </w:tblCellMar>
+        </w:tblPrEx>
         <w:trPr>
           <w:trHeight w:val="321" w:hRule="exact"/>
         </w:trPr>
@@ -7460,6 +8264,14 @@
         </w:tc>
       </w:tr>
       <w:tr>
+        <w:tblPrEx>
+          <w:tblCellMar>
+            <w:top w:w="0" w:type="dxa"/>
+            <w:left w:w="108" w:type="dxa"/>
+            <w:bottom w:w="0" w:type="dxa"/>
+            <w:right w:w="108" w:type="dxa"/>
+          </w:tblCellMar>
+        </w:tblPrEx>
         <w:trPr>
           <w:trHeight w:val="507" w:hRule="exact"/>
         </w:trPr>
@@ -7551,6 +8363,14 @@
         </w:tc>
       </w:tr>
       <w:tr>
+        <w:tblPrEx>
+          <w:tblCellMar>
+            <w:top w:w="0" w:type="dxa"/>
+            <w:left w:w="108" w:type="dxa"/>
+            <w:bottom w:w="0" w:type="dxa"/>
+            <w:right w:w="108" w:type="dxa"/>
+          </w:tblCellMar>
+        </w:tblPrEx>
         <w:trPr>
           <w:trHeight w:val="227" w:hRule="exact"/>
         </w:trPr>
@@ -7657,6 +8477,14 @@
         </w:tc>
       </w:tr>
       <w:tr>
+        <w:tblPrEx>
+          <w:tblCellMar>
+            <w:top w:w="0" w:type="dxa"/>
+            <w:left w:w="108" w:type="dxa"/>
+            <w:bottom w:w="0" w:type="dxa"/>
+            <w:right w:w="108" w:type="dxa"/>
+          </w:tblCellMar>
+        </w:tblPrEx>
         <w:trPr>
           <w:trHeight w:val="227" w:hRule="exact"/>
         </w:trPr>
@@ -7748,6 +8576,14 @@
         </w:tc>
       </w:tr>
       <w:tr>
+        <w:tblPrEx>
+          <w:tblCellMar>
+            <w:top w:w="0" w:type="dxa"/>
+            <w:left w:w="108" w:type="dxa"/>
+            <w:bottom w:w="0" w:type="dxa"/>
+            <w:right w:w="108" w:type="dxa"/>
+          </w:tblCellMar>
+        </w:tblPrEx>
         <w:trPr>
           <w:trHeight w:val="227" w:hRule="exact"/>
         </w:trPr>
@@ -7854,6 +8690,14 @@
         </w:tc>
       </w:tr>
       <w:tr>
+        <w:tblPrEx>
+          <w:tblCellMar>
+            <w:top w:w="0" w:type="dxa"/>
+            <w:left w:w="108" w:type="dxa"/>
+            <w:bottom w:w="0" w:type="dxa"/>
+            <w:right w:w="108" w:type="dxa"/>
+          </w:tblCellMar>
+        </w:tblPrEx>
         <w:trPr>
           <w:trHeight w:val="1838" w:hRule="exact"/>
         </w:trPr>
@@ -8041,6 +8885,14 @@
         </w:tc>
       </w:tr>
       <w:tr>
+        <w:tblPrEx>
+          <w:tblCellMar>
+            <w:top w:w="0" w:type="dxa"/>
+            <w:left w:w="108" w:type="dxa"/>
+            <w:bottom w:w="0" w:type="dxa"/>
+            <w:right w:w="108" w:type="dxa"/>
+          </w:tblCellMar>
+        </w:tblPrEx>
         <w:trPr>
           <w:trHeight w:val="227" w:hRule="exact"/>
         </w:trPr>
@@ -8117,6 +8969,14 @@
         </w:tc>
       </w:tr>
       <w:tr>
+        <w:tblPrEx>
+          <w:tblCellMar>
+            <w:top w:w="0" w:type="dxa"/>
+            <w:left w:w="108" w:type="dxa"/>
+            <w:bottom w:w="0" w:type="dxa"/>
+            <w:right w:w="108" w:type="dxa"/>
+          </w:tblCellMar>
+        </w:tblPrEx>
         <w:trPr>
           <w:trHeight w:val="227" w:hRule="exact"/>
         </w:trPr>
@@ -8193,6 +9053,14 @@
         </w:tc>
       </w:tr>
       <w:tr>
+        <w:tblPrEx>
+          <w:tblCellMar>
+            <w:top w:w="0" w:type="dxa"/>
+            <w:left w:w="108" w:type="dxa"/>
+            <w:bottom w:w="0" w:type="dxa"/>
+            <w:right w:w="108" w:type="dxa"/>
+          </w:tblCellMar>
+        </w:tblPrEx>
         <w:trPr>
           <w:trHeight w:val="377" w:hRule="exact"/>
         </w:trPr>
@@ -8336,6 +9204,14 @@
         <w:gridCol w:w="4251"/>
       </w:tblGrid>
       <w:tr>
+        <w:tblPrEx>
+          <w:tblCellMar>
+            <w:top w:w="0" w:type="dxa"/>
+            <w:left w:w="108" w:type="dxa"/>
+            <w:bottom w:w="0" w:type="dxa"/>
+            <w:right w:w="108" w:type="dxa"/>
+          </w:tblCellMar>
+        </w:tblPrEx>
         <w:trPr>
           <w:trHeight w:val="5503" w:hRule="exact"/>
         </w:trPr>
@@ -8655,6 +9531,14 @@
         </w:tc>
       </w:tr>
       <w:tr>
+        <w:tblPrEx>
+          <w:tblCellMar>
+            <w:top w:w="0" w:type="dxa"/>
+            <w:left w:w="108" w:type="dxa"/>
+            <w:bottom w:w="0" w:type="dxa"/>
+            <w:right w:w="108" w:type="dxa"/>
+          </w:tblCellMar>
+        </w:tblPrEx>
         <w:trPr>
           <w:trHeight w:val="235" w:hRule="exact"/>
         </w:trPr>
@@ -8731,6 +9615,14 @@
         </w:tc>
       </w:tr>
       <w:tr>
+        <w:tblPrEx>
+          <w:tblCellMar>
+            <w:top w:w="0" w:type="dxa"/>
+            <w:left w:w="108" w:type="dxa"/>
+            <w:bottom w:w="0" w:type="dxa"/>
+            <w:right w:w="108" w:type="dxa"/>
+          </w:tblCellMar>
+        </w:tblPrEx>
         <w:trPr>
           <w:trHeight w:val="235" w:hRule="exact"/>
         </w:trPr>
@@ -8807,6 +9699,14 @@
         </w:tc>
       </w:tr>
       <w:tr>
+        <w:tblPrEx>
+          <w:tblCellMar>
+            <w:top w:w="0" w:type="dxa"/>
+            <w:left w:w="108" w:type="dxa"/>
+            <w:bottom w:w="0" w:type="dxa"/>
+            <w:right w:w="108" w:type="dxa"/>
+          </w:tblCellMar>
+        </w:tblPrEx>
         <w:trPr>
           <w:trHeight w:val="236" w:hRule="exact"/>
         </w:trPr>
@@ -8883,6 +9783,14 @@
         </w:tc>
       </w:tr>
       <w:tr>
+        <w:tblPrEx>
+          <w:tblCellMar>
+            <w:top w:w="0" w:type="dxa"/>
+            <w:left w:w="108" w:type="dxa"/>
+            <w:bottom w:w="0" w:type="dxa"/>
+            <w:right w:w="108" w:type="dxa"/>
+          </w:tblCellMar>
+        </w:tblPrEx>
         <w:trPr>
           <w:trHeight w:val="236" w:hRule="exact"/>
         </w:trPr>
@@ -8974,6 +9882,14 @@
         </w:tc>
       </w:tr>
       <w:tr>
+        <w:tblPrEx>
+          <w:tblCellMar>
+            <w:top w:w="0" w:type="dxa"/>
+            <w:left w:w="108" w:type="dxa"/>
+            <w:bottom w:w="0" w:type="dxa"/>
+            <w:right w:w="108" w:type="dxa"/>
+          </w:tblCellMar>
+        </w:tblPrEx>
         <w:trPr>
           <w:trHeight w:val="235" w:hRule="exact"/>
         </w:trPr>
@@ -9050,6 +9966,14 @@
         </w:tc>
       </w:tr>
       <w:tr>
+        <w:tblPrEx>
+          <w:tblCellMar>
+            <w:top w:w="0" w:type="dxa"/>
+            <w:left w:w="108" w:type="dxa"/>
+            <w:bottom w:w="0" w:type="dxa"/>
+            <w:right w:w="108" w:type="dxa"/>
+          </w:tblCellMar>
+        </w:tblPrEx>
         <w:trPr>
           <w:trHeight w:val="235" w:hRule="exact"/>
         </w:trPr>
@@ -9141,6 +10065,14 @@
         </w:tc>
       </w:tr>
       <w:tr>
+        <w:tblPrEx>
+          <w:tblCellMar>
+            <w:top w:w="0" w:type="dxa"/>
+            <w:left w:w="108" w:type="dxa"/>
+            <w:bottom w:w="0" w:type="dxa"/>
+            <w:right w:w="108" w:type="dxa"/>
+          </w:tblCellMar>
+        </w:tblPrEx>
         <w:trPr>
           <w:trHeight w:val="235" w:hRule="exact"/>
         </w:trPr>
@@ -9217,6 +10149,14 @@
         </w:tc>
       </w:tr>
       <w:tr>
+        <w:tblPrEx>
+          <w:tblCellMar>
+            <w:top w:w="0" w:type="dxa"/>
+            <w:left w:w="108" w:type="dxa"/>
+            <w:bottom w:w="0" w:type="dxa"/>
+            <w:right w:w="108" w:type="dxa"/>
+          </w:tblCellMar>
+        </w:tblPrEx>
         <w:trPr>
           <w:trHeight w:val="235" w:hRule="exact"/>
         </w:trPr>
@@ -9293,6 +10233,14 @@
         </w:tc>
       </w:tr>
       <w:tr>
+        <w:tblPrEx>
+          <w:tblCellMar>
+            <w:top w:w="0" w:type="dxa"/>
+            <w:left w:w="108" w:type="dxa"/>
+            <w:bottom w:w="0" w:type="dxa"/>
+            <w:right w:w="108" w:type="dxa"/>
+          </w:tblCellMar>
+        </w:tblPrEx>
         <w:trPr>
           <w:trHeight w:val="235" w:hRule="exact"/>
         </w:trPr>
@@ -9369,6 +10317,14 @@
         </w:tc>
       </w:tr>
       <w:tr>
+        <w:tblPrEx>
+          <w:tblCellMar>
+            <w:top w:w="0" w:type="dxa"/>
+            <w:left w:w="108" w:type="dxa"/>
+            <w:bottom w:w="0" w:type="dxa"/>
+            <w:right w:w="108" w:type="dxa"/>
+          </w:tblCellMar>
+        </w:tblPrEx>
         <w:trPr>
           <w:trHeight w:val="235" w:hRule="exact"/>
         </w:trPr>
@@ -9445,6 +10401,14 @@
         </w:tc>
       </w:tr>
       <w:tr>
+        <w:tblPrEx>
+          <w:tblCellMar>
+            <w:top w:w="0" w:type="dxa"/>
+            <w:left w:w="108" w:type="dxa"/>
+            <w:bottom w:w="0" w:type="dxa"/>
+            <w:right w:w="108" w:type="dxa"/>
+          </w:tblCellMar>
+        </w:tblPrEx>
         <w:trPr>
           <w:trHeight w:val="236" w:hRule="exact"/>
         </w:trPr>
@@ -9521,6 +10485,14 @@
         </w:tc>
       </w:tr>
       <w:tr>
+        <w:tblPrEx>
+          <w:tblCellMar>
+            <w:top w:w="0" w:type="dxa"/>
+            <w:left w:w="108" w:type="dxa"/>
+            <w:bottom w:w="0" w:type="dxa"/>
+            <w:right w:w="108" w:type="dxa"/>
+          </w:tblCellMar>
+        </w:tblPrEx>
         <w:trPr>
           <w:trHeight w:val="236" w:hRule="exact"/>
         </w:trPr>
@@ -9612,6 +10584,14 @@
         </w:tc>
       </w:tr>
       <w:tr>
+        <w:tblPrEx>
+          <w:tblCellMar>
+            <w:top w:w="0" w:type="dxa"/>
+            <w:left w:w="108" w:type="dxa"/>
+            <w:bottom w:w="0" w:type="dxa"/>
+            <w:right w:w="108" w:type="dxa"/>
+          </w:tblCellMar>
+        </w:tblPrEx>
         <w:trPr>
           <w:trHeight w:val="235" w:hRule="exact"/>
         </w:trPr>
@@ -9688,6 +10668,14 @@
         </w:tc>
       </w:tr>
       <w:tr>
+        <w:tblPrEx>
+          <w:tblCellMar>
+            <w:top w:w="0" w:type="dxa"/>
+            <w:left w:w="108" w:type="dxa"/>
+            <w:bottom w:w="0" w:type="dxa"/>
+            <w:right w:w="108" w:type="dxa"/>
+          </w:tblCellMar>
+        </w:tblPrEx>
         <w:trPr>
           <w:trHeight w:val="235" w:hRule="exact"/>
         </w:trPr>
@@ -9779,6 +10767,14 @@
         </w:tc>
       </w:tr>
       <w:tr>
+        <w:tblPrEx>
+          <w:tblCellMar>
+            <w:top w:w="0" w:type="dxa"/>
+            <w:left w:w="108" w:type="dxa"/>
+            <w:bottom w:w="0" w:type="dxa"/>
+            <w:right w:w="108" w:type="dxa"/>
+          </w:tblCellMar>
+        </w:tblPrEx>
         <w:trPr>
           <w:trHeight w:val="235" w:hRule="exact"/>
         </w:trPr>
@@ -9870,6 +10866,14 @@
         </w:tc>
       </w:tr>
       <w:tr>
+        <w:tblPrEx>
+          <w:tblCellMar>
+            <w:top w:w="0" w:type="dxa"/>
+            <w:left w:w="108" w:type="dxa"/>
+            <w:bottom w:w="0" w:type="dxa"/>
+            <w:right w:w="108" w:type="dxa"/>
+          </w:tblCellMar>
+        </w:tblPrEx>
         <w:trPr>
           <w:trHeight w:val="235" w:hRule="exact"/>
         </w:trPr>
@@ -9946,6 +10950,14 @@
         </w:tc>
       </w:tr>
       <w:tr>
+        <w:tblPrEx>
+          <w:tblCellMar>
+            <w:top w:w="0" w:type="dxa"/>
+            <w:left w:w="108" w:type="dxa"/>
+            <w:bottom w:w="0" w:type="dxa"/>
+            <w:right w:w="108" w:type="dxa"/>
+          </w:tblCellMar>
+        </w:tblPrEx>
         <w:trPr>
           <w:trHeight w:val="235" w:hRule="exact"/>
         </w:trPr>
@@ -10037,6 +11049,14 @@
         </w:tc>
       </w:tr>
       <w:tr>
+        <w:tblPrEx>
+          <w:tblCellMar>
+            <w:top w:w="0" w:type="dxa"/>
+            <w:left w:w="108" w:type="dxa"/>
+            <w:bottom w:w="0" w:type="dxa"/>
+            <w:right w:w="108" w:type="dxa"/>
+          </w:tblCellMar>
+        </w:tblPrEx>
         <w:trPr>
           <w:trHeight w:val="235" w:hRule="exact"/>
         </w:trPr>
@@ -10128,6 +11148,14 @@
         </w:tc>
       </w:tr>
       <w:tr>
+        <w:tblPrEx>
+          <w:tblCellMar>
+            <w:top w:w="0" w:type="dxa"/>
+            <w:left w:w="108" w:type="dxa"/>
+            <w:bottom w:w="0" w:type="dxa"/>
+            <w:right w:w="108" w:type="dxa"/>
+          </w:tblCellMar>
+        </w:tblPrEx>
         <w:trPr>
           <w:trHeight w:val="235" w:hRule="exact"/>
         </w:trPr>
@@ -10219,6 +11247,14 @@
         </w:tc>
       </w:tr>
       <w:tr>
+        <w:tblPrEx>
+          <w:tblCellMar>
+            <w:top w:w="0" w:type="dxa"/>
+            <w:left w:w="108" w:type="dxa"/>
+            <w:bottom w:w="0" w:type="dxa"/>
+            <w:right w:w="108" w:type="dxa"/>
+          </w:tblCellMar>
+        </w:tblPrEx>
         <w:trPr>
           <w:trHeight w:val="236" w:hRule="exact"/>
         </w:trPr>
@@ -10310,6 +11346,14 @@
         </w:tc>
       </w:tr>
       <w:tr>
+        <w:tblPrEx>
+          <w:tblCellMar>
+            <w:top w:w="0" w:type="dxa"/>
+            <w:left w:w="108" w:type="dxa"/>
+            <w:bottom w:w="0" w:type="dxa"/>
+            <w:right w:w="108" w:type="dxa"/>
+          </w:tblCellMar>
+        </w:tblPrEx>
         <w:trPr>
           <w:trHeight w:val="236" w:hRule="exact"/>
         </w:trPr>
@@ -10401,6 +11445,14 @@
         </w:tc>
       </w:tr>
       <w:tr>
+        <w:tblPrEx>
+          <w:tblCellMar>
+            <w:top w:w="0" w:type="dxa"/>
+            <w:left w:w="108" w:type="dxa"/>
+            <w:bottom w:w="0" w:type="dxa"/>
+            <w:right w:w="108" w:type="dxa"/>
+          </w:tblCellMar>
+        </w:tblPrEx>
         <w:trPr>
           <w:trHeight w:val="298" w:hRule="exact"/>
         </w:trPr>
@@ -10525,6 +11577,14 @@
         <w:gridCol w:w="4251"/>
       </w:tblGrid>
       <w:tr>
+        <w:tblPrEx>
+          <w:tblCellMar>
+            <w:top w:w="0" w:type="dxa"/>
+            <w:left w:w="108" w:type="dxa"/>
+            <w:bottom w:w="0" w:type="dxa"/>
+            <w:right w:w="108" w:type="dxa"/>
+          </w:tblCellMar>
+        </w:tblPrEx>
         <w:trPr>
           <w:trHeight w:val="3230" w:hRule="exact"/>
         </w:trPr>
@@ -10746,6 +11806,14 @@
         </w:tc>
       </w:tr>
       <w:tr>
+        <w:tblPrEx>
+          <w:tblCellMar>
+            <w:top w:w="0" w:type="dxa"/>
+            <w:left w:w="108" w:type="dxa"/>
+            <w:bottom w:w="0" w:type="dxa"/>
+            <w:right w:w="108" w:type="dxa"/>
+          </w:tblCellMar>
+        </w:tblPrEx>
         <w:trPr>
           <w:trHeight w:val="333" w:hRule="exact"/>
         </w:trPr>
@@ -10822,6 +11890,14 @@
         </w:tc>
       </w:tr>
       <w:tr>
+        <w:tblPrEx>
+          <w:tblCellMar>
+            <w:top w:w="0" w:type="dxa"/>
+            <w:left w:w="108" w:type="dxa"/>
+            <w:bottom w:w="0" w:type="dxa"/>
+            <w:right w:w="108" w:type="dxa"/>
+          </w:tblCellMar>
+        </w:tblPrEx>
         <w:trPr>
           <w:trHeight w:val="227" w:hRule="exact"/>
         </w:trPr>
@@ -10928,6 +12004,14 @@
         </w:tc>
       </w:tr>
       <w:tr>
+        <w:tblPrEx>
+          <w:tblCellMar>
+            <w:top w:w="0" w:type="dxa"/>
+            <w:left w:w="108" w:type="dxa"/>
+            <w:bottom w:w="0" w:type="dxa"/>
+            <w:right w:w="108" w:type="dxa"/>
+          </w:tblCellMar>
+        </w:tblPrEx>
         <w:trPr>
           <w:trHeight w:val="227" w:hRule="exact"/>
         </w:trPr>
@@ -11019,6 +12103,14 @@
         </w:tc>
       </w:tr>
       <w:tr>
+        <w:tblPrEx>
+          <w:tblCellMar>
+            <w:top w:w="0" w:type="dxa"/>
+            <w:left w:w="108" w:type="dxa"/>
+            <w:bottom w:w="0" w:type="dxa"/>
+            <w:right w:w="108" w:type="dxa"/>
+          </w:tblCellMar>
+        </w:tblPrEx>
         <w:trPr>
           <w:trHeight w:val="227" w:hRule="exact"/>
         </w:trPr>
@@ -11125,6 +12217,14 @@
         </w:tc>
       </w:tr>
       <w:tr>
+        <w:tblPrEx>
+          <w:tblCellMar>
+            <w:top w:w="0" w:type="dxa"/>
+            <w:left w:w="108" w:type="dxa"/>
+            <w:bottom w:w="0" w:type="dxa"/>
+            <w:right w:w="108" w:type="dxa"/>
+          </w:tblCellMar>
+        </w:tblPrEx>
         <w:trPr>
           <w:trHeight w:val="227" w:hRule="exact"/>
         </w:trPr>
@@ -11216,6 +12316,14 @@
         </w:tc>
       </w:tr>
       <w:tr>
+        <w:tblPrEx>
+          <w:tblCellMar>
+            <w:top w:w="0" w:type="dxa"/>
+            <w:left w:w="108" w:type="dxa"/>
+            <w:bottom w:w="0" w:type="dxa"/>
+            <w:right w:w="108" w:type="dxa"/>
+          </w:tblCellMar>
+        </w:tblPrEx>
         <w:trPr>
           <w:trHeight w:val="907" w:hRule="exact"/>
         </w:trPr>
@@ -11379,6 +12487,14 @@
         </w:tc>
       </w:tr>
       <w:tr>
+        <w:tblPrEx>
+          <w:tblCellMar>
+            <w:top w:w="0" w:type="dxa"/>
+            <w:left w:w="108" w:type="dxa"/>
+            <w:bottom w:w="0" w:type="dxa"/>
+            <w:right w:w="108" w:type="dxa"/>
+          </w:tblCellMar>
+        </w:tblPrEx>
         <w:trPr>
           <w:trHeight w:val="227" w:hRule="exact"/>
         </w:trPr>
@@ -11485,6 +12601,14 @@
         </w:tc>
       </w:tr>
       <w:tr>
+        <w:tblPrEx>
+          <w:tblCellMar>
+            <w:top w:w="0" w:type="dxa"/>
+            <w:left w:w="108" w:type="dxa"/>
+            <w:bottom w:w="0" w:type="dxa"/>
+            <w:right w:w="108" w:type="dxa"/>
+          </w:tblCellMar>
+        </w:tblPrEx>
         <w:trPr>
           <w:trHeight w:val="227" w:hRule="exact"/>
         </w:trPr>
@@ -11591,6 +12715,14 @@
         </w:tc>
       </w:tr>
       <w:tr>
+        <w:tblPrEx>
+          <w:tblCellMar>
+            <w:top w:w="0" w:type="dxa"/>
+            <w:left w:w="108" w:type="dxa"/>
+            <w:bottom w:w="0" w:type="dxa"/>
+            <w:right w:w="108" w:type="dxa"/>
+          </w:tblCellMar>
+        </w:tblPrEx>
         <w:trPr>
           <w:trHeight w:val="227" w:hRule="exact"/>
         </w:trPr>
@@ -11682,6 +12814,14 @@
         </w:tc>
       </w:tr>
       <w:tr>
+        <w:tblPrEx>
+          <w:tblCellMar>
+            <w:top w:w="0" w:type="dxa"/>
+            <w:left w:w="108" w:type="dxa"/>
+            <w:bottom w:w="0" w:type="dxa"/>
+            <w:right w:w="108" w:type="dxa"/>
+          </w:tblCellMar>
+        </w:tblPrEx>
         <w:trPr>
           <w:trHeight w:val="227" w:hRule="exact"/>
         </w:trPr>
@@ -11773,6 +12913,14 @@
         </w:tc>
       </w:tr>
       <w:tr>
+        <w:tblPrEx>
+          <w:tblCellMar>
+            <w:top w:w="0" w:type="dxa"/>
+            <w:left w:w="108" w:type="dxa"/>
+            <w:bottom w:w="0" w:type="dxa"/>
+            <w:right w:w="108" w:type="dxa"/>
+          </w:tblCellMar>
+        </w:tblPrEx>
         <w:trPr>
           <w:trHeight w:val="291" w:hRule="exact"/>
         </w:trPr>
@@ -11864,6 +13012,14 @@
         </w:tc>
       </w:tr>
       <w:tr>
+        <w:tblPrEx>
+          <w:tblCellMar>
+            <w:top w:w="0" w:type="dxa"/>
+            <w:left w:w="108" w:type="dxa"/>
+            <w:bottom w:w="0" w:type="dxa"/>
+            <w:right w:w="108" w:type="dxa"/>
+          </w:tblCellMar>
+        </w:tblPrEx>
         <w:trPr>
           <w:trHeight w:val="338" w:hRule="exact"/>
         </w:trPr>
@@ -11955,6 +13111,14 @@
         </w:tc>
       </w:tr>
       <w:tr>
+        <w:tblPrEx>
+          <w:tblCellMar>
+            <w:top w:w="0" w:type="dxa"/>
+            <w:left w:w="108" w:type="dxa"/>
+            <w:bottom w:w="0" w:type="dxa"/>
+            <w:right w:w="108" w:type="dxa"/>
+          </w:tblCellMar>
+        </w:tblPrEx>
         <w:trPr>
           <w:trHeight w:val="2345" w:hRule="exact"/>
         </w:trPr>
@@ -12174,6 +13338,456 @@
                 <w:sz w:val="22"/>
               </w:rPr>
               <w:t>的非小细胞肺癌。NCCN指南推荐卡马替 尼、克唑替尼和特泊替尼用于MET外显子 14跳跃突变非小细胞肺癌患者，推荐卡马 替尼、特泊替尼和克唑替尼用于MET扩增 非小细胞肺癌患者。CSCO指南推荐谷美替 尼、伯瑞替尼、特泊替尼、赛沃替尼和卡 马替尼用于MET外显子14跳跃突变非小细</w:t>
+            </w:r>
+          </w:p>
+        </w:tc>
+      </w:tr>
+      <w:tr>
+        <w:tblPrEx>
+          <w:tblCellMar>
+            <w:top w:w="0" w:type="dxa"/>
+            <w:left w:w="108" w:type="dxa"/>
+            <w:bottom w:w="0" w:type="dxa"/>
+            <w:right w:w="108" w:type="dxa"/>
+          </w:tblCellMar>
+        </w:tblPrEx>
+        <w:trPr>
+          <w:trHeight w:val="234" w:hRule="exact"/>
+        </w:trPr>
+        <w:tc>
+          <w:tcPr>
+            <w:tcW w:w="1418" w:type="dxa"/>
+            <w:tcBorders>
+              <w:top w:val="nil"/>
+              <w:left w:val="single" w:color="000000" w:sz="8" w:space="0"/>
+              <w:bottom w:val="nil"/>
+              <w:right w:val="single" w:color="000000" w:sz="8" w:space="0"/>
+              <w:tl2br w:val="nil"/>
+              <w:tr2bl w:val="nil"/>
+            </w:tcBorders>
+          </w:tcPr>
+          <w:p/>
+        </w:tc>
+        <w:tc>
+          <w:tcPr>
+            <w:tcW w:w="3175" w:type="dxa"/>
+            <w:tcBorders>
+              <w:top w:val="nil"/>
+              <w:left w:val="single" w:color="000000" w:sz="8" w:space="0"/>
+              <w:bottom w:val="nil"/>
+              <w:right w:val="single" w:color="000000" w:sz="8" w:space="0"/>
+              <w:tl2br w:val="nil"/>
+              <w:tr2bl w:val="nil"/>
+            </w:tcBorders>
+          </w:tcPr>
+          <w:p/>
+        </w:tc>
+        <w:tc>
+          <w:tcPr>
+            <w:tcW w:w="1361" w:type="dxa"/>
+            <w:tcBorders>
+              <w:top w:val="nil"/>
+              <w:left w:val="single" w:color="000000" w:sz="8" w:space="0"/>
+              <w:bottom w:val="nil"/>
+              <w:right w:val="single" w:color="000000" w:sz="8" w:space="0"/>
+              <w:tl2br w:val="nil"/>
+              <w:tr2bl w:val="nil"/>
+            </w:tcBorders>
+          </w:tcPr>
+          <w:p/>
+        </w:tc>
+        <w:tc>
+          <w:tcPr>
+            <w:tcW w:w="4251" w:type="dxa"/>
+            <w:tcBorders>
+              <w:top w:val="nil"/>
+              <w:left w:val="single" w:color="000000" w:sz="8" w:space="0"/>
+              <w:bottom w:val="nil"/>
+              <w:right w:val="single" w:color="000000" w:sz="8" w:space="0"/>
+              <w:tl2br w:val="nil"/>
+              <w:tr2bl w:val="nil"/>
+            </w:tcBorders>
+          </w:tcPr>
+          <w:p>
+            <w:pPr>
+              <w:pStyle w:val="10"/>
+              <w:kinsoku w:val="0"/>
+              <w:overflowPunct w:val="0"/>
+              <w:spacing w:line="219" w:lineRule="exact"/>
+              <w:ind w:left="114"/>
+            </w:pPr>
+            <w:r>
+              <w:rPr>
+                <w:rFonts w:hint="eastAsia" w:ascii="宋体" w:hAnsi="宋体"/>
+                <w:sz w:val="22"/>
+              </w:rPr>
+              <w:t>胞肺癌患者。c-MET扩增、MET和HGF过表</w:t>
+            </w:r>
+          </w:p>
+        </w:tc>
+      </w:tr>
+      <w:tr>
+        <w:tblPrEx>
+          <w:tblCellMar>
+            <w:top w:w="0" w:type="dxa"/>
+            <w:left w:w="108" w:type="dxa"/>
+            <w:bottom w:w="0" w:type="dxa"/>
+            <w:right w:w="108" w:type="dxa"/>
+          </w:tblCellMar>
+        </w:tblPrEx>
+        <w:trPr>
+          <w:trHeight w:val="234" w:hRule="exact"/>
+        </w:trPr>
+        <w:tc>
+          <w:tcPr>
+            <w:tcW w:w="1418" w:type="dxa"/>
+            <w:tcBorders>
+              <w:top w:val="nil"/>
+              <w:left w:val="single" w:color="000000" w:sz="8" w:space="0"/>
+              <w:bottom w:val="nil"/>
+              <w:right w:val="single" w:color="000000" w:sz="8" w:space="0"/>
+              <w:tl2br w:val="nil"/>
+              <w:tr2bl w:val="nil"/>
+            </w:tcBorders>
+          </w:tcPr>
+          <w:p/>
+        </w:tc>
+        <w:tc>
+          <w:tcPr>
+            <w:tcW w:w="3175" w:type="dxa"/>
+            <w:tcBorders>
+              <w:top w:val="nil"/>
+              <w:left w:val="single" w:color="000000" w:sz="8" w:space="0"/>
+              <w:bottom w:val="nil"/>
+              <w:right w:val="single" w:color="000000" w:sz="8" w:space="0"/>
+              <w:tl2br w:val="nil"/>
+              <w:tr2bl w:val="nil"/>
+            </w:tcBorders>
+          </w:tcPr>
+          <w:p/>
+        </w:tc>
+        <w:tc>
+          <w:tcPr>
+            <w:tcW w:w="1361" w:type="dxa"/>
+            <w:tcBorders>
+              <w:top w:val="nil"/>
+              <w:left w:val="single" w:color="000000" w:sz="8" w:space="0"/>
+              <w:bottom w:val="nil"/>
+              <w:right w:val="single" w:color="000000" w:sz="8" w:space="0"/>
+              <w:tl2br w:val="nil"/>
+              <w:tr2bl w:val="nil"/>
+            </w:tcBorders>
+          </w:tcPr>
+          <w:p/>
+        </w:tc>
+        <w:tc>
+          <w:tcPr>
+            <w:tcW w:w="4251" w:type="dxa"/>
+            <w:tcBorders>
+              <w:top w:val="nil"/>
+              <w:left w:val="single" w:color="000000" w:sz="8" w:space="0"/>
+              <w:bottom w:val="nil"/>
+              <w:right w:val="single" w:color="000000" w:sz="8" w:space="0"/>
+              <w:tl2br w:val="nil"/>
+              <w:tr2bl w:val="nil"/>
+            </w:tcBorders>
+          </w:tcPr>
+          <w:p>
+            <w:pPr>
+              <w:pStyle w:val="10"/>
+              <w:kinsoku w:val="0"/>
+              <w:overflowPunct w:val="0"/>
+              <w:spacing w:line="218" w:lineRule="exact"/>
+              <w:ind w:left="116"/>
+            </w:pPr>
+            <w:r>
+              <w:rPr>
+                <w:rFonts w:hint="eastAsia" w:ascii="宋体" w:hAnsi="宋体"/>
+                <w:sz w:val="22"/>
+              </w:rPr>
+              <w:t>达都可导致非小细胞肺癌患者对MET</w:t>
+            </w:r>
+            <w:r>
+              <w:rPr>
+                <w:rFonts w:hint="eastAsia" w:ascii="宋体" w:hAnsi="宋体"/>
+                <w:spacing w:val="13"/>
+                <w:sz w:val="22"/>
+              </w:rPr>
+              <w:t xml:space="preserve"> </w:t>
+            </w:r>
+            <w:r>
+              <w:rPr>
+                <w:rFonts w:hint="eastAsia" w:ascii="宋体" w:hAnsi="宋体"/>
+                <w:sz w:val="22"/>
+              </w:rPr>
+              <w:t>TKI</w:t>
+            </w:r>
+          </w:p>
+        </w:tc>
+      </w:tr>
+      <w:tr>
+        <w:tblPrEx>
+          <w:tblCellMar>
+            <w:top w:w="0" w:type="dxa"/>
+            <w:left w:w="108" w:type="dxa"/>
+            <w:bottom w:w="0" w:type="dxa"/>
+            <w:right w:w="108" w:type="dxa"/>
+          </w:tblCellMar>
+        </w:tblPrEx>
+        <w:trPr>
+          <w:trHeight w:val="235" w:hRule="exact"/>
+        </w:trPr>
+        <w:tc>
+          <w:tcPr>
+            <w:tcW w:w="1418" w:type="dxa"/>
+            <w:tcBorders>
+              <w:top w:val="nil"/>
+              <w:left w:val="single" w:color="000000" w:sz="8" w:space="0"/>
+              <w:bottom w:val="nil"/>
+              <w:right w:val="single" w:color="000000" w:sz="8" w:space="0"/>
+              <w:tl2br w:val="nil"/>
+              <w:tr2bl w:val="nil"/>
+            </w:tcBorders>
+          </w:tcPr>
+          <w:p/>
+        </w:tc>
+        <w:tc>
+          <w:tcPr>
+            <w:tcW w:w="3175" w:type="dxa"/>
+            <w:tcBorders>
+              <w:top w:val="nil"/>
+              <w:left w:val="single" w:color="000000" w:sz="8" w:space="0"/>
+              <w:bottom w:val="nil"/>
+              <w:right w:val="single" w:color="000000" w:sz="8" w:space="0"/>
+              <w:tl2br w:val="nil"/>
+              <w:tr2bl w:val="nil"/>
+            </w:tcBorders>
+          </w:tcPr>
+          <w:p/>
+        </w:tc>
+        <w:tc>
+          <w:tcPr>
+            <w:tcW w:w="1361" w:type="dxa"/>
+            <w:tcBorders>
+              <w:top w:val="nil"/>
+              <w:left w:val="single" w:color="000000" w:sz="8" w:space="0"/>
+              <w:bottom w:val="nil"/>
+              <w:right w:val="single" w:color="000000" w:sz="8" w:space="0"/>
+              <w:tl2br w:val="nil"/>
+              <w:tr2bl w:val="nil"/>
+            </w:tcBorders>
+          </w:tcPr>
+          <w:p/>
+        </w:tc>
+        <w:tc>
+          <w:tcPr>
+            <w:tcW w:w="4251" w:type="dxa"/>
+            <w:tcBorders>
+              <w:top w:val="nil"/>
+              <w:left w:val="single" w:color="000000" w:sz="8" w:space="0"/>
+              <w:bottom w:val="nil"/>
+              <w:right w:val="single" w:color="000000" w:sz="8" w:space="0"/>
+              <w:tl2br w:val="nil"/>
+              <w:tr2bl w:val="nil"/>
+            </w:tcBorders>
+          </w:tcPr>
+          <w:p>
+            <w:pPr>
+              <w:pStyle w:val="10"/>
+              <w:kinsoku w:val="0"/>
+              <w:overflowPunct w:val="0"/>
+              <w:spacing w:line="219" w:lineRule="exact"/>
+              <w:ind w:left="116"/>
+            </w:pPr>
+            <w:r>
+              <w:rPr>
+                <w:rFonts w:hint="eastAsia" w:ascii="宋体" w:hAnsi="宋体"/>
+                <w:sz w:val="22"/>
+              </w:rPr>
+              <w:t>类药物伯瑞替尼、SYM015等敏感性增加【</w:t>
+            </w:r>
+          </w:p>
+        </w:tc>
+      </w:tr>
+      <w:tr>
+        <w:tblPrEx>
+          <w:tblCellMar>
+            <w:top w:w="0" w:type="dxa"/>
+            <w:left w:w="108" w:type="dxa"/>
+            <w:bottom w:w="0" w:type="dxa"/>
+            <w:right w:w="108" w:type="dxa"/>
+          </w:tblCellMar>
+        </w:tblPrEx>
+        <w:trPr>
+          <w:trHeight w:val="235" w:hRule="exact"/>
+        </w:trPr>
+        <w:tc>
+          <w:tcPr>
+            <w:tcW w:w="1418" w:type="dxa"/>
+            <w:tcBorders>
+              <w:top w:val="nil"/>
+              <w:left w:val="single" w:color="000000" w:sz="8" w:space="0"/>
+              <w:bottom w:val="nil"/>
+              <w:right w:val="single" w:color="000000" w:sz="8" w:space="0"/>
+              <w:tl2br w:val="nil"/>
+              <w:tr2bl w:val="nil"/>
+            </w:tcBorders>
+          </w:tcPr>
+          <w:p/>
+        </w:tc>
+        <w:tc>
+          <w:tcPr>
+            <w:tcW w:w="3175" w:type="dxa"/>
+            <w:tcBorders>
+              <w:top w:val="nil"/>
+              <w:left w:val="single" w:color="000000" w:sz="8" w:space="0"/>
+              <w:bottom w:val="nil"/>
+              <w:right w:val="single" w:color="000000" w:sz="8" w:space="0"/>
+              <w:tl2br w:val="nil"/>
+              <w:tr2bl w:val="nil"/>
+            </w:tcBorders>
+          </w:tcPr>
+          <w:p/>
+        </w:tc>
+        <w:tc>
+          <w:tcPr>
+            <w:tcW w:w="1361" w:type="dxa"/>
+            <w:tcBorders>
+              <w:top w:val="nil"/>
+              <w:left w:val="single" w:color="000000" w:sz="8" w:space="0"/>
+              <w:bottom w:val="nil"/>
+              <w:right w:val="single" w:color="000000" w:sz="8" w:space="0"/>
+              <w:tl2br w:val="nil"/>
+              <w:tr2bl w:val="nil"/>
+            </w:tcBorders>
+          </w:tcPr>
+          <w:p/>
+        </w:tc>
+        <w:tc>
+          <w:tcPr>
+            <w:tcW w:w="4251" w:type="dxa"/>
+            <w:tcBorders>
+              <w:top w:val="nil"/>
+              <w:left w:val="single" w:color="000000" w:sz="8" w:space="0"/>
+              <w:bottom w:val="nil"/>
+              <w:right w:val="single" w:color="000000" w:sz="8" w:space="0"/>
+              <w:tl2br w:val="nil"/>
+              <w:tr2bl w:val="nil"/>
+            </w:tcBorders>
+          </w:tcPr>
+          <w:p>
+            <w:pPr>
+              <w:pStyle w:val="10"/>
+              <w:kinsoku w:val="0"/>
+              <w:overflowPunct w:val="0"/>
+              <w:spacing w:line="219" w:lineRule="exact"/>
+              <w:ind w:left="116"/>
+            </w:pPr>
+            <w:r>
+              <w:rPr>
+                <w:rFonts w:hint="eastAsia" w:ascii="宋体" w:hAnsi="宋体"/>
+                <w:sz w:val="22"/>
+              </w:rPr>
+              <w:t>AACR 2020 Abstract CT127;</w:t>
+            </w:r>
+            <w:r>
+              <w:rPr>
+                <w:rFonts w:hint="eastAsia" w:ascii="宋体" w:hAnsi="宋体"/>
+                <w:spacing w:val="10"/>
+                <w:sz w:val="22"/>
+              </w:rPr>
+              <w:t xml:space="preserve"> </w:t>
+            </w:r>
+            <w:r>
+              <w:rPr>
+                <w:rFonts w:hint="eastAsia" w:ascii="宋体" w:hAnsi="宋体"/>
+                <w:sz w:val="22"/>
+              </w:rPr>
+              <w:t>PMID:</w:t>
+            </w:r>
+          </w:p>
+        </w:tc>
+      </w:tr>
+      <w:tr>
+        <w:tblPrEx>
+          <w:tblCellMar>
+            <w:top w:w="0" w:type="dxa"/>
+            <w:left w:w="108" w:type="dxa"/>
+            <w:bottom w:w="0" w:type="dxa"/>
+            <w:right w:w="108" w:type="dxa"/>
+          </w:tblCellMar>
+        </w:tblPrEx>
+        <w:trPr>
+          <w:trHeight w:val="234" w:hRule="exact"/>
+        </w:trPr>
+        <w:tc>
+          <w:tcPr>
+            <w:tcW w:w="1418" w:type="dxa"/>
+            <w:tcBorders>
+              <w:top w:val="nil"/>
+              <w:left w:val="single" w:color="000000" w:sz="8" w:space="0"/>
+              <w:bottom w:val="nil"/>
+              <w:right w:val="single" w:color="000000" w:sz="8" w:space="0"/>
+              <w:tl2br w:val="nil"/>
+              <w:tr2bl w:val="nil"/>
+            </w:tcBorders>
+          </w:tcPr>
+          <w:p/>
+        </w:tc>
+        <w:tc>
+          <w:tcPr>
+            <w:tcW w:w="3175" w:type="dxa"/>
+            <w:tcBorders>
+              <w:top w:val="nil"/>
+              <w:left w:val="single" w:color="000000" w:sz="8" w:space="0"/>
+              <w:bottom w:val="nil"/>
+              <w:right w:val="single" w:color="000000" w:sz="8" w:space="0"/>
+              <w:tl2br w:val="nil"/>
+              <w:tr2bl w:val="nil"/>
+            </w:tcBorders>
+          </w:tcPr>
+          <w:p/>
+        </w:tc>
+        <w:tc>
+          <w:tcPr>
+            <w:tcW w:w="1361" w:type="dxa"/>
+            <w:tcBorders>
+              <w:top w:val="nil"/>
+              <w:left w:val="single" w:color="000000" w:sz="8" w:space="0"/>
+              <w:bottom w:val="nil"/>
+              <w:right w:val="single" w:color="000000" w:sz="8" w:space="0"/>
+              <w:tl2br w:val="nil"/>
+              <w:tr2bl w:val="nil"/>
+            </w:tcBorders>
+          </w:tcPr>
+          <w:p/>
+        </w:tc>
+        <w:tc>
+          <w:tcPr>
+            <w:tcW w:w="4251" w:type="dxa"/>
+            <w:tcBorders>
+              <w:top w:val="nil"/>
+              <w:left w:val="single" w:color="000000" w:sz="8" w:space="0"/>
+              <w:bottom w:val="nil"/>
+              <w:right w:val="single" w:color="000000" w:sz="8" w:space="0"/>
+              <w:tl2br w:val="nil"/>
+              <w:tr2bl w:val="nil"/>
+            </w:tcBorders>
+          </w:tcPr>
+          <w:p>
+            <w:pPr>
+              <w:pStyle w:val="10"/>
+              <w:kinsoku w:val="0"/>
+              <w:overflowPunct w:val="0"/>
+              <w:spacing w:line="219" w:lineRule="exact"/>
+              <w:ind w:left="116"/>
+            </w:pPr>
+            <w:r>
+              <w:rPr>
+                <w:rFonts w:hint="eastAsia" w:ascii="宋体" w:hAnsi="宋体"/>
+                <w:sz w:val="22"/>
+              </w:rPr>
+              <w:t>33569327】，同时NCCN指南指出，MET扩</w:t>
             </w:r>
           </w:p>
         </w:tc>
@@ -12241,20 +13855,142 @@
               <w:pStyle w:val="10"/>
               <w:kinsoku w:val="0"/>
               <w:overflowPunct w:val="0"/>
-              <w:spacing w:line="219" w:lineRule="exact"/>
-              <w:ind w:left="114"/>
-            </w:pPr>
-            <w:r>
-              <w:rPr>
-                <w:rFonts w:hint="eastAsia" w:ascii="宋体" w:hAnsi="宋体"/>
-                <w:sz w:val="22"/>
-              </w:rPr>
-              <w:t>胞肺癌患者。c-MET扩增、MET和HGF过表</w:t>
+              <w:spacing w:line="218" w:lineRule="exact"/>
+              <w:ind w:left="116"/>
+            </w:pPr>
+            <w:r>
+              <w:rPr>
+                <w:rFonts w:hint="eastAsia" w:ascii="宋体" w:hAnsi="宋体"/>
+                <w:sz w:val="22"/>
+              </w:rPr>
+              <w:t>是非小细胞肺癌对EGFR</w:t>
+            </w:r>
+            <w:r>
+              <w:rPr>
+                <w:rFonts w:hint="eastAsia" w:ascii="宋体" w:hAnsi="宋体"/>
+                <w:spacing w:val="14"/>
+                <w:sz w:val="22"/>
+              </w:rPr>
+              <w:t xml:space="preserve"> </w:t>
+            </w:r>
+            <w:r>
+              <w:rPr>
+                <w:rFonts w:hint="eastAsia" w:ascii="宋体" w:hAnsi="宋体"/>
+                <w:sz w:val="22"/>
+              </w:rPr>
+              <w:t>TKI耐药的机制【</w:t>
             </w:r>
           </w:p>
         </w:tc>
       </w:tr>
       <w:tr>
+        <w:tblPrEx>
+          <w:tblCellMar>
+            <w:top w:w="0" w:type="dxa"/>
+            <w:left w:w="108" w:type="dxa"/>
+            <w:bottom w:w="0" w:type="dxa"/>
+            <w:right w:w="108" w:type="dxa"/>
+          </w:tblCellMar>
+        </w:tblPrEx>
+        <w:trPr>
+          <w:trHeight w:val="235" w:hRule="exact"/>
+        </w:trPr>
+        <w:tc>
+          <w:tcPr>
+            <w:tcW w:w="1418" w:type="dxa"/>
+            <w:tcBorders>
+              <w:top w:val="nil"/>
+              <w:left w:val="single" w:color="000000" w:sz="8" w:space="0"/>
+              <w:bottom w:val="nil"/>
+              <w:right w:val="single" w:color="000000" w:sz="8" w:space="0"/>
+              <w:tl2br w:val="nil"/>
+              <w:tr2bl w:val="nil"/>
+            </w:tcBorders>
+          </w:tcPr>
+          <w:p/>
+        </w:tc>
+        <w:tc>
+          <w:tcPr>
+            <w:tcW w:w="3175" w:type="dxa"/>
+            <w:tcBorders>
+              <w:top w:val="nil"/>
+              <w:left w:val="single" w:color="000000" w:sz="8" w:space="0"/>
+              <w:bottom w:val="nil"/>
+              <w:right w:val="single" w:color="000000" w:sz="8" w:space="0"/>
+              <w:tl2br w:val="nil"/>
+              <w:tr2bl w:val="nil"/>
+            </w:tcBorders>
+          </w:tcPr>
+          <w:p/>
+        </w:tc>
+        <w:tc>
+          <w:tcPr>
+            <w:tcW w:w="1361" w:type="dxa"/>
+            <w:tcBorders>
+              <w:top w:val="nil"/>
+              <w:left w:val="single" w:color="000000" w:sz="8" w:space="0"/>
+              <w:bottom w:val="nil"/>
+              <w:right w:val="single" w:color="000000" w:sz="8" w:space="0"/>
+              <w:tl2br w:val="nil"/>
+              <w:tr2bl w:val="nil"/>
+            </w:tcBorders>
+          </w:tcPr>
+          <w:p/>
+        </w:tc>
+        <w:tc>
+          <w:tcPr>
+            <w:tcW w:w="4251" w:type="dxa"/>
+            <w:tcBorders>
+              <w:top w:val="nil"/>
+              <w:left w:val="single" w:color="000000" w:sz="8" w:space="0"/>
+              <w:bottom w:val="nil"/>
+              <w:right w:val="single" w:color="000000" w:sz="8" w:space="0"/>
+              <w:tl2br w:val="nil"/>
+              <w:tr2bl w:val="nil"/>
+            </w:tcBorders>
+          </w:tcPr>
+          <w:p>
+            <w:pPr>
+              <w:pStyle w:val="10"/>
+              <w:kinsoku w:val="0"/>
+              <w:overflowPunct w:val="0"/>
+              <w:spacing w:line="219" w:lineRule="exact"/>
+              <w:ind w:left="116"/>
+            </w:pPr>
+            <w:r>
+              <w:rPr>
+                <w:rFonts w:hint="eastAsia" w:ascii="宋体" w:hAnsi="宋体"/>
+                <w:sz w:val="22"/>
+              </w:rPr>
+              <w:t>NCCN_Non-Small Cell Lung</w:t>
+            </w:r>
+            <w:r>
+              <w:rPr>
+                <w:rFonts w:hint="eastAsia" w:ascii="宋体" w:hAnsi="宋体"/>
+                <w:spacing w:val="11"/>
+                <w:sz w:val="22"/>
+              </w:rPr>
+              <w:t xml:space="preserve"> </w:t>
+            </w:r>
+            <w:r>
+              <w:rPr>
+                <w:rFonts w:hint="eastAsia" w:ascii="宋体" w:hAnsi="宋体"/>
+                <w:sz w:val="22"/>
+              </w:rPr>
+              <w:t>Cancer_</w:t>
+            </w:r>
+          </w:p>
+        </w:tc>
+      </w:tr>
+      <w:tr>
+        <w:tblPrEx>
+          <w:tblCellMar>
+            <w:top w:w="0" w:type="dxa"/>
+            <w:left w:w="108" w:type="dxa"/>
+            <w:bottom w:w="0" w:type="dxa"/>
+            <w:right w:w="108" w:type="dxa"/>
+          </w:tblCellMar>
+        </w:tblPrEx>
         <w:trPr>
           <w:trHeight w:val="234" w:hRule="exact"/>
         </w:trPr>
@@ -12317,6 +14053,90 @@
               <w:pStyle w:val="10"/>
               <w:kinsoku w:val="0"/>
               <w:overflowPunct w:val="0"/>
+              <w:spacing w:line="219" w:lineRule="exact"/>
+              <w:ind w:left="116"/>
+            </w:pPr>
+            <w:r>
+              <w:rPr>
+                <w:rFonts w:hint="eastAsia" w:ascii="宋体" w:hAnsi="宋体"/>
+                <w:sz w:val="22"/>
+              </w:rPr>
+              <w:t>2024_V6】。研究表明，MET扩增也对塞普</w:t>
+            </w:r>
+          </w:p>
+        </w:tc>
+      </w:tr>
+      <w:tr>
+        <w:tblPrEx>
+          <w:tblCellMar>
+            <w:top w:w="0" w:type="dxa"/>
+            <w:left w:w="108" w:type="dxa"/>
+            <w:bottom w:w="0" w:type="dxa"/>
+            <w:right w:w="108" w:type="dxa"/>
+          </w:tblCellMar>
+        </w:tblPrEx>
+        <w:trPr>
+          <w:trHeight w:val="234" w:hRule="exact"/>
+        </w:trPr>
+        <w:tc>
+          <w:tcPr>
+            <w:tcW w:w="1418" w:type="dxa"/>
+            <w:tcBorders>
+              <w:top w:val="nil"/>
+              <w:left w:val="single" w:color="000000" w:sz="8" w:space="0"/>
+              <w:bottom w:val="nil"/>
+              <w:right w:val="single" w:color="000000" w:sz="8" w:space="0"/>
+              <w:tl2br w:val="nil"/>
+              <w:tr2bl w:val="nil"/>
+            </w:tcBorders>
+          </w:tcPr>
+          <w:p/>
+        </w:tc>
+        <w:tc>
+          <w:tcPr>
+            <w:tcW w:w="3175" w:type="dxa"/>
+            <w:tcBorders>
+              <w:top w:val="nil"/>
+              <w:left w:val="single" w:color="000000" w:sz="8" w:space="0"/>
+              <w:bottom w:val="nil"/>
+              <w:right w:val="single" w:color="000000" w:sz="8" w:space="0"/>
+              <w:tl2br w:val="nil"/>
+              <w:tr2bl w:val="nil"/>
+            </w:tcBorders>
+          </w:tcPr>
+          <w:p/>
+        </w:tc>
+        <w:tc>
+          <w:tcPr>
+            <w:tcW w:w="1361" w:type="dxa"/>
+            <w:tcBorders>
+              <w:top w:val="nil"/>
+              <w:left w:val="single" w:color="000000" w:sz="8" w:space="0"/>
+              <w:bottom w:val="nil"/>
+              <w:right w:val="single" w:color="000000" w:sz="8" w:space="0"/>
+              <w:tl2br w:val="nil"/>
+              <w:tr2bl w:val="nil"/>
+            </w:tcBorders>
+          </w:tcPr>
+          <w:p/>
+        </w:tc>
+        <w:tc>
+          <w:tcPr>
+            <w:tcW w:w="4251" w:type="dxa"/>
+            <w:tcBorders>
+              <w:top w:val="nil"/>
+              <w:left w:val="single" w:color="000000" w:sz="8" w:space="0"/>
+              <w:bottom w:val="nil"/>
+              <w:right w:val="single" w:color="000000" w:sz="8" w:space="0"/>
+              <w:tl2br w:val="nil"/>
+              <w:tr2bl w:val="nil"/>
+            </w:tcBorders>
+          </w:tcPr>
+          <w:p>
+            <w:pPr>
+              <w:pStyle w:val="10"/>
+              <w:kinsoku w:val="0"/>
+              <w:overflowPunct w:val="0"/>
               <w:spacing w:line="218" w:lineRule="exact"/>
               <w:ind w:left="116"/>
             </w:pPr>
@@ -12325,27 +14145,20 @@
                 <w:rFonts w:hint="eastAsia" w:ascii="宋体" w:hAnsi="宋体"/>
                 <w:sz w:val="22"/>
               </w:rPr>
-              <w:t>达都可导致非小细胞肺癌患者对MET</w:t>
-            </w:r>
-            <w:r>
-              <w:rPr>
-                <w:rFonts w:hint="eastAsia" w:ascii="宋体" w:hAnsi="宋体"/>
-                <w:spacing w:val="13"/>
-                <w:sz w:val="22"/>
-              </w:rPr>
-              <w:t xml:space="preserve"> </w:t>
-            </w:r>
-            <w:r>
-              <w:rPr>
-                <w:rFonts w:hint="eastAsia" w:ascii="宋体" w:hAnsi="宋体"/>
-                <w:sz w:val="22"/>
-              </w:rPr>
-              <w:t>TKI</w:t>
+              <w:t>替尼和Rociletinib产生耐药性【PMID:</w:t>
             </w:r>
           </w:p>
         </w:tc>
       </w:tr>
       <w:tr>
+        <w:tblPrEx>
+          <w:tblCellMar>
+            <w:top w:w="0" w:type="dxa"/>
+            <w:left w:w="108" w:type="dxa"/>
+            <w:bottom w:w="0" w:type="dxa"/>
+            <w:right w:w="108" w:type="dxa"/>
+          </w:tblCellMar>
+        </w:tblPrEx>
         <w:trPr>
           <w:trHeight w:val="235" w:hRule="exact"/>
         </w:trPr>
@@ -12416,12 +14229,35 @@
                 <w:rFonts w:hint="eastAsia" w:ascii="宋体" w:hAnsi="宋体"/>
                 <w:sz w:val="22"/>
               </w:rPr>
-              <w:t>类药物伯瑞替尼、SYM015等敏感性增加【</w:t>
+              <w:t>33082208; PMID:</w:t>
+            </w:r>
+            <w:r>
+              <w:rPr>
+                <w:rFonts w:hint="eastAsia" w:ascii="宋体" w:hAnsi="宋体"/>
+                <w:spacing w:val="13"/>
+                <w:sz w:val="22"/>
+              </w:rPr>
+              <w:t xml:space="preserve"> </w:t>
+            </w:r>
+            <w:r>
+              <w:rPr>
+                <w:rFonts w:hint="eastAsia" w:ascii="宋体" w:hAnsi="宋体"/>
+                <w:sz w:val="22"/>
+              </w:rPr>
+              <w:t>27283993】。MET基因</w:t>
             </w:r>
           </w:p>
         </w:tc>
       </w:tr>
       <w:tr>
+        <w:tblPrEx>
+          <w:tblCellMar>
+            <w:top w:w="0" w:type="dxa"/>
+            <w:left w:w="108" w:type="dxa"/>
+            <w:bottom w:w="0" w:type="dxa"/>
+            <w:right w:w="108" w:type="dxa"/>
+          </w:tblCellMar>
+        </w:tblPrEx>
         <w:trPr>
           <w:trHeight w:val="235" w:hRule="exact"/>
         </w:trPr>
@@ -12492,604 +14328,20 @@
                 <w:rFonts w:hint="eastAsia" w:ascii="宋体" w:hAnsi="宋体"/>
                 <w:sz w:val="22"/>
               </w:rPr>
-              <w:t>AACR 2020 Abstract CT127;</w:t>
-            </w:r>
-            <w:r>
-              <w:rPr>
-                <w:rFonts w:hint="eastAsia" w:ascii="宋体" w:hAnsi="宋体"/>
-                <w:spacing w:val="10"/>
-                <w:sz w:val="22"/>
-              </w:rPr>
-              <w:t xml:space="preserve"> </w:t>
-            </w:r>
-            <w:r>
-              <w:rPr>
-                <w:rFonts w:hint="eastAsia" w:ascii="宋体" w:hAnsi="宋体"/>
-                <w:sz w:val="22"/>
-              </w:rPr>
-              <w:t>PMID:</w:t>
+              <w:t>14号外显子跳跃突变对SYM015敏感性增加</w:t>
             </w:r>
           </w:p>
         </w:tc>
       </w:tr>
       <w:tr>
-        <w:trPr>
-          <w:trHeight w:val="234" w:hRule="exact"/>
-        </w:trPr>
-        <w:tc>
-          <w:tcPr>
-            <w:tcW w:w="1418" w:type="dxa"/>
-            <w:tcBorders>
-              <w:top w:val="nil"/>
-              <w:left w:val="single" w:color="000000" w:sz="8" w:space="0"/>
-              <w:bottom w:val="nil"/>
-              <w:right w:val="single" w:color="000000" w:sz="8" w:space="0"/>
-              <w:tl2br w:val="nil"/>
-              <w:tr2bl w:val="nil"/>
-            </w:tcBorders>
-          </w:tcPr>
-          <w:p/>
-        </w:tc>
-        <w:tc>
-          <w:tcPr>
-            <w:tcW w:w="3175" w:type="dxa"/>
-            <w:tcBorders>
-              <w:top w:val="nil"/>
-              <w:left w:val="single" w:color="000000" w:sz="8" w:space="0"/>
-              <w:bottom w:val="nil"/>
-              <w:right w:val="single" w:color="000000" w:sz="8" w:space="0"/>
-              <w:tl2br w:val="nil"/>
-              <w:tr2bl w:val="nil"/>
-            </w:tcBorders>
-          </w:tcPr>
-          <w:p/>
-        </w:tc>
-        <w:tc>
-          <w:tcPr>
-            <w:tcW w:w="1361" w:type="dxa"/>
-            <w:tcBorders>
-              <w:top w:val="nil"/>
-              <w:left w:val="single" w:color="000000" w:sz="8" w:space="0"/>
-              <w:bottom w:val="nil"/>
-              <w:right w:val="single" w:color="000000" w:sz="8" w:space="0"/>
-              <w:tl2br w:val="nil"/>
-              <w:tr2bl w:val="nil"/>
-            </w:tcBorders>
-          </w:tcPr>
-          <w:p/>
-        </w:tc>
-        <w:tc>
-          <w:tcPr>
-            <w:tcW w:w="4251" w:type="dxa"/>
-            <w:tcBorders>
-              <w:top w:val="nil"/>
-              <w:left w:val="single" w:color="000000" w:sz="8" w:space="0"/>
-              <w:bottom w:val="nil"/>
-              <w:right w:val="single" w:color="000000" w:sz="8" w:space="0"/>
-              <w:tl2br w:val="nil"/>
-              <w:tr2bl w:val="nil"/>
-            </w:tcBorders>
-          </w:tcPr>
-          <w:p>
-            <w:pPr>
-              <w:pStyle w:val="10"/>
-              <w:kinsoku w:val="0"/>
-              <w:overflowPunct w:val="0"/>
-              <w:spacing w:line="219" w:lineRule="exact"/>
-              <w:ind w:left="116"/>
-            </w:pPr>
-            <w:r>
-              <w:rPr>
-                <w:rFonts w:hint="eastAsia" w:ascii="宋体" w:hAnsi="宋体"/>
-                <w:sz w:val="22"/>
-              </w:rPr>
-              <w:t>33569327】，同时NCCN指南指出，MET扩</w:t>
-            </w:r>
-          </w:p>
-        </w:tc>
-      </w:tr>
-      <w:tr>
-        <w:trPr>
-          <w:trHeight w:val="234" w:hRule="exact"/>
-        </w:trPr>
-        <w:tc>
-          <w:tcPr>
-            <w:tcW w:w="1418" w:type="dxa"/>
-            <w:tcBorders>
-              <w:top w:val="nil"/>
-              <w:left w:val="single" w:color="000000" w:sz="8" w:space="0"/>
-              <w:bottom w:val="nil"/>
-              <w:right w:val="single" w:color="000000" w:sz="8" w:space="0"/>
-              <w:tl2br w:val="nil"/>
-              <w:tr2bl w:val="nil"/>
-            </w:tcBorders>
-          </w:tcPr>
-          <w:p/>
-        </w:tc>
-        <w:tc>
-          <w:tcPr>
-            <w:tcW w:w="3175" w:type="dxa"/>
-            <w:tcBorders>
-              <w:top w:val="nil"/>
-              <w:left w:val="single" w:color="000000" w:sz="8" w:space="0"/>
-              <w:bottom w:val="nil"/>
-              <w:right w:val="single" w:color="000000" w:sz="8" w:space="0"/>
-              <w:tl2br w:val="nil"/>
-              <w:tr2bl w:val="nil"/>
-            </w:tcBorders>
-          </w:tcPr>
-          <w:p/>
-        </w:tc>
-        <w:tc>
-          <w:tcPr>
-            <w:tcW w:w="1361" w:type="dxa"/>
-            <w:tcBorders>
-              <w:top w:val="nil"/>
-              <w:left w:val="single" w:color="000000" w:sz="8" w:space="0"/>
-              <w:bottom w:val="nil"/>
-              <w:right w:val="single" w:color="000000" w:sz="8" w:space="0"/>
-              <w:tl2br w:val="nil"/>
-              <w:tr2bl w:val="nil"/>
-            </w:tcBorders>
-          </w:tcPr>
-          <w:p/>
-        </w:tc>
-        <w:tc>
-          <w:tcPr>
-            <w:tcW w:w="4251" w:type="dxa"/>
-            <w:tcBorders>
-              <w:top w:val="nil"/>
-              <w:left w:val="single" w:color="000000" w:sz="8" w:space="0"/>
-              <w:bottom w:val="nil"/>
-              <w:right w:val="single" w:color="000000" w:sz="8" w:space="0"/>
-              <w:tl2br w:val="nil"/>
-              <w:tr2bl w:val="nil"/>
-            </w:tcBorders>
-          </w:tcPr>
-          <w:p>
-            <w:pPr>
-              <w:pStyle w:val="10"/>
-              <w:kinsoku w:val="0"/>
-              <w:overflowPunct w:val="0"/>
-              <w:spacing w:line="218" w:lineRule="exact"/>
-              <w:ind w:left="116"/>
-            </w:pPr>
-            <w:r>
-              <w:rPr>
-                <w:rFonts w:hint="eastAsia" w:ascii="宋体" w:hAnsi="宋体"/>
-                <w:sz w:val="22"/>
-              </w:rPr>
-              <w:t>是非小细胞肺癌对EGFR</w:t>
-            </w:r>
-            <w:r>
-              <w:rPr>
-                <w:rFonts w:hint="eastAsia" w:ascii="宋体" w:hAnsi="宋体"/>
-                <w:spacing w:val="14"/>
-                <w:sz w:val="22"/>
-              </w:rPr>
-              <w:t xml:space="preserve"> </w:t>
-            </w:r>
-            <w:r>
-              <w:rPr>
-                <w:rFonts w:hint="eastAsia" w:ascii="宋体" w:hAnsi="宋体"/>
-                <w:sz w:val="22"/>
-              </w:rPr>
-              <w:t>TKI耐药的机制【</w:t>
-            </w:r>
-          </w:p>
-        </w:tc>
-      </w:tr>
-      <w:tr>
-        <w:trPr>
-          <w:trHeight w:val="235" w:hRule="exact"/>
-        </w:trPr>
-        <w:tc>
-          <w:tcPr>
-            <w:tcW w:w="1418" w:type="dxa"/>
-            <w:tcBorders>
-              <w:top w:val="nil"/>
-              <w:left w:val="single" w:color="000000" w:sz="8" w:space="0"/>
-              <w:bottom w:val="nil"/>
-              <w:right w:val="single" w:color="000000" w:sz="8" w:space="0"/>
-              <w:tl2br w:val="nil"/>
-              <w:tr2bl w:val="nil"/>
-            </w:tcBorders>
-          </w:tcPr>
-          <w:p/>
-        </w:tc>
-        <w:tc>
-          <w:tcPr>
-            <w:tcW w:w="3175" w:type="dxa"/>
-            <w:tcBorders>
-              <w:top w:val="nil"/>
-              <w:left w:val="single" w:color="000000" w:sz="8" w:space="0"/>
-              <w:bottom w:val="nil"/>
-              <w:right w:val="single" w:color="000000" w:sz="8" w:space="0"/>
-              <w:tl2br w:val="nil"/>
-              <w:tr2bl w:val="nil"/>
-            </w:tcBorders>
-          </w:tcPr>
-          <w:p/>
-        </w:tc>
-        <w:tc>
-          <w:tcPr>
-            <w:tcW w:w="1361" w:type="dxa"/>
-            <w:tcBorders>
-              <w:top w:val="nil"/>
-              <w:left w:val="single" w:color="000000" w:sz="8" w:space="0"/>
-              <w:bottom w:val="nil"/>
-              <w:right w:val="single" w:color="000000" w:sz="8" w:space="0"/>
-              <w:tl2br w:val="nil"/>
-              <w:tr2bl w:val="nil"/>
-            </w:tcBorders>
-          </w:tcPr>
-          <w:p/>
-        </w:tc>
-        <w:tc>
-          <w:tcPr>
-            <w:tcW w:w="4251" w:type="dxa"/>
-            <w:tcBorders>
-              <w:top w:val="nil"/>
-              <w:left w:val="single" w:color="000000" w:sz="8" w:space="0"/>
-              <w:bottom w:val="nil"/>
-              <w:right w:val="single" w:color="000000" w:sz="8" w:space="0"/>
-              <w:tl2br w:val="nil"/>
-              <w:tr2bl w:val="nil"/>
-            </w:tcBorders>
-          </w:tcPr>
-          <w:p>
-            <w:pPr>
-              <w:pStyle w:val="10"/>
-              <w:kinsoku w:val="0"/>
-              <w:overflowPunct w:val="0"/>
-              <w:spacing w:line="219" w:lineRule="exact"/>
-              <w:ind w:left="116"/>
-            </w:pPr>
-            <w:r>
-              <w:rPr>
-                <w:rFonts w:hint="eastAsia" w:ascii="宋体" w:hAnsi="宋体"/>
-                <w:sz w:val="22"/>
-              </w:rPr>
-              <w:t>NCCN_Non-Small Cell Lung</w:t>
-            </w:r>
-            <w:r>
-              <w:rPr>
-                <w:rFonts w:hint="eastAsia" w:ascii="宋体" w:hAnsi="宋体"/>
-                <w:spacing w:val="11"/>
-                <w:sz w:val="22"/>
-              </w:rPr>
-              <w:t xml:space="preserve"> </w:t>
-            </w:r>
-            <w:r>
-              <w:rPr>
-                <w:rFonts w:hint="eastAsia" w:ascii="宋体" w:hAnsi="宋体"/>
-                <w:sz w:val="22"/>
-              </w:rPr>
-              <w:t>Cancer_</w:t>
-            </w:r>
-          </w:p>
-        </w:tc>
-      </w:tr>
-      <w:tr>
-        <w:trPr>
-          <w:trHeight w:val="234" w:hRule="exact"/>
-        </w:trPr>
-        <w:tc>
-          <w:tcPr>
-            <w:tcW w:w="1418" w:type="dxa"/>
-            <w:tcBorders>
-              <w:top w:val="nil"/>
-              <w:left w:val="single" w:color="000000" w:sz="8" w:space="0"/>
-              <w:bottom w:val="nil"/>
-              <w:right w:val="single" w:color="000000" w:sz="8" w:space="0"/>
-              <w:tl2br w:val="nil"/>
-              <w:tr2bl w:val="nil"/>
-            </w:tcBorders>
-          </w:tcPr>
-          <w:p/>
-        </w:tc>
-        <w:tc>
-          <w:tcPr>
-            <w:tcW w:w="3175" w:type="dxa"/>
-            <w:tcBorders>
-              <w:top w:val="nil"/>
-              <w:left w:val="single" w:color="000000" w:sz="8" w:space="0"/>
-              <w:bottom w:val="nil"/>
-              <w:right w:val="single" w:color="000000" w:sz="8" w:space="0"/>
-              <w:tl2br w:val="nil"/>
-              <w:tr2bl w:val="nil"/>
-            </w:tcBorders>
-          </w:tcPr>
-          <w:p/>
-        </w:tc>
-        <w:tc>
-          <w:tcPr>
-            <w:tcW w:w="1361" w:type="dxa"/>
-            <w:tcBorders>
-              <w:top w:val="nil"/>
-              <w:left w:val="single" w:color="000000" w:sz="8" w:space="0"/>
-              <w:bottom w:val="nil"/>
-              <w:right w:val="single" w:color="000000" w:sz="8" w:space="0"/>
-              <w:tl2br w:val="nil"/>
-              <w:tr2bl w:val="nil"/>
-            </w:tcBorders>
-          </w:tcPr>
-          <w:p/>
-        </w:tc>
-        <w:tc>
-          <w:tcPr>
-            <w:tcW w:w="4251" w:type="dxa"/>
-            <w:tcBorders>
-              <w:top w:val="nil"/>
-              <w:left w:val="single" w:color="000000" w:sz="8" w:space="0"/>
-              <w:bottom w:val="nil"/>
-              <w:right w:val="single" w:color="000000" w:sz="8" w:space="0"/>
-              <w:tl2br w:val="nil"/>
-              <w:tr2bl w:val="nil"/>
-            </w:tcBorders>
-          </w:tcPr>
-          <w:p>
-            <w:pPr>
-              <w:pStyle w:val="10"/>
-              <w:kinsoku w:val="0"/>
-              <w:overflowPunct w:val="0"/>
-              <w:spacing w:line="219" w:lineRule="exact"/>
-              <w:ind w:left="116"/>
-            </w:pPr>
-            <w:r>
-              <w:rPr>
-                <w:rFonts w:hint="eastAsia" w:ascii="宋体" w:hAnsi="宋体"/>
-                <w:sz w:val="22"/>
-              </w:rPr>
-              <w:t>2024_V6】。研究表明，MET扩增也对塞普</w:t>
-            </w:r>
-          </w:p>
-        </w:tc>
-      </w:tr>
-      <w:tr>
-        <w:trPr>
-          <w:trHeight w:val="234" w:hRule="exact"/>
-        </w:trPr>
-        <w:tc>
-          <w:tcPr>
-            <w:tcW w:w="1418" w:type="dxa"/>
-            <w:tcBorders>
-              <w:top w:val="nil"/>
-              <w:left w:val="single" w:color="000000" w:sz="8" w:space="0"/>
-              <w:bottom w:val="nil"/>
-              <w:right w:val="single" w:color="000000" w:sz="8" w:space="0"/>
-              <w:tl2br w:val="nil"/>
-              <w:tr2bl w:val="nil"/>
-            </w:tcBorders>
-          </w:tcPr>
-          <w:p/>
-        </w:tc>
-        <w:tc>
-          <w:tcPr>
-            <w:tcW w:w="3175" w:type="dxa"/>
-            <w:tcBorders>
-              <w:top w:val="nil"/>
-              <w:left w:val="single" w:color="000000" w:sz="8" w:space="0"/>
-              <w:bottom w:val="nil"/>
-              <w:right w:val="single" w:color="000000" w:sz="8" w:space="0"/>
-              <w:tl2br w:val="nil"/>
-              <w:tr2bl w:val="nil"/>
-            </w:tcBorders>
-          </w:tcPr>
-          <w:p/>
-        </w:tc>
-        <w:tc>
-          <w:tcPr>
-            <w:tcW w:w="1361" w:type="dxa"/>
-            <w:tcBorders>
-              <w:top w:val="nil"/>
-              <w:left w:val="single" w:color="000000" w:sz="8" w:space="0"/>
-              <w:bottom w:val="nil"/>
-              <w:right w:val="single" w:color="000000" w:sz="8" w:space="0"/>
-              <w:tl2br w:val="nil"/>
-              <w:tr2bl w:val="nil"/>
-            </w:tcBorders>
-          </w:tcPr>
-          <w:p/>
-        </w:tc>
-        <w:tc>
-          <w:tcPr>
-            <w:tcW w:w="4251" w:type="dxa"/>
-            <w:tcBorders>
-              <w:top w:val="nil"/>
-              <w:left w:val="single" w:color="000000" w:sz="8" w:space="0"/>
-              <w:bottom w:val="nil"/>
-              <w:right w:val="single" w:color="000000" w:sz="8" w:space="0"/>
-              <w:tl2br w:val="nil"/>
-              <w:tr2bl w:val="nil"/>
-            </w:tcBorders>
-          </w:tcPr>
-          <w:p>
-            <w:pPr>
-              <w:pStyle w:val="10"/>
-              <w:kinsoku w:val="0"/>
-              <w:overflowPunct w:val="0"/>
-              <w:spacing w:line="218" w:lineRule="exact"/>
-              <w:ind w:left="116"/>
-            </w:pPr>
-            <w:r>
-              <w:rPr>
-                <w:rFonts w:hint="eastAsia" w:ascii="宋体" w:hAnsi="宋体"/>
-                <w:sz w:val="22"/>
-              </w:rPr>
-              <w:t>替尼和Rociletinib产生耐药性【PMID:</w:t>
-            </w:r>
-          </w:p>
-        </w:tc>
-      </w:tr>
-      <w:tr>
-        <w:trPr>
-          <w:trHeight w:val="235" w:hRule="exact"/>
-        </w:trPr>
-        <w:tc>
-          <w:tcPr>
-            <w:tcW w:w="1418" w:type="dxa"/>
-            <w:tcBorders>
-              <w:top w:val="nil"/>
-              <w:left w:val="single" w:color="000000" w:sz="8" w:space="0"/>
-              <w:bottom w:val="nil"/>
-              <w:right w:val="single" w:color="000000" w:sz="8" w:space="0"/>
-              <w:tl2br w:val="nil"/>
-              <w:tr2bl w:val="nil"/>
-            </w:tcBorders>
-          </w:tcPr>
-          <w:p/>
-        </w:tc>
-        <w:tc>
-          <w:tcPr>
-            <w:tcW w:w="3175" w:type="dxa"/>
-            <w:tcBorders>
-              <w:top w:val="nil"/>
-              <w:left w:val="single" w:color="000000" w:sz="8" w:space="0"/>
-              <w:bottom w:val="nil"/>
-              <w:right w:val="single" w:color="000000" w:sz="8" w:space="0"/>
-              <w:tl2br w:val="nil"/>
-              <w:tr2bl w:val="nil"/>
-            </w:tcBorders>
-          </w:tcPr>
-          <w:p/>
-        </w:tc>
-        <w:tc>
-          <w:tcPr>
-            <w:tcW w:w="1361" w:type="dxa"/>
-            <w:tcBorders>
-              <w:top w:val="nil"/>
-              <w:left w:val="single" w:color="000000" w:sz="8" w:space="0"/>
-              <w:bottom w:val="nil"/>
-              <w:right w:val="single" w:color="000000" w:sz="8" w:space="0"/>
-              <w:tl2br w:val="nil"/>
-              <w:tr2bl w:val="nil"/>
-            </w:tcBorders>
-          </w:tcPr>
-          <w:p/>
-        </w:tc>
-        <w:tc>
-          <w:tcPr>
-            <w:tcW w:w="4251" w:type="dxa"/>
-            <w:tcBorders>
-              <w:top w:val="nil"/>
-              <w:left w:val="single" w:color="000000" w:sz="8" w:space="0"/>
-              <w:bottom w:val="nil"/>
-              <w:right w:val="single" w:color="000000" w:sz="8" w:space="0"/>
-              <w:tl2br w:val="nil"/>
-              <w:tr2bl w:val="nil"/>
-            </w:tcBorders>
-          </w:tcPr>
-          <w:p>
-            <w:pPr>
-              <w:pStyle w:val="10"/>
-              <w:kinsoku w:val="0"/>
-              <w:overflowPunct w:val="0"/>
-              <w:spacing w:line="219" w:lineRule="exact"/>
-              <w:ind w:left="116"/>
-            </w:pPr>
-            <w:r>
-              <w:rPr>
-                <w:rFonts w:hint="eastAsia" w:ascii="宋体" w:hAnsi="宋体"/>
-                <w:sz w:val="22"/>
-              </w:rPr>
-              <w:t>33082208; PMID:</w:t>
-            </w:r>
-            <w:r>
-              <w:rPr>
-                <w:rFonts w:hint="eastAsia" w:ascii="宋体" w:hAnsi="宋体"/>
-                <w:spacing w:val="13"/>
-                <w:sz w:val="22"/>
-              </w:rPr>
-              <w:t xml:space="preserve"> </w:t>
-            </w:r>
-            <w:r>
-              <w:rPr>
-                <w:rFonts w:hint="eastAsia" w:ascii="宋体" w:hAnsi="宋体"/>
-                <w:sz w:val="22"/>
-              </w:rPr>
-              <w:t>27283993】。MET基因</w:t>
-            </w:r>
-          </w:p>
-        </w:tc>
-      </w:tr>
-      <w:tr>
-        <w:trPr>
-          <w:trHeight w:val="235" w:hRule="exact"/>
-        </w:trPr>
-        <w:tc>
-          <w:tcPr>
-            <w:tcW w:w="1418" w:type="dxa"/>
-            <w:tcBorders>
-              <w:top w:val="nil"/>
-              <w:left w:val="single" w:color="000000" w:sz="8" w:space="0"/>
-              <w:bottom w:val="nil"/>
-              <w:right w:val="single" w:color="000000" w:sz="8" w:space="0"/>
-              <w:tl2br w:val="nil"/>
-              <w:tr2bl w:val="nil"/>
-            </w:tcBorders>
-          </w:tcPr>
-          <w:p/>
-        </w:tc>
-        <w:tc>
-          <w:tcPr>
-            <w:tcW w:w="3175" w:type="dxa"/>
-            <w:tcBorders>
-              <w:top w:val="nil"/>
-              <w:left w:val="single" w:color="000000" w:sz="8" w:space="0"/>
-              <w:bottom w:val="nil"/>
-              <w:right w:val="single" w:color="000000" w:sz="8" w:space="0"/>
-              <w:tl2br w:val="nil"/>
-              <w:tr2bl w:val="nil"/>
-            </w:tcBorders>
-          </w:tcPr>
-          <w:p/>
-        </w:tc>
-        <w:tc>
-          <w:tcPr>
-            <w:tcW w:w="1361" w:type="dxa"/>
-            <w:tcBorders>
-              <w:top w:val="nil"/>
-              <w:left w:val="single" w:color="000000" w:sz="8" w:space="0"/>
-              <w:bottom w:val="nil"/>
-              <w:right w:val="single" w:color="000000" w:sz="8" w:space="0"/>
-              <w:tl2br w:val="nil"/>
-              <w:tr2bl w:val="nil"/>
-            </w:tcBorders>
-          </w:tcPr>
-          <w:p/>
-        </w:tc>
-        <w:tc>
-          <w:tcPr>
-            <w:tcW w:w="4251" w:type="dxa"/>
-            <w:tcBorders>
-              <w:top w:val="nil"/>
-              <w:left w:val="single" w:color="000000" w:sz="8" w:space="0"/>
-              <w:bottom w:val="nil"/>
-              <w:right w:val="single" w:color="000000" w:sz="8" w:space="0"/>
-              <w:tl2br w:val="nil"/>
-              <w:tr2bl w:val="nil"/>
-            </w:tcBorders>
-          </w:tcPr>
-          <w:p>
-            <w:pPr>
-              <w:pStyle w:val="10"/>
-              <w:kinsoku w:val="0"/>
-              <w:overflowPunct w:val="0"/>
-              <w:spacing w:line="219" w:lineRule="exact"/>
-              <w:ind w:left="116"/>
-            </w:pPr>
-            <w:r>
-              <w:rPr>
-                <w:rFonts w:hint="eastAsia" w:ascii="宋体" w:hAnsi="宋体"/>
-                <w:sz w:val="22"/>
-              </w:rPr>
-              <w:t>14号外显子跳跃突变对SYM015敏感性增加</w:t>
-            </w:r>
-          </w:p>
-        </w:tc>
-      </w:tr>
-      <w:tr>
+        <w:tblPrEx>
+          <w:tblCellMar>
+            <w:top w:w="0" w:type="dxa"/>
+            <w:left w:w="108" w:type="dxa"/>
+            <w:bottom w:w="0" w:type="dxa"/>
+            <w:right w:w="108" w:type="dxa"/>
+          </w:tblCellMar>
+        </w:tblPrEx>
         <w:trPr>
           <w:trHeight w:val="349" w:hRule="exact"/>
         </w:trPr>
@@ -13229,6 +14481,14 @@
         <w:gridCol w:w="4251"/>
       </w:tblGrid>
       <w:tr>
+        <w:tblPrEx>
+          <w:tblCellMar>
+            <w:top w:w="0" w:type="dxa"/>
+            <w:left w:w="108" w:type="dxa"/>
+            <w:bottom w:w="0" w:type="dxa"/>
+            <w:right w:w="108" w:type="dxa"/>
+          </w:tblCellMar>
+        </w:tblPrEx>
         <w:trPr>
           <w:trHeight w:val="417" w:hRule="exact"/>
         </w:trPr>
@@ -13335,6 +14595,14 @@
         </w:tc>
       </w:tr>
       <w:tr>
+        <w:tblPrEx>
+          <w:tblCellMar>
+            <w:top w:w="0" w:type="dxa"/>
+            <w:left w:w="108" w:type="dxa"/>
+            <w:bottom w:w="0" w:type="dxa"/>
+            <w:right w:w="108" w:type="dxa"/>
+          </w:tblCellMar>
+        </w:tblPrEx>
         <w:trPr>
           <w:trHeight w:val="227" w:hRule="exact"/>
         </w:trPr>
@@ -13441,6 +14709,14 @@
         </w:tc>
       </w:tr>
       <w:tr>
+        <w:tblPrEx>
+          <w:tblCellMar>
+            <w:top w:w="0" w:type="dxa"/>
+            <w:left w:w="108" w:type="dxa"/>
+            <w:bottom w:w="0" w:type="dxa"/>
+            <w:right w:w="108" w:type="dxa"/>
+          </w:tblCellMar>
+        </w:tblPrEx>
         <w:trPr>
           <w:trHeight w:val="227" w:hRule="exact"/>
         </w:trPr>
@@ -13562,6 +14838,14 @@
         </w:tc>
       </w:tr>
       <w:tr>
+        <w:tblPrEx>
+          <w:tblCellMar>
+            <w:top w:w="0" w:type="dxa"/>
+            <w:left w:w="108" w:type="dxa"/>
+            <w:bottom w:w="0" w:type="dxa"/>
+            <w:right w:w="108" w:type="dxa"/>
+          </w:tblCellMar>
+        </w:tblPrEx>
         <w:trPr>
           <w:trHeight w:val="2070" w:hRule="exact"/>
         </w:trPr>
@@ -13793,6 +15077,14 @@
         </w:tc>
       </w:tr>
       <w:tr>
+        <w:tblPrEx>
+          <w:tblCellMar>
+            <w:top w:w="0" w:type="dxa"/>
+            <w:left w:w="108" w:type="dxa"/>
+            <w:bottom w:w="0" w:type="dxa"/>
+            <w:right w:w="108" w:type="dxa"/>
+          </w:tblCellMar>
+        </w:tblPrEx>
         <w:trPr>
           <w:trHeight w:val="227" w:hRule="exact"/>
         </w:trPr>
@@ -13869,6 +15161,14 @@
         </w:tc>
       </w:tr>
       <w:tr>
+        <w:tblPrEx>
+          <w:tblCellMar>
+            <w:top w:w="0" w:type="dxa"/>
+            <w:left w:w="108" w:type="dxa"/>
+            <w:bottom w:w="0" w:type="dxa"/>
+            <w:right w:w="108" w:type="dxa"/>
+          </w:tblCellMar>
+        </w:tblPrEx>
         <w:trPr>
           <w:trHeight w:val="346" w:hRule="exact"/>
         </w:trPr>
@@ -13945,6 +15245,14 @@
         </w:tc>
       </w:tr>
       <w:tr>
+        <w:tblPrEx>
+          <w:tblCellMar>
+            <w:top w:w="0" w:type="dxa"/>
+            <w:left w:w="108" w:type="dxa"/>
+            <w:bottom w:w="0" w:type="dxa"/>
+            <w:right w:w="108" w:type="dxa"/>
+          </w:tblCellMar>
+        </w:tblPrEx>
         <w:trPr>
           <w:trHeight w:val="361" w:hRule="exact"/>
         </w:trPr>
@@ -14036,6 +15344,14 @@
         </w:tc>
       </w:tr>
       <w:tr>
+        <w:tblPrEx>
+          <w:tblCellMar>
+            <w:top w:w="0" w:type="dxa"/>
+            <w:left w:w="108" w:type="dxa"/>
+            <w:bottom w:w="0" w:type="dxa"/>
+            <w:right w:w="108" w:type="dxa"/>
+          </w:tblCellMar>
+        </w:tblPrEx>
         <w:trPr>
           <w:trHeight w:val="229" w:hRule="exact"/>
         </w:trPr>
@@ -14127,6 +15443,14 @@
         </w:tc>
       </w:tr>
       <w:tr>
+        <w:tblPrEx>
+          <w:tblCellMar>
+            <w:top w:w="0" w:type="dxa"/>
+            <w:left w:w="108" w:type="dxa"/>
+            <w:bottom w:w="0" w:type="dxa"/>
+            <w:right w:w="108" w:type="dxa"/>
+          </w:tblCellMar>
+        </w:tblPrEx>
         <w:trPr>
           <w:trHeight w:val="229" w:hRule="exact"/>
         </w:trPr>
@@ -14218,6 +15542,14 @@
         </w:tc>
       </w:tr>
       <w:tr>
+        <w:tblPrEx>
+          <w:tblCellMar>
+            <w:top w:w="0" w:type="dxa"/>
+            <w:left w:w="108" w:type="dxa"/>
+            <w:bottom w:w="0" w:type="dxa"/>
+            <w:right w:w="108" w:type="dxa"/>
+          </w:tblCellMar>
+        </w:tblPrEx>
         <w:trPr>
           <w:trHeight w:val="2318" w:hRule="exact"/>
         </w:trPr>
@@ -14437,6 +15769,14 @@
         </w:tc>
       </w:tr>
       <w:tr>
+        <w:tblPrEx>
+          <w:tblCellMar>
+            <w:top w:w="0" w:type="dxa"/>
+            <w:left w:w="108" w:type="dxa"/>
+            <w:bottom w:w="0" w:type="dxa"/>
+            <w:right w:w="108" w:type="dxa"/>
+          </w:tblCellMar>
+        </w:tblPrEx>
         <w:trPr>
           <w:trHeight w:val="229" w:hRule="exact"/>
         </w:trPr>
@@ -14528,6 +15868,14 @@
         </w:tc>
       </w:tr>
       <w:tr>
+        <w:tblPrEx>
+          <w:tblCellMar>
+            <w:top w:w="0" w:type="dxa"/>
+            <w:left w:w="108" w:type="dxa"/>
+            <w:bottom w:w="0" w:type="dxa"/>
+            <w:right w:w="108" w:type="dxa"/>
+          </w:tblCellMar>
+        </w:tblPrEx>
         <w:trPr>
           <w:trHeight w:val="346" w:hRule="exact"/>
         </w:trPr>
@@ -14604,6 +15952,14 @@
         </w:tc>
       </w:tr>
       <w:tr>
+        <w:tblPrEx>
+          <w:tblCellMar>
+            <w:top w:w="0" w:type="dxa"/>
+            <w:left w:w="108" w:type="dxa"/>
+            <w:bottom w:w="0" w:type="dxa"/>
+            <w:right w:w="108" w:type="dxa"/>
+          </w:tblCellMar>
+        </w:tblPrEx>
         <w:trPr>
           <w:trHeight w:val="319" w:hRule="exact"/>
         </w:trPr>
@@ -14695,6 +16051,14 @@
         </w:tc>
       </w:tr>
       <w:tr>
+        <w:tblPrEx>
+          <w:tblCellMar>
+            <w:top w:w="0" w:type="dxa"/>
+            <w:left w:w="108" w:type="dxa"/>
+            <w:bottom w:w="0" w:type="dxa"/>
+            <w:right w:w="108" w:type="dxa"/>
+          </w:tblCellMar>
+        </w:tblPrEx>
         <w:trPr>
           <w:trHeight w:val="229" w:hRule="exact"/>
         </w:trPr>
@@ -14786,6 +16150,14 @@
         </w:tc>
       </w:tr>
       <w:tr>
+        <w:tblPrEx>
+          <w:tblCellMar>
+            <w:top w:w="0" w:type="dxa"/>
+            <w:left w:w="108" w:type="dxa"/>
+            <w:bottom w:w="0" w:type="dxa"/>
+            <w:right w:w="108" w:type="dxa"/>
+          </w:tblCellMar>
+        </w:tblPrEx>
         <w:trPr>
           <w:trHeight w:val="228" w:hRule="exact"/>
         </w:trPr>
@@ -14892,6 +16264,14 @@
         </w:tc>
       </w:tr>
       <w:tr>
+        <w:tblPrEx>
+          <w:tblCellMar>
+            <w:top w:w="0" w:type="dxa"/>
+            <w:left w:w="108" w:type="dxa"/>
+            <w:bottom w:w="0" w:type="dxa"/>
+            <w:right w:w="108" w:type="dxa"/>
+          </w:tblCellMar>
+        </w:tblPrEx>
         <w:trPr>
           <w:trHeight w:val="2321" w:hRule="exact"/>
         </w:trPr>
@@ -15089,6 +16469,14 @@
         </w:tc>
       </w:tr>
       <w:tr>
+        <w:tblPrEx>
+          <w:tblCellMar>
+            <w:top w:w="0" w:type="dxa"/>
+            <w:left w:w="108" w:type="dxa"/>
+            <w:bottom w:w="0" w:type="dxa"/>
+            <w:right w:w="108" w:type="dxa"/>
+          </w:tblCellMar>
+        </w:tblPrEx>
         <w:trPr>
           <w:trHeight w:val="232" w:hRule="exact"/>
         </w:trPr>
@@ -15165,6 +16553,14 @@
         </w:tc>
       </w:tr>
       <w:tr>
+        <w:tblPrEx>
+          <w:tblCellMar>
+            <w:top w:w="0" w:type="dxa"/>
+            <w:left w:w="108" w:type="dxa"/>
+            <w:bottom w:w="0" w:type="dxa"/>
+            <w:right w:w="108" w:type="dxa"/>
+          </w:tblCellMar>
+        </w:tblPrEx>
         <w:trPr>
           <w:trHeight w:val="230" w:hRule="exact"/>
         </w:trPr>
@@ -15241,6 +16637,14 @@
         </w:tc>
       </w:tr>
       <w:tr>
+        <w:tblPrEx>
+          <w:tblCellMar>
+            <w:top w:w="0" w:type="dxa"/>
+            <w:left w:w="108" w:type="dxa"/>
+            <w:bottom w:w="0" w:type="dxa"/>
+            <w:right w:w="108" w:type="dxa"/>
+          </w:tblCellMar>
+        </w:tblPrEx>
         <w:trPr>
           <w:trHeight w:val="232" w:hRule="exact"/>
         </w:trPr>
@@ -15317,6 +16721,14 @@
         </w:tc>
       </w:tr>
       <w:tr>
+        <w:tblPrEx>
+          <w:tblCellMar>
+            <w:top w:w="0" w:type="dxa"/>
+            <w:left w:w="108" w:type="dxa"/>
+            <w:bottom w:w="0" w:type="dxa"/>
+            <w:right w:w="108" w:type="dxa"/>
+          </w:tblCellMar>
+        </w:tblPrEx>
         <w:trPr>
           <w:trHeight w:val="232" w:hRule="exact"/>
         </w:trPr>
@@ -15393,6 +16805,14 @@
         </w:tc>
       </w:tr>
       <w:tr>
+        <w:tblPrEx>
+          <w:tblCellMar>
+            <w:top w:w="0" w:type="dxa"/>
+            <w:left w:w="108" w:type="dxa"/>
+            <w:bottom w:w="0" w:type="dxa"/>
+            <w:right w:w="108" w:type="dxa"/>
+          </w:tblCellMar>
+        </w:tblPrEx>
         <w:trPr>
           <w:trHeight w:val="230" w:hRule="exact"/>
         </w:trPr>
@@ -15484,6 +16904,14 @@
         </w:tc>
       </w:tr>
       <w:tr>
+        <w:tblPrEx>
+          <w:tblCellMar>
+            <w:top w:w="0" w:type="dxa"/>
+            <w:left w:w="108" w:type="dxa"/>
+            <w:bottom w:w="0" w:type="dxa"/>
+            <w:right w:w="108" w:type="dxa"/>
+          </w:tblCellMar>
+        </w:tblPrEx>
         <w:trPr>
           <w:trHeight w:val="232" w:hRule="exact"/>
         </w:trPr>
@@ -15575,6 +17003,14 @@
         </w:tc>
       </w:tr>
       <w:tr>
+        <w:tblPrEx>
+          <w:tblCellMar>
+            <w:top w:w="0" w:type="dxa"/>
+            <w:left w:w="108" w:type="dxa"/>
+            <w:bottom w:w="0" w:type="dxa"/>
+            <w:right w:w="108" w:type="dxa"/>
+          </w:tblCellMar>
+        </w:tblPrEx>
         <w:trPr>
           <w:trHeight w:val="232" w:hRule="exact"/>
         </w:trPr>
@@ -15651,6 +17087,14 @@
         </w:tc>
       </w:tr>
       <w:tr>
+        <w:tblPrEx>
+          <w:tblCellMar>
+            <w:top w:w="0" w:type="dxa"/>
+            <w:left w:w="108" w:type="dxa"/>
+            <w:bottom w:w="0" w:type="dxa"/>
+            <w:right w:w="108" w:type="dxa"/>
+          </w:tblCellMar>
+        </w:tblPrEx>
         <w:trPr>
           <w:trHeight w:val="232" w:hRule="exact"/>
         </w:trPr>
@@ -15727,6 +17171,14 @@
         </w:tc>
       </w:tr>
       <w:tr>
+        <w:tblPrEx>
+          <w:tblCellMar>
+            <w:top w:w="0" w:type="dxa"/>
+            <w:left w:w="108" w:type="dxa"/>
+            <w:bottom w:w="0" w:type="dxa"/>
+            <w:right w:w="108" w:type="dxa"/>
+          </w:tblCellMar>
+        </w:tblPrEx>
         <w:trPr>
           <w:trHeight w:val="232" w:hRule="exact"/>
         </w:trPr>
@@ -15803,6 +17255,14 @@
         </w:tc>
       </w:tr>
       <w:tr>
+        <w:tblPrEx>
+          <w:tblCellMar>
+            <w:top w:w="0" w:type="dxa"/>
+            <w:left w:w="108" w:type="dxa"/>
+            <w:bottom w:w="0" w:type="dxa"/>
+            <w:right w:w="108" w:type="dxa"/>
+          </w:tblCellMar>
+        </w:tblPrEx>
         <w:trPr>
           <w:trHeight w:val="230" w:hRule="exact"/>
         </w:trPr>
@@ -15894,6 +17354,14 @@
         </w:tc>
       </w:tr>
       <w:tr>
+        <w:tblPrEx>
+          <w:tblCellMar>
+            <w:top w:w="0" w:type="dxa"/>
+            <w:left w:w="108" w:type="dxa"/>
+            <w:bottom w:w="0" w:type="dxa"/>
+            <w:right w:w="108" w:type="dxa"/>
+          </w:tblCellMar>
+        </w:tblPrEx>
         <w:trPr>
           <w:trHeight w:val="232" w:hRule="exact"/>
         </w:trPr>
@@ -15970,6 +17438,14 @@
         </w:tc>
       </w:tr>
       <w:tr>
+        <w:tblPrEx>
+          <w:tblCellMar>
+            <w:top w:w="0" w:type="dxa"/>
+            <w:left w:w="108" w:type="dxa"/>
+            <w:bottom w:w="0" w:type="dxa"/>
+            <w:right w:w="108" w:type="dxa"/>
+          </w:tblCellMar>
+        </w:tblPrEx>
         <w:trPr>
           <w:trHeight w:val="232" w:hRule="exact"/>
         </w:trPr>
@@ -16046,6 +17522,14 @@
         </w:tc>
       </w:tr>
       <w:tr>
+        <w:tblPrEx>
+          <w:tblCellMar>
+            <w:top w:w="0" w:type="dxa"/>
+            <w:left w:w="108" w:type="dxa"/>
+            <w:bottom w:w="0" w:type="dxa"/>
+            <w:right w:w="108" w:type="dxa"/>
+          </w:tblCellMar>
+        </w:tblPrEx>
         <w:trPr>
           <w:trHeight w:val="337" w:hRule="exact"/>
         </w:trPr>
@@ -16170,6 +17654,14 @@
         <w:gridCol w:w="4251"/>
       </w:tblGrid>
       <w:tr>
+        <w:tblPrEx>
+          <w:tblCellMar>
+            <w:top w:w="0" w:type="dxa"/>
+            <w:left w:w="108" w:type="dxa"/>
+            <w:bottom w:w="0" w:type="dxa"/>
+            <w:right w:w="108" w:type="dxa"/>
+          </w:tblCellMar>
+        </w:tblPrEx>
         <w:trPr>
           <w:trHeight w:val="2519" w:hRule="exact"/>
         </w:trPr>
@@ -16374,6 +17866,14 @@
         </w:tc>
       </w:tr>
       <w:tr>
+        <w:tblPrEx>
+          <w:tblCellMar>
+            <w:top w:w="0" w:type="dxa"/>
+            <w:left w:w="108" w:type="dxa"/>
+            <w:bottom w:w="0" w:type="dxa"/>
+            <w:right w:w="108" w:type="dxa"/>
+          </w:tblCellMar>
+        </w:tblPrEx>
         <w:trPr>
           <w:trHeight w:val="227" w:hRule="exact"/>
         </w:trPr>
@@ -16450,6 +17950,14 @@
         </w:tc>
       </w:tr>
       <w:tr>
+        <w:tblPrEx>
+          <w:tblCellMar>
+            <w:top w:w="0" w:type="dxa"/>
+            <w:left w:w="108" w:type="dxa"/>
+            <w:bottom w:w="0" w:type="dxa"/>
+            <w:right w:w="108" w:type="dxa"/>
+          </w:tblCellMar>
+        </w:tblPrEx>
         <w:trPr>
           <w:trHeight w:val="227" w:hRule="exact"/>
         </w:trPr>
@@ -16526,6 +18034,14 @@
         </w:tc>
       </w:tr>
       <w:tr>
+        <w:tblPrEx>
+          <w:tblCellMar>
+            <w:top w:w="0" w:type="dxa"/>
+            <w:left w:w="108" w:type="dxa"/>
+            <w:bottom w:w="0" w:type="dxa"/>
+            <w:right w:w="108" w:type="dxa"/>
+          </w:tblCellMar>
+        </w:tblPrEx>
         <w:trPr>
           <w:trHeight w:val="227" w:hRule="exact"/>
         </w:trPr>
@@ -16602,6 +18118,14 @@
         </w:tc>
       </w:tr>
       <w:tr>
+        <w:tblPrEx>
+          <w:tblCellMar>
+            <w:top w:w="0" w:type="dxa"/>
+            <w:left w:w="108" w:type="dxa"/>
+            <w:bottom w:w="0" w:type="dxa"/>
+            <w:right w:w="108" w:type="dxa"/>
+          </w:tblCellMar>
+        </w:tblPrEx>
         <w:trPr>
           <w:trHeight w:val="227" w:hRule="exact"/>
         </w:trPr>
@@ -16678,6 +18202,14 @@
         </w:tc>
       </w:tr>
       <w:tr>
+        <w:tblPrEx>
+          <w:tblCellMar>
+            <w:top w:w="0" w:type="dxa"/>
+            <w:left w:w="108" w:type="dxa"/>
+            <w:bottom w:w="0" w:type="dxa"/>
+            <w:right w:w="108" w:type="dxa"/>
+          </w:tblCellMar>
+        </w:tblPrEx>
         <w:trPr>
           <w:trHeight w:val="227" w:hRule="exact"/>
         </w:trPr>
@@ -16754,6 +18286,14 @@
         </w:tc>
       </w:tr>
       <w:tr>
+        <w:tblPrEx>
+          <w:tblCellMar>
+            <w:top w:w="0" w:type="dxa"/>
+            <w:left w:w="108" w:type="dxa"/>
+            <w:bottom w:w="0" w:type="dxa"/>
+            <w:right w:w="108" w:type="dxa"/>
+          </w:tblCellMar>
+        </w:tblPrEx>
         <w:trPr>
           <w:trHeight w:val="227" w:hRule="exact"/>
         </w:trPr>
@@ -16830,6 +18370,14 @@
         </w:tc>
       </w:tr>
       <w:tr>
+        <w:tblPrEx>
+          <w:tblCellMar>
+            <w:top w:w="0" w:type="dxa"/>
+            <w:left w:w="108" w:type="dxa"/>
+            <w:bottom w:w="0" w:type="dxa"/>
+            <w:right w:w="108" w:type="dxa"/>
+          </w:tblCellMar>
+        </w:tblPrEx>
         <w:trPr>
           <w:trHeight w:val="227" w:hRule="exact"/>
         </w:trPr>
@@ -16906,6 +18454,14 @@
         </w:tc>
       </w:tr>
       <w:tr>
+        <w:tblPrEx>
+          <w:tblCellMar>
+            <w:top w:w="0" w:type="dxa"/>
+            <w:left w:w="108" w:type="dxa"/>
+            <w:bottom w:w="0" w:type="dxa"/>
+            <w:right w:w="108" w:type="dxa"/>
+          </w:tblCellMar>
+        </w:tblPrEx>
         <w:trPr>
           <w:trHeight w:val="227" w:hRule="exact"/>
         </w:trPr>
@@ -16982,6 +18538,14 @@
         </w:tc>
       </w:tr>
       <w:tr>
+        <w:tblPrEx>
+          <w:tblCellMar>
+            <w:top w:w="0" w:type="dxa"/>
+            <w:left w:w="108" w:type="dxa"/>
+            <w:bottom w:w="0" w:type="dxa"/>
+            <w:right w:w="108" w:type="dxa"/>
+          </w:tblCellMar>
+        </w:tblPrEx>
         <w:trPr>
           <w:trHeight w:val="315" w:hRule="exact"/>
         </w:trPr>
@@ -17284,6 +18848,14 @@
         <w:gridCol w:w="8417"/>
       </w:tblGrid>
       <w:tr>
+        <w:tblPrEx>
+          <w:tblCellMar>
+            <w:top w:w="0" w:type="dxa"/>
+            <w:left w:w="108" w:type="dxa"/>
+            <w:bottom w:w="0" w:type="dxa"/>
+            <w:right w:w="108" w:type="dxa"/>
+          </w:tblCellMar>
+        </w:tblPrEx>
         <w:trPr>
           <w:trHeight w:val="682" w:hRule="exact"/>
         </w:trPr>
@@ -17347,6 +18919,14 @@
         </w:tc>
       </w:tr>
       <w:tr>
+        <w:tblPrEx>
+          <w:tblCellMar>
+            <w:top w:w="0" w:type="dxa"/>
+            <w:left w:w="108" w:type="dxa"/>
+            <w:bottom w:w="0" w:type="dxa"/>
+            <w:right w:w="108" w:type="dxa"/>
+          </w:tblCellMar>
+        </w:tblPrEx>
         <w:trPr>
           <w:trHeight w:val="1198" w:hRule="exact"/>
         </w:trPr>
@@ -17540,6 +19120,14 @@
         </w:tc>
       </w:tr>
       <w:tr>
+        <w:tblPrEx>
+          <w:tblCellMar>
+            <w:top w:w="0" w:type="dxa"/>
+            <w:left w:w="108" w:type="dxa"/>
+            <w:bottom w:w="0" w:type="dxa"/>
+            <w:right w:w="108" w:type="dxa"/>
+          </w:tblCellMar>
+        </w:tblPrEx>
         <w:trPr>
           <w:trHeight w:val="1032" w:hRule="exact"/>
         </w:trPr>
@@ -17699,6 +19287,14 @@
         </w:tc>
       </w:tr>
       <w:tr>
+        <w:tblPrEx>
+          <w:tblCellMar>
+            <w:top w:w="0" w:type="dxa"/>
+            <w:left w:w="108" w:type="dxa"/>
+            <w:bottom w:w="0" w:type="dxa"/>
+            <w:right w:w="108" w:type="dxa"/>
+          </w:tblCellMar>
+        </w:tblPrEx>
         <w:trPr>
           <w:trHeight w:val="1003" w:hRule="exact"/>
         </w:trPr>
@@ -17825,6 +19421,14 @@
         </w:tc>
       </w:tr>
       <w:tr>
+        <w:tblPrEx>
+          <w:tblCellMar>
+            <w:top w:w="0" w:type="dxa"/>
+            <w:left w:w="108" w:type="dxa"/>
+            <w:bottom w:w="0" w:type="dxa"/>
+            <w:right w:w="108" w:type="dxa"/>
+          </w:tblCellMar>
+        </w:tblPrEx>
         <w:trPr>
           <w:trHeight w:val="679" w:hRule="exact"/>
         </w:trPr>
@@ -17938,6 +19542,14 @@
         </w:tc>
       </w:tr>
       <w:tr>
+        <w:tblPrEx>
+          <w:tblCellMar>
+            <w:top w:w="0" w:type="dxa"/>
+            <w:left w:w="108" w:type="dxa"/>
+            <w:bottom w:w="0" w:type="dxa"/>
+            <w:right w:w="108" w:type="dxa"/>
+          </w:tblCellMar>
+        </w:tblPrEx>
         <w:trPr>
           <w:trHeight w:val="768" w:hRule="exact"/>
         </w:trPr>
@@ -18128,6 +19740,14 @@
         </w:tc>
       </w:tr>
       <w:tr>
+        <w:tblPrEx>
+          <w:tblCellMar>
+            <w:top w:w="0" w:type="dxa"/>
+            <w:left w:w="108" w:type="dxa"/>
+            <w:bottom w:w="0" w:type="dxa"/>
+            <w:right w:w="108" w:type="dxa"/>
+          </w:tblCellMar>
+        </w:tblPrEx>
         <w:trPr>
           <w:trHeight w:val="566" w:hRule="exact"/>
         </w:trPr>
@@ -18206,6 +19826,14 @@
         </w:tc>
       </w:tr>
       <w:tr>
+        <w:tblPrEx>
+          <w:tblCellMar>
+            <w:top w:w="0" w:type="dxa"/>
+            <w:left w:w="108" w:type="dxa"/>
+            <w:bottom w:w="0" w:type="dxa"/>
+            <w:right w:w="108" w:type="dxa"/>
+          </w:tblCellMar>
+        </w:tblPrEx>
         <w:trPr>
           <w:trHeight w:val="492" w:hRule="exact"/>
         </w:trPr>
@@ -18284,6 +19912,14 @@
         </w:tc>
       </w:tr>
       <w:tr>
+        <w:tblPrEx>
+          <w:tblCellMar>
+            <w:top w:w="0" w:type="dxa"/>
+            <w:left w:w="108" w:type="dxa"/>
+            <w:bottom w:w="0" w:type="dxa"/>
+            <w:right w:w="108" w:type="dxa"/>
+          </w:tblCellMar>
+        </w:tblPrEx>
         <w:trPr>
           <w:trHeight w:val="1178" w:hRule="exact"/>
         </w:trPr>
@@ -18478,6 +20114,14 @@
         </w:tc>
       </w:tr>
       <w:tr>
+        <w:tblPrEx>
+          <w:tblCellMar>
+            <w:top w:w="0" w:type="dxa"/>
+            <w:left w:w="108" w:type="dxa"/>
+            <w:bottom w:w="0" w:type="dxa"/>
+            <w:right w:w="108" w:type="dxa"/>
+          </w:tblCellMar>
+        </w:tblPrEx>
         <w:trPr>
           <w:trHeight w:val="1082" w:hRule="exact"/>
         </w:trPr>
@@ -18601,6 +20245,14 @@
         </w:tc>
       </w:tr>
       <w:tr>
+        <w:tblPrEx>
+          <w:tblCellMar>
+            <w:top w:w="0" w:type="dxa"/>
+            <w:left w:w="108" w:type="dxa"/>
+            <w:bottom w:w="0" w:type="dxa"/>
+            <w:right w:w="108" w:type="dxa"/>
+          </w:tblCellMar>
+        </w:tblPrEx>
         <w:trPr>
           <w:trHeight w:val="1070" w:hRule="exact"/>
         </w:trPr>
@@ -18868,6 +20520,14 @@
         </w:tc>
       </w:tr>
       <w:tr>
+        <w:tblPrEx>
+          <w:tblCellMar>
+            <w:top w:w="0" w:type="dxa"/>
+            <w:left w:w="108" w:type="dxa"/>
+            <w:bottom w:w="0" w:type="dxa"/>
+            <w:right w:w="108" w:type="dxa"/>
+          </w:tblCellMar>
+        </w:tblPrEx>
         <w:trPr>
           <w:trHeight w:val="682" w:hRule="exact"/>
         </w:trPr>
@@ -18946,6 +20606,14 @@
         </w:tc>
       </w:tr>
       <w:tr>
+        <w:tblPrEx>
+          <w:tblCellMar>
+            <w:top w:w="0" w:type="dxa"/>
+            <w:left w:w="108" w:type="dxa"/>
+            <w:bottom w:w="0" w:type="dxa"/>
+            <w:right w:w="108" w:type="dxa"/>
+          </w:tblCellMar>
+        </w:tblPrEx>
         <w:trPr>
           <w:trHeight w:val="557" w:hRule="exact"/>
         </w:trPr>
@@ -19009,6 +20677,14 @@
         </w:tc>
       </w:tr>
       <w:tr>
+        <w:tblPrEx>
+          <w:tblCellMar>
+            <w:top w:w="0" w:type="dxa"/>
+            <w:left w:w="108" w:type="dxa"/>
+            <w:bottom w:w="0" w:type="dxa"/>
+            <w:right w:w="108" w:type="dxa"/>
+          </w:tblCellMar>
+        </w:tblPrEx>
         <w:trPr>
           <w:trHeight w:val="634" w:hRule="exact"/>
         </w:trPr>
@@ -19087,6 +20763,14 @@
         </w:tc>
       </w:tr>
       <w:tr>
+        <w:tblPrEx>
+          <w:tblCellMar>
+            <w:top w:w="0" w:type="dxa"/>
+            <w:left w:w="108" w:type="dxa"/>
+            <w:bottom w:w="0" w:type="dxa"/>
+            <w:right w:w="108" w:type="dxa"/>
+          </w:tblCellMar>
+        </w:tblPrEx>
         <w:trPr>
           <w:trHeight w:val="566" w:hRule="exact"/>
         </w:trPr>
@@ -19165,6 +20849,14 @@
         </w:tc>
       </w:tr>
       <w:tr>
+        <w:tblPrEx>
+          <w:tblCellMar>
+            <w:top w:w="0" w:type="dxa"/>
+            <w:left w:w="108" w:type="dxa"/>
+            <w:bottom w:w="0" w:type="dxa"/>
+            <w:right w:w="108" w:type="dxa"/>
+          </w:tblCellMar>
+        </w:tblPrEx>
         <w:trPr>
           <w:trHeight w:val="516" w:hRule="exact"/>
         </w:trPr>
@@ -19243,6 +20935,14 @@
         </w:tc>
       </w:tr>
       <w:tr>
+        <w:tblPrEx>
+          <w:tblCellMar>
+            <w:top w:w="0" w:type="dxa"/>
+            <w:left w:w="108" w:type="dxa"/>
+            <w:bottom w:w="0" w:type="dxa"/>
+            <w:right w:w="108" w:type="dxa"/>
+          </w:tblCellMar>
+        </w:tblPrEx>
         <w:trPr>
           <w:trHeight w:val="550" w:hRule="exact"/>
         </w:trPr>
@@ -19441,6 +21141,14 @@
         <w:gridCol w:w="1133"/>
       </w:tblGrid>
       <w:tr>
+        <w:tblPrEx>
+          <w:tblCellMar>
+            <w:top w:w="0" w:type="dxa"/>
+            <w:left w:w="108" w:type="dxa"/>
+            <w:bottom w:w="0" w:type="dxa"/>
+            <w:right w:w="108" w:type="dxa"/>
+          </w:tblCellMar>
+        </w:tblPrEx>
         <w:trPr>
           <w:trHeight w:val="562" w:hRule="exact"/>
         </w:trPr>
@@ -19744,6 +21452,14 @@
         </w:tc>
       </w:tr>
       <w:tr>
+        <w:tblPrEx>
+          <w:tblCellMar>
+            <w:top w:w="0" w:type="dxa"/>
+            <w:left w:w="108" w:type="dxa"/>
+            <w:bottom w:w="0" w:type="dxa"/>
+            <w:right w:w="108" w:type="dxa"/>
+          </w:tblCellMar>
+        </w:tblPrEx>
         <w:trPr>
           <w:trHeight w:val="562" w:hRule="exact"/>
         </w:trPr>
@@ -20046,6 +21762,14 @@
         </w:tc>
       </w:tr>
       <w:tr>
+        <w:tblPrEx>
+          <w:tblCellMar>
+            <w:top w:w="0" w:type="dxa"/>
+            <w:left w:w="108" w:type="dxa"/>
+            <w:bottom w:w="0" w:type="dxa"/>
+            <w:right w:w="108" w:type="dxa"/>
+          </w:tblCellMar>
+        </w:tblPrEx>
         <w:trPr>
           <w:trHeight w:val="564" w:hRule="exact"/>
         </w:trPr>
@@ -20349,6 +22073,14 @@
         </w:tc>
       </w:tr>
       <w:tr>
+        <w:tblPrEx>
+          <w:tblCellMar>
+            <w:top w:w="0" w:type="dxa"/>
+            <w:left w:w="108" w:type="dxa"/>
+            <w:bottom w:w="0" w:type="dxa"/>
+            <w:right w:w="108" w:type="dxa"/>
+          </w:tblCellMar>
+        </w:tblPrEx>
         <w:trPr>
           <w:trHeight w:val="562" w:hRule="exact"/>
         </w:trPr>
@@ -20651,6 +22383,14 @@
         </w:tc>
       </w:tr>
       <w:tr>
+        <w:tblPrEx>
+          <w:tblCellMar>
+            <w:top w:w="0" w:type="dxa"/>
+            <w:left w:w="108" w:type="dxa"/>
+            <w:bottom w:w="0" w:type="dxa"/>
+            <w:right w:w="108" w:type="dxa"/>
+          </w:tblCellMar>
+        </w:tblPrEx>
         <w:trPr>
           <w:trHeight w:val="562" w:hRule="exact"/>
         </w:trPr>
@@ -20954,6 +22694,14 @@
         </w:tc>
       </w:tr>
       <w:tr>
+        <w:tblPrEx>
+          <w:tblCellMar>
+            <w:top w:w="0" w:type="dxa"/>
+            <w:left w:w="108" w:type="dxa"/>
+            <w:bottom w:w="0" w:type="dxa"/>
+            <w:right w:w="108" w:type="dxa"/>
+          </w:tblCellMar>
+        </w:tblPrEx>
         <w:trPr>
           <w:trHeight w:val="562" w:hRule="exact"/>
         </w:trPr>
@@ -21256,6 +23004,14 @@
         </w:tc>
       </w:tr>
       <w:tr>
+        <w:tblPrEx>
+          <w:tblCellMar>
+            <w:top w:w="0" w:type="dxa"/>
+            <w:left w:w="108" w:type="dxa"/>
+            <w:bottom w:w="0" w:type="dxa"/>
+            <w:right w:w="108" w:type="dxa"/>
+          </w:tblCellMar>
+        </w:tblPrEx>
         <w:trPr>
           <w:trHeight w:val="562" w:hRule="exact"/>
         </w:trPr>
@@ -21558,6 +23314,14 @@
         </w:tc>
       </w:tr>
       <w:tr>
+        <w:tblPrEx>
+          <w:tblCellMar>
+            <w:top w:w="0" w:type="dxa"/>
+            <w:left w:w="108" w:type="dxa"/>
+            <w:bottom w:w="0" w:type="dxa"/>
+            <w:right w:w="108" w:type="dxa"/>
+          </w:tblCellMar>
+        </w:tblPrEx>
         <w:trPr>
           <w:trHeight w:val="562" w:hRule="exact"/>
         </w:trPr>
@@ -21860,6 +23624,14 @@
         </w:tc>
       </w:tr>
       <w:tr>
+        <w:tblPrEx>
+          <w:tblCellMar>
+            <w:top w:w="0" w:type="dxa"/>
+            <w:left w:w="108" w:type="dxa"/>
+            <w:bottom w:w="0" w:type="dxa"/>
+            <w:right w:w="108" w:type="dxa"/>
+          </w:tblCellMar>
+        </w:tblPrEx>
         <w:trPr>
           <w:trHeight w:val="562" w:hRule="exact"/>
         </w:trPr>
@@ -22162,6 +23934,14 @@
         </w:tc>
       </w:tr>
       <w:tr>
+        <w:tblPrEx>
+          <w:tblCellMar>
+            <w:top w:w="0" w:type="dxa"/>
+            <w:left w:w="108" w:type="dxa"/>
+            <w:bottom w:w="0" w:type="dxa"/>
+            <w:right w:w="108" w:type="dxa"/>
+          </w:tblCellMar>
+        </w:tblPrEx>
         <w:trPr>
           <w:trHeight w:val="562" w:hRule="exact"/>
         </w:trPr>
@@ -22464,6 +24244,14 @@
         </w:tc>
       </w:tr>
       <w:tr>
+        <w:tblPrEx>
+          <w:tblCellMar>
+            <w:top w:w="0" w:type="dxa"/>
+            <w:left w:w="108" w:type="dxa"/>
+            <w:bottom w:w="0" w:type="dxa"/>
+            <w:right w:w="108" w:type="dxa"/>
+          </w:tblCellMar>
+        </w:tblPrEx>
         <w:trPr>
           <w:trHeight w:val="562" w:hRule="exact"/>
         </w:trPr>
@@ -22827,6 +24615,14 @@
         <w:gridCol w:w="1132"/>
       </w:tblGrid>
       <w:tr>
+        <w:tblPrEx>
+          <w:tblCellMar>
+            <w:top w:w="0" w:type="dxa"/>
+            <w:left w:w="108" w:type="dxa"/>
+            <w:bottom w:w="0" w:type="dxa"/>
+            <w:right w:w="108" w:type="dxa"/>
+          </w:tblCellMar>
+        </w:tblPrEx>
         <w:trPr>
           <w:trHeight w:val="562" w:hRule="exact"/>
         </w:trPr>
@@ -23131,6 +24927,14 @@
         </w:tc>
       </w:tr>
       <w:tr>
+        <w:tblPrEx>
+          <w:tblCellMar>
+            <w:top w:w="0" w:type="dxa"/>
+            <w:left w:w="108" w:type="dxa"/>
+            <w:bottom w:w="0" w:type="dxa"/>
+            <w:right w:w="108" w:type="dxa"/>
+          </w:tblCellMar>
+        </w:tblPrEx>
         <w:trPr>
           <w:trHeight w:val="562" w:hRule="exact"/>
         </w:trPr>
@@ -23435,6 +25239,14 @@
         </w:tc>
       </w:tr>
       <w:tr>
+        <w:tblPrEx>
+          <w:tblCellMar>
+            <w:top w:w="0" w:type="dxa"/>
+            <w:left w:w="108" w:type="dxa"/>
+            <w:bottom w:w="0" w:type="dxa"/>
+            <w:right w:w="108" w:type="dxa"/>
+          </w:tblCellMar>
+        </w:tblPrEx>
         <w:trPr>
           <w:trHeight w:val="562" w:hRule="exact"/>
         </w:trPr>
@@ -23739,6 +25551,14 @@
         </w:tc>
       </w:tr>
       <w:tr>
+        <w:tblPrEx>
+          <w:tblCellMar>
+            <w:top w:w="0" w:type="dxa"/>
+            <w:left w:w="108" w:type="dxa"/>
+            <w:bottom w:w="0" w:type="dxa"/>
+            <w:right w:w="108" w:type="dxa"/>
+          </w:tblCellMar>
+        </w:tblPrEx>
         <w:trPr>
           <w:trHeight w:val="461" w:hRule="exact"/>
         </w:trPr>

--- a/WebContent/docx/肺癌60基因-河南人民-单样本.docx
+++ b/WebContent/docx/肺癌60基因-河南人民-单样本.docx
@@ -24,6 +24,8 @@
           <w:sz w:val="52"/>
         </w:rPr>
       </w:pPr>
+      <w:bookmarkStart w:id="0" w:name="_GoBack"/>
+      <w:bookmarkEnd w:id="0"/>
       <w:r>
         <w:rPr>
           <w:rFonts w:hint="default"/>
@@ -5941,8 +5943,6 @@
               </w:rPr>
               <w:t>丰度/拷贝数/基因型</w:t>
             </w:r>
-            <w:bookmarkStart w:id="0" w:name="_GoBack"/>
-            <w:bookmarkEnd w:id="0"/>
           </w:p>
         </w:tc>
         <w:tc>
@@ -7275,7 +7275,16 @@
                 <w:szCs w:val="21"/>
                 <w:lang w:eastAsia="zh-CN"/>
               </w:rPr>
-              <w:t>、</w:t>
+              <w:t>、A级、FDA/NMPA/NCCN/CSCO</w:t>
+            </w:r>
+            <w:r>
+              <w:rPr>
+                <w:rFonts w:hint="eastAsia" w:ascii="Times New Roman" w:hAnsi="Times New Roman" w:eastAsia="微软雅黑" w:cs="Times New Roman"/>
+                <w:sz w:val="21"/>
+                <w:szCs w:val="21"/>
+                <w:lang w:val="en-US" w:eastAsia="zh-CN"/>
+              </w:rPr>
+              <w:t>推荐</w:t>
             </w:r>
             <w:r>
               <w:rPr>
@@ -7284,7 +7293,16 @@
                 <w:szCs w:val="21"/>
                 <w:lang w:eastAsia="zh-CN"/>
               </w:rPr>
-              <w:t>A级、</w:t>
+              <w:t xml:space="preserve"> ）</w:t>
+            </w:r>
+            <w:r>
+              <w:rPr>
+                <w:rFonts w:ascii="Times New Roman" w:hAnsi="Times New Roman" w:eastAsia="微软雅黑" w:cs="Times New Roman"/>
+                <w:sz w:val="21"/>
+                <w:szCs w:val="21"/>
+                <w:lang w:eastAsia="zh-CN"/>
+              </w:rPr>
+              <w:t>{%else%}</w:t>
             </w:r>
             <w:r>
               <w:rPr>
@@ -7293,7 +7311,7 @@
                 <w:szCs w:val="21"/>
                 <w:lang w:eastAsia="zh-CN"/>
               </w:rPr>
-              <w:t>FDA/NMPA/NCCN/CSCO</w:t>
+              <w:t>{{ d.nameLevel }}（</w:t>
             </w:r>
             <w:r>
               <w:rPr>
@@ -7302,7 +7320,7 @@
                 <w:szCs w:val="21"/>
                 <w:lang w:val="en-US" w:eastAsia="zh-CN"/>
               </w:rPr>
-              <w:t>推荐</w:t>
+              <w:t>可能耐药</w:t>
             </w:r>
             <w:r>
               <w:rPr>
@@ -7311,6 +7329,24 @@
                 <w:szCs w:val="21"/>
                 <w:lang w:eastAsia="zh-CN"/>
               </w:rPr>
+              <w:t>、A级、FDA/NMPA/NCCN/CSCO</w:t>
+            </w:r>
+            <w:r>
+              <w:rPr>
+                <w:rFonts w:hint="eastAsia" w:ascii="Times New Roman" w:hAnsi="Times New Roman" w:eastAsia="微软雅黑" w:cs="Times New Roman"/>
+                <w:sz w:val="21"/>
+                <w:szCs w:val="21"/>
+                <w:lang w:val="en-US" w:eastAsia="zh-CN"/>
+              </w:rPr>
+              <w:t>推荐</w:t>
+            </w:r>
+            <w:r>
+              <w:rPr>
+                <w:rFonts w:hint="eastAsia" w:ascii="Times New Roman" w:hAnsi="Times New Roman" w:eastAsia="微软雅黑" w:cs="Times New Roman"/>
+                <w:sz w:val="21"/>
+                <w:szCs w:val="21"/>
+                <w:lang w:eastAsia="zh-CN"/>
+              </w:rPr>
               <w:t xml:space="preserve"> ）</w:t>
             </w:r>
             <w:r>
@@ -7320,8 +7356,33 @@
                 <w:szCs w:val="21"/>
                 <w:lang w:eastAsia="zh-CN"/>
               </w:rPr>
-              <w:t>{%else%}</w:t>
-            </w:r>
+              <w:t>，{%endif%}</w:t>
+            </w:r>
+          </w:p>
+          <w:p>
+            <w:pPr>
+              <w:keepNext w:val="0"/>
+              <w:keepLines w:val="0"/>
+              <w:pageBreakBefore w:val="0"/>
+              <w:widowControl w:val="0"/>
+              <w:kinsoku/>
+              <w:wordWrap w:val="0"/>
+              <w:overflowPunct/>
+              <w:topLinePunct w:val="0"/>
+              <w:autoSpaceDE w:val="0"/>
+              <w:autoSpaceDN w:val="0"/>
+              <w:bidi w:val="0"/>
+              <w:adjustRightInd w:val="0"/>
+              <w:snapToGrid/>
+              <w:jc w:val="both"/>
+              <w:textAlignment w:val="auto"/>
+              <w:rPr>
+                <w:rFonts w:ascii="Times New Roman" w:hAnsi="Times New Roman" w:eastAsia="微软雅黑" w:cs="Times New Roman"/>
+                <w:sz w:val="21"/>
+                <w:szCs w:val="21"/>
+                <w:lang w:eastAsia="zh-CN"/>
+              </w:rPr>
+            </w:pPr>
             <w:r>
               <w:rPr>
                 <w:rFonts w:hint="eastAsia" w:ascii="Times New Roman" w:hAnsi="Times New Roman" w:eastAsia="微软雅黑" w:cs="Times New Roman"/>
@@ -7329,6 +7390,78 @@
                 <w:szCs w:val="21"/>
                 <w:lang w:eastAsia="zh-CN"/>
               </w:rPr>
+              <w:t xml:space="preserve">{%elif </w:t>
+            </w:r>
+            <w:r>
+              <w:rPr>
+                <w:rFonts w:ascii="Times New Roman" w:hAnsi="Times New Roman" w:eastAsia="微软雅黑" w:cs="Times New Roman"/>
+                <w:sz w:val="21"/>
+                <w:szCs w:val="21"/>
+                <w:lang w:eastAsia="zh-CN"/>
+              </w:rPr>
+              <w:t>d</w:t>
+            </w:r>
+            <w:r>
+              <w:rPr>
+                <w:rFonts w:hint="eastAsia" w:ascii="Times New Roman" w:hAnsi="Times New Roman" w:eastAsia="微软雅黑" w:cs="Times New Roman"/>
+                <w:sz w:val="21"/>
+                <w:szCs w:val="21"/>
+                <w:lang w:eastAsia="zh-CN"/>
+              </w:rPr>
+              <w:t xml:space="preserve">.level == </w:t>
+            </w:r>
+            <w:r>
+              <w:rPr>
+                <w:rFonts w:ascii="Times New Roman" w:hAnsi="Times New Roman" w:eastAsia="微软雅黑" w:cs="Times New Roman"/>
+                <w:sz w:val="21"/>
+                <w:szCs w:val="21"/>
+                <w:lang w:eastAsia="zh-CN"/>
+              </w:rPr>
+              <w:t>‘</w:t>
+            </w:r>
+            <w:r>
+              <w:rPr>
+                <w:rFonts w:hint="eastAsia" w:ascii="Times New Roman" w:hAnsi="Times New Roman" w:eastAsia="微软雅黑" w:cs="Times New Roman"/>
+                <w:sz w:val="21"/>
+                <w:szCs w:val="21"/>
+                <w:lang w:eastAsia="zh-CN"/>
+              </w:rPr>
+              <w:t>6</w:t>
+            </w:r>
+            <w:r>
+              <w:rPr>
+                <w:rFonts w:ascii="Times New Roman" w:hAnsi="Times New Roman" w:eastAsia="微软雅黑" w:cs="Times New Roman"/>
+                <w:sz w:val="21"/>
+                <w:szCs w:val="21"/>
+                <w:lang w:eastAsia="zh-CN"/>
+              </w:rPr>
+              <w:t>’</w:t>
+            </w:r>
+            <w:r>
+              <w:rPr>
+                <w:rFonts w:hint="eastAsia" w:ascii="Times New Roman" w:hAnsi="Times New Roman" w:eastAsia="微软雅黑" w:cs="Times New Roman"/>
+                <w:sz w:val="21"/>
+                <w:szCs w:val="21"/>
+                <w:lang w:eastAsia="zh-CN"/>
+              </w:rPr>
+              <w:t>%}</w:t>
+            </w:r>
+            <w:r>
+              <w:rPr>
+                <w:rFonts w:ascii="Times New Roman" w:hAnsi="Times New Roman" w:eastAsia="微软雅黑" w:cs="Times New Roman"/>
+                <w:sz w:val="21"/>
+                <w:szCs w:val="21"/>
+                <w:lang w:eastAsia="zh-CN"/>
+              </w:rPr>
+              <w:t>{%if loop.last%}</w:t>
+            </w:r>
+            <w:r>
+              <w:rPr>
+                <w:rFonts w:hint="eastAsia" w:ascii="Times New Roman" w:hAnsi="Times New Roman" w:eastAsia="微软雅黑" w:cs="Times New Roman"/>
+                <w:sz w:val="21"/>
+                <w:szCs w:val="21"/>
+                <w:lang w:eastAsia="zh-CN"/>
+              </w:rPr>
               <w:t>{{ d.nameLevel }}（</w:t>
             </w:r>
             <w:r>
@@ -7347,7 +7480,16 @@
                 <w:szCs w:val="21"/>
                 <w:lang w:eastAsia="zh-CN"/>
               </w:rPr>
-              <w:t>、</w:t>
+              <w:t>、B级）</w:t>
+            </w:r>
+            <w:r>
+              <w:rPr>
+                <w:rFonts w:ascii="Times New Roman" w:hAnsi="Times New Roman" w:eastAsia="微软雅黑" w:cs="Times New Roman"/>
+                <w:sz w:val="21"/>
+                <w:szCs w:val="21"/>
+                <w:lang w:eastAsia="zh-CN"/>
+              </w:rPr>
+              <w:t>{%else%}</w:t>
             </w:r>
             <w:r>
               <w:rPr>
@@ -7356,7 +7498,16 @@
                 <w:szCs w:val="21"/>
                 <w:lang w:eastAsia="zh-CN"/>
               </w:rPr>
-              <w:t>A级、</w:t>
+              <w:t>{{ d.nameLevel }}（</w:t>
+            </w:r>
+            <w:r>
+              <w:rPr>
+                <w:rFonts w:hint="eastAsia" w:ascii="Times New Roman" w:hAnsi="Times New Roman" w:eastAsia="微软雅黑" w:cs="Times New Roman"/>
+                <w:sz w:val="21"/>
+                <w:szCs w:val="21"/>
+                <w:lang w:val="en-US" w:eastAsia="zh-CN"/>
+              </w:rPr>
+              <w:t>可能耐药</w:t>
             </w:r>
             <w:r>
               <w:rPr>
@@ -7365,7 +7516,140 @@
                 <w:szCs w:val="21"/>
                 <w:lang w:eastAsia="zh-CN"/>
               </w:rPr>
-              <w:t>FDA/NMPA/NCCN/CSCO</w:t>
+              <w:t>、B级）</w:t>
+            </w:r>
+            <w:r>
+              <w:rPr>
+                <w:rFonts w:ascii="Times New Roman" w:hAnsi="Times New Roman" w:eastAsia="微软雅黑" w:cs="Times New Roman"/>
+                <w:sz w:val="21"/>
+                <w:szCs w:val="21"/>
+                <w:lang w:eastAsia="zh-CN"/>
+              </w:rPr>
+              <w:t>，{%endif%}</w:t>
+            </w:r>
+          </w:p>
+          <w:p>
+            <w:pPr>
+              <w:keepNext w:val="0"/>
+              <w:keepLines w:val="0"/>
+              <w:pageBreakBefore w:val="0"/>
+              <w:widowControl w:val="0"/>
+              <w:kinsoku/>
+              <w:wordWrap w:val="0"/>
+              <w:overflowPunct/>
+              <w:topLinePunct w:val="0"/>
+              <w:autoSpaceDE w:val="0"/>
+              <w:autoSpaceDN w:val="0"/>
+              <w:bidi w:val="0"/>
+              <w:adjustRightInd w:val="0"/>
+              <w:snapToGrid/>
+              <w:jc w:val="both"/>
+              <w:textAlignment w:val="auto"/>
+              <w:rPr>
+                <w:rFonts w:ascii="Times New Roman" w:hAnsi="Times New Roman" w:eastAsia="微软雅黑" w:cs="Times New Roman"/>
+                <w:sz w:val="21"/>
+                <w:szCs w:val="21"/>
+                <w:lang w:eastAsia="zh-CN"/>
+              </w:rPr>
+            </w:pPr>
+            <w:r>
+              <w:rPr>
+                <w:rFonts w:hint="eastAsia" w:ascii="Times New Roman" w:hAnsi="Times New Roman" w:eastAsia="微软雅黑" w:cs="Times New Roman"/>
+                <w:sz w:val="21"/>
+                <w:szCs w:val="21"/>
+                <w:lang w:eastAsia="zh-CN"/>
+              </w:rPr>
+              <w:t xml:space="preserve">{%elif </w:t>
+            </w:r>
+            <w:r>
+              <w:rPr>
+                <w:rFonts w:ascii="Times New Roman" w:hAnsi="Times New Roman" w:eastAsia="微软雅黑" w:cs="Times New Roman"/>
+                <w:sz w:val="21"/>
+                <w:szCs w:val="21"/>
+                <w:lang w:eastAsia="zh-CN"/>
+              </w:rPr>
+              <w:t>d</w:t>
+            </w:r>
+            <w:r>
+              <w:rPr>
+                <w:rFonts w:hint="eastAsia" w:ascii="Times New Roman" w:hAnsi="Times New Roman" w:eastAsia="微软雅黑" w:cs="Times New Roman"/>
+                <w:sz w:val="21"/>
+                <w:szCs w:val="21"/>
+                <w:lang w:eastAsia="zh-CN"/>
+              </w:rPr>
+              <w:t xml:space="preserve">.level == </w:t>
+            </w:r>
+            <w:r>
+              <w:rPr>
+                <w:rFonts w:ascii="Times New Roman" w:hAnsi="Times New Roman" w:eastAsia="微软雅黑" w:cs="Times New Roman"/>
+                <w:sz w:val="21"/>
+                <w:szCs w:val="21"/>
+                <w:lang w:eastAsia="zh-CN"/>
+              </w:rPr>
+              <w:t>‘</w:t>
+            </w:r>
+            <w:r>
+              <w:rPr>
+                <w:rFonts w:hint="eastAsia" w:ascii="Times New Roman" w:hAnsi="Times New Roman" w:eastAsia="微软雅黑" w:cs="Times New Roman"/>
+                <w:sz w:val="21"/>
+                <w:szCs w:val="21"/>
+                <w:lang w:eastAsia="zh-CN"/>
+              </w:rPr>
+              <w:t>7</w:t>
+            </w:r>
+            <w:r>
+              <w:rPr>
+                <w:rFonts w:ascii="Times New Roman" w:hAnsi="Times New Roman" w:eastAsia="微软雅黑" w:cs="Times New Roman"/>
+                <w:sz w:val="21"/>
+                <w:szCs w:val="21"/>
+                <w:lang w:eastAsia="zh-CN"/>
+              </w:rPr>
+              <w:t>’</w:t>
+            </w:r>
+            <w:r>
+              <w:rPr>
+                <w:rFonts w:hint="eastAsia" w:ascii="Times New Roman" w:hAnsi="Times New Roman" w:eastAsia="微软雅黑" w:cs="Times New Roman"/>
+                <w:sz w:val="21"/>
+                <w:szCs w:val="21"/>
+                <w:lang w:eastAsia="zh-CN"/>
+              </w:rPr>
+              <w:t>%}</w:t>
+            </w:r>
+            <w:r>
+              <w:rPr>
+                <w:rFonts w:ascii="Times New Roman" w:hAnsi="Times New Roman" w:eastAsia="微软雅黑" w:cs="Times New Roman"/>
+                <w:sz w:val="21"/>
+                <w:szCs w:val="21"/>
+                <w:lang w:eastAsia="zh-CN"/>
+              </w:rPr>
+              <w:t>{%if loop.last%}</w:t>
+            </w:r>
+            <w:r>
+              <w:rPr>
+                <w:rFonts w:hint="eastAsia" w:ascii="Times New Roman" w:hAnsi="Times New Roman" w:eastAsia="微软雅黑" w:cs="Times New Roman"/>
+                <w:sz w:val="21"/>
+                <w:szCs w:val="21"/>
+                <w:lang w:eastAsia="zh-CN"/>
+              </w:rPr>
+              <w:t>{{ d.nameLevel }}（C级）</w:t>
+            </w:r>
+            <w:r>
+              <w:rPr>
+                <w:rFonts w:ascii="Times New Roman" w:hAnsi="Times New Roman" w:eastAsia="微软雅黑" w:cs="Times New Roman"/>
+                <w:sz w:val="21"/>
+                <w:szCs w:val="21"/>
+                <w:lang w:eastAsia="zh-CN"/>
+              </w:rPr>
+              <w:t>{%else%}</w:t>
+            </w:r>
+            <w:r>
+              <w:rPr>
+                <w:rFonts w:hint="eastAsia" w:ascii="Times New Roman" w:hAnsi="Times New Roman" w:eastAsia="微软雅黑" w:cs="Times New Roman"/>
+                <w:sz w:val="21"/>
+                <w:szCs w:val="21"/>
+                <w:lang w:eastAsia="zh-CN"/>
+              </w:rPr>
+              <w:t>{{ d.nameLevel }}（</w:t>
             </w:r>
             <w:r>
               <w:rPr>
@@ -7374,7 +7658,7 @@
                 <w:szCs w:val="21"/>
                 <w:lang w:val="en-US" w:eastAsia="zh-CN"/>
               </w:rPr>
-              <w:t>推荐</w:t>
+              <w:t>可能耐药</w:t>
             </w:r>
             <w:r>
               <w:rPr>
@@ -7383,7 +7667,7 @@
                 <w:szCs w:val="21"/>
                 <w:lang w:eastAsia="zh-CN"/>
               </w:rPr>
-              <w:t xml:space="preserve"> ）</w:t>
+              <w:t>、C级）</w:t>
             </w:r>
             <w:r>
               <w:rPr>
@@ -7462,7 +7746,7 @@
                 <w:szCs w:val="21"/>
                 <w:lang w:eastAsia="zh-CN"/>
               </w:rPr>
-              <w:t>6</w:t>
+              <w:t>8</w:t>
             </w:r>
             <w:r>
               <w:rPr>
@@ -7516,7 +7800,16 @@
                 <w:szCs w:val="21"/>
                 <w:lang w:eastAsia="zh-CN"/>
               </w:rPr>
-              <w:t>、</w:t>
+              <w:t>、D级）</w:t>
+            </w:r>
+            <w:r>
+              <w:rPr>
+                <w:rFonts w:ascii="Times New Roman" w:hAnsi="Times New Roman" w:eastAsia="微软雅黑" w:cs="Times New Roman"/>
+                <w:sz w:val="21"/>
+                <w:szCs w:val="21"/>
+                <w:lang w:eastAsia="zh-CN"/>
+              </w:rPr>
+              <w:t>{%else%}</w:t>
             </w:r>
             <w:r>
               <w:rPr>
@@ -7525,16 +7818,16 @@
                 <w:szCs w:val="21"/>
                 <w:lang w:eastAsia="zh-CN"/>
               </w:rPr>
-              <w:t>B级）</w:t>
-            </w:r>
-            <w:r>
-              <w:rPr>
-                <w:rFonts w:ascii="Times New Roman" w:hAnsi="Times New Roman" w:eastAsia="微软雅黑" w:cs="Times New Roman"/>
+              <w:t>{{ d.nameLevel }}（</w:t>
+            </w:r>
+            <w:r>
+              <w:rPr>
+                <w:rFonts w:hint="eastAsia" w:ascii="Times New Roman" w:hAnsi="Times New Roman" w:eastAsia="微软雅黑" w:cs="Times New Roman"/>
                 <w:sz w:val="21"/>
                 <w:szCs w:val="21"/>
-                <w:lang w:eastAsia="zh-CN"/>
-              </w:rPr>
-              <w:t>{%else%}</w:t>
+                <w:lang w:val="en-US" w:eastAsia="zh-CN"/>
+              </w:rPr>
+              <w:t>可能耐药</w:t>
             </w:r>
             <w:r>
               <w:rPr>
@@ -7543,381 +7836,7 @@
                 <w:szCs w:val="21"/>
                 <w:lang w:eastAsia="zh-CN"/>
               </w:rPr>
-              <w:t>{{ d.nameLevel }}（</w:t>
-            </w:r>
-            <w:r>
-              <w:rPr>
-                <w:rFonts w:hint="eastAsia" w:ascii="Times New Roman" w:hAnsi="Times New Roman" w:eastAsia="微软雅黑" w:cs="Times New Roman"/>
-                <w:sz w:val="21"/>
-                <w:szCs w:val="21"/>
-                <w:lang w:val="en-US" w:eastAsia="zh-CN"/>
-              </w:rPr>
-              <w:t>可能耐药</w:t>
-            </w:r>
-            <w:r>
-              <w:rPr>
-                <w:rFonts w:hint="eastAsia" w:ascii="Times New Roman" w:hAnsi="Times New Roman" w:eastAsia="微软雅黑" w:cs="Times New Roman"/>
-                <w:sz w:val="21"/>
-                <w:szCs w:val="21"/>
-                <w:lang w:eastAsia="zh-CN"/>
-              </w:rPr>
-              <w:t>、</w:t>
-            </w:r>
-            <w:r>
-              <w:rPr>
-                <w:rFonts w:hint="eastAsia" w:ascii="Times New Roman" w:hAnsi="Times New Roman" w:eastAsia="微软雅黑" w:cs="Times New Roman"/>
-                <w:sz w:val="21"/>
-                <w:szCs w:val="21"/>
-                <w:lang w:eastAsia="zh-CN"/>
-              </w:rPr>
-              <w:t>B级）</w:t>
-            </w:r>
-            <w:r>
-              <w:rPr>
-                <w:rFonts w:ascii="Times New Roman" w:hAnsi="Times New Roman" w:eastAsia="微软雅黑" w:cs="Times New Roman"/>
-                <w:sz w:val="21"/>
-                <w:szCs w:val="21"/>
-                <w:lang w:eastAsia="zh-CN"/>
-              </w:rPr>
-              <w:t>，{%endif%}</w:t>
-            </w:r>
-          </w:p>
-          <w:p>
-            <w:pPr>
-              <w:keepNext w:val="0"/>
-              <w:keepLines w:val="0"/>
-              <w:pageBreakBefore w:val="0"/>
-              <w:widowControl w:val="0"/>
-              <w:kinsoku/>
-              <w:wordWrap w:val="0"/>
-              <w:overflowPunct/>
-              <w:topLinePunct w:val="0"/>
-              <w:autoSpaceDE w:val="0"/>
-              <w:autoSpaceDN w:val="0"/>
-              <w:bidi w:val="0"/>
-              <w:adjustRightInd w:val="0"/>
-              <w:snapToGrid/>
-              <w:jc w:val="both"/>
-              <w:textAlignment w:val="auto"/>
-              <w:rPr>
-                <w:rFonts w:ascii="Times New Roman" w:hAnsi="Times New Roman" w:eastAsia="微软雅黑" w:cs="Times New Roman"/>
-                <w:sz w:val="21"/>
-                <w:szCs w:val="21"/>
-                <w:lang w:eastAsia="zh-CN"/>
-              </w:rPr>
-            </w:pPr>
-            <w:r>
-              <w:rPr>
-                <w:rFonts w:hint="eastAsia" w:ascii="Times New Roman" w:hAnsi="Times New Roman" w:eastAsia="微软雅黑" w:cs="Times New Roman"/>
-                <w:sz w:val="21"/>
-                <w:szCs w:val="21"/>
-                <w:lang w:eastAsia="zh-CN"/>
-              </w:rPr>
-              <w:t xml:space="preserve">{%elif </w:t>
-            </w:r>
-            <w:r>
-              <w:rPr>
-                <w:rFonts w:ascii="Times New Roman" w:hAnsi="Times New Roman" w:eastAsia="微软雅黑" w:cs="Times New Roman"/>
-                <w:sz w:val="21"/>
-                <w:szCs w:val="21"/>
-                <w:lang w:eastAsia="zh-CN"/>
-              </w:rPr>
-              <w:t>d</w:t>
-            </w:r>
-            <w:r>
-              <w:rPr>
-                <w:rFonts w:hint="eastAsia" w:ascii="Times New Roman" w:hAnsi="Times New Roman" w:eastAsia="微软雅黑" w:cs="Times New Roman"/>
-                <w:sz w:val="21"/>
-                <w:szCs w:val="21"/>
-                <w:lang w:eastAsia="zh-CN"/>
-              </w:rPr>
-              <w:t xml:space="preserve">.level == </w:t>
-            </w:r>
-            <w:r>
-              <w:rPr>
-                <w:rFonts w:ascii="Times New Roman" w:hAnsi="Times New Roman" w:eastAsia="微软雅黑" w:cs="Times New Roman"/>
-                <w:sz w:val="21"/>
-                <w:szCs w:val="21"/>
-                <w:lang w:eastAsia="zh-CN"/>
-              </w:rPr>
-              <w:t>‘</w:t>
-            </w:r>
-            <w:r>
-              <w:rPr>
-                <w:rFonts w:hint="eastAsia" w:ascii="Times New Roman" w:hAnsi="Times New Roman" w:eastAsia="微软雅黑" w:cs="Times New Roman"/>
-                <w:sz w:val="21"/>
-                <w:szCs w:val="21"/>
-                <w:lang w:eastAsia="zh-CN"/>
-              </w:rPr>
-              <w:t>7</w:t>
-            </w:r>
-            <w:r>
-              <w:rPr>
-                <w:rFonts w:ascii="Times New Roman" w:hAnsi="Times New Roman" w:eastAsia="微软雅黑" w:cs="Times New Roman"/>
-                <w:sz w:val="21"/>
-                <w:szCs w:val="21"/>
-                <w:lang w:eastAsia="zh-CN"/>
-              </w:rPr>
-              <w:t>’</w:t>
-            </w:r>
-            <w:r>
-              <w:rPr>
-                <w:rFonts w:hint="eastAsia" w:ascii="Times New Roman" w:hAnsi="Times New Roman" w:eastAsia="微软雅黑" w:cs="Times New Roman"/>
-                <w:sz w:val="21"/>
-                <w:szCs w:val="21"/>
-                <w:lang w:eastAsia="zh-CN"/>
-              </w:rPr>
-              <w:t>%}</w:t>
-            </w:r>
-            <w:r>
-              <w:rPr>
-                <w:rFonts w:ascii="Times New Roman" w:hAnsi="Times New Roman" w:eastAsia="微软雅黑" w:cs="Times New Roman"/>
-                <w:sz w:val="21"/>
-                <w:szCs w:val="21"/>
-                <w:lang w:eastAsia="zh-CN"/>
-              </w:rPr>
-              <w:t>{%if loop.last%}</w:t>
-            </w:r>
-            <w:r>
-              <w:rPr>
-                <w:rFonts w:hint="eastAsia" w:ascii="Times New Roman" w:hAnsi="Times New Roman" w:eastAsia="微软雅黑" w:cs="Times New Roman"/>
-                <w:sz w:val="21"/>
-                <w:szCs w:val="21"/>
-                <w:lang w:eastAsia="zh-CN"/>
-              </w:rPr>
-              <w:t>{{ d.nameLevel }}（C级）</w:t>
-            </w:r>
-            <w:r>
-              <w:rPr>
-                <w:rFonts w:ascii="Times New Roman" w:hAnsi="Times New Roman" w:eastAsia="微软雅黑" w:cs="Times New Roman"/>
-                <w:sz w:val="21"/>
-                <w:szCs w:val="21"/>
-                <w:lang w:eastAsia="zh-CN"/>
-              </w:rPr>
-              <w:t>{%else%}</w:t>
-            </w:r>
-            <w:r>
-              <w:rPr>
-                <w:rFonts w:hint="eastAsia" w:ascii="Times New Roman" w:hAnsi="Times New Roman" w:eastAsia="微软雅黑" w:cs="Times New Roman"/>
-                <w:sz w:val="21"/>
-                <w:szCs w:val="21"/>
-                <w:lang w:eastAsia="zh-CN"/>
-              </w:rPr>
-              <w:t>{{ d.nameLevel }}（</w:t>
-            </w:r>
-            <w:r>
-              <w:rPr>
-                <w:rFonts w:hint="eastAsia" w:ascii="Times New Roman" w:hAnsi="Times New Roman" w:eastAsia="微软雅黑" w:cs="Times New Roman"/>
-                <w:sz w:val="21"/>
-                <w:szCs w:val="21"/>
-                <w:lang w:val="en-US" w:eastAsia="zh-CN"/>
-              </w:rPr>
-              <w:t>可能耐药</w:t>
-            </w:r>
-            <w:r>
-              <w:rPr>
-                <w:rFonts w:hint="eastAsia" w:ascii="Times New Roman" w:hAnsi="Times New Roman" w:eastAsia="微软雅黑" w:cs="Times New Roman"/>
-                <w:sz w:val="21"/>
-                <w:szCs w:val="21"/>
-                <w:lang w:eastAsia="zh-CN"/>
-              </w:rPr>
-              <w:t>、</w:t>
-            </w:r>
-            <w:r>
-              <w:rPr>
-                <w:rFonts w:hint="eastAsia" w:ascii="Times New Roman" w:hAnsi="Times New Roman" w:eastAsia="微软雅黑" w:cs="Times New Roman"/>
-                <w:sz w:val="21"/>
-                <w:szCs w:val="21"/>
-                <w:lang w:eastAsia="zh-CN"/>
-              </w:rPr>
-              <w:t>C级）</w:t>
-            </w:r>
-            <w:r>
-              <w:rPr>
-                <w:rFonts w:ascii="Times New Roman" w:hAnsi="Times New Roman" w:eastAsia="微软雅黑" w:cs="Times New Roman"/>
-                <w:sz w:val="21"/>
-                <w:szCs w:val="21"/>
-                <w:lang w:eastAsia="zh-CN"/>
-              </w:rPr>
-              <w:t>，{%endif%}</w:t>
-            </w:r>
-          </w:p>
-          <w:p>
-            <w:pPr>
-              <w:keepNext w:val="0"/>
-              <w:keepLines w:val="0"/>
-              <w:pageBreakBefore w:val="0"/>
-              <w:widowControl w:val="0"/>
-              <w:kinsoku/>
-              <w:wordWrap w:val="0"/>
-              <w:overflowPunct/>
-              <w:topLinePunct w:val="0"/>
-              <w:autoSpaceDE w:val="0"/>
-              <w:autoSpaceDN w:val="0"/>
-              <w:bidi w:val="0"/>
-              <w:adjustRightInd w:val="0"/>
-              <w:snapToGrid/>
-              <w:jc w:val="both"/>
-              <w:textAlignment w:val="auto"/>
-              <w:rPr>
-                <w:rFonts w:ascii="Times New Roman" w:hAnsi="Times New Roman" w:eastAsia="微软雅黑" w:cs="Times New Roman"/>
-                <w:sz w:val="21"/>
-                <w:szCs w:val="21"/>
-                <w:lang w:eastAsia="zh-CN"/>
-              </w:rPr>
-            </w:pPr>
-            <w:r>
-              <w:rPr>
-                <w:rFonts w:hint="eastAsia" w:ascii="Times New Roman" w:hAnsi="Times New Roman" w:eastAsia="微软雅黑" w:cs="Times New Roman"/>
-                <w:sz w:val="21"/>
-                <w:szCs w:val="21"/>
-                <w:lang w:eastAsia="zh-CN"/>
-              </w:rPr>
-              <w:t xml:space="preserve">{%elif </w:t>
-            </w:r>
-            <w:r>
-              <w:rPr>
-                <w:rFonts w:ascii="Times New Roman" w:hAnsi="Times New Roman" w:eastAsia="微软雅黑" w:cs="Times New Roman"/>
-                <w:sz w:val="21"/>
-                <w:szCs w:val="21"/>
-                <w:lang w:eastAsia="zh-CN"/>
-              </w:rPr>
-              <w:t>d</w:t>
-            </w:r>
-            <w:r>
-              <w:rPr>
-                <w:rFonts w:hint="eastAsia" w:ascii="Times New Roman" w:hAnsi="Times New Roman" w:eastAsia="微软雅黑" w:cs="Times New Roman"/>
-                <w:sz w:val="21"/>
-                <w:szCs w:val="21"/>
-                <w:lang w:eastAsia="zh-CN"/>
-              </w:rPr>
-              <w:t xml:space="preserve">.level == </w:t>
-            </w:r>
-            <w:r>
-              <w:rPr>
-                <w:rFonts w:ascii="Times New Roman" w:hAnsi="Times New Roman" w:eastAsia="微软雅黑" w:cs="Times New Roman"/>
-                <w:sz w:val="21"/>
-                <w:szCs w:val="21"/>
-                <w:lang w:eastAsia="zh-CN"/>
-              </w:rPr>
-              <w:t>‘</w:t>
-            </w:r>
-            <w:r>
-              <w:rPr>
-                <w:rFonts w:hint="eastAsia" w:ascii="Times New Roman" w:hAnsi="Times New Roman" w:eastAsia="微软雅黑" w:cs="Times New Roman"/>
-                <w:sz w:val="21"/>
-                <w:szCs w:val="21"/>
-                <w:lang w:eastAsia="zh-CN"/>
-              </w:rPr>
-              <w:t>8</w:t>
-            </w:r>
-            <w:r>
-              <w:rPr>
-                <w:rFonts w:ascii="Times New Roman" w:hAnsi="Times New Roman" w:eastAsia="微软雅黑" w:cs="Times New Roman"/>
-                <w:sz w:val="21"/>
-                <w:szCs w:val="21"/>
-                <w:lang w:eastAsia="zh-CN"/>
-              </w:rPr>
-              <w:t>’</w:t>
-            </w:r>
-            <w:r>
-              <w:rPr>
-                <w:rFonts w:hint="eastAsia" w:ascii="Times New Roman" w:hAnsi="Times New Roman" w:eastAsia="微软雅黑" w:cs="Times New Roman"/>
-                <w:sz w:val="21"/>
-                <w:szCs w:val="21"/>
-                <w:lang w:eastAsia="zh-CN"/>
-              </w:rPr>
-              <w:t>%}</w:t>
-            </w:r>
-            <w:r>
-              <w:rPr>
-                <w:rFonts w:ascii="Times New Roman" w:hAnsi="Times New Roman" w:eastAsia="微软雅黑" w:cs="Times New Roman"/>
-                <w:sz w:val="21"/>
-                <w:szCs w:val="21"/>
-                <w:lang w:eastAsia="zh-CN"/>
-              </w:rPr>
-              <w:t>{%if loop.last%}</w:t>
-            </w:r>
-            <w:r>
-              <w:rPr>
-                <w:rFonts w:hint="eastAsia" w:ascii="Times New Roman" w:hAnsi="Times New Roman" w:eastAsia="微软雅黑" w:cs="Times New Roman"/>
-                <w:sz w:val="21"/>
-                <w:szCs w:val="21"/>
-                <w:lang w:eastAsia="zh-CN"/>
-              </w:rPr>
-              <w:t>{{ d.nameLevel }}（</w:t>
-            </w:r>
-            <w:r>
-              <w:rPr>
-                <w:rFonts w:hint="eastAsia" w:ascii="Times New Roman" w:hAnsi="Times New Roman" w:eastAsia="微软雅黑" w:cs="Times New Roman"/>
-                <w:sz w:val="21"/>
-                <w:szCs w:val="21"/>
-                <w:lang w:val="en-US" w:eastAsia="zh-CN"/>
-              </w:rPr>
-              <w:t>可能耐药</w:t>
-            </w:r>
-            <w:r>
-              <w:rPr>
-                <w:rFonts w:hint="eastAsia" w:ascii="Times New Roman" w:hAnsi="Times New Roman" w:eastAsia="微软雅黑" w:cs="Times New Roman"/>
-                <w:sz w:val="21"/>
-                <w:szCs w:val="21"/>
-                <w:lang w:eastAsia="zh-CN"/>
-              </w:rPr>
-              <w:t>、</w:t>
-            </w:r>
-            <w:r>
-              <w:rPr>
-                <w:rFonts w:hint="eastAsia" w:ascii="Times New Roman" w:hAnsi="Times New Roman" w:eastAsia="微软雅黑" w:cs="Times New Roman"/>
-                <w:sz w:val="21"/>
-                <w:szCs w:val="21"/>
-                <w:lang w:eastAsia="zh-CN"/>
-              </w:rPr>
-              <w:t>D级）</w:t>
-            </w:r>
-            <w:r>
-              <w:rPr>
-                <w:rFonts w:ascii="Times New Roman" w:hAnsi="Times New Roman" w:eastAsia="微软雅黑" w:cs="Times New Roman"/>
-                <w:sz w:val="21"/>
-                <w:szCs w:val="21"/>
-                <w:lang w:eastAsia="zh-CN"/>
-              </w:rPr>
-              <w:t>{%else%}</w:t>
-            </w:r>
-            <w:r>
-              <w:rPr>
-                <w:rFonts w:hint="eastAsia" w:ascii="Times New Roman" w:hAnsi="Times New Roman" w:eastAsia="微软雅黑" w:cs="Times New Roman"/>
-                <w:sz w:val="21"/>
-                <w:szCs w:val="21"/>
-                <w:lang w:eastAsia="zh-CN"/>
-              </w:rPr>
-              <w:t>{{ d.nameLevel }}（</w:t>
-            </w:r>
-            <w:r>
-              <w:rPr>
-                <w:rFonts w:hint="eastAsia" w:ascii="Times New Roman" w:hAnsi="Times New Roman" w:eastAsia="微软雅黑" w:cs="Times New Roman"/>
-                <w:sz w:val="21"/>
-                <w:szCs w:val="21"/>
-                <w:lang w:val="en-US" w:eastAsia="zh-CN"/>
-              </w:rPr>
-              <w:t>可能耐药</w:t>
-            </w:r>
-            <w:r>
-              <w:rPr>
-                <w:rFonts w:hint="eastAsia" w:ascii="Times New Roman" w:hAnsi="Times New Roman" w:eastAsia="微软雅黑" w:cs="Times New Roman"/>
-                <w:sz w:val="21"/>
-                <w:szCs w:val="21"/>
-                <w:lang w:eastAsia="zh-CN"/>
-              </w:rPr>
-              <w:t>、</w:t>
-            </w:r>
-            <w:r>
-              <w:rPr>
-                <w:rFonts w:hint="eastAsia" w:ascii="Times New Roman" w:hAnsi="Times New Roman" w:eastAsia="微软雅黑" w:cs="Times New Roman"/>
-                <w:sz w:val="21"/>
-                <w:szCs w:val="21"/>
-                <w:lang w:eastAsia="zh-CN"/>
-              </w:rPr>
-              <w:t>D级）</w:t>
+              <w:t>、D级）</w:t>
             </w:r>
             <w:r>
               <w:rPr>
@@ -8460,6 +8379,7 @@
         <w:keepLines w:val="0"/>
         <w:pageBreakBefore w:val="0"/>
         <w:numPr>
+          <w:ilvl w:val="0"/>
           <w:numId w:val="0"/>
         </w:numPr>
         <w:wordWrap w:val="0"/>
@@ -25693,6 +25613,14 @@
         </w:tc>
       </w:tr>
       <w:tr>
+        <w:tblPrEx>
+          <w:tblCellMar>
+            <w:top w:w="0" w:type="dxa"/>
+            <w:left w:w="108" w:type="dxa"/>
+            <w:bottom w:w="0" w:type="dxa"/>
+            <w:right w:w="108" w:type="dxa"/>
+          </w:tblCellMar>
+        </w:tblPrEx>
         <w:trPr>
           <w:trHeight w:val="232" w:hRule="exact"/>
         </w:trPr>
@@ -28154,14 +28082,6 @@
         <w:gridCol w:w="8417"/>
       </w:tblGrid>
       <w:tr>
-        <w:tblPrEx>
-          <w:tblCellMar>
-            <w:top w:w="0" w:type="dxa"/>
-            <w:left w:w="108" w:type="dxa"/>
-            <w:bottom w:w="0" w:type="dxa"/>
-            <w:right w:w="108" w:type="dxa"/>
-          </w:tblCellMar>
-        </w:tblPrEx>
         <w:trPr>
           <w:trHeight w:val="462" w:hRule="exact"/>
         </w:trPr>
@@ -36530,22 +36450,6 @@
                       <a:ln w="6350">
                         <a:noFill/>
                       </a:ln>
-                      <a:extLst>
-                        <a:ext uri="{909E8E84-426E-40DD-AFC4-6F175D3DCCD1}">
-                          <a14:hiddenFill xmlns:a14="http://schemas.microsoft.com/office/drawing/2010/main">
-                            <a:solidFill>
-                              <a:schemeClr val="lt1"/>
-                            </a:solidFill>
-                          </a14:hiddenFill>
-                        </a:ext>
-                        <a:ext uri="{91240B29-F687-4F45-9708-019B960494DF}">
-                          <a14:hiddenLine xmlns:a14="http://schemas.microsoft.com/office/drawing/2010/main" w="6350">
-                            <a:solidFill>
-                              <a:prstClr val="black"/>
-                            </a:solidFill>
-                          </a14:hiddenLine>
-                        </a:ext>
-                      </a:extLst>
                     </wps:spPr>
                     <wps:style>
                       <a:lnRef idx="0">
@@ -36596,7 +36500,7 @@
         </mc:Choice>
         <mc:Fallback>
           <w:pict>
-            <v:shape id="_x0000_s1026" o:spid="_x0000_s1026" o:spt="202" type="#_x0000_t202" style="position:absolute;left:0pt;margin-top:0pt;height:144pt;width:144pt;mso-position-horizontal:center;mso-position-horizontal-relative:margin;mso-wrap-style:none;z-index:251661312;mso-width-relative:page;mso-height-relative:page;" filled="f" stroked="f" coordsize="21600,21600" o:gfxdata="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">
+            <v:shape id="_x0000_s1026" o:spid="_x0000_s1026" o:spt="202" type="#_x0000_t202" style="position:absolute;left:0pt;margin-top:0pt;height:144pt;width:144pt;mso-position-horizontal:center;mso-position-horizontal-relative:margin;mso-wrap-style:none;z-index:251661312;mso-width-relative:page;mso-height-relative:page;" filled="f" stroked="f" coordsize="21600,21600" o:gfxdata="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">
               <v:fill on="f" focussize="0,0"/>
               <v:stroke on="f" weight="0.5pt"/>
               <v:imagedata o:title=""/>
@@ -37102,7 +37006,7 @@
     <w:lsdException w:uiPriority="99" w:name="Normal Indent"/>
     <w:lsdException w:uiPriority="99" w:name="footnote text"/>
     <w:lsdException w:uiPriority="99" w:name="annotation text"/>
-    <w:lsdException w:uiPriority="99" w:name="header"/>
+    <w:lsdException w:qFormat="1" w:uiPriority="99" w:name="header"/>
     <w:lsdException w:uiPriority="99" w:name="footer"/>
     <w:lsdException w:uiPriority="99" w:name="index heading"/>
     <w:lsdException w:uiPriority="99" w:name="caption"/>
@@ -37433,6 +37337,7 @@
     <w:basedOn w:val="1"/>
     <w:semiHidden/>
     <w:unhideWhenUsed/>
+    <w:qFormat/>
     <w:uiPriority w:val="99"/>
     <w:pPr>
       <w:pBdr>

--- a/WebContent/docx/肺癌60基因-河南人民-单样本.docx
+++ b/WebContent/docx/肺癌60基因-河南人民-单样本.docx
@@ -24,8 +24,6 @@
           <w:sz w:val="52"/>
         </w:rPr>
       </w:pPr>
-      <w:bookmarkStart w:id="0" w:name="_GoBack"/>
-      <w:bookmarkEnd w:id="0"/>
       <w:r>
         <w:rPr>
           <w:rFonts w:hint="default"/>
@@ -10074,6 +10072,53 @@
           </w:tcPr>
           <w:p>
             <w:pPr>
+              <w:pStyle w:val="7"/>
+              <w:keepNext w:val="0"/>
+              <w:keepLines w:val="0"/>
+              <w:widowControl/>
+              <w:suppressLineNumbers w:val="0"/>
+              <w:rPr>
+                <w:rFonts w:hint="default" w:ascii="宋体" w:hAnsi="宋体" w:eastAsia="宋体" w:cs="Times New Roman"/>
+                <w:color w:val="000000"/>
+                <w:kern w:val="0"/>
+                <w:sz w:val="28"/>
+                <w:szCs w:val="28"/>
+                <w:highlight w:val="none"/>
+                <w:vertAlign w:val="baseline"/>
+                <w:lang w:val="en-US" w:eastAsia="zh-CN" w:bidi="ar-SA"/>
+              </w:rPr>
+            </w:pPr>
+            <w:r>
+              <w:rPr>
+                <w:rFonts w:hint="eastAsia" w:ascii="宋体" w:hAnsi="宋体" w:eastAsia="宋体" w:cs="Times New Roman"/>
+                <w:color w:val="000000"/>
+                <w:kern w:val="0"/>
+                <w:sz w:val="28"/>
+                <w:szCs w:val="28"/>
+                <w:highlight w:val="none"/>
+                <w:vertAlign w:val="baseline"/>
+                <w:lang w:val="en-US" w:eastAsia="zh-CN" w:bidi="ar-SA"/>
+              </w:rPr>
+              <w:t>{{</w:t>
+            </w:r>
+            <w:r>
+              <w:rPr>
+                <w:rFonts w:hint="default" w:ascii="宋体" w:hAnsi="宋体" w:eastAsia="宋体" w:cs="Times New Roman"/>
+                <w:color w:val="000000"/>
+                <w:kern w:val="0"/>
+                <w:sz w:val="28"/>
+                <w:szCs w:val="28"/>
+                <w:highlight w:val="none"/>
+                <w:vertAlign w:val="baseline"/>
+                <w:lang w:val="en-US" w:eastAsia="zh-CN" w:bidi="ar-SA"/>
+              </w:rPr>
+              <w:t>meanSequencingDepth</w:t>
+            </w:r>
+            <w:bookmarkStart w:id="0" w:name="_GoBack"/>
+            <w:bookmarkEnd w:id="0"/>
+          </w:p>
+          <w:p>
+            <w:pPr>
               <w:keepNext w:val="0"/>
               <w:keepLines w:val="0"/>
               <w:pageBreakBefore w:val="0"/>
@@ -10098,35 +10143,12 @@
               <w:rPr>
                 <w:rFonts w:hint="eastAsia" w:ascii="宋体" w:hAnsi="宋体" w:eastAsia="宋体" w:cs="Times New Roman"/>
                 <w:color w:val="000000"/>
+                <w:kern w:val="0"/>
                 <w:sz w:val="28"/>
                 <w:szCs w:val="28"/>
                 <w:highlight w:val="none"/>
                 <w:vertAlign w:val="baseline"/>
-                <w:lang w:val="en-US" w:eastAsia="zh-CN"/>
-              </w:rPr>
-              <w:t>{{</w:t>
-            </w:r>
-            <w:r>
-              <w:rPr>
-                <w:rFonts w:hint="default" w:ascii="宋体" w:hAnsi="宋体" w:eastAsia="宋体" w:cs="Times New Roman"/>
-                <w:color w:val="000000"/>
-                <w:sz w:val="28"/>
-                <w:szCs w:val="28"/>
-                <w:highlight w:val="none"/>
-                <w:vertAlign w:val="baseline"/>
-                <w:lang w:val="en-US" w:eastAsia="zh-CN"/>
-              </w:rPr>
-              <w:t>sequencing_depth</w:t>
-            </w:r>
-            <w:r>
-              <w:rPr>
-                <w:rFonts w:hint="eastAsia" w:ascii="宋体" w:hAnsi="宋体" w:eastAsia="宋体" w:cs="Times New Roman"/>
-                <w:color w:val="000000"/>
-                <w:sz w:val="28"/>
-                <w:szCs w:val="28"/>
-                <w:highlight w:val="none"/>
-                <w:vertAlign w:val="baseline"/>
-                <w:lang w:val="en-US" w:eastAsia="zh-CN"/>
+                <w:lang w:val="en-US" w:eastAsia="zh-CN" w:bidi="ar-SA"/>
               </w:rPr>
               <w:t>}}</w:t>
             </w:r>
@@ -26743,14 +26765,6 @@
         </w:tc>
       </w:tr>
       <w:tr>
-        <w:tblPrEx>
-          <w:tblCellMar>
-            <w:top w:w="0" w:type="dxa"/>
-            <w:left w:w="108" w:type="dxa"/>
-            <w:bottom w:w="0" w:type="dxa"/>
-            <w:right w:w="108" w:type="dxa"/>
-          </w:tblCellMar>
-        </w:tblPrEx>
         <w:trPr>
           <w:trHeight w:val="227" w:hRule="exact"/>
         </w:trPr>
@@ -28082,6 +28096,14 @@
         <w:gridCol w:w="8417"/>
       </w:tblGrid>
       <w:tr>
+        <w:tblPrEx>
+          <w:tblCellMar>
+            <w:top w:w="0" w:type="dxa"/>
+            <w:left w:w="108" w:type="dxa"/>
+            <w:bottom w:w="0" w:type="dxa"/>
+            <w:right w:w="108" w:type="dxa"/>
+          </w:tblCellMar>
+        </w:tblPrEx>
         <w:trPr>
           <w:trHeight w:val="462" w:hRule="exact"/>
         </w:trPr>

--- a/WebContent/docx/肺癌60基因-河南人民-单样本.docx
+++ b/WebContent/docx/肺癌60基因-河南人民-单样本.docx
@@ -5231,17 +5231,11 @@
           </w:tcPr>
           <w:p>
             <w:pPr>
-              <w:keepNext w:val="0"/>
-              <w:keepLines w:val="0"/>
-              <w:pageBreakBefore w:val="0"/>
+              <w:pStyle w:val="7"/>
+              <w:keepNext w:val="0"/>
+              <w:keepLines w:val="0"/>
               <w:widowControl/>
               <w:suppressLineNumbers w:val="0"/>
-              <w:wordWrap w:val="0"/>
-              <w:topLinePunct w:val="0"/>
-              <w:bidi w:val="0"/>
-              <w:adjustRightInd w:val="0"/>
-              <w:jc w:val="center"/>
-              <w:textAlignment w:val="auto"/>
               <w:rPr>
                 <w:rFonts w:hint="default" w:ascii="monospace" w:hAnsi="monospace" w:eastAsia="monospace" w:cs="monospace"/>
                 <w:sz w:val="19"/>
@@ -5265,7 +5259,7 @@
                 <w:szCs w:val="19"/>
                 <w:lang w:val="en-US" w:eastAsia="zh-CN"/>
               </w:rPr>
-              <w:t>BodyDrugTipList</w:t>
+              <w:t>BodyDrugTipList =</w:t>
             </w:r>
             <w:r>
               <w:rPr>
@@ -5275,7 +5269,7 @@
                 <w:szCs w:val="19"/>
                 <w:lang w:val="en-US" w:eastAsia="zh-CN" w:bidi="ar-SA"/>
               </w:rPr>
-              <w:t>!= []</w:t>
+              <w:t>= []</w:t>
             </w:r>
             <w:r>
               <w:rPr>
@@ -5285,7 +5279,43 @@
                 <w:szCs w:val="19"/>
                 <w:lang w:val="en-US" w:eastAsia="zh-CN" w:bidi="ar-SA"/>
               </w:rPr>
-              <w:t xml:space="preserve"> </w:t>
+              <w:t xml:space="preserve"> and </w:t>
+            </w:r>
+            <w:r>
+              <w:rPr>
+                <w:rFonts w:hint="default" w:ascii="monospace" w:hAnsi="monospace" w:eastAsia="monospace" w:cs="monospace"/>
+                <w:sz w:val="19"/>
+                <w:szCs w:val="19"/>
+                <w:lang w:val="en-US" w:eastAsia="zh-CN"/>
+              </w:rPr>
+              <w:t>HenanPeopleCustomInfo</w:t>
+            </w:r>
+            <w:r>
+              <w:rPr>
+                <w:rFonts w:hint="eastAsia" w:ascii="monospace" w:hAnsi="monospace" w:eastAsia="monospace" w:cs="monospace"/>
+                <w:sz w:val="19"/>
+                <w:szCs w:val="19"/>
+                <w:lang w:val="en-US" w:eastAsia="zh-CN"/>
+              </w:rPr>
+              <w:t>.</w:t>
+            </w:r>
+            <w:r>
+              <w:rPr>
+                <w:rFonts w:hint="default" w:ascii="monospace" w:hAnsi="monospace" w:eastAsia="monospace" w:cs="monospace"/>
+                <w:sz w:val="19"/>
+                <w:szCs w:val="19"/>
+                <w:lang w:val="en-US" w:eastAsia="zh-CN"/>
+              </w:rPr>
+              <w:t>unknownMutationSiteInfoList</w:t>
+            </w:r>
+            <w:r>
+              <w:rPr>
+                <w:rFonts w:hint="eastAsia" w:ascii="monospace" w:hAnsi="monospace" w:eastAsia="monospace" w:cs="monospace"/>
+                <w:sz w:val="19"/>
+                <w:szCs w:val="19"/>
+                <w:lang w:val="en-US" w:eastAsia="zh-CN"/>
+              </w:rPr>
+              <w:t xml:space="preserve"> == []</w:t>
             </w:r>
             <w:r>
               <w:rPr>
@@ -5318,45 +5348,138 @@
         </w:tblPrEx>
         <w:tc>
           <w:tcPr>
-            <w:tcW w:w="10686" w:type="dxa"/>
-            <w:gridSpan w:val="3"/>
+            <w:tcW w:w="3562" w:type="dxa"/>
           </w:tcPr>
           <w:p>
             <w:pPr>
               <w:pStyle w:val="7"/>
               <w:keepNext w:val="0"/>
               <w:keepLines w:val="0"/>
-              <w:pageBreakBefore w:val="0"/>
               <w:widowControl/>
               <w:suppressLineNumbers w:val="0"/>
-              <w:wordWrap w:val="0"/>
-              <w:topLinePunct w:val="0"/>
-              <w:bidi w:val="0"/>
-              <w:adjustRightInd w:val="0"/>
               <w:jc w:val="center"/>
-              <w:textAlignment w:val="auto"/>
-              <w:rPr>
-                <w:rFonts w:hint="default" w:eastAsia="宋体"/>
-                <w:sz w:val="28"/>
-                <w:lang w:val="en-US" w:eastAsia="zh-CN"/>
-              </w:rPr>
-            </w:pPr>
-            <w:r>
               <w:rPr>
                 <w:rFonts w:hint="default" w:ascii="monospace" w:hAnsi="monospace" w:eastAsia="monospace" w:cs="monospace"/>
                 <w:sz w:val="19"/>
                 <w:szCs w:val="19"/>
                 <w:lang w:val="en-US" w:eastAsia="zh-CN"/>
               </w:rPr>
-              <w:t>{%tr for</w:t>
-            </w:r>
+            </w:pPr>
+            <w:bookmarkStart w:id="0" w:name="_GoBack" w:colFirst="0" w:colLast="2"/>
             <w:r>
               <w:rPr>
                 <w:rFonts w:hint="default"/>
                 <w:sz w:val="28"/>
+                <w:lang w:val="en-US"/>
+              </w:rPr>
+              <w:t>/</w:t>
+            </w:r>
+          </w:p>
+        </w:tc>
+        <w:tc>
+          <w:tcPr>
+            <w:tcW w:w="3562" w:type="dxa"/>
+          </w:tcPr>
+          <w:p>
+            <w:pPr>
+              <w:pStyle w:val="7"/>
+              <w:keepNext w:val="0"/>
+              <w:keepLines w:val="0"/>
+              <w:widowControl/>
+              <w:suppressLineNumbers w:val="0"/>
+              <w:jc w:val="center"/>
+              <w:rPr>
+                <w:rFonts w:hint="default" w:ascii="monospace" w:hAnsi="monospace" w:eastAsia="monospace" w:cs="monospace"/>
+                <w:sz w:val="19"/>
+                <w:szCs w:val="19"/>
                 <w:lang w:val="en-US" w:eastAsia="zh-CN"/>
               </w:rPr>
-              <w:t xml:space="preserve"> </w:t>
+            </w:pPr>
+            <w:r>
+              <w:rPr>
+                <w:rFonts w:hint="default"/>
+                <w:sz w:val="28"/>
+                <w:lang w:val="en-US"/>
+              </w:rPr>
+              <w:t>/</w:t>
+            </w:r>
+          </w:p>
+        </w:tc>
+        <w:tc>
+          <w:tcPr>
+            <w:tcW w:w="3562" w:type="dxa"/>
+          </w:tcPr>
+          <w:p>
+            <w:pPr>
+              <w:pStyle w:val="7"/>
+              <w:keepNext w:val="0"/>
+              <w:keepLines w:val="0"/>
+              <w:widowControl/>
+              <w:suppressLineNumbers w:val="0"/>
+              <w:jc w:val="center"/>
+              <w:rPr>
+                <w:rFonts w:hint="default" w:ascii="monospace" w:hAnsi="monospace" w:eastAsia="monospace" w:cs="monospace"/>
+                <w:sz w:val="19"/>
+                <w:szCs w:val="19"/>
+                <w:lang w:val="en-US" w:eastAsia="zh-CN"/>
+              </w:rPr>
+            </w:pPr>
+            <w:r>
+              <w:rPr>
+                <w:rFonts w:hint="default"/>
+                <w:sz w:val="28"/>
+                <w:lang w:val="en-US"/>
+              </w:rPr>
+              <w:t>/</w:t>
+            </w:r>
+          </w:p>
+        </w:tc>
+      </w:tr>
+      <w:bookmarkEnd w:id="0"/>
+      <w:tr>
+        <w:tblPrEx>
+          <w:tblBorders>
+            <w:top w:val="single" w:color="auto" w:sz="4" w:space="0"/>
+            <w:left w:val="single" w:color="auto" w:sz="4" w:space="0"/>
+            <w:bottom w:val="single" w:color="auto" w:sz="4" w:space="0"/>
+            <w:right w:val="single" w:color="auto" w:sz="4" w:space="0"/>
+            <w:insideH w:val="single" w:color="auto" w:sz="4" w:space="0"/>
+            <w:insideV w:val="single" w:color="auto" w:sz="4" w:space="0"/>
+          </w:tblBorders>
+          <w:tblCellMar>
+            <w:top w:w="0" w:type="dxa"/>
+            <w:left w:w="108" w:type="dxa"/>
+            <w:bottom w:w="0" w:type="dxa"/>
+            <w:right w:w="108" w:type="dxa"/>
+          </w:tblCellMar>
+        </w:tblPrEx>
+        <w:tc>
+          <w:tcPr>
+            <w:tcW w:w="10686" w:type="dxa"/>
+            <w:gridSpan w:val="3"/>
+          </w:tcPr>
+          <w:p>
+            <w:pPr>
+              <w:pStyle w:val="7"/>
+              <w:keepNext w:val="0"/>
+              <w:keepLines w:val="0"/>
+              <w:widowControl/>
+              <w:suppressLineNumbers w:val="0"/>
+              <w:jc w:val="center"/>
+              <w:rPr>
+                <w:rFonts w:hint="default" w:eastAsia="宋体"/>
+                <w:sz w:val="28"/>
+                <w:lang w:val="en-US" w:eastAsia="zh-CN"/>
+              </w:rPr>
+            </w:pPr>
+            <w:r>
+              <w:rPr>
+                <w:rFonts w:hint="default" w:ascii="monospace" w:hAnsi="monospace" w:eastAsia="monospace" w:cs="monospace"/>
+                <w:sz w:val="19"/>
+                <w:szCs w:val="19"/>
+                <w:lang w:val="en-US" w:eastAsia="zh-CN"/>
+              </w:rPr>
+              <w:t>{%tr e</w:t>
             </w:r>
             <w:r>
               <w:rPr>
@@ -5365,7 +5488,7 @@
                 <w:szCs w:val="19"/>
                 <w:lang w:val="en-US" w:eastAsia="zh-CN"/>
               </w:rPr>
-              <w:t>i</w:t>
+              <w:t>lse</w:t>
             </w:r>
             <w:r>
               <w:rPr>
@@ -5374,42 +5497,7 @@
                 <w:szCs w:val="19"/>
                 <w:lang w:val="en-US" w:eastAsia="zh-CN"/>
               </w:rPr>
-              <w:t xml:space="preserve"> in</w:t>
-            </w:r>
-            <w:r>
-              <w:rPr>
-                <w:rFonts w:hint="default"/>
-                <w:sz w:val="28"/>
-                <w:lang w:val="en-US" w:eastAsia="zh-CN"/>
-              </w:rPr>
-              <w:t xml:space="preserve"> </w:t>
-            </w:r>
-            <w:r>
-              <w:rPr>
-                <w:rFonts w:hint="default" w:ascii="monospace" w:hAnsi="monospace" w:eastAsia="monospace" w:cs="monospace"/>
-                <w:sz w:val="19"/>
-                <w:szCs w:val="19"/>
-                <w:lang w:val="en-US" w:eastAsia="zh-CN"/>
-              </w:rPr>
-              <w:t>HenanPeopleCustomInfo.</w:t>
-            </w:r>
-            <w:r>
-              <w:rPr>
-                <w:rFonts w:hint="eastAsia" w:ascii="monospace" w:hAnsi="monospace" w:eastAsia="monospace" w:cs="monospace"/>
-                <w:sz w:val="19"/>
-                <w:szCs w:val="19"/>
-                <w:lang w:val="en-US" w:eastAsia="zh-CN"/>
-              </w:rPr>
-              <w:t>BodyDrugTipList</w:t>
-            </w:r>
-            <w:r>
-              <w:rPr>
-                <w:rFonts w:hint="default" w:ascii="monospace" w:hAnsi="monospace" w:eastAsia="monospace" w:cs="monospace"/>
-                <w:sz w:val="19"/>
-                <w:szCs w:val="19"/>
-                <w:lang w:val="en-US" w:eastAsia="zh-CN"/>
-              </w:rPr>
-              <w:t>%}</w:t>
+              <w:t xml:space="preserve"> %}</w:t>
             </w:r>
           </w:p>
         </w:tc>
@@ -5433,114 +5521,98 @@
         </w:tblPrEx>
         <w:tc>
           <w:tcPr>
-            <w:tcW w:w="3562" w:type="dxa"/>
-            <w:vAlign w:val="center"/>
-          </w:tcPr>
-          <w:p>
-            <w:pPr>
-              <w:keepNext w:val="0"/>
-              <w:keepLines w:val="0"/>
-              <w:pageBreakBefore w:val="0"/>
+            <w:tcW w:w="10686" w:type="dxa"/>
+            <w:gridSpan w:val="3"/>
+          </w:tcPr>
+          <w:p>
+            <w:pPr>
+              <w:pStyle w:val="7"/>
+              <w:keepNext w:val="0"/>
+              <w:keepLines w:val="0"/>
+              <w:pageBreakBefore w:val="0"/>
+              <w:widowControl/>
+              <w:suppressLineNumbers w:val="0"/>
               <w:wordWrap w:val="0"/>
               <w:topLinePunct w:val="0"/>
               <w:bidi w:val="0"/>
               <w:adjustRightInd w:val="0"/>
               <w:jc w:val="center"/>
               <w:textAlignment w:val="auto"/>
+              <w:rPr>
+                <w:rFonts w:hint="default" w:eastAsia="宋体"/>
+                <w:sz w:val="28"/>
+                <w:lang w:val="en-US" w:eastAsia="zh-CN"/>
+              </w:rPr>
+            </w:pPr>
+            <w:r>
+              <w:rPr>
+                <w:rFonts w:hint="default" w:ascii="monospace" w:hAnsi="monospace" w:eastAsia="monospace" w:cs="monospace"/>
+                <w:sz w:val="19"/>
+                <w:szCs w:val="19"/>
+                <w:lang w:val="en-US" w:eastAsia="zh-CN"/>
+              </w:rPr>
+              <w:t>{%tr for</w:t>
+            </w:r>
+            <w:r>
               <w:rPr>
                 <w:rFonts w:hint="default"/>
                 <w:sz w:val="28"/>
-                <w:lang w:val="en-US"/>
-              </w:rPr>
-            </w:pPr>
+                <w:lang w:val="en-US" w:eastAsia="zh-CN"/>
+              </w:rPr>
+              <w:t xml:space="preserve"> </w:t>
+            </w:r>
+            <w:r>
+              <w:rPr>
+                <w:rFonts w:hint="eastAsia" w:ascii="monospace" w:hAnsi="monospace" w:eastAsia="monospace" w:cs="monospace"/>
+                <w:sz w:val="19"/>
+                <w:szCs w:val="19"/>
+                <w:lang w:val="en-US" w:eastAsia="zh-CN"/>
+              </w:rPr>
+              <w:t>i</w:t>
+            </w:r>
+            <w:r>
+              <w:rPr>
+                <w:rFonts w:hint="default" w:ascii="monospace" w:hAnsi="monospace" w:eastAsia="monospace" w:cs="monospace"/>
+                <w:sz w:val="19"/>
+                <w:szCs w:val="19"/>
+                <w:lang w:val="en-US" w:eastAsia="zh-CN"/>
+              </w:rPr>
+              <w:t xml:space="preserve"> in</w:t>
+            </w:r>
             <w:r>
               <w:rPr>
                 <w:rFonts w:hint="default"/>
                 <w:sz w:val="28"/>
-                <w:shd w:val="clear" w:color="auto" w:fill="auto"/>
-                <w:lang w:val="en-US"/>
-              </w:rPr>
-              <w:t>{{i.gene}}</w:t>
-            </w:r>
-          </w:p>
-        </w:tc>
-        <w:tc>
-          <w:tcPr>
-            <w:tcW w:w="3562" w:type="dxa"/>
-            <w:vAlign w:val="center"/>
-          </w:tcPr>
-          <w:p>
-            <w:pPr>
-              <w:keepNext w:val="0"/>
-              <w:keepLines w:val="0"/>
-              <w:pageBreakBefore w:val="0"/>
-              <w:wordWrap w:val="0"/>
-              <w:topLinePunct w:val="0"/>
-              <w:bidi w:val="0"/>
-              <w:adjustRightInd w:val="0"/>
-              <w:jc w:val="center"/>
-              <w:textAlignment w:val="auto"/>
-              <w:rPr>
-                <w:rFonts w:hint="default"/>
-                <w:sz w:val="28"/>
-                <w:lang w:val="en-US"/>
-              </w:rPr>
-            </w:pPr>
-            <w:r>
-              <w:rPr>
-                <w:rFonts w:hint="default"/>
-                <w:sz w:val="28"/>
-                <w:lang w:val="en-US"/>
-              </w:rPr>
-              <w:t>{{i.ori_variant}}</w:t>
-            </w:r>
-          </w:p>
-        </w:tc>
-        <w:tc>
-          <w:tcPr>
-            <w:tcW w:w="3562" w:type="dxa"/>
-            <w:vAlign w:val="center"/>
-          </w:tcPr>
-          <w:p>
-            <w:pPr>
-              <w:keepNext w:val="0"/>
-              <w:keepLines w:val="0"/>
-              <w:pageBreakBefore w:val="0"/>
-              <w:wordWrap w:val="0"/>
-              <w:topLinePunct w:val="0"/>
-              <w:bidi w:val="0"/>
-              <w:adjustRightInd w:val="0"/>
-              <w:jc w:val="both"/>
-              <w:textAlignment w:val="auto"/>
-              <w:rPr>
-                <w:rFonts w:hint="default"/>
-                <w:sz w:val="28"/>
-                <w:lang w:val="en-US"/>
-              </w:rPr>
-            </w:pPr>
-            <w:r>
-              <w:rPr>
-                <w:rFonts w:hint="default"/>
-                <w:sz w:val="28"/>
-                <w:lang w:val="en-US"/>
-              </w:rPr>
-              <w:t>{{</w:t>
-            </w:r>
-            <w:r>
-              <w:rPr>
-                <w:rFonts w:hint="eastAsia"/>
-                <w:sz w:val="28"/>
                 <w:lang w:val="en-US" w:eastAsia="zh-CN"/>
               </w:rPr>
-              <w:t>i</w:t>
-            </w:r>
-            <w:r>
-              <w:rPr>
-                <w:rFonts w:hint="default"/>
-                <w:sz w:val="28"/>
-                <w:lang w:val="en-US"/>
-              </w:rPr>
-              <w:t>.variationClass}}</w:t>
+              <w:t xml:space="preserve"> </w:t>
+            </w:r>
+            <w:r>
+              <w:rPr>
+                <w:rFonts w:hint="default" w:ascii="monospace" w:hAnsi="monospace" w:eastAsia="monospace" w:cs="monospace"/>
+                <w:sz w:val="19"/>
+                <w:szCs w:val="19"/>
+                <w:lang w:val="en-US" w:eastAsia="zh-CN"/>
+              </w:rPr>
+              <w:t>HenanPeopleCustomInfo.</w:t>
+            </w:r>
+            <w:r>
+              <w:rPr>
+                <w:rFonts w:hint="eastAsia" w:ascii="monospace" w:hAnsi="monospace" w:eastAsia="monospace" w:cs="monospace"/>
+                <w:sz w:val="19"/>
+                <w:szCs w:val="19"/>
+                <w:lang w:val="en-US" w:eastAsia="zh-CN"/>
+              </w:rPr>
+              <w:t>BodyDrugTipList</w:t>
+            </w:r>
+            <w:r>
+              <w:rPr>
+                <w:rFonts w:hint="default" w:ascii="monospace" w:hAnsi="monospace" w:eastAsia="monospace" w:cs="monospace"/>
+                <w:sz w:val="19"/>
+                <w:szCs w:val="19"/>
+                <w:lang w:val="en-US" w:eastAsia="zh-CN"/>
+              </w:rPr>
+              <w:t>%}</w:t>
             </w:r>
           </w:p>
         </w:tc>
@@ -5564,8 +5636,8 @@
         </w:tblPrEx>
         <w:tc>
           <w:tcPr>
-            <w:tcW w:w="10686" w:type="dxa"/>
-            <w:gridSpan w:val="3"/>
+            <w:tcW w:w="3562" w:type="dxa"/>
+            <w:vAlign w:val="center"/>
           </w:tcPr>
           <w:p>
             <w:pPr>
@@ -5586,12 +5658,92 @@
             </w:pPr>
             <w:r>
               <w:rPr>
-                <w:rFonts w:hint="default" w:ascii="monospace" w:hAnsi="monospace" w:eastAsia="monospace" w:cs="monospace"/>
-                <w:sz w:val="19"/>
-                <w:szCs w:val="19"/>
+                <w:rFonts w:hint="default"/>
+                <w:sz w:val="28"/>
+                <w:shd w:val="clear" w:color="auto" w:fill="auto"/>
+                <w:lang w:val="en-US"/>
+              </w:rPr>
+              <w:t>{{i.gene}}</w:t>
+            </w:r>
+          </w:p>
+        </w:tc>
+        <w:tc>
+          <w:tcPr>
+            <w:tcW w:w="3562" w:type="dxa"/>
+            <w:vAlign w:val="center"/>
+          </w:tcPr>
+          <w:p>
+            <w:pPr>
+              <w:keepNext w:val="0"/>
+              <w:keepLines w:val="0"/>
+              <w:pageBreakBefore w:val="0"/>
+              <w:wordWrap w:val="0"/>
+              <w:topLinePunct w:val="0"/>
+              <w:bidi w:val="0"/>
+              <w:adjustRightInd w:val="0"/>
+              <w:jc w:val="center"/>
+              <w:textAlignment w:val="auto"/>
+              <w:rPr>
+                <w:rFonts w:hint="default"/>
+                <w:sz w:val="28"/>
+                <w:lang w:val="en-US"/>
+              </w:rPr>
+            </w:pPr>
+            <w:r>
+              <w:rPr>
+                <w:rFonts w:hint="default"/>
+                <w:sz w:val="28"/>
+                <w:lang w:val="en-US"/>
+              </w:rPr>
+              <w:t>{{i.ori_variant}}</w:t>
+            </w:r>
+          </w:p>
+        </w:tc>
+        <w:tc>
+          <w:tcPr>
+            <w:tcW w:w="3562" w:type="dxa"/>
+            <w:vAlign w:val="center"/>
+          </w:tcPr>
+          <w:p>
+            <w:pPr>
+              <w:keepNext w:val="0"/>
+              <w:keepLines w:val="0"/>
+              <w:pageBreakBefore w:val="0"/>
+              <w:wordWrap w:val="0"/>
+              <w:topLinePunct w:val="0"/>
+              <w:bidi w:val="0"/>
+              <w:adjustRightInd w:val="0"/>
+              <w:jc w:val="both"/>
+              <w:textAlignment w:val="auto"/>
+              <w:rPr>
+                <w:rFonts w:hint="default"/>
+                <w:sz w:val="28"/>
+                <w:lang w:val="en-US"/>
+              </w:rPr>
+            </w:pPr>
+            <w:r>
+              <w:rPr>
+                <w:rFonts w:hint="default"/>
+                <w:sz w:val="28"/>
+                <w:lang w:val="en-US"/>
+              </w:rPr>
+              <w:t>{{</w:t>
+            </w:r>
+            <w:r>
+              <w:rPr>
+                <w:rFonts w:hint="eastAsia"/>
+                <w:sz w:val="28"/>
                 <w:lang w:val="en-US" w:eastAsia="zh-CN"/>
               </w:rPr>
-              <w:t>{%tr endfor %}</w:t>
+              <w:t>i</w:t>
+            </w:r>
+            <w:r>
+              <w:rPr>
+                <w:rFonts w:hint="default"/>
+                <w:sz w:val="28"/>
+                <w:lang w:val="en-US"/>
+              </w:rPr>
+              <w:t>.variationClass}}</w:t>
             </w:r>
           </w:p>
         </w:tc>
@@ -5642,7 +5794,7 @@
                 <w:szCs w:val="19"/>
                 <w:lang w:val="en-US" w:eastAsia="zh-CN"/>
               </w:rPr>
-              <w:t>{%tr else %}</w:t>
+              <w:t>{%tr endfor %}</w:t>
             </w:r>
           </w:p>
         </w:tc>
@@ -5666,7 +5818,8 @@
         </w:tblPrEx>
         <w:tc>
           <w:tcPr>
-            <w:tcW w:w="3562" w:type="dxa"/>
+            <w:tcW w:w="10686" w:type="dxa"/>
+            <w:gridSpan w:val="3"/>
           </w:tcPr>
           <w:p>
             <w:pPr>
@@ -5687,11 +5840,123 @@
             </w:pPr>
             <w:r>
               <w:rPr>
+                <w:rFonts w:hint="default" w:ascii="monospace" w:hAnsi="monospace" w:eastAsia="monospace" w:cs="monospace"/>
+                <w:sz w:val="19"/>
+                <w:szCs w:val="19"/>
+                <w:lang w:val="en-US" w:eastAsia="zh-CN"/>
+              </w:rPr>
+              <w:t>{%tr for</w:t>
+            </w:r>
+            <w:r>
+              <w:rPr>
+                <w:rFonts w:hint="default"/>
+                <w:sz w:val="28"/>
+                <w:lang w:val="en-US" w:eastAsia="zh-CN"/>
+              </w:rPr>
+              <w:t xml:space="preserve"> </w:t>
+            </w:r>
+            <w:r>
+              <w:rPr>
+                <w:rFonts w:hint="eastAsia" w:ascii="monospace" w:hAnsi="monospace" w:eastAsia="monospace" w:cs="monospace"/>
+                <w:sz w:val="19"/>
+                <w:szCs w:val="19"/>
+                <w:lang w:val="en-US" w:eastAsia="zh-CN"/>
+              </w:rPr>
+              <w:t>i</w:t>
+            </w:r>
+            <w:r>
+              <w:rPr>
+                <w:rFonts w:hint="default" w:ascii="monospace" w:hAnsi="monospace" w:eastAsia="monospace" w:cs="monospace"/>
+                <w:sz w:val="19"/>
+                <w:szCs w:val="19"/>
+                <w:lang w:val="en-US" w:eastAsia="zh-CN"/>
+              </w:rPr>
+              <w:t xml:space="preserve"> in</w:t>
+            </w:r>
+            <w:r>
+              <w:rPr>
+                <w:rFonts w:hint="default"/>
+                <w:sz w:val="28"/>
+                <w:lang w:val="en-US" w:eastAsia="zh-CN"/>
+              </w:rPr>
+              <w:t xml:space="preserve"> </w:t>
+            </w:r>
+            <w:r>
+              <w:rPr>
+                <w:rFonts w:hint="default" w:ascii="monospace" w:hAnsi="monospace" w:eastAsia="monospace" w:cs="monospace"/>
+                <w:sz w:val="19"/>
+                <w:szCs w:val="19"/>
+                <w:lang w:val="en-US" w:eastAsia="zh-CN"/>
+              </w:rPr>
+              <w:t>HenanPeopleCustomInfo.unknownMutationSiteInfoList</w:t>
+            </w:r>
+            <w:r>
+              <w:rPr>
+                <w:rFonts w:hint="eastAsia" w:ascii="monospace" w:hAnsi="monospace" w:eastAsia="monospace" w:cs="monospace"/>
+                <w:sz w:val="19"/>
+                <w:szCs w:val="19"/>
+                <w:lang w:val="en-US" w:eastAsia="zh-CN"/>
+              </w:rPr>
+              <w:t xml:space="preserve"> </w:t>
+            </w:r>
+            <w:r>
+              <w:rPr>
+                <w:rFonts w:hint="default" w:ascii="monospace" w:hAnsi="monospace" w:eastAsia="monospace" w:cs="monospace"/>
+                <w:sz w:val="19"/>
+                <w:szCs w:val="19"/>
+                <w:lang w:val="en-US" w:eastAsia="zh-CN"/>
+              </w:rPr>
+              <w:t>%}</w:t>
+            </w:r>
+          </w:p>
+        </w:tc>
+      </w:tr>
+      <w:tr>
+        <w:tblPrEx>
+          <w:tblBorders>
+            <w:top w:val="single" w:color="auto" w:sz="4" w:space="0"/>
+            <w:left w:val="single" w:color="auto" w:sz="4" w:space="0"/>
+            <w:bottom w:val="single" w:color="auto" w:sz="4" w:space="0"/>
+            <w:right w:val="single" w:color="auto" w:sz="4" w:space="0"/>
+            <w:insideH w:val="single" w:color="auto" w:sz="4" w:space="0"/>
+            <w:insideV w:val="single" w:color="auto" w:sz="4" w:space="0"/>
+          </w:tblBorders>
+          <w:tblCellMar>
+            <w:top w:w="0" w:type="dxa"/>
+            <w:left w:w="108" w:type="dxa"/>
+            <w:bottom w:w="0" w:type="dxa"/>
+            <w:right w:w="108" w:type="dxa"/>
+          </w:tblCellMar>
+        </w:tblPrEx>
+        <w:tc>
+          <w:tcPr>
+            <w:tcW w:w="3562" w:type="dxa"/>
+          </w:tcPr>
+          <w:p>
+            <w:pPr>
+              <w:keepNext w:val="0"/>
+              <w:keepLines w:val="0"/>
+              <w:pageBreakBefore w:val="0"/>
+              <w:wordWrap w:val="0"/>
+              <w:topLinePunct w:val="0"/>
+              <w:bidi w:val="0"/>
+              <w:adjustRightInd w:val="0"/>
+              <w:jc w:val="center"/>
+              <w:textAlignment w:val="auto"/>
+              <w:rPr>
                 <w:rFonts w:hint="default"/>
                 <w:sz w:val="28"/>
                 <w:lang w:val="en-US"/>
               </w:rPr>
-              <w:t>/</w:t>
+            </w:pPr>
+            <w:r>
+              <w:rPr>
+                <w:rFonts w:hint="default"/>
+                <w:sz w:val="28"/>
+                <w:shd w:val="clear" w:color="auto" w:fill="auto"/>
+                <w:lang w:val="en-US"/>
+              </w:rPr>
+              <w:t>{{i.gene}}</w:t>
             </w:r>
           </w:p>
         </w:tc>
@@ -5722,7 +5987,7 @@
                 <w:sz w:val="28"/>
                 <w:lang w:val="en-US"/>
               </w:rPr>
-              <w:t>/</w:t>
+              <w:t>{{i.ori_variant}}</w:t>
             </w:r>
           </w:p>
         </w:tc>
@@ -5739,7 +6004,7 @@
               <w:topLinePunct w:val="0"/>
               <w:bidi w:val="0"/>
               <w:adjustRightInd w:val="0"/>
-              <w:jc w:val="center"/>
+              <w:jc w:val="left"/>
               <w:textAlignment w:val="auto"/>
               <w:rPr>
                 <w:rFonts w:hint="default"/>
@@ -5753,7 +6018,74 @@
                 <w:sz w:val="28"/>
                 <w:lang w:val="en-US"/>
               </w:rPr>
-              <w:t>/</w:t>
+              <w:t>{{</w:t>
+            </w:r>
+            <w:r>
+              <w:rPr>
+                <w:rFonts w:hint="eastAsia"/>
+                <w:sz w:val="28"/>
+                <w:lang w:val="en-US" w:eastAsia="zh-CN"/>
+              </w:rPr>
+              <w:t>i</w:t>
+            </w:r>
+            <w:r>
+              <w:rPr>
+                <w:rFonts w:hint="default"/>
+                <w:sz w:val="28"/>
+                <w:lang w:val="en-US"/>
+              </w:rPr>
+              <w:t>.variationClass}}</w:t>
+            </w:r>
+          </w:p>
+        </w:tc>
+      </w:tr>
+      <w:tr>
+        <w:tblPrEx>
+          <w:tblBorders>
+            <w:top w:val="single" w:color="auto" w:sz="4" w:space="0"/>
+            <w:left w:val="single" w:color="auto" w:sz="4" w:space="0"/>
+            <w:bottom w:val="single" w:color="auto" w:sz="4" w:space="0"/>
+            <w:right w:val="single" w:color="auto" w:sz="4" w:space="0"/>
+            <w:insideH w:val="single" w:color="auto" w:sz="4" w:space="0"/>
+            <w:insideV w:val="single" w:color="auto" w:sz="4" w:space="0"/>
+          </w:tblBorders>
+          <w:tblCellMar>
+            <w:top w:w="0" w:type="dxa"/>
+            <w:left w:w="108" w:type="dxa"/>
+            <w:bottom w:w="0" w:type="dxa"/>
+            <w:right w:w="108" w:type="dxa"/>
+          </w:tblCellMar>
+        </w:tblPrEx>
+        <w:tc>
+          <w:tcPr>
+            <w:tcW w:w="10686" w:type="dxa"/>
+            <w:gridSpan w:val="3"/>
+          </w:tcPr>
+          <w:p>
+            <w:pPr>
+              <w:keepNext w:val="0"/>
+              <w:keepLines w:val="0"/>
+              <w:pageBreakBefore w:val="0"/>
+              <w:wordWrap w:val="0"/>
+              <w:topLinePunct w:val="0"/>
+              <w:bidi w:val="0"/>
+              <w:adjustRightInd w:val="0"/>
+              <w:jc w:val="center"/>
+              <w:textAlignment w:val="auto"/>
+              <w:rPr>
+                <w:rFonts w:hint="default"/>
+                <w:sz w:val="28"/>
+                <w:lang w:val="en-US"/>
+              </w:rPr>
+            </w:pPr>
+            <w:r>
+              <w:rPr>
+                <w:rFonts w:hint="default" w:ascii="monospace" w:hAnsi="monospace" w:eastAsia="monospace" w:cs="monospace"/>
+                <w:sz w:val="19"/>
+                <w:szCs w:val="19"/>
+                <w:lang w:val="en-US" w:eastAsia="zh-CN"/>
+              </w:rPr>
+              <w:t>{%tr endfor %}</w:t>
             </w:r>
           </w:p>
         </w:tc>
@@ -6276,12 +6608,30 @@
               <w:jc w:val="both"/>
               <w:textAlignment w:val="auto"/>
               <w:rPr>
+                <w:rFonts w:hint="eastAsia" w:eastAsia="微软雅黑" w:cs="Times New Roman"/>
+                <w:sz w:val="21"/>
+                <w:szCs w:val="21"/>
+                <w:lang w:val="en-US" w:eastAsia="zh-CN"/>
+              </w:rPr>
+            </w:pPr>
+            <w:r>
+              <w:rPr>
                 <w:rFonts w:ascii="Times New Roman" w:hAnsi="Times New Roman" w:eastAsia="微软雅黑" w:cs="Times New Roman"/>
                 <w:sz w:val="21"/>
                 <w:szCs w:val="21"/>
                 <w:lang w:eastAsia="zh-CN"/>
               </w:rPr>
-            </w:pPr>
+              <w:t>{% if tip.</w:t>
+            </w:r>
+            <w:r>
+              <w:rPr>
+                <w:rFonts w:hint="eastAsia" w:eastAsia="微软雅黑" w:cs="Times New Roman"/>
+                <w:sz w:val="21"/>
+                <w:szCs w:val="21"/>
+                <w:lang w:val="en-US" w:eastAsia="zh-CN"/>
+              </w:rPr>
+              <w:t>DrugAStr !</w:t>
+            </w:r>
             <w:r>
               <w:rPr>
                 <w:rFonts w:ascii="Times New Roman" w:hAnsi="Times New Roman" w:eastAsia="微软雅黑" w:cs="Times New Roman"/>
@@ -6289,16 +6639,50 @@
                 <w:szCs w:val="21"/>
                 <w:lang w:eastAsia="zh-CN"/>
               </w:rPr>
-              <w:t>{% if tip.</w:t>
-            </w:r>
-            <w:r>
-              <w:rPr>
-                <w:rFonts w:hint="eastAsia" w:ascii="Times New Roman" w:hAnsi="Times New Roman" w:eastAsia="微软雅黑" w:cs="Times New Roman"/>
+              <w:t>= [] %}</w:t>
+            </w:r>
+            <w:r>
+              <w:rPr>
+                <w:rFonts w:hint="eastAsia" w:eastAsia="微软雅黑" w:cs="Times New Roman"/>
                 <w:sz w:val="21"/>
                 <w:szCs w:val="21"/>
-                <w:lang w:eastAsia="zh-CN"/>
-              </w:rPr>
-              <w:t xml:space="preserve">drugNameList </w:t>
+                <w:lang w:val="en-US" w:eastAsia="zh-CN"/>
+              </w:rPr>
+              <w:t>潜在受益药物A级：{% for drugA in tip.DrugAStr %}{{drugA.nameLevel}}{% if not loop.last %}, {% endif %}{% endfor%}</w:t>
+            </w:r>
+          </w:p>
+          <w:p>
+            <w:pPr>
+              <w:keepNext w:val="0"/>
+              <w:keepLines w:val="0"/>
+              <w:pageBreakBefore w:val="0"/>
+              <w:widowControl w:val="0"/>
+              <w:kinsoku/>
+              <w:wordWrap w:val="0"/>
+              <w:overflowPunct/>
+              <w:topLinePunct w:val="0"/>
+              <w:autoSpaceDE w:val="0"/>
+              <w:autoSpaceDN w:val="0"/>
+              <w:bidi w:val="0"/>
+              <w:adjustRightInd w:val="0"/>
+              <w:snapToGrid/>
+              <w:jc w:val="both"/>
+              <w:textAlignment w:val="auto"/>
+              <w:rPr>
+                <w:rFonts w:hint="eastAsia" w:eastAsia="微软雅黑" w:cs="Times New Roman"/>
+                <w:sz w:val="21"/>
+                <w:szCs w:val="21"/>
+                <w:lang w:val="en-US" w:eastAsia="zh-CN"/>
+              </w:rPr>
+            </w:pPr>
+            <w:r>
+              <w:rPr>
+                <w:rFonts w:hint="eastAsia" w:eastAsia="微软雅黑" w:cs="Times New Roman"/>
+                <w:sz w:val="21"/>
+                <w:szCs w:val="21"/>
+                <w:lang w:val="en-US" w:eastAsia="zh-CN"/>
+              </w:rPr>
+              <w:t>{% endif %}</w:t>
             </w:r>
             <w:r>
               <w:rPr>
@@ -6307,16 +6691,16 @@
                 <w:szCs w:val="21"/>
                 <w:lang w:eastAsia="zh-CN"/>
               </w:rPr>
-              <w:t>== [] %}{% else%}{% for d in tip.</w:t>
-            </w:r>
-            <w:r>
-              <w:rPr>
-                <w:rFonts w:hint="eastAsia" w:ascii="Times New Roman" w:hAnsi="Times New Roman" w:eastAsia="微软雅黑" w:cs="Times New Roman"/>
+              <w:t>{% if tip.</w:t>
+            </w:r>
+            <w:r>
+              <w:rPr>
+                <w:rFonts w:hint="eastAsia" w:eastAsia="微软雅黑" w:cs="Times New Roman"/>
                 <w:sz w:val="21"/>
                 <w:szCs w:val="21"/>
-                <w:lang w:eastAsia="zh-CN"/>
-              </w:rPr>
-              <w:t xml:space="preserve">drugNameList </w:t>
+                <w:lang w:val="en-US" w:eastAsia="zh-CN"/>
+              </w:rPr>
+              <w:t>DrugBStr !</w:t>
             </w:r>
             <w:r>
               <w:rPr>
@@ -6325,16 +6709,50 @@
                 <w:szCs w:val="21"/>
                 <w:lang w:eastAsia="zh-CN"/>
               </w:rPr>
-              <w:t>%}</w:t>
-            </w:r>
-            <w:r>
-              <w:rPr>
-                <w:rFonts w:hint="eastAsia" w:ascii="Times New Roman" w:hAnsi="Times New Roman" w:eastAsia="微软雅黑" w:cs="Times New Roman"/>
+              <w:t>= [] %}</w:t>
+            </w:r>
+            <w:r>
+              <w:rPr>
+                <w:rFonts w:hint="eastAsia" w:eastAsia="微软雅黑" w:cs="Times New Roman"/>
                 <w:sz w:val="21"/>
                 <w:szCs w:val="21"/>
-                <w:lang w:eastAsia="zh-CN"/>
-              </w:rPr>
-              <w:t xml:space="preserve">{%if </w:t>
+                <w:lang w:val="en-US" w:eastAsia="zh-CN"/>
+              </w:rPr>
+              <w:t>潜在受益药物B级：{% for drugB in tip.DrugBStr %}{{drugB.nameLevel}}{% if not loop.last %}, {% endif %}{% endfor%}</w:t>
+            </w:r>
+          </w:p>
+          <w:p>
+            <w:pPr>
+              <w:keepNext w:val="0"/>
+              <w:keepLines w:val="0"/>
+              <w:pageBreakBefore w:val="0"/>
+              <w:widowControl w:val="0"/>
+              <w:kinsoku/>
+              <w:wordWrap w:val="0"/>
+              <w:overflowPunct/>
+              <w:topLinePunct w:val="0"/>
+              <w:autoSpaceDE w:val="0"/>
+              <w:autoSpaceDN w:val="0"/>
+              <w:bidi w:val="0"/>
+              <w:adjustRightInd w:val="0"/>
+              <w:snapToGrid/>
+              <w:jc w:val="both"/>
+              <w:textAlignment w:val="auto"/>
+              <w:rPr>
+                <w:rFonts w:hint="eastAsia" w:eastAsia="微软雅黑" w:cs="Times New Roman"/>
+                <w:sz w:val="21"/>
+                <w:szCs w:val="21"/>
+                <w:lang w:val="en-US" w:eastAsia="zh-CN"/>
+              </w:rPr>
+            </w:pPr>
+            <w:r>
+              <w:rPr>
+                <w:rFonts w:hint="eastAsia" w:eastAsia="微软雅黑" w:cs="Times New Roman"/>
+                <w:sz w:val="21"/>
+                <w:szCs w:val="21"/>
+                <w:lang w:val="en-US" w:eastAsia="zh-CN"/>
+              </w:rPr>
+              <w:t>{% endif %}</w:t>
             </w:r>
             <w:r>
               <w:rPr>
@@ -6343,16 +6761,16 @@
                 <w:szCs w:val="21"/>
                 <w:lang w:eastAsia="zh-CN"/>
               </w:rPr>
-              <w:t>d</w:t>
-            </w:r>
-            <w:r>
-              <w:rPr>
-                <w:rFonts w:hint="eastAsia" w:ascii="Times New Roman" w:hAnsi="Times New Roman" w:eastAsia="微软雅黑" w:cs="Times New Roman"/>
+              <w:t>{% if tip.</w:t>
+            </w:r>
+            <w:r>
+              <w:rPr>
+                <w:rFonts w:hint="eastAsia" w:eastAsia="微软雅黑" w:cs="Times New Roman"/>
                 <w:sz w:val="21"/>
                 <w:szCs w:val="21"/>
-                <w:lang w:eastAsia="zh-CN"/>
-              </w:rPr>
-              <w:t xml:space="preserve">.level == </w:t>
+                <w:lang w:val="en-US" w:eastAsia="zh-CN"/>
+              </w:rPr>
+              <w:t>DrugCStr !</w:t>
             </w:r>
             <w:r>
               <w:rPr>
@@ -6361,16 +6779,50 @@
                 <w:szCs w:val="21"/>
                 <w:lang w:eastAsia="zh-CN"/>
               </w:rPr>
-              <w:t>‘</w:t>
-            </w:r>
-            <w:r>
-              <w:rPr>
-                <w:rFonts w:hint="eastAsia" w:ascii="Times New Roman" w:hAnsi="Times New Roman" w:eastAsia="微软雅黑" w:cs="Times New Roman"/>
+              <w:t>= [] %}</w:t>
+            </w:r>
+            <w:r>
+              <w:rPr>
+                <w:rFonts w:hint="eastAsia" w:eastAsia="微软雅黑" w:cs="Times New Roman"/>
                 <w:sz w:val="21"/>
                 <w:szCs w:val="21"/>
-                <w:lang w:eastAsia="zh-CN"/>
-              </w:rPr>
-              <w:t>1</w:t>
+                <w:lang w:val="en-US" w:eastAsia="zh-CN"/>
+              </w:rPr>
+              <w:t>潜在受益药物C级：{% for drugC in tip.DrugCStr %}{{drugC.nameLevel}}{% if not loop.last %}, {% endif %}{% endfor%}</w:t>
+            </w:r>
+          </w:p>
+          <w:p>
+            <w:pPr>
+              <w:keepNext w:val="0"/>
+              <w:keepLines w:val="0"/>
+              <w:pageBreakBefore w:val="0"/>
+              <w:widowControl w:val="0"/>
+              <w:kinsoku/>
+              <w:wordWrap w:val="0"/>
+              <w:overflowPunct/>
+              <w:topLinePunct w:val="0"/>
+              <w:autoSpaceDE w:val="0"/>
+              <w:autoSpaceDN w:val="0"/>
+              <w:bidi w:val="0"/>
+              <w:adjustRightInd w:val="0"/>
+              <w:snapToGrid/>
+              <w:jc w:val="both"/>
+              <w:textAlignment w:val="auto"/>
+              <w:rPr>
+                <w:rFonts w:hint="eastAsia" w:eastAsia="微软雅黑" w:cs="Times New Roman"/>
+                <w:sz w:val="21"/>
+                <w:szCs w:val="21"/>
+                <w:lang w:val="en-US" w:eastAsia="zh-CN"/>
+              </w:rPr>
+            </w:pPr>
+            <w:r>
+              <w:rPr>
+                <w:rFonts w:hint="eastAsia" w:eastAsia="微软雅黑" w:cs="Times New Roman"/>
+                <w:sz w:val="21"/>
+                <w:szCs w:val="21"/>
+                <w:lang w:val="en-US" w:eastAsia="zh-CN"/>
+              </w:rPr>
+              <w:t>{% endif %}</w:t>
             </w:r>
             <w:r>
               <w:rPr>
@@ -6379,16 +6831,16 @@
                 <w:szCs w:val="21"/>
                 <w:lang w:eastAsia="zh-CN"/>
               </w:rPr>
-              <w:t>’</w:t>
-            </w:r>
-            <w:r>
-              <w:rPr>
-                <w:rFonts w:hint="eastAsia" w:ascii="Times New Roman" w:hAnsi="Times New Roman" w:eastAsia="微软雅黑" w:cs="Times New Roman"/>
+              <w:t>{% if tip.</w:t>
+            </w:r>
+            <w:r>
+              <w:rPr>
+                <w:rFonts w:hint="eastAsia" w:eastAsia="微软雅黑" w:cs="Times New Roman"/>
                 <w:sz w:val="21"/>
                 <w:szCs w:val="21"/>
-                <w:lang w:eastAsia="zh-CN"/>
-              </w:rPr>
-              <w:t>%}</w:t>
+                <w:lang w:val="en-US" w:eastAsia="zh-CN"/>
+              </w:rPr>
+              <w:t>DrugDStr !</w:t>
             </w:r>
             <w:r>
               <w:rPr>
@@ -6397,16 +6849,7 @@
                 <w:szCs w:val="21"/>
                 <w:lang w:eastAsia="zh-CN"/>
               </w:rPr>
-              <w:t>{%if loop.last%}</w:t>
-            </w:r>
-            <w:r>
-              <w:rPr>
-                <w:rFonts w:hint="eastAsia" w:ascii="Times New Roman" w:hAnsi="Times New Roman" w:eastAsia="微软雅黑" w:cs="Times New Roman"/>
-                <w:sz w:val="21"/>
-                <w:szCs w:val="21"/>
-                <w:lang w:eastAsia="zh-CN"/>
-              </w:rPr>
-              <w:t>{{ d.nameLevel }}（</w:t>
+              <w:t>= [] %}</w:t>
             </w:r>
             <w:r>
               <w:rPr>
@@ -6415,64 +6858,41 @@
                 <w:szCs w:val="21"/>
                 <w:lang w:val="en-US" w:eastAsia="zh-CN"/>
               </w:rPr>
-              <w:t>可能受益</w:t>
-            </w:r>
-            <w:r>
-              <w:rPr>
-                <w:rFonts w:hint="eastAsia"/>
-              </w:rPr>
-              <w:t>、</w:t>
-            </w:r>
-            <w:r>
-              <w:rPr>
-                <w:rFonts w:hint="eastAsia" w:ascii="Times New Roman" w:hAnsi="Times New Roman" w:eastAsia="微软雅黑" w:cs="Times New Roman"/>
-                <w:sz w:val="21"/>
-                <w:szCs w:val="21"/>
-                <w:lang w:eastAsia="zh-CN"/>
-              </w:rPr>
-              <w:t>A级</w:t>
-            </w:r>
-            <w:r>
-              <w:rPr>
-                <w:rFonts w:hint="eastAsia"/>
-              </w:rPr>
-              <w:t>、</w:t>
-            </w:r>
-            <w:r>
-              <w:rPr>
-                <w:rFonts w:hint="eastAsia" w:ascii="Times New Roman" w:hAnsi="Times New Roman" w:eastAsia="微软雅黑" w:cs="Times New Roman"/>
-                <w:sz w:val="21"/>
-                <w:szCs w:val="21"/>
-                <w:lang w:eastAsia="zh-CN"/>
-              </w:rPr>
-              <w:t>FDA/NMPA/NCCN/</w:t>
-            </w:r>
-            <w:r>
-              <w:rPr>
-                <w:rFonts w:hint="eastAsia" w:eastAsia="微软雅黑" w:cs="Times New Roman"/>
-                <w:sz w:val="21"/>
-                <w:szCs w:val="21"/>
-                <w:lang w:eastAsia="zh-CN"/>
-              </w:rPr>
-              <w:t>CSCO</w:t>
-            </w:r>
-            <w:r>
+              <w:t>潜在受益药物D级：{% for drugD in tip.DrugDStr %}{{drugD.nameLevel}}{% if not loop.last %}, {% endif %}{% endfor%}</w:t>
+            </w:r>
+          </w:p>
+          <w:p>
+            <w:pPr>
+              <w:keepNext w:val="0"/>
+              <w:keepLines w:val="0"/>
+              <w:pageBreakBefore w:val="0"/>
+              <w:widowControl w:val="0"/>
+              <w:kinsoku/>
+              <w:wordWrap w:val="0"/>
+              <w:overflowPunct/>
+              <w:topLinePunct w:val="0"/>
+              <w:autoSpaceDE w:val="0"/>
+              <w:autoSpaceDN w:val="0"/>
+              <w:bidi w:val="0"/>
+              <w:adjustRightInd w:val="0"/>
+              <w:snapToGrid/>
+              <w:jc w:val="both"/>
+              <w:textAlignment w:val="auto"/>
               <w:rPr>
                 <w:rFonts w:hint="eastAsia" w:eastAsia="微软雅黑" w:cs="Times New Roman"/>
                 <w:sz w:val="21"/>
                 <w:szCs w:val="21"/>
                 <w:lang w:val="en-US" w:eastAsia="zh-CN"/>
               </w:rPr>
-              <w:t>推荐</w:t>
-            </w:r>
-            <w:r>
-              <w:rPr>
-                <w:rFonts w:hint="eastAsia" w:ascii="Times New Roman" w:hAnsi="Times New Roman" w:eastAsia="微软雅黑" w:cs="Times New Roman"/>
+            </w:pPr>
+            <w:r>
+              <w:rPr>
+                <w:rFonts w:hint="eastAsia" w:eastAsia="微软雅黑" w:cs="Times New Roman"/>
                 <w:sz w:val="21"/>
                 <w:szCs w:val="21"/>
-                <w:lang w:eastAsia="zh-CN"/>
-              </w:rPr>
-              <w:t xml:space="preserve"> ）</w:t>
+                <w:lang w:val="en-US" w:eastAsia="zh-CN"/>
+              </w:rPr>
+              <w:t>{% endif %}</w:t>
             </w:r>
             <w:r>
               <w:rPr>
@@ -6481,16 +6901,7 @@
                 <w:szCs w:val="21"/>
                 <w:lang w:eastAsia="zh-CN"/>
               </w:rPr>
-              <w:t>{%else%}</w:t>
-            </w:r>
-            <w:r>
-              <w:rPr>
-                <w:rFonts w:hint="eastAsia" w:ascii="Times New Roman" w:hAnsi="Times New Roman" w:eastAsia="微软雅黑" w:cs="Times New Roman"/>
-                <w:sz w:val="21"/>
-                <w:szCs w:val="21"/>
-                <w:lang w:eastAsia="zh-CN"/>
-              </w:rPr>
-              <w:t>{{ d.nameLevel }}（</w:t>
+              <w:t>{% if tip.</w:t>
             </w:r>
             <w:r>
               <w:rPr>
@@ -6499,37 +6910,16 @@
                 <w:szCs w:val="21"/>
                 <w:lang w:val="en-US" w:eastAsia="zh-CN"/>
               </w:rPr>
-              <w:t>可能受益</w:t>
-            </w:r>
-            <w:r>
-              <w:rPr>
-                <w:rFonts w:hint="eastAsia"/>
-              </w:rPr>
-              <w:t>、</w:t>
-            </w:r>
-            <w:r>
-              <w:rPr>
-                <w:rFonts w:hint="eastAsia" w:ascii="Times New Roman" w:hAnsi="Times New Roman" w:eastAsia="微软雅黑" w:cs="Times New Roman"/>
+              <w:t>ResistantADrug!</w:t>
+            </w:r>
+            <w:r>
+              <w:rPr>
+                <w:rFonts w:ascii="Times New Roman" w:hAnsi="Times New Roman" w:eastAsia="微软雅黑" w:cs="Times New Roman"/>
                 <w:sz w:val="21"/>
                 <w:szCs w:val="21"/>
                 <w:lang w:eastAsia="zh-CN"/>
               </w:rPr>
-              <w:t>A级</w:t>
-            </w:r>
-            <w:r>
-              <w:rPr>
-                <w:rFonts w:hint="eastAsia"/>
-              </w:rPr>
-              <w:t>、</w:t>
-            </w:r>
-            <w:r>
-              <w:rPr>
-                <w:rFonts w:hint="eastAsia" w:ascii="Times New Roman" w:hAnsi="Times New Roman" w:eastAsia="微软雅黑" w:cs="Times New Roman"/>
-                <w:sz w:val="21"/>
-                <w:szCs w:val="21"/>
-                <w:lang w:eastAsia="zh-CN"/>
-              </w:rPr>
-              <w:t>FDA/NMPA/NCCN/CSC</w:t>
+              <w:t>= [] %}</w:t>
             </w:r>
             <w:r>
               <w:rPr>
@@ -6538,16 +6928,41 @@
                 <w:szCs w:val="21"/>
                 <w:lang w:val="en-US" w:eastAsia="zh-CN"/>
               </w:rPr>
-              <w:t>O推荐</w:t>
-            </w:r>
-            <w:r>
-              <w:rPr>
-                <w:rFonts w:hint="eastAsia" w:ascii="Times New Roman" w:hAnsi="Times New Roman" w:eastAsia="微软雅黑" w:cs="Times New Roman"/>
+              <w:t>潜在耐药药物A级：{% for drugA in tip.ResistantADrug %}{{drugA.nameLevel}}{% if not loop.last %}, {% endif %}{% endfor%}</w:t>
+            </w:r>
+          </w:p>
+          <w:p>
+            <w:pPr>
+              <w:keepNext w:val="0"/>
+              <w:keepLines w:val="0"/>
+              <w:pageBreakBefore w:val="0"/>
+              <w:widowControl w:val="0"/>
+              <w:kinsoku/>
+              <w:wordWrap w:val="0"/>
+              <w:overflowPunct/>
+              <w:topLinePunct w:val="0"/>
+              <w:autoSpaceDE w:val="0"/>
+              <w:autoSpaceDN w:val="0"/>
+              <w:bidi w:val="0"/>
+              <w:adjustRightInd w:val="0"/>
+              <w:snapToGrid/>
+              <w:jc w:val="both"/>
+              <w:textAlignment w:val="auto"/>
+              <w:rPr>
+                <w:rFonts w:hint="eastAsia" w:eastAsia="微软雅黑" w:cs="Times New Roman"/>
                 <w:sz w:val="21"/>
                 <w:szCs w:val="21"/>
-                <w:lang w:eastAsia="zh-CN"/>
-              </w:rPr>
-              <w:t xml:space="preserve"> ）</w:t>
+                <w:lang w:val="en-US" w:eastAsia="zh-CN"/>
+              </w:rPr>
+            </w:pPr>
+            <w:r>
+              <w:rPr>
+                <w:rFonts w:hint="eastAsia" w:eastAsia="微软雅黑" w:cs="Times New Roman"/>
+                <w:sz w:val="21"/>
+                <w:szCs w:val="21"/>
+                <w:lang w:val="en-US" w:eastAsia="zh-CN"/>
+              </w:rPr>
+              <w:t>{% endif %}</w:t>
             </w:r>
             <w:r>
               <w:rPr>
@@ -6556,41 +6971,68 @@
                 <w:szCs w:val="21"/>
                 <w:lang w:eastAsia="zh-CN"/>
               </w:rPr>
-              <w:t>，{%endif%}</w:t>
-            </w:r>
-          </w:p>
-          <w:p>
-            <w:pPr>
-              <w:keepNext w:val="0"/>
-              <w:keepLines w:val="0"/>
-              <w:pageBreakBefore w:val="0"/>
-              <w:widowControl w:val="0"/>
-              <w:kinsoku/>
-              <w:wordWrap w:val="0"/>
-              <w:overflowPunct/>
-              <w:topLinePunct w:val="0"/>
-              <w:autoSpaceDE w:val="0"/>
-              <w:autoSpaceDN w:val="0"/>
-              <w:bidi w:val="0"/>
-              <w:adjustRightInd w:val="0"/>
-              <w:snapToGrid/>
-              <w:jc w:val="both"/>
-              <w:textAlignment w:val="auto"/>
+              <w:t>{% if tip.</w:t>
+            </w:r>
+            <w:r>
+              <w:rPr>
+                <w:rFonts w:hint="eastAsia" w:eastAsia="微软雅黑" w:cs="Times New Roman"/>
+                <w:sz w:val="21"/>
+                <w:szCs w:val="21"/>
+                <w:lang w:val="en-US" w:eastAsia="zh-CN"/>
+              </w:rPr>
+              <w:t>ResistantBDrug!</w:t>
+            </w:r>
+            <w:r>
               <w:rPr>
                 <w:rFonts w:ascii="Times New Roman" w:hAnsi="Times New Roman" w:eastAsia="微软雅黑" w:cs="Times New Roman"/>
                 <w:sz w:val="21"/>
                 <w:szCs w:val="21"/>
                 <w:lang w:eastAsia="zh-CN"/>
               </w:rPr>
-            </w:pPr>
-            <w:r>
-              <w:rPr>
-                <w:rFonts w:hint="eastAsia" w:ascii="Times New Roman" w:hAnsi="Times New Roman" w:eastAsia="微软雅黑" w:cs="Times New Roman"/>
+              <w:t>= [] %}</w:t>
+            </w:r>
+            <w:r>
+              <w:rPr>
+                <w:rFonts w:hint="eastAsia" w:eastAsia="微软雅黑" w:cs="Times New Roman"/>
                 <w:sz w:val="21"/>
                 <w:szCs w:val="21"/>
-                <w:lang w:eastAsia="zh-CN"/>
-              </w:rPr>
-              <w:t xml:space="preserve">{%elif </w:t>
+                <w:lang w:val="en-US" w:eastAsia="zh-CN"/>
+              </w:rPr>
+              <w:t>潜在耐药药物B级：{% for drugB in tip.ResistantBDrug %}{{drugB.nameLevel}}{% if not loop.last %}, {% endif %}{% endfor%}</w:t>
+            </w:r>
+          </w:p>
+          <w:p>
+            <w:pPr>
+              <w:keepNext w:val="0"/>
+              <w:keepLines w:val="0"/>
+              <w:pageBreakBefore w:val="0"/>
+              <w:widowControl w:val="0"/>
+              <w:kinsoku/>
+              <w:wordWrap w:val="0"/>
+              <w:overflowPunct/>
+              <w:topLinePunct w:val="0"/>
+              <w:autoSpaceDE w:val="0"/>
+              <w:autoSpaceDN w:val="0"/>
+              <w:bidi w:val="0"/>
+              <w:adjustRightInd w:val="0"/>
+              <w:snapToGrid/>
+              <w:jc w:val="both"/>
+              <w:textAlignment w:val="auto"/>
+              <w:rPr>
+                <w:rFonts w:hint="eastAsia" w:eastAsia="微软雅黑" w:cs="Times New Roman"/>
+                <w:sz w:val="21"/>
+                <w:szCs w:val="21"/>
+                <w:lang w:val="en-US" w:eastAsia="zh-CN"/>
+              </w:rPr>
+            </w:pPr>
+            <w:r>
+              <w:rPr>
+                <w:rFonts w:hint="eastAsia" w:eastAsia="微软雅黑" w:cs="Times New Roman"/>
+                <w:sz w:val="21"/>
+                <w:szCs w:val="21"/>
+                <w:lang w:val="en-US" w:eastAsia="zh-CN"/>
+              </w:rPr>
+              <w:t>{% endif %}</w:t>
             </w:r>
             <w:r>
               <w:rPr>
@@ -6599,16 +7041,16 @@
                 <w:szCs w:val="21"/>
                 <w:lang w:eastAsia="zh-CN"/>
               </w:rPr>
-              <w:t>d</w:t>
-            </w:r>
-            <w:r>
-              <w:rPr>
-                <w:rFonts w:hint="eastAsia" w:ascii="Times New Roman" w:hAnsi="Times New Roman" w:eastAsia="微软雅黑" w:cs="Times New Roman"/>
+              <w:t>{% if tip.</w:t>
+            </w:r>
+            <w:r>
+              <w:rPr>
+                <w:rFonts w:hint="eastAsia" w:eastAsia="微软雅黑" w:cs="Times New Roman"/>
                 <w:sz w:val="21"/>
                 <w:szCs w:val="21"/>
-                <w:lang w:eastAsia="zh-CN"/>
-              </w:rPr>
-              <w:t xml:space="preserve">.level == </w:t>
+                <w:lang w:val="en-US" w:eastAsia="zh-CN"/>
+              </w:rPr>
+              <w:t>ResistantCDrug!</w:t>
             </w:r>
             <w:r>
               <w:rPr>
@@ -6617,16 +7059,50 @@
                 <w:szCs w:val="21"/>
                 <w:lang w:eastAsia="zh-CN"/>
               </w:rPr>
-              <w:t>‘</w:t>
-            </w:r>
-            <w:r>
-              <w:rPr>
-                <w:rFonts w:hint="eastAsia" w:ascii="Times New Roman" w:hAnsi="Times New Roman" w:eastAsia="微软雅黑" w:cs="Times New Roman"/>
+              <w:t>= [] %}</w:t>
+            </w:r>
+            <w:r>
+              <w:rPr>
+                <w:rFonts w:hint="eastAsia" w:eastAsia="微软雅黑" w:cs="Times New Roman"/>
                 <w:sz w:val="21"/>
                 <w:szCs w:val="21"/>
-                <w:lang w:eastAsia="zh-CN"/>
-              </w:rPr>
-              <w:t>2</w:t>
+                <w:lang w:val="en-US" w:eastAsia="zh-CN"/>
+              </w:rPr>
+              <w:t>潜在耐药药物C级：{% for drugC in tip.ResistantCDrug %}{{drugC.nameLevel}}{% if not loop.last %}, {% endif %}{% endfor%}</w:t>
+            </w:r>
+          </w:p>
+          <w:p>
+            <w:pPr>
+              <w:keepNext w:val="0"/>
+              <w:keepLines w:val="0"/>
+              <w:pageBreakBefore w:val="0"/>
+              <w:widowControl w:val="0"/>
+              <w:kinsoku/>
+              <w:wordWrap w:val="0"/>
+              <w:overflowPunct/>
+              <w:topLinePunct w:val="0"/>
+              <w:autoSpaceDE w:val="0"/>
+              <w:autoSpaceDN w:val="0"/>
+              <w:bidi w:val="0"/>
+              <w:adjustRightInd w:val="0"/>
+              <w:snapToGrid/>
+              <w:jc w:val="both"/>
+              <w:textAlignment w:val="auto"/>
+              <w:rPr>
+                <w:rFonts w:hint="default" w:eastAsia="微软雅黑" w:cs="Times New Roman"/>
+                <w:sz w:val="21"/>
+                <w:szCs w:val="21"/>
+                <w:lang w:val="en-US" w:eastAsia="zh-CN"/>
+              </w:rPr>
+            </w:pPr>
+            <w:r>
+              <w:rPr>
+                <w:rFonts w:hint="eastAsia" w:eastAsia="微软雅黑" w:cs="Times New Roman"/>
+                <w:sz w:val="21"/>
+                <w:szCs w:val="21"/>
+                <w:lang w:val="en-US" w:eastAsia="zh-CN"/>
+              </w:rPr>
+              <w:t>{% endif %}</w:t>
             </w:r>
             <w:r>
               <w:rPr>
@@ -6635,16 +7111,16 @@
                 <w:szCs w:val="21"/>
                 <w:lang w:eastAsia="zh-CN"/>
               </w:rPr>
-              <w:t>’</w:t>
-            </w:r>
-            <w:r>
-              <w:rPr>
-                <w:rFonts w:hint="eastAsia" w:ascii="Times New Roman" w:hAnsi="Times New Roman" w:eastAsia="微软雅黑" w:cs="Times New Roman"/>
+              <w:t>{% if tip.</w:t>
+            </w:r>
+            <w:r>
+              <w:rPr>
+                <w:rFonts w:hint="eastAsia" w:eastAsia="微软雅黑" w:cs="Times New Roman"/>
                 <w:sz w:val="21"/>
                 <w:szCs w:val="21"/>
-                <w:lang w:eastAsia="zh-CN"/>
-              </w:rPr>
-              <w:t>%}</w:t>
+                <w:lang w:val="en-US" w:eastAsia="zh-CN"/>
+              </w:rPr>
+              <w:t>ResistantDDrug!</w:t>
             </w:r>
             <w:r>
               <w:rPr>
@@ -6653,16 +7129,7 @@
                 <w:szCs w:val="21"/>
                 <w:lang w:eastAsia="zh-CN"/>
               </w:rPr>
-              <w:t>{%if loop.last%}</w:t>
-            </w:r>
-            <w:r>
-              <w:rPr>
-                <w:rFonts w:hint="eastAsia" w:ascii="Times New Roman" w:hAnsi="Times New Roman" w:eastAsia="微软雅黑" w:cs="Times New Roman"/>
-                <w:sz w:val="21"/>
-                <w:szCs w:val="21"/>
-                <w:lang w:eastAsia="zh-CN"/>
-              </w:rPr>
-              <w:t>{{ d.nameLevel }}（</w:t>
+              <w:t>= [] %}</w:t>
             </w:r>
             <w:r>
               <w:rPr>
@@ -6671,1222 +7138,7 @@
                 <w:szCs w:val="21"/>
                 <w:lang w:val="en-US" w:eastAsia="zh-CN"/>
               </w:rPr>
-              <w:t>可能受益</w:t>
-            </w:r>
-            <w:r>
-              <w:rPr>
-                <w:rFonts w:hint="eastAsia"/>
-              </w:rPr>
-              <w:t>、</w:t>
-            </w:r>
-            <w:r>
-              <w:rPr>
-                <w:rFonts w:hint="eastAsia" w:ascii="Times New Roman" w:hAnsi="Times New Roman" w:eastAsia="微软雅黑" w:cs="Times New Roman"/>
-                <w:sz w:val="21"/>
-                <w:szCs w:val="21"/>
-                <w:lang w:eastAsia="zh-CN"/>
-              </w:rPr>
-              <w:t>B级）</w:t>
-            </w:r>
-            <w:r>
-              <w:rPr>
-                <w:rFonts w:ascii="Times New Roman" w:hAnsi="Times New Roman" w:eastAsia="微软雅黑" w:cs="Times New Roman"/>
-                <w:sz w:val="21"/>
-                <w:szCs w:val="21"/>
-                <w:lang w:eastAsia="zh-CN"/>
-              </w:rPr>
-              <w:t>{%else%}</w:t>
-            </w:r>
-            <w:r>
-              <w:rPr>
-                <w:rFonts w:hint="eastAsia" w:ascii="Times New Roman" w:hAnsi="Times New Roman" w:eastAsia="微软雅黑" w:cs="Times New Roman"/>
-                <w:sz w:val="21"/>
-                <w:szCs w:val="21"/>
-                <w:lang w:eastAsia="zh-CN"/>
-              </w:rPr>
-              <w:t>{{ d.nameLevel }}（</w:t>
-            </w:r>
-            <w:r>
-              <w:rPr>
-                <w:rFonts w:hint="eastAsia" w:eastAsia="微软雅黑" w:cs="Times New Roman"/>
-                <w:sz w:val="21"/>
-                <w:szCs w:val="21"/>
-                <w:lang w:val="en-US" w:eastAsia="zh-CN"/>
-              </w:rPr>
-              <w:t>可能受益</w:t>
-            </w:r>
-            <w:r>
-              <w:rPr>
-                <w:rFonts w:hint="eastAsia"/>
-              </w:rPr>
-              <w:t>、</w:t>
-            </w:r>
-            <w:r>
-              <w:rPr>
-                <w:rFonts w:hint="eastAsia"/>
-                <w:lang w:val="en-US" w:eastAsia="zh-CN"/>
-              </w:rPr>
-              <w:t>B</w:t>
-            </w:r>
-            <w:r>
-              <w:rPr>
-                <w:rFonts w:hint="eastAsia" w:ascii="Times New Roman" w:hAnsi="Times New Roman" w:eastAsia="微软雅黑" w:cs="Times New Roman"/>
-                <w:sz w:val="21"/>
-                <w:szCs w:val="21"/>
-                <w:lang w:eastAsia="zh-CN"/>
-              </w:rPr>
-              <w:t>级）</w:t>
-            </w:r>
-            <w:r>
-              <w:rPr>
-                <w:rFonts w:ascii="Times New Roman" w:hAnsi="Times New Roman" w:eastAsia="微软雅黑" w:cs="Times New Roman"/>
-                <w:sz w:val="21"/>
-                <w:szCs w:val="21"/>
-                <w:lang w:eastAsia="zh-CN"/>
-              </w:rPr>
-              <w:t>，{%endif%}</w:t>
-            </w:r>
-          </w:p>
-          <w:p>
-            <w:pPr>
-              <w:keepNext w:val="0"/>
-              <w:keepLines w:val="0"/>
-              <w:pageBreakBefore w:val="0"/>
-              <w:widowControl w:val="0"/>
-              <w:kinsoku/>
-              <w:wordWrap w:val="0"/>
-              <w:overflowPunct/>
-              <w:topLinePunct w:val="0"/>
-              <w:autoSpaceDE w:val="0"/>
-              <w:autoSpaceDN w:val="0"/>
-              <w:bidi w:val="0"/>
-              <w:adjustRightInd w:val="0"/>
-              <w:snapToGrid/>
-              <w:jc w:val="both"/>
-              <w:textAlignment w:val="auto"/>
-              <w:rPr>
-                <w:rFonts w:ascii="Times New Roman" w:hAnsi="Times New Roman" w:eastAsia="微软雅黑" w:cs="Times New Roman"/>
-                <w:sz w:val="21"/>
-                <w:szCs w:val="21"/>
-                <w:lang w:eastAsia="zh-CN"/>
-              </w:rPr>
-            </w:pPr>
-            <w:r>
-              <w:rPr>
-                <w:rFonts w:hint="eastAsia" w:ascii="Times New Roman" w:hAnsi="Times New Roman" w:eastAsia="微软雅黑" w:cs="Times New Roman"/>
-                <w:sz w:val="21"/>
-                <w:szCs w:val="21"/>
-                <w:lang w:eastAsia="zh-CN"/>
-              </w:rPr>
-              <w:t xml:space="preserve">{%elif </w:t>
-            </w:r>
-            <w:r>
-              <w:rPr>
-                <w:rFonts w:ascii="Times New Roman" w:hAnsi="Times New Roman" w:eastAsia="微软雅黑" w:cs="Times New Roman"/>
-                <w:sz w:val="21"/>
-                <w:szCs w:val="21"/>
-                <w:lang w:eastAsia="zh-CN"/>
-              </w:rPr>
-              <w:t>d</w:t>
-            </w:r>
-            <w:r>
-              <w:rPr>
-                <w:rFonts w:hint="eastAsia" w:ascii="Times New Roman" w:hAnsi="Times New Roman" w:eastAsia="微软雅黑" w:cs="Times New Roman"/>
-                <w:sz w:val="21"/>
-                <w:szCs w:val="21"/>
-                <w:lang w:eastAsia="zh-CN"/>
-              </w:rPr>
-              <w:t xml:space="preserve">.level == </w:t>
-            </w:r>
-            <w:r>
-              <w:rPr>
-                <w:rFonts w:ascii="Times New Roman" w:hAnsi="Times New Roman" w:eastAsia="微软雅黑" w:cs="Times New Roman"/>
-                <w:sz w:val="21"/>
-                <w:szCs w:val="21"/>
-                <w:lang w:eastAsia="zh-CN"/>
-              </w:rPr>
-              <w:t>‘</w:t>
-            </w:r>
-            <w:r>
-              <w:rPr>
-                <w:rFonts w:hint="eastAsia" w:ascii="Times New Roman" w:hAnsi="Times New Roman" w:eastAsia="微软雅黑" w:cs="Times New Roman"/>
-                <w:sz w:val="21"/>
-                <w:szCs w:val="21"/>
-                <w:lang w:eastAsia="zh-CN"/>
-              </w:rPr>
-              <w:t>3</w:t>
-            </w:r>
-            <w:r>
-              <w:rPr>
-                <w:rFonts w:ascii="Times New Roman" w:hAnsi="Times New Roman" w:eastAsia="微软雅黑" w:cs="Times New Roman"/>
-                <w:sz w:val="21"/>
-                <w:szCs w:val="21"/>
-                <w:lang w:eastAsia="zh-CN"/>
-              </w:rPr>
-              <w:t>’</w:t>
-            </w:r>
-            <w:r>
-              <w:rPr>
-                <w:rFonts w:hint="eastAsia" w:ascii="Times New Roman" w:hAnsi="Times New Roman" w:eastAsia="微软雅黑" w:cs="Times New Roman"/>
-                <w:sz w:val="21"/>
-                <w:szCs w:val="21"/>
-                <w:lang w:eastAsia="zh-CN"/>
-              </w:rPr>
-              <w:t>%}</w:t>
-            </w:r>
-            <w:r>
-              <w:rPr>
-                <w:rFonts w:ascii="Times New Roman" w:hAnsi="Times New Roman" w:eastAsia="微软雅黑" w:cs="Times New Roman"/>
-                <w:sz w:val="21"/>
-                <w:szCs w:val="21"/>
-                <w:lang w:eastAsia="zh-CN"/>
-              </w:rPr>
-              <w:t>{%if loop.last%}</w:t>
-            </w:r>
-            <w:r>
-              <w:rPr>
-                <w:rFonts w:hint="eastAsia" w:ascii="Times New Roman" w:hAnsi="Times New Roman" w:eastAsia="微软雅黑" w:cs="Times New Roman"/>
-                <w:sz w:val="21"/>
-                <w:szCs w:val="21"/>
-                <w:lang w:eastAsia="zh-CN"/>
-              </w:rPr>
-              <w:t>{{ d.nameLevel }}（</w:t>
-            </w:r>
-            <w:r>
-              <w:rPr>
-                <w:rFonts w:hint="eastAsia" w:eastAsia="微软雅黑" w:cs="Times New Roman"/>
-                <w:sz w:val="21"/>
-                <w:szCs w:val="21"/>
-                <w:lang w:val="en-US" w:eastAsia="zh-CN"/>
-              </w:rPr>
-              <w:t>可能受益</w:t>
-            </w:r>
-            <w:r>
-              <w:rPr>
-                <w:rFonts w:hint="eastAsia"/>
-              </w:rPr>
-              <w:t>、</w:t>
-            </w:r>
-            <w:r>
-              <w:rPr>
-                <w:rFonts w:hint="eastAsia" w:ascii="Times New Roman" w:hAnsi="Times New Roman" w:eastAsia="微软雅黑" w:cs="Times New Roman"/>
-                <w:sz w:val="21"/>
-                <w:szCs w:val="21"/>
-                <w:lang w:eastAsia="zh-CN"/>
-              </w:rPr>
-              <w:t>C级）</w:t>
-            </w:r>
-            <w:r>
-              <w:rPr>
-                <w:rFonts w:ascii="Times New Roman" w:hAnsi="Times New Roman" w:eastAsia="微软雅黑" w:cs="Times New Roman"/>
-                <w:sz w:val="21"/>
-                <w:szCs w:val="21"/>
-                <w:lang w:eastAsia="zh-CN"/>
-              </w:rPr>
-              <w:t>{%else%}</w:t>
-            </w:r>
-            <w:r>
-              <w:rPr>
-                <w:rFonts w:hint="eastAsia" w:ascii="Times New Roman" w:hAnsi="Times New Roman" w:eastAsia="微软雅黑" w:cs="Times New Roman"/>
-                <w:sz w:val="21"/>
-                <w:szCs w:val="21"/>
-                <w:lang w:eastAsia="zh-CN"/>
-              </w:rPr>
-              <w:t>{{ d.nameLevel }}（</w:t>
-            </w:r>
-            <w:r>
-              <w:rPr>
-                <w:rFonts w:hint="eastAsia" w:eastAsia="微软雅黑" w:cs="Times New Roman"/>
-                <w:sz w:val="21"/>
-                <w:szCs w:val="21"/>
-                <w:lang w:val="en-US" w:eastAsia="zh-CN"/>
-              </w:rPr>
-              <w:t>可能受益</w:t>
-            </w:r>
-            <w:r>
-              <w:rPr>
-                <w:rFonts w:hint="eastAsia"/>
-              </w:rPr>
-              <w:t>、</w:t>
-            </w:r>
-            <w:r>
-              <w:rPr>
-                <w:rFonts w:hint="eastAsia" w:ascii="Times New Roman" w:hAnsi="Times New Roman" w:eastAsia="微软雅黑" w:cs="Times New Roman"/>
-                <w:sz w:val="21"/>
-                <w:szCs w:val="21"/>
-                <w:lang w:eastAsia="zh-CN"/>
-              </w:rPr>
-              <w:t>C级）</w:t>
-            </w:r>
-            <w:r>
-              <w:rPr>
-                <w:rFonts w:ascii="Times New Roman" w:hAnsi="Times New Roman" w:eastAsia="微软雅黑" w:cs="Times New Roman"/>
-                <w:sz w:val="21"/>
-                <w:szCs w:val="21"/>
-                <w:lang w:eastAsia="zh-CN"/>
-              </w:rPr>
-              <w:t>，{%endif%}</w:t>
-            </w:r>
-          </w:p>
-          <w:p>
-            <w:pPr>
-              <w:keepNext w:val="0"/>
-              <w:keepLines w:val="0"/>
-              <w:pageBreakBefore w:val="0"/>
-              <w:widowControl w:val="0"/>
-              <w:kinsoku/>
-              <w:wordWrap w:val="0"/>
-              <w:overflowPunct/>
-              <w:topLinePunct w:val="0"/>
-              <w:autoSpaceDE w:val="0"/>
-              <w:autoSpaceDN w:val="0"/>
-              <w:bidi w:val="0"/>
-              <w:adjustRightInd w:val="0"/>
-              <w:snapToGrid/>
-              <w:jc w:val="both"/>
-              <w:textAlignment w:val="auto"/>
-              <w:rPr>
-                <w:rFonts w:ascii="Times New Roman" w:hAnsi="Times New Roman" w:eastAsia="微软雅黑" w:cs="Times New Roman"/>
-                <w:sz w:val="21"/>
-                <w:szCs w:val="21"/>
-                <w:lang w:eastAsia="zh-CN"/>
-              </w:rPr>
-            </w:pPr>
-            <w:r>
-              <w:rPr>
-                <w:rFonts w:hint="eastAsia" w:ascii="Times New Roman" w:hAnsi="Times New Roman" w:eastAsia="微软雅黑" w:cs="Times New Roman"/>
-                <w:sz w:val="21"/>
-                <w:szCs w:val="21"/>
-                <w:lang w:eastAsia="zh-CN"/>
-              </w:rPr>
-              <w:t xml:space="preserve">{%elif </w:t>
-            </w:r>
-            <w:r>
-              <w:rPr>
-                <w:rFonts w:ascii="Times New Roman" w:hAnsi="Times New Roman" w:eastAsia="微软雅黑" w:cs="Times New Roman"/>
-                <w:sz w:val="21"/>
-                <w:szCs w:val="21"/>
-                <w:lang w:eastAsia="zh-CN"/>
-              </w:rPr>
-              <w:t>d</w:t>
-            </w:r>
-            <w:r>
-              <w:rPr>
-                <w:rFonts w:hint="eastAsia" w:ascii="Times New Roman" w:hAnsi="Times New Roman" w:eastAsia="微软雅黑" w:cs="Times New Roman"/>
-                <w:sz w:val="21"/>
-                <w:szCs w:val="21"/>
-                <w:lang w:eastAsia="zh-CN"/>
-              </w:rPr>
-              <w:t xml:space="preserve">.level == </w:t>
-            </w:r>
-            <w:r>
-              <w:rPr>
-                <w:rFonts w:ascii="Times New Roman" w:hAnsi="Times New Roman" w:eastAsia="微软雅黑" w:cs="Times New Roman"/>
-                <w:sz w:val="21"/>
-                <w:szCs w:val="21"/>
-                <w:lang w:eastAsia="zh-CN"/>
-              </w:rPr>
-              <w:t>‘</w:t>
-            </w:r>
-            <w:r>
-              <w:rPr>
-                <w:rFonts w:hint="eastAsia" w:ascii="Times New Roman" w:hAnsi="Times New Roman" w:eastAsia="微软雅黑" w:cs="Times New Roman"/>
-                <w:sz w:val="21"/>
-                <w:szCs w:val="21"/>
-                <w:lang w:eastAsia="zh-CN"/>
-              </w:rPr>
-              <w:t>4</w:t>
-            </w:r>
-            <w:r>
-              <w:rPr>
-                <w:rFonts w:ascii="Times New Roman" w:hAnsi="Times New Roman" w:eastAsia="微软雅黑" w:cs="Times New Roman"/>
-                <w:sz w:val="21"/>
-                <w:szCs w:val="21"/>
-                <w:lang w:eastAsia="zh-CN"/>
-              </w:rPr>
-              <w:t>’</w:t>
-            </w:r>
-            <w:r>
-              <w:rPr>
-                <w:rFonts w:hint="eastAsia" w:ascii="Times New Roman" w:hAnsi="Times New Roman" w:eastAsia="微软雅黑" w:cs="Times New Roman"/>
-                <w:sz w:val="21"/>
-                <w:szCs w:val="21"/>
-                <w:lang w:eastAsia="zh-CN"/>
-              </w:rPr>
-              <w:t>%}</w:t>
-            </w:r>
-            <w:r>
-              <w:rPr>
-                <w:rFonts w:ascii="Times New Roman" w:hAnsi="Times New Roman" w:eastAsia="微软雅黑" w:cs="Times New Roman"/>
-                <w:sz w:val="21"/>
-                <w:szCs w:val="21"/>
-                <w:lang w:eastAsia="zh-CN"/>
-              </w:rPr>
-              <w:t>{%if loop.last%}</w:t>
-            </w:r>
-            <w:r>
-              <w:rPr>
-                <w:rFonts w:hint="eastAsia" w:ascii="Times New Roman" w:hAnsi="Times New Roman" w:eastAsia="微软雅黑" w:cs="Times New Roman"/>
-                <w:sz w:val="21"/>
-                <w:szCs w:val="21"/>
-                <w:lang w:eastAsia="zh-CN"/>
-              </w:rPr>
-              <w:t>{{ d.nameLevel }}（</w:t>
-            </w:r>
-            <w:r>
-              <w:rPr>
-                <w:rFonts w:hint="eastAsia" w:eastAsia="微软雅黑" w:cs="Times New Roman"/>
-                <w:sz w:val="21"/>
-                <w:szCs w:val="21"/>
-                <w:lang w:val="en-US" w:eastAsia="zh-CN"/>
-              </w:rPr>
-              <w:t>可能受益</w:t>
-            </w:r>
-            <w:r>
-              <w:rPr>
-                <w:rFonts w:hint="eastAsia"/>
-              </w:rPr>
-              <w:t>、</w:t>
-            </w:r>
-            <w:r>
-              <w:rPr>
-                <w:rFonts w:hint="eastAsia" w:ascii="Times New Roman" w:hAnsi="Times New Roman" w:eastAsia="微软雅黑" w:cs="Times New Roman"/>
-                <w:sz w:val="21"/>
-                <w:szCs w:val="21"/>
-                <w:lang w:eastAsia="zh-CN"/>
-              </w:rPr>
-              <w:t>D级）</w:t>
-            </w:r>
-            <w:r>
-              <w:rPr>
-                <w:rFonts w:ascii="Times New Roman" w:hAnsi="Times New Roman" w:eastAsia="微软雅黑" w:cs="Times New Roman"/>
-                <w:sz w:val="21"/>
-                <w:szCs w:val="21"/>
-                <w:lang w:eastAsia="zh-CN"/>
-              </w:rPr>
-              <w:t>{%else%}</w:t>
-            </w:r>
-            <w:r>
-              <w:rPr>
-                <w:rFonts w:hint="eastAsia" w:ascii="Times New Roman" w:hAnsi="Times New Roman" w:eastAsia="微软雅黑" w:cs="Times New Roman"/>
-                <w:sz w:val="21"/>
-                <w:szCs w:val="21"/>
-                <w:lang w:eastAsia="zh-CN"/>
-              </w:rPr>
-              <w:t>{{ d.nameLevel }}（</w:t>
-            </w:r>
-            <w:r>
-              <w:rPr>
-                <w:rFonts w:hint="eastAsia" w:eastAsia="微软雅黑" w:cs="Times New Roman"/>
-                <w:sz w:val="21"/>
-                <w:szCs w:val="21"/>
-                <w:lang w:val="en-US" w:eastAsia="zh-CN"/>
-              </w:rPr>
-              <w:t>可能受益</w:t>
-            </w:r>
-            <w:r>
-              <w:rPr>
-                <w:rFonts w:hint="eastAsia"/>
-              </w:rPr>
-              <w:t>、</w:t>
-            </w:r>
-            <w:r>
-              <w:rPr>
-                <w:rFonts w:hint="eastAsia" w:ascii="Times New Roman" w:hAnsi="Times New Roman" w:eastAsia="微软雅黑" w:cs="Times New Roman"/>
-                <w:sz w:val="21"/>
-                <w:szCs w:val="21"/>
-                <w:lang w:eastAsia="zh-CN"/>
-              </w:rPr>
-              <w:t>D级）</w:t>
-            </w:r>
-            <w:r>
-              <w:rPr>
-                <w:rFonts w:ascii="Times New Roman" w:hAnsi="Times New Roman" w:eastAsia="微软雅黑" w:cs="Times New Roman"/>
-                <w:sz w:val="21"/>
-                <w:szCs w:val="21"/>
-                <w:lang w:eastAsia="zh-CN"/>
-              </w:rPr>
-              <w:t>，{%endif%}</w:t>
-            </w:r>
-          </w:p>
-          <w:p>
-            <w:pPr>
-              <w:keepNext w:val="0"/>
-              <w:keepLines w:val="0"/>
-              <w:pageBreakBefore w:val="0"/>
-              <w:widowControl w:val="0"/>
-              <w:kinsoku/>
-              <w:wordWrap w:val="0"/>
-              <w:overflowPunct/>
-              <w:topLinePunct w:val="0"/>
-              <w:autoSpaceDE w:val="0"/>
-              <w:autoSpaceDN w:val="0"/>
-              <w:bidi w:val="0"/>
-              <w:adjustRightInd w:val="0"/>
-              <w:snapToGrid/>
-              <w:jc w:val="both"/>
-              <w:textAlignment w:val="auto"/>
-              <w:rPr>
-                <w:rFonts w:hint="eastAsia" w:ascii="Times New Roman" w:hAnsi="Times New Roman" w:eastAsia="微软雅黑" w:cs="Times New Roman"/>
-                <w:sz w:val="21"/>
-                <w:szCs w:val="21"/>
-                <w:lang w:eastAsia="zh-CN"/>
-              </w:rPr>
-            </w:pPr>
-            <w:r>
-              <w:rPr>
-                <w:rFonts w:ascii="Times New Roman" w:hAnsi="Times New Roman" w:eastAsia="微软雅黑" w:cs="Times New Roman"/>
-                <w:sz w:val="21"/>
-                <w:szCs w:val="21"/>
-                <w:lang w:eastAsia="zh-CN"/>
-              </w:rPr>
-              <w:t>{%endif%}</w:t>
-            </w:r>
-            <w:r>
-              <w:rPr>
-                <w:rFonts w:hint="eastAsia" w:ascii="Times New Roman" w:hAnsi="Times New Roman" w:eastAsia="微软雅黑" w:cs="Times New Roman"/>
-                <w:sz w:val="21"/>
-                <w:szCs w:val="21"/>
-                <w:lang w:eastAsia="zh-CN"/>
-              </w:rPr>
-              <w:t>{% endfor %}{% endif%}</w:t>
-            </w:r>
-          </w:p>
-          <w:p>
-            <w:pPr>
-              <w:keepNext w:val="0"/>
-              <w:keepLines w:val="0"/>
-              <w:pageBreakBefore w:val="0"/>
-              <w:widowControl w:val="0"/>
-              <w:kinsoku/>
-              <w:wordWrap w:val="0"/>
-              <w:overflowPunct/>
-              <w:topLinePunct w:val="0"/>
-              <w:autoSpaceDE w:val="0"/>
-              <w:autoSpaceDN w:val="0"/>
-              <w:bidi w:val="0"/>
-              <w:adjustRightInd w:val="0"/>
-              <w:snapToGrid/>
-              <w:jc w:val="both"/>
-              <w:textAlignment w:val="auto"/>
-              <w:rPr>
-                <w:rFonts w:ascii="Times New Roman" w:hAnsi="Times New Roman" w:eastAsia="微软雅黑" w:cs="Times New Roman"/>
-                <w:sz w:val="21"/>
-                <w:szCs w:val="21"/>
-                <w:lang w:eastAsia="zh-CN"/>
-              </w:rPr>
-            </w:pPr>
-            <w:r>
-              <w:rPr>
-                <w:rFonts w:hint="eastAsia" w:ascii="Times New Roman" w:hAnsi="Times New Roman" w:eastAsia="微软雅黑" w:cs="Times New Roman"/>
-                <w:sz w:val="21"/>
-                <w:szCs w:val="21"/>
-                <w:lang w:eastAsia="zh-CN"/>
-              </w:rPr>
-              <w:t xml:space="preserve">{% if tip.ResistantDrug == [] %}{% else%}{% for d in tip.ResistantDrug %}{%if </w:t>
-            </w:r>
-            <w:r>
-              <w:rPr>
-                <w:rFonts w:ascii="Times New Roman" w:hAnsi="Times New Roman" w:eastAsia="微软雅黑" w:cs="Times New Roman"/>
-                <w:sz w:val="21"/>
-                <w:szCs w:val="21"/>
-                <w:lang w:eastAsia="zh-CN"/>
-              </w:rPr>
-              <w:t>d</w:t>
-            </w:r>
-            <w:r>
-              <w:rPr>
-                <w:rFonts w:hint="eastAsia" w:ascii="Times New Roman" w:hAnsi="Times New Roman" w:eastAsia="微软雅黑" w:cs="Times New Roman"/>
-                <w:sz w:val="21"/>
-                <w:szCs w:val="21"/>
-                <w:lang w:eastAsia="zh-CN"/>
-              </w:rPr>
-              <w:t xml:space="preserve">.level == </w:t>
-            </w:r>
-            <w:r>
-              <w:rPr>
-                <w:rFonts w:ascii="Times New Roman" w:hAnsi="Times New Roman" w:eastAsia="微软雅黑" w:cs="Times New Roman"/>
-                <w:sz w:val="21"/>
-                <w:szCs w:val="21"/>
-                <w:lang w:eastAsia="zh-CN"/>
-              </w:rPr>
-              <w:t>‘</w:t>
-            </w:r>
-            <w:r>
-              <w:rPr>
-                <w:rFonts w:hint="eastAsia" w:ascii="Times New Roman" w:hAnsi="Times New Roman" w:eastAsia="微软雅黑" w:cs="Times New Roman"/>
-                <w:sz w:val="21"/>
-                <w:szCs w:val="21"/>
-                <w:lang w:eastAsia="zh-CN"/>
-              </w:rPr>
-              <w:t>5</w:t>
-            </w:r>
-            <w:r>
-              <w:rPr>
-                <w:rFonts w:ascii="Times New Roman" w:hAnsi="Times New Roman" w:eastAsia="微软雅黑" w:cs="Times New Roman"/>
-                <w:sz w:val="21"/>
-                <w:szCs w:val="21"/>
-                <w:lang w:eastAsia="zh-CN"/>
-              </w:rPr>
-              <w:t>’</w:t>
-            </w:r>
-            <w:r>
-              <w:rPr>
-                <w:rFonts w:hint="eastAsia" w:ascii="Times New Roman" w:hAnsi="Times New Roman" w:eastAsia="微软雅黑" w:cs="Times New Roman"/>
-                <w:sz w:val="21"/>
-                <w:szCs w:val="21"/>
-                <w:lang w:eastAsia="zh-CN"/>
-              </w:rPr>
-              <w:t>%}</w:t>
-            </w:r>
-            <w:r>
-              <w:rPr>
-                <w:rFonts w:ascii="Times New Roman" w:hAnsi="Times New Roman" w:eastAsia="微软雅黑" w:cs="Times New Roman"/>
-                <w:sz w:val="21"/>
-                <w:szCs w:val="21"/>
-                <w:lang w:eastAsia="zh-CN"/>
-              </w:rPr>
-              <w:t>{%if loop.last%}</w:t>
-            </w:r>
-            <w:r>
-              <w:rPr>
-                <w:rFonts w:hint="eastAsia" w:ascii="Times New Roman" w:hAnsi="Times New Roman" w:eastAsia="微软雅黑" w:cs="Times New Roman"/>
-                <w:sz w:val="21"/>
-                <w:szCs w:val="21"/>
-                <w:lang w:eastAsia="zh-CN"/>
-              </w:rPr>
-              <w:t>{{ d.nameLevel }}（</w:t>
-            </w:r>
-            <w:r>
-              <w:rPr>
-                <w:rFonts w:hint="eastAsia" w:ascii="Times New Roman" w:hAnsi="Times New Roman" w:eastAsia="微软雅黑" w:cs="Times New Roman"/>
-                <w:sz w:val="21"/>
-                <w:szCs w:val="21"/>
-                <w:lang w:val="en-US" w:eastAsia="zh-CN"/>
-              </w:rPr>
-              <w:t>可能耐药</w:t>
-            </w:r>
-            <w:r>
-              <w:rPr>
-                <w:rFonts w:hint="eastAsia" w:ascii="Times New Roman" w:hAnsi="Times New Roman" w:eastAsia="微软雅黑" w:cs="Times New Roman"/>
-                <w:sz w:val="21"/>
-                <w:szCs w:val="21"/>
-                <w:lang w:eastAsia="zh-CN"/>
-              </w:rPr>
-              <w:t>、A级、FDA/NMPA/NCCN/CSCO</w:t>
-            </w:r>
-            <w:r>
-              <w:rPr>
-                <w:rFonts w:hint="eastAsia" w:ascii="Times New Roman" w:hAnsi="Times New Roman" w:eastAsia="微软雅黑" w:cs="Times New Roman"/>
-                <w:sz w:val="21"/>
-                <w:szCs w:val="21"/>
-                <w:lang w:val="en-US" w:eastAsia="zh-CN"/>
-              </w:rPr>
-              <w:t>推荐</w:t>
-            </w:r>
-            <w:r>
-              <w:rPr>
-                <w:rFonts w:hint="eastAsia" w:ascii="Times New Roman" w:hAnsi="Times New Roman" w:eastAsia="微软雅黑" w:cs="Times New Roman"/>
-                <w:sz w:val="21"/>
-                <w:szCs w:val="21"/>
-                <w:lang w:eastAsia="zh-CN"/>
-              </w:rPr>
-              <w:t xml:space="preserve"> ）</w:t>
-            </w:r>
-            <w:r>
-              <w:rPr>
-                <w:rFonts w:ascii="Times New Roman" w:hAnsi="Times New Roman" w:eastAsia="微软雅黑" w:cs="Times New Roman"/>
-                <w:sz w:val="21"/>
-                <w:szCs w:val="21"/>
-                <w:lang w:eastAsia="zh-CN"/>
-              </w:rPr>
-              <w:t>{%else%}</w:t>
-            </w:r>
-            <w:r>
-              <w:rPr>
-                <w:rFonts w:hint="eastAsia" w:ascii="Times New Roman" w:hAnsi="Times New Roman" w:eastAsia="微软雅黑" w:cs="Times New Roman"/>
-                <w:sz w:val="21"/>
-                <w:szCs w:val="21"/>
-                <w:lang w:eastAsia="zh-CN"/>
-              </w:rPr>
-              <w:t>{{ d.nameLevel }}（</w:t>
-            </w:r>
-            <w:r>
-              <w:rPr>
-                <w:rFonts w:hint="eastAsia" w:ascii="Times New Roman" w:hAnsi="Times New Roman" w:eastAsia="微软雅黑" w:cs="Times New Roman"/>
-                <w:sz w:val="21"/>
-                <w:szCs w:val="21"/>
-                <w:lang w:val="en-US" w:eastAsia="zh-CN"/>
-              </w:rPr>
-              <w:t>可能耐药</w:t>
-            </w:r>
-            <w:r>
-              <w:rPr>
-                <w:rFonts w:hint="eastAsia" w:ascii="Times New Roman" w:hAnsi="Times New Roman" w:eastAsia="微软雅黑" w:cs="Times New Roman"/>
-                <w:sz w:val="21"/>
-                <w:szCs w:val="21"/>
-                <w:lang w:eastAsia="zh-CN"/>
-              </w:rPr>
-              <w:t>、A级、FDA/NMPA/NCCN/CSCO</w:t>
-            </w:r>
-            <w:r>
-              <w:rPr>
-                <w:rFonts w:hint="eastAsia" w:ascii="Times New Roman" w:hAnsi="Times New Roman" w:eastAsia="微软雅黑" w:cs="Times New Roman"/>
-                <w:sz w:val="21"/>
-                <w:szCs w:val="21"/>
-                <w:lang w:val="en-US" w:eastAsia="zh-CN"/>
-              </w:rPr>
-              <w:t>推荐</w:t>
-            </w:r>
-            <w:r>
-              <w:rPr>
-                <w:rFonts w:hint="eastAsia" w:ascii="Times New Roman" w:hAnsi="Times New Roman" w:eastAsia="微软雅黑" w:cs="Times New Roman"/>
-                <w:sz w:val="21"/>
-                <w:szCs w:val="21"/>
-                <w:lang w:eastAsia="zh-CN"/>
-              </w:rPr>
-              <w:t xml:space="preserve"> ）</w:t>
-            </w:r>
-            <w:r>
-              <w:rPr>
-                <w:rFonts w:ascii="Times New Roman" w:hAnsi="Times New Roman" w:eastAsia="微软雅黑" w:cs="Times New Roman"/>
-                <w:sz w:val="21"/>
-                <w:szCs w:val="21"/>
-                <w:lang w:eastAsia="zh-CN"/>
-              </w:rPr>
-              <w:t>，{%endif%}</w:t>
-            </w:r>
-          </w:p>
-          <w:p>
-            <w:pPr>
-              <w:keepNext w:val="0"/>
-              <w:keepLines w:val="0"/>
-              <w:pageBreakBefore w:val="0"/>
-              <w:widowControl w:val="0"/>
-              <w:kinsoku/>
-              <w:wordWrap w:val="0"/>
-              <w:overflowPunct/>
-              <w:topLinePunct w:val="0"/>
-              <w:autoSpaceDE w:val="0"/>
-              <w:autoSpaceDN w:val="0"/>
-              <w:bidi w:val="0"/>
-              <w:adjustRightInd w:val="0"/>
-              <w:snapToGrid/>
-              <w:jc w:val="both"/>
-              <w:textAlignment w:val="auto"/>
-              <w:rPr>
-                <w:rFonts w:ascii="Times New Roman" w:hAnsi="Times New Roman" w:eastAsia="微软雅黑" w:cs="Times New Roman"/>
-                <w:sz w:val="21"/>
-                <w:szCs w:val="21"/>
-                <w:lang w:eastAsia="zh-CN"/>
-              </w:rPr>
-            </w:pPr>
-            <w:r>
-              <w:rPr>
-                <w:rFonts w:hint="eastAsia" w:ascii="Times New Roman" w:hAnsi="Times New Roman" w:eastAsia="微软雅黑" w:cs="Times New Roman"/>
-                <w:sz w:val="21"/>
-                <w:szCs w:val="21"/>
-                <w:lang w:eastAsia="zh-CN"/>
-              </w:rPr>
-              <w:t xml:space="preserve">{%elif </w:t>
-            </w:r>
-            <w:r>
-              <w:rPr>
-                <w:rFonts w:ascii="Times New Roman" w:hAnsi="Times New Roman" w:eastAsia="微软雅黑" w:cs="Times New Roman"/>
-                <w:sz w:val="21"/>
-                <w:szCs w:val="21"/>
-                <w:lang w:eastAsia="zh-CN"/>
-              </w:rPr>
-              <w:t>d</w:t>
-            </w:r>
-            <w:r>
-              <w:rPr>
-                <w:rFonts w:hint="eastAsia" w:ascii="Times New Roman" w:hAnsi="Times New Roman" w:eastAsia="微软雅黑" w:cs="Times New Roman"/>
-                <w:sz w:val="21"/>
-                <w:szCs w:val="21"/>
-                <w:lang w:eastAsia="zh-CN"/>
-              </w:rPr>
-              <w:t xml:space="preserve">.level == </w:t>
-            </w:r>
-            <w:r>
-              <w:rPr>
-                <w:rFonts w:ascii="Times New Roman" w:hAnsi="Times New Roman" w:eastAsia="微软雅黑" w:cs="Times New Roman"/>
-                <w:sz w:val="21"/>
-                <w:szCs w:val="21"/>
-                <w:lang w:eastAsia="zh-CN"/>
-              </w:rPr>
-              <w:t>‘</w:t>
-            </w:r>
-            <w:r>
-              <w:rPr>
-                <w:rFonts w:hint="eastAsia" w:ascii="Times New Roman" w:hAnsi="Times New Roman" w:eastAsia="微软雅黑" w:cs="Times New Roman"/>
-                <w:sz w:val="21"/>
-                <w:szCs w:val="21"/>
-                <w:lang w:eastAsia="zh-CN"/>
-              </w:rPr>
-              <w:t>6</w:t>
-            </w:r>
-            <w:r>
-              <w:rPr>
-                <w:rFonts w:ascii="Times New Roman" w:hAnsi="Times New Roman" w:eastAsia="微软雅黑" w:cs="Times New Roman"/>
-                <w:sz w:val="21"/>
-                <w:szCs w:val="21"/>
-                <w:lang w:eastAsia="zh-CN"/>
-              </w:rPr>
-              <w:t>’</w:t>
-            </w:r>
-            <w:r>
-              <w:rPr>
-                <w:rFonts w:hint="eastAsia" w:ascii="Times New Roman" w:hAnsi="Times New Roman" w:eastAsia="微软雅黑" w:cs="Times New Roman"/>
-                <w:sz w:val="21"/>
-                <w:szCs w:val="21"/>
-                <w:lang w:eastAsia="zh-CN"/>
-              </w:rPr>
-              <w:t>%}</w:t>
-            </w:r>
-            <w:r>
-              <w:rPr>
-                <w:rFonts w:ascii="Times New Roman" w:hAnsi="Times New Roman" w:eastAsia="微软雅黑" w:cs="Times New Roman"/>
-                <w:sz w:val="21"/>
-                <w:szCs w:val="21"/>
-                <w:lang w:eastAsia="zh-CN"/>
-              </w:rPr>
-              <w:t>{%if loop.last%}</w:t>
-            </w:r>
-            <w:r>
-              <w:rPr>
-                <w:rFonts w:hint="eastAsia" w:ascii="Times New Roman" w:hAnsi="Times New Roman" w:eastAsia="微软雅黑" w:cs="Times New Roman"/>
-                <w:sz w:val="21"/>
-                <w:szCs w:val="21"/>
-                <w:lang w:eastAsia="zh-CN"/>
-              </w:rPr>
-              <w:t>{{ d.nameLevel }}（</w:t>
-            </w:r>
-            <w:r>
-              <w:rPr>
-                <w:rFonts w:hint="eastAsia" w:ascii="Times New Roman" w:hAnsi="Times New Roman" w:eastAsia="微软雅黑" w:cs="Times New Roman"/>
-                <w:sz w:val="21"/>
-                <w:szCs w:val="21"/>
-                <w:lang w:val="en-US" w:eastAsia="zh-CN"/>
-              </w:rPr>
-              <w:t>可能耐药</w:t>
-            </w:r>
-            <w:r>
-              <w:rPr>
-                <w:rFonts w:hint="eastAsia" w:ascii="Times New Roman" w:hAnsi="Times New Roman" w:eastAsia="微软雅黑" w:cs="Times New Roman"/>
-                <w:sz w:val="21"/>
-                <w:szCs w:val="21"/>
-                <w:lang w:eastAsia="zh-CN"/>
-              </w:rPr>
-              <w:t>、B级）</w:t>
-            </w:r>
-            <w:r>
-              <w:rPr>
-                <w:rFonts w:ascii="Times New Roman" w:hAnsi="Times New Roman" w:eastAsia="微软雅黑" w:cs="Times New Roman"/>
-                <w:sz w:val="21"/>
-                <w:szCs w:val="21"/>
-                <w:lang w:eastAsia="zh-CN"/>
-              </w:rPr>
-              <w:t>{%else%}</w:t>
-            </w:r>
-            <w:r>
-              <w:rPr>
-                <w:rFonts w:hint="eastAsia" w:ascii="Times New Roman" w:hAnsi="Times New Roman" w:eastAsia="微软雅黑" w:cs="Times New Roman"/>
-                <w:sz w:val="21"/>
-                <w:szCs w:val="21"/>
-                <w:lang w:eastAsia="zh-CN"/>
-              </w:rPr>
-              <w:t>{{ d.nameLevel }}（</w:t>
-            </w:r>
-            <w:r>
-              <w:rPr>
-                <w:rFonts w:hint="eastAsia" w:ascii="Times New Roman" w:hAnsi="Times New Roman" w:eastAsia="微软雅黑" w:cs="Times New Roman"/>
-                <w:sz w:val="21"/>
-                <w:szCs w:val="21"/>
-                <w:lang w:val="en-US" w:eastAsia="zh-CN"/>
-              </w:rPr>
-              <w:t>可能耐药</w:t>
-            </w:r>
-            <w:r>
-              <w:rPr>
-                <w:rFonts w:hint="eastAsia" w:ascii="Times New Roman" w:hAnsi="Times New Roman" w:eastAsia="微软雅黑" w:cs="Times New Roman"/>
-                <w:sz w:val="21"/>
-                <w:szCs w:val="21"/>
-                <w:lang w:eastAsia="zh-CN"/>
-              </w:rPr>
-              <w:t>、B级）</w:t>
-            </w:r>
-            <w:r>
-              <w:rPr>
-                <w:rFonts w:ascii="Times New Roman" w:hAnsi="Times New Roman" w:eastAsia="微软雅黑" w:cs="Times New Roman"/>
-                <w:sz w:val="21"/>
-                <w:szCs w:val="21"/>
-                <w:lang w:eastAsia="zh-CN"/>
-              </w:rPr>
-              <w:t>，{%endif%}</w:t>
-            </w:r>
-          </w:p>
-          <w:p>
-            <w:pPr>
-              <w:keepNext w:val="0"/>
-              <w:keepLines w:val="0"/>
-              <w:pageBreakBefore w:val="0"/>
-              <w:widowControl w:val="0"/>
-              <w:kinsoku/>
-              <w:wordWrap w:val="0"/>
-              <w:overflowPunct/>
-              <w:topLinePunct w:val="0"/>
-              <w:autoSpaceDE w:val="0"/>
-              <w:autoSpaceDN w:val="0"/>
-              <w:bidi w:val="0"/>
-              <w:adjustRightInd w:val="0"/>
-              <w:snapToGrid/>
-              <w:jc w:val="both"/>
-              <w:textAlignment w:val="auto"/>
-              <w:rPr>
-                <w:rFonts w:ascii="Times New Roman" w:hAnsi="Times New Roman" w:eastAsia="微软雅黑" w:cs="Times New Roman"/>
-                <w:sz w:val="21"/>
-                <w:szCs w:val="21"/>
-                <w:lang w:eastAsia="zh-CN"/>
-              </w:rPr>
-            </w:pPr>
-            <w:r>
-              <w:rPr>
-                <w:rFonts w:hint="eastAsia" w:ascii="Times New Roman" w:hAnsi="Times New Roman" w:eastAsia="微软雅黑" w:cs="Times New Roman"/>
-                <w:sz w:val="21"/>
-                <w:szCs w:val="21"/>
-                <w:lang w:eastAsia="zh-CN"/>
-              </w:rPr>
-              <w:t xml:space="preserve">{%elif </w:t>
-            </w:r>
-            <w:r>
-              <w:rPr>
-                <w:rFonts w:ascii="Times New Roman" w:hAnsi="Times New Roman" w:eastAsia="微软雅黑" w:cs="Times New Roman"/>
-                <w:sz w:val="21"/>
-                <w:szCs w:val="21"/>
-                <w:lang w:eastAsia="zh-CN"/>
-              </w:rPr>
-              <w:t>d</w:t>
-            </w:r>
-            <w:r>
-              <w:rPr>
-                <w:rFonts w:hint="eastAsia" w:ascii="Times New Roman" w:hAnsi="Times New Roman" w:eastAsia="微软雅黑" w:cs="Times New Roman"/>
-                <w:sz w:val="21"/>
-                <w:szCs w:val="21"/>
-                <w:lang w:eastAsia="zh-CN"/>
-              </w:rPr>
-              <w:t xml:space="preserve">.level == </w:t>
-            </w:r>
-            <w:r>
-              <w:rPr>
-                <w:rFonts w:ascii="Times New Roman" w:hAnsi="Times New Roman" w:eastAsia="微软雅黑" w:cs="Times New Roman"/>
-                <w:sz w:val="21"/>
-                <w:szCs w:val="21"/>
-                <w:lang w:eastAsia="zh-CN"/>
-              </w:rPr>
-              <w:t>‘</w:t>
-            </w:r>
-            <w:r>
-              <w:rPr>
-                <w:rFonts w:hint="eastAsia" w:ascii="Times New Roman" w:hAnsi="Times New Roman" w:eastAsia="微软雅黑" w:cs="Times New Roman"/>
-                <w:sz w:val="21"/>
-                <w:szCs w:val="21"/>
-                <w:lang w:eastAsia="zh-CN"/>
-              </w:rPr>
-              <w:t>7</w:t>
-            </w:r>
-            <w:r>
-              <w:rPr>
-                <w:rFonts w:ascii="Times New Roman" w:hAnsi="Times New Roman" w:eastAsia="微软雅黑" w:cs="Times New Roman"/>
-                <w:sz w:val="21"/>
-                <w:szCs w:val="21"/>
-                <w:lang w:eastAsia="zh-CN"/>
-              </w:rPr>
-              <w:t>’</w:t>
-            </w:r>
-            <w:r>
-              <w:rPr>
-                <w:rFonts w:hint="eastAsia" w:ascii="Times New Roman" w:hAnsi="Times New Roman" w:eastAsia="微软雅黑" w:cs="Times New Roman"/>
-                <w:sz w:val="21"/>
-                <w:szCs w:val="21"/>
-                <w:lang w:eastAsia="zh-CN"/>
-              </w:rPr>
-              <w:t>%}</w:t>
-            </w:r>
-            <w:r>
-              <w:rPr>
-                <w:rFonts w:ascii="Times New Roman" w:hAnsi="Times New Roman" w:eastAsia="微软雅黑" w:cs="Times New Roman"/>
-                <w:sz w:val="21"/>
-                <w:szCs w:val="21"/>
-                <w:lang w:eastAsia="zh-CN"/>
-              </w:rPr>
-              <w:t>{%if loop.last%}</w:t>
-            </w:r>
-            <w:r>
-              <w:rPr>
-                <w:rFonts w:hint="eastAsia" w:ascii="Times New Roman" w:hAnsi="Times New Roman" w:eastAsia="微软雅黑" w:cs="Times New Roman"/>
-                <w:sz w:val="21"/>
-                <w:szCs w:val="21"/>
-                <w:lang w:eastAsia="zh-CN"/>
-              </w:rPr>
-              <w:t>{{ d.nameLevel }}（C级）</w:t>
-            </w:r>
-            <w:r>
-              <w:rPr>
-                <w:rFonts w:ascii="Times New Roman" w:hAnsi="Times New Roman" w:eastAsia="微软雅黑" w:cs="Times New Roman"/>
-                <w:sz w:val="21"/>
-                <w:szCs w:val="21"/>
-                <w:lang w:eastAsia="zh-CN"/>
-              </w:rPr>
-              <w:t>{%else%}</w:t>
-            </w:r>
-            <w:r>
-              <w:rPr>
-                <w:rFonts w:hint="eastAsia" w:ascii="Times New Roman" w:hAnsi="Times New Roman" w:eastAsia="微软雅黑" w:cs="Times New Roman"/>
-                <w:sz w:val="21"/>
-                <w:szCs w:val="21"/>
-                <w:lang w:eastAsia="zh-CN"/>
-              </w:rPr>
-              <w:t>{{ d.nameLevel }}（</w:t>
-            </w:r>
-            <w:r>
-              <w:rPr>
-                <w:rFonts w:hint="eastAsia" w:ascii="Times New Roman" w:hAnsi="Times New Roman" w:eastAsia="微软雅黑" w:cs="Times New Roman"/>
-                <w:sz w:val="21"/>
-                <w:szCs w:val="21"/>
-                <w:lang w:val="en-US" w:eastAsia="zh-CN"/>
-              </w:rPr>
-              <w:t>可能耐药</w:t>
-            </w:r>
-            <w:r>
-              <w:rPr>
-                <w:rFonts w:hint="eastAsia" w:ascii="Times New Roman" w:hAnsi="Times New Roman" w:eastAsia="微软雅黑" w:cs="Times New Roman"/>
-                <w:sz w:val="21"/>
-                <w:szCs w:val="21"/>
-                <w:lang w:eastAsia="zh-CN"/>
-              </w:rPr>
-              <w:t>、C级）</w:t>
-            </w:r>
-            <w:r>
-              <w:rPr>
-                <w:rFonts w:ascii="Times New Roman" w:hAnsi="Times New Roman" w:eastAsia="微软雅黑" w:cs="Times New Roman"/>
-                <w:sz w:val="21"/>
-                <w:szCs w:val="21"/>
-                <w:lang w:eastAsia="zh-CN"/>
-              </w:rPr>
-              <w:t>，{%endif%}</w:t>
-            </w:r>
-          </w:p>
-          <w:p>
-            <w:pPr>
-              <w:keepNext w:val="0"/>
-              <w:keepLines w:val="0"/>
-              <w:pageBreakBefore w:val="0"/>
-              <w:widowControl w:val="0"/>
-              <w:kinsoku/>
-              <w:wordWrap w:val="0"/>
-              <w:overflowPunct/>
-              <w:topLinePunct w:val="0"/>
-              <w:autoSpaceDE w:val="0"/>
-              <w:autoSpaceDN w:val="0"/>
-              <w:bidi w:val="0"/>
-              <w:adjustRightInd w:val="0"/>
-              <w:snapToGrid/>
-              <w:jc w:val="both"/>
-              <w:textAlignment w:val="auto"/>
-              <w:rPr>
-                <w:rFonts w:ascii="Times New Roman" w:hAnsi="Times New Roman" w:eastAsia="微软雅黑" w:cs="Times New Roman"/>
-                <w:sz w:val="21"/>
-                <w:szCs w:val="21"/>
-                <w:lang w:eastAsia="zh-CN"/>
-              </w:rPr>
-            </w:pPr>
-            <w:r>
-              <w:rPr>
-                <w:rFonts w:hint="eastAsia" w:ascii="Times New Roman" w:hAnsi="Times New Roman" w:eastAsia="微软雅黑" w:cs="Times New Roman"/>
-                <w:sz w:val="21"/>
-                <w:szCs w:val="21"/>
-                <w:lang w:eastAsia="zh-CN"/>
-              </w:rPr>
-              <w:t xml:space="preserve">{%elif </w:t>
-            </w:r>
-            <w:r>
-              <w:rPr>
-                <w:rFonts w:ascii="Times New Roman" w:hAnsi="Times New Roman" w:eastAsia="微软雅黑" w:cs="Times New Roman"/>
-                <w:sz w:val="21"/>
-                <w:szCs w:val="21"/>
-                <w:lang w:eastAsia="zh-CN"/>
-              </w:rPr>
-              <w:t>d</w:t>
-            </w:r>
-            <w:r>
-              <w:rPr>
-                <w:rFonts w:hint="eastAsia" w:ascii="Times New Roman" w:hAnsi="Times New Roman" w:eastAsia="微软雅黑" w:cs="Times New Roman"/>
-                <w:sz w:val="21"/>
-                <w:szCs w:val="21"/>
-                <w:lang w:eastAsia="zh-CN"/>
-              </w:rPr>
-              <w:t xml:space="preserve">.level == </w:t>
-            </w:r>
-            <w:r>
-              <w:rPr>
-                <w:rFonts w:ascii="Times New Roman" w:hAnsi="Times New Roman" w:eastAsia="微软雅黑" w:cs="Times New Roman"/>
-                <w:sz w:val="21"/>
-                <w:szCs w:val="21"/>
-                <w:lang w:eastAsia="zh-CN"/>
-              </w:rPr>
-              <w:t>‘</w:t>
-            </w:r>
-            <w:r>
-              <w:rPr>
-                <w:rFonts w:hint="eastAsia" w:ascii="Times New Roman" w:hAnsi="Times New Roman" w:eastAsia="微软雅黑" w:cs="Times New Roman"/>
-                <w:sz w:val="21"/>
-                <w:szCs w:val="21"/>
-                <w:lang w:eastAsia="zh-CN"/>
-              </w:rPr>
-              <w:t>8</w:t>
-            </w:r>
-            <w:r>
-              <w:rPr>
-                <w:rFonts w:ascii="Times New Roman" w:hAnsi="Times New Roman" w:eastAsia="微软雅黑" w:cs="Times New Roman"/>
-                <w:sz w:val="21"/>
-                <w:szCs w:val="21"/>
-                <w:lang w:eastAsia="zh-CN"/>
-              </w:rPr>
-              <w:t>’</w:t>
-            </w:r>
-            <w:r>
-              <w:rPr>
-                <w:rFonts w:hint="eastAsia" w:ascii="Times New Roman" w:hAnsi="Times New Roman" w:eastAsia="微软雅黑" w:cs="Times New Roman"/>
-                <w:sz w:val="21"/>
-                <w:szCs w:val="21"/>
-                <w:lang w:eastAsia="zh-CN"/>
-              </w:rPr>
-              <w:t>%}</w:t>
-            </w:r>
-            <w:r>
-              <w:rPr>
-                <w:rFonts w:ascii="Times New Roman" w:hAnsi="Times New Roman" w:eastAsia="微软雅黑" w:cs="Times New Roman"/>
-                <w:sz w:val="21"/>
-                <w:szCs w:val="21"/>
-                <w:lang w:eastAsia="zh-CN"/>
-              </w:rPr>
-              <w:t>{%if loop.last%}</w:t>
-            </w:r>
-            <w:r>
-              <w:rPr>
-                <w:rFonts w:hint="eastAsia" w:ascii="Times New Roman" w:hAnsi="Times New Roman" w:eastAsia="微软雅黑" w:cs="Times New Roman"/>
-                <w:sz w:val="21"/>
-                <w:szCs w:val="21"/>
-                <w:lang w:eastAsia="zh-CN"/>
-              </w:rPr>
-              <w:t>{{ d.nameLevel }}（</w:t>
-            </w:r>
-            <w:r>
-              <w:rPr>
-                <w:rFonts w:hint="eastAsia" w:ascii="Times New Roman" w:hAnsi="Times New Roman" w:eastAsia="微软雅黑" w:cs="Times New Roman"/>
-                <w:sz w:val="21"/>
-                <w:szCs w:val="21"/>
-                <w:lang w:val="en-US" w:eastAsia="zh-CN"/>
-              </w:rPr>
-              <w:t>可能耐药</w:t>
-            </w:r>
-            <w:r>
-              <w:rPr>
-                <w:rFonts w:hint="eastAsia" w:ascii="Times New Roman" w:hAnsi="Times New Roman" w:eastAsia="微软雅黑" w:cs="Times New Roman"/>
-                <w:sz w:val="21"/>
-                <w:szCs w:val="21"/>
-                <w:lang w:eastAsia="zh-CN"/>
-              </w:rPr>
-              <w:t>、D级）</w:t>
-            </w:r>
-            <w:r>
-              <w:rPr>
-                <w:rFonts w:ascii="Times New Roman" w:hAnsi="Times New Roman" w:eastAsia="微软雅黑" w:cs="Times New Roman"/>
-                <w:sz w:val="21"/>
-                <w:szCs w:val="21"/>
-                <w:lang w:eastAsia="zh-CN"/>
-              </w:rPr>
-              <w:t>{%else%}</w:t>
-            </w:r>
-            <w:r>
-              <w:rPr>
-                <w:rFonts w:hint="eastAsia" w:ascii="Times New Roman" w:hAnsi="Times New Roman" w:eastAsia="微软雅黑" w:cs="Times New Roman"/>
-                <w:sz w:val="21"/>
-                <w:szCs w:val="21"/>
-                <w:lang w:eastAsia="zh-CN"/>
-              </w:rPr>
-              <w:t>{{ d.nameLevel }}（</w:t>
-            </w:r>
-            <w:r>
-              <w:rPr>
-                <w:rFonts w:hint="eastAsia" w:ascii="Times New Roman" w:hAnsi="Times New Roman" w:eastAsia="微软雅黑" w:cs="Times New Roman"/>
-                <w:sz w:val="21"/>
-                <w:szCs w:val="21"/>
-                <w:lang w:val="en-US" w:eastAsia="zh-CN"/>
-              </w:rPr>
-              <w:t>可能耐药</w:t>
-            </w:r>
-            <w:r>
-              <w:rPr>
-                <w:rFonts w:hint="eastAsia" w:ascii="Times New Roman" w:hAnsi="Times New Roman" w:eastAsia="微软雅黑" w:cs="Times New Roman"/>
-                <w:sz w:val="21"/>
-                <w:szCs w:val="21"/>
-                <w:lang w:eastAsia="zh-CN"/>
-              </w:rPr>
-              <w:t>、D级）</w:t>
-            </w:r>
-            <w:r>
-              <w:rPr>
-                <w:rFonts w:ascii="Times New Roman" w:hAnsi="Times New Roman" w:eastAsia="微软雅黑" w:cs="Times New Roman"/>
-                <w:sz w:val="21"/>
-                <w:szCs w:val="21"/>
-                <w:lang w:eastAsia="zh-CN"/>
-              </w:rPr>
-              <w:t>，{%endif%}</w:t>
-            </w:r>
-          </w:p>
-          <w:p>
-            <w:pPr>
-              <w:keepNext w:val="0"/>
-              <w:keepLines w:val="0"/>
-              <w:pageBreakBefore w:val="0"/>
-              <w:widowControl w:val="0"/>
-              <w:kinsoku/>
-              <w:wordWrap w:val="0"/>
-              <w:overflowPunct/>
-              <w:topLinePunct w:val="0"/>
-              <w:autoSpaceDE w:val="0"/>
-              <w:autoSpaceDN w:val="0"/>
-              <w:bidi w:val="0"/>
-              <w:adjustRightInd w:val="0"/>
-              <w:snapToGrid/>
-              <w:jc w:val="both"/>
-              <w:textAlignment w:val="auto"/>
-              <w:rPr>
-                <w:rFonts w:hint="eastAsia" w:ascii="Times New Roman" w:hAnsi="Times New Roman" w:eastAsia="微软雅黑" w:cs="Times New Roman"/>
-                <w:sz w:val="21"/>
-                <w:szCs w:val="21"/>
-                <w:lang w:eastAsia="zh-CN"/>
-              </w:rPr>
-            </w:pPr>
-            <w:r>
-              <w:rPr>
-                <w:rFonts w:ascii="Times New Roman" w:hAnsi="Times New Roman" w:eastAsia="微软雅黑" w:cs="Times New Roman"/>
-                <w:sz w:val="21"/>
-                <w:szCs w:val="21"/>
-                <w:lang w:eastAsia="zh-CN"/>
-              </w:rPr>
-              <w:t>{%endif%}</w:t>
-            </w:r>
-            <w:r>
-              <w:rPr>
-                <w:rFonts w:hint="eastAsia" w:ascii="Times New Roman" w:hAnsi="Times New Roman" w:eastAsia="微软雅黑" w:cs="Times New Roman"/>
-                <w:sz w:val="21"/>
-                <w:szCs w:val="21"/>
-                <w:lang w:eastAsia="zh-CN"/>
-              </w:rPr>
-              <w:t>{% endfor %}{% endif%}</w:t>
+              <w:t>潜在耐药药物D级：{% for drugD in tip.ResistantDDrug%}{{drugD.nameLevel}}{% if not loop.last %}, {% endif %}{% endfor%}{% endif %}</w:t>
             </w:r>
           </w:p>
         </w:tc>
@@ -10072,53 +9324,6 @@
           </w:tcPr>
           <w:p>
             <w:pPr>
-              <w:pStyle w:val="7"/>
-              <w:keepNext w:val="0"/>
-              <w:keepLines w:val="0"/>
-              <w:widowControl/>
-              <w:suppressLineNumbers w:val="0"/>
-              <w:rPr>
-                <w:rFonts w:hint="default" w:ascii="宋体" w:hAnsi="宋体" w:eastAsia="宋体" w:cs="Times New Roman"/>
-                <w:color w:val="000000"/>
-                <w:kern w:val="0"/>
-                <w:sz w:val="28"/>
-                <w:szCs w:val="28"/>
-                <w:highlight w:val="none"/>
-                <w:vertAlign w:val="baseline"/>
-                <w:lang w:val="en-US" w:eastAsia="zh-CN" w:bidi="ar-SA"/>
-              </w:rPr>
-            </w:pPr>
-            <w:r>
-              <w:rPr>
-                <w:rFonts w:hint="eastAsia" w:ascii="宋体" w:hAnsi="宋体" w:eastAsia="宋体" w:cs="Times New Roman"/>
-                <w:color w:val="000000"/>
-                <w:kern w:val="0"/>
-                <w:sz w:val="28"/>
-                <w:szCs w:val="28"/>
-                <w:highlight w:val="none"/>
-                <w:vertAlign w:val="baseline"/>
-                <w:lang w:val="en-US" w:eastAsia="zh-CN" w:bidi="ar-SA"/>
-              </w:rPr>
-              <w:t>{{</w:t>
-            </w:r>
-            <w:r>
-              <w:rPr>
-                <w:rFonts w:hint="default" w:ascii="宋体" w:hAnsi="宋体" w:eastAsia="宋体" w:cs="Times New Roman"/>
-                <w:color w:val="000000"/>
-                <w:kern w:val="0"/>
-                <w:sz w:val="28"/>
-                <w:szCs w:val="28"/>
-                <w:highlight w:val="none"/>
-                <w:vertAlign w:val="baseline"/>
-                <w:lang w:val="en-US" w:eastAsia="zh-CN" w:bidi="ar-SA"/>
-              </w:rPr>
-              <w:t>meanSequencingDepth</w:t>
-            </w:r>
-            <w:bookmarkStart w:id="0" w:name="_GoBack"/>
-            <w:bookmarkEnd w:id="0"/>
-          </w:p>
-          <w:p>
-            <w:pPr>
               <w:keepNext w:val="0"/>
               <w:keepLines w:val="0"/>
               <w:pageBreakBefore w:val="0"/>
@@ -10143,12 +9348,35 @@
               <w:rPr>
                 <w:rFonts w:hint="eastAsia" w:ascii="宋体" w:hAnsi="宋体" w:eastAsia="宋体" w:cs="Times New Roman"/>
                 <w:color w:val="000000"/>
-                <w:kern w:val="0"/>
                 <w:sz w:val="28"/>
                 <w:szCs w:val="28"/>
                 <w:highlight w:val="none"/>
                 <w:vertAlign w:val="baseline"/>
-                <w:lang w:val="en-US" w:eastAsia="zh-CN" w:bidi="ar-SA"/>
+                <w:lang w:val="en-US" w:eastAsia="zh-CN"/>
+              </w:rPr>
+              <w:t>{{</w:t>
+            </w:r>
+            <w:r>
+              <w:rPr>
+                <w:rFonts w:hint="default" w:ascii="宋体" w:hAnsi="宋体" w:eastAsia="宋体" w:cs="Times New Roman"/>
+                <w:color w:val="000000"/>
+                <w:sz w:val="28"/>
+                <w:szCs w:val="28"/>
+                <w:highlight w:val="none"/>
+                <w:vertAlign w:val="baseline"/>
+                <w:lang w:val="en-US" w:eastAsia="zh-CN"/>
+              </w:rPr>
+              <w:t>sequencing_depth</w:t>
+            </w:r>
+            <w:r>
+              <w:rPr>
+                <w:rFonts w:hint="eastAsia" w:ascii="宋体" w:hAnsi="宋体" w:eastAsia="宋体" w:cs="Times New Roman"/>
+                <w:color w:val="000000"/>
+                <w:sz w:val="28"/>
+                <w:szCs w:val="28"/>
+                <w:highlight w:val="none"/>
+                <w:vertAlign w:val="baseline"/>
+                <w:lang w:val="en-US" w:eastAsia="zh-CN"/>
               </w:rPr>
               <w:t>}}</w:t>
             </w:r>
@@ -26765,6 +25993,14 @@
         </w:tc>
       </w:tr>
       <w:tr>
+        <w:tblPrEx>
+          <w:tblCellMar>
+            <w:top w:w="0" w:type="dxa"/>
+            <w:left w:w="108" w:type="dxa"/>
+            <w:bottom w:w="0" w:type="dxa"/>
+            <w:right w:w="108" w:type="dxa"/>
+          </w:tblCellMar>
+        </w:tblPrEx>
         <w:trPr>
           <w:trHeight w:val="227" w:hRule="exact"/>
         </w:trPr>
@@ -37029,7 +36265,7 @@
     <w:lsdException w:uiPriority="99" w:name="footnote text"/>
     <w:lsdException w:uiPriority="99" w:name="annotation text"/>
     <w:lsdException w:qFormat="1" w:uiPriority="99" w:name="header"/>
-    <w:lsdException w:uiPriority="99" w:name="footer"/>
+    <w:lsdException w:qFormat="1" w:uiPriority="99" w:name="footer"/>
     <w:lsdException w:uiPriority="99" w:name="index heading"/>
     <w:lsdException w:uiPriority="99" w:name="caption"/>
     <w:lsdException w:uiPriority="99" w:name="table of figures"/>
@@ -37341,6 +36577,7 @@
     <w:basedOn w:val="1"/>
     <w:semiHidden/>
     <w:unhideWhenUsed/>
+    <w:qFormat/>
     <w:uiPriority w:val="99"/>
     <w:pPr>
       <w:tabs>

--- a/WebContent/docx/肺癌60基因-河南人民-单样本.docx
+++ b/WebContent/docx/肺癌60基因-河南人民-单样本.docx
@@ -24,6 +24,8 @@
           <w:sz w:val="52"/>
         </w:rPr>
       </w:pPr>
+      <w:bookmarkStart w:id="0" w:name="_GoBack"/>
+      <w:bookmarkEnd w:id="0"/>
       <w:r>
         <w:rPr>
           <w:rFonts w:hint="default"/>
@@ -5231,11 +5233,17 @@
           </w:tcPr>
           <w:p>
             <w:pPr>
-              <w:pStyle w:val="7"/>
-              <w:keepNext w:val="0"/>
-              <w:keepLines w:val="0"/>
+              <w:keepNext w:val="0"/>
+              <w:keepLines w:val="0"/>
+              <w:pageBreakBefore w:val="0"/>
               <w:widowControl/>
               <w:suppressLineNumbers w:val="0"/>
+              <w:wordWrap w:val="0"/>
+              <w:topLinePunct w:val="0"/>
+              <w:bidi w:val="0"/>
+              <w:adjustRightInd w:val="0"/>
+              <w:jc w:val="center"/>
+              <w:textAlignment w:val="auto"/>
               <w:rPr>
                 <w:rFonts w:hint="default" w:ascii="monospace" w:hAnsi="monospace" w:eastAsia="monospace" w:cs="monospace"/>
                 <w:sz w:val="19"/>
@@ -5259,7 +5267,7 @@
                 <w:szCs w:val="19"/>
                 <w:lang w:val="en-US" w:eastAsia="zh-CN"/>
               </w:rPr>
-              <w:t>BodyDrugTipList =</w:t>
+              <w:t>BodyDrugTipList</w:t>
             </w:r>
             <w:r>
               <w:rPr>
@@ -5269,7 +5277,7 @@
                 <w:szCs w:val="19"/>
                 <w:lang w:val="en-US" w:eastAsia="zh-CN" w:bidi="ar-SA"/>
               </w:rPr>
-              <w:t>= []</w:t>
+              <w:t>!= []</w:t>
             </w:r>
             <w:r>
               <w:rPr>
@@ -5279,43 +5287,7 @@
                 <w:szCs w:val="19"/>
                 <w:lang w:val="en-US" w:eastAsia="zh-CN" w:bidi="ar-SA"/>
               </w:rPr>
-              <w:t xml:space="preserve"> and </w:t>
-            </w:r>
-            <w:r>
-              <w:rPr>
-                <w:rFonts w:hint="default" w:ascii="monospace" w:hAnsi="monospace" w:eastAsia="monospace" w:cs="monospace"/>
-                <w:sz w:val="19"/>
-                <w:szCs w:val="19"/>
-                <w:lang w:val="en-US" w:eastAsia="zh-CN"/>
-              </w:rPr>
-              <w:t>HenanPeopleCustomInfo</w:t>
-            </w:r>
-            <w:r>
-              <w:rPr>
-                <w:rFonts w:hint="eastAsia" w:ascii="monospace" w:hAnsi="monospace" w:eastAsia="monospace" w:cs="monospace"/>
-                <w:sz w:val="19"/>
-                <w:szCs w:val="19"/>
-                <w:lang w:val="en-US" w:eastAsia="zh-CN"/>
-              </w:rPr>
-              <w:t>.</w:t>
-            </w:r>
-            <w:r>
-              <w:rPr>
-                <w:rFonts w:hint="default" w:ascii="monospace" w:hAnsi="monospace" w:eastAsia="monospace" w:cs="monospace"/>
-                <w:sz w:val="19"/>
-                <w:szCs w:val="19"/>
-                <w:lang w:val="en-US" w:eastAsia="zh-CN"/>
-              </w:rPr>
-              <w:t>unknownMutationSiteInfoList</w:t>
-            </w:r>
-            <w:r>
-              <w:rPr>
-                <w:rFonts w:hint="eastAsia" w:ascii="monospace" w:hAnsi="monospace" w:eastAsia="monospace" w:cs="monospace"/>
-                <w:sz w:val="19"/>
-                <w:szCs w:val="19"/>
-                <w:lang w:val="en-US" w:eastAsia="zh-CN"/>
-              </w:rPr>
-              <w:t xml:space="preserve"> == []</w:t>
+              <w:t xml:space="preserve"> </w:t>
             </w:r>
             <w:r>
               <w:rPr>
@@ -5348,130 +5320,90 @@
         </w:tblPrEx>
         <w:tc>
           <w:tcPr>
-            <w:tcW w:w="3562" w:type="dxa"/>
+            <w:tcW w:w="10686" w:type="dxa"/>
+            <w:gridSpan w:val="3"/>
           </w:tcPr>
           <w:p>
             <w:pPr>
               <w:pStyle w:val="7"/>
               <w:keepNext w:val="0"/>
               <w:keepLines w:val="0"/>
+              <w:pageBreakBefore w:val="0"/>
               <w:widowControl/>
               <w:suppressLineNumbers w:val="0"/>
+              <w:wordWrap w:val="0"/>
+              <w:topLinePunct w:val="0"/>
+              <w:bidi w:val="0"/>
+              <w:adjustRightInd w:val="0"/>
               <w:jc w:val="center"/>
+              <w:textAlignment w:val="auto"/>
+              <w:rPr>
+                <w:rFonts w:hint="default" w:eastAsia="宋体"/>
+                <w:sz w:val="28"/>
+                <w:lang w:val="en-US" w:eastAsia="zh-CN"/>
+              </w:rPr>
+            </w:pPr>
+            <w:r>
               <w:rPr>
                 <w:rFonts w:hint="default" w:ascii="monospace" w:hAnsi="monospace" w:eastAsia="monospace" w:cs="monospace"/>
                 <w:sz w:val="19"/>
                 <w:szCs w:val="19"/>
                 <w:lang w:val="en-US" w:eastAsia="zh-CN"/>
               </w:rPr>
-            </w:pPr>
-            <w:bookmarkStart w:id="0" w:name="_GoBack" w:colFirst="0" w:colLast="2"/>
+              <w:t>{%tr for</w:t>
+            </w:r>
             <w:r>
               <w:rPr>
                 <w:rFonts w:hint="default"/>
                 <w:sz w:val="28"/>
-                <w:lang w:val="en-US"/>
-              </w:rPr>
-              <w:t>/</w:t>
-            </w:r>
-          </w:p>
-        </w:tc>
-        <w:tc>
-          <w:tcPr>
-            <w:tcW w:w="3562" w:type="dxa"/>
-          </w:tcPr>
-          <w:p>
-            <w:pPr>
-              <w:pStyle w:val="7"/>
-              <w:keepNext w:val="0"/>
-              <w:keepLines w:val="0"/>
-              <w:widowControl/>
-              <w:suppressLineNumbers w:val="0"/>
-              <w:jc w:val="center"/>
+                <w:lang w:val="en-US" w:eastAsia="zh-CN"/>
+              </w:rPr>
+              <w:t xml:space="preserve"> </w:t>
+            </w:r>
+            <w:r>
+              <w:rPr>
+                <w:rFonts w:hint="eastAsia" w:ascii="monospace" w:hAnsi="monospace" w:eastAsia="monospace" w:cs="monospace"/>
+                <w:sz w:val="19"/>
+                <w:szCs w:val="19"/>
+                <w:lang w:val="en-US" w:eastAsia="zh-CN"/>
+              </w:rPr>
+              <w:t>i</w:t>
+            </w:r>
+            <w:r>
               <w:rPr>
                 <w:rFonts w:hint="default" w:ascii="monospace" w:hAnsi="monospace" w:eastAsia="monospace" w:cs="monospace"/>
                 <w:sz w:val="19"/>
                 <w:szCs w:val="19"/>
                 <w:lang w:val="en-US" w:eastAsia="zh-CN"/>
               </w:rPr>
-            </w:pPr>
+              <w:t xml:space="preserve"> in</w:t>
+            </w:r>
             <w:r>
               <w:rPr>
                 <w:rFonts w:hint="default"/>
                 <w:sz w:val="28"/>
-                <w:lang w:val="en-US"/>
-              </w:rPr>
-              <w:t>/</w:t>
-            </w:r>
-          </w:p>
-        </w:tc>
-        <w:tc>
-          <w:tcPr>
-            <w:tcW w:w="3562" w:type="dxa"/>
-          </w:tcPr>
-          <w:p>
-            <w:pPr>
-              <w:pStyle w:val="7"/>
-              <w:keepNext w:val="0"/>
-              <w:keepLines w:val="0"/>
-              <w:widowControl/>
-              <w:suppressLineNumbers w:val="0"/>
-              <w:jc w:val="center"/>
+                <w:lang w:val="en-US" w:eastAsia="zh-CN"/>
+              </w:rPr>
+              <w:t xml:space="preserve"> </w:t>
+            </w:r>
+            <w:r>
               <w:rPr>
                 <w:rFonts w:hint="default" w:ascii="monospace" w:hAnsi="monospace" w:eastAsia="monospace" w:cs="monospace"/>
                 <w:sz w:val="19"/>
                 <w:szCs w:val="19"/>
                 <w:lang w:val="en-US" w:eastAsia="zh-CN"/>
               </w:rPr>
-            </w:pPr>
-            <w:r>
-              <w:rPr>
-                <w:rFonts w:hint="default"/>
-                <w:sz w:val="28"/>
-                <w:lang w:val="en-US"/>
-              </w:rPr>
-              <w:t>/</w:t>
-            </w:r>
-          </w:p>
-        </w:tc>
-      </w:tr>
-      <w:bookmarkEnd w:id="0"/>
-      <w:tr>
-        <w:tblPrEx>
-          <w:tblBorders>
-            <w:top w:val="single" w:color="auto" w:sz="4" w:space="0"/>
-            <w:left w:val="single" w:color="auto" w:sz="4" w:space="0"/>
-            <w:bottom w:val="single" w:color="auto" w:sz="4" w:space="0"/>
-            <w:right w:val="single" w:color="auto" w:sz="4" w:space="0"/>
-            <w:insideH w:val="single" w:color="auto" w:sz="4" w:space="0"/>
-            <w:insideV w:val="single" w:color="auto" w:sz="4" w:space="0"/>
-          </w:tblBorders>
-          <w:tblCellMar>
-            <w:top w:w="0" w:type="dxa"/>
-            <w:left w:w="108" w:type="dxa"/>
-            <w:bottom w:w="0" w:type="dxa"/>
-            <w:right w:w="108" w:type="dxa"/>
-          </w:tblCellMar>
-        </w:tblPrEx>
-        <w:tc>
-          <w:tcPr>
-            <w:tcW w:w="10686" w:type="dxa"/>
-            <w:gridSpan w:val="3"/>
-          </w:tcPr>
-          <w:p>
-            <w:pPr>
-              <w:pStyle w:val="7"/>
-              <w:keepNext w:val="0"/>
-              <w:keepLines w:val="0"/>
-              <w:widowControl/>
-              <w:suppressLineNumbers w:val="0"/>
-              <w:jc w:val="center"/>
-              <w:rPr>
-                <w:rFonts w:hint="default" w:eastAsia="宋体"/>
-                <w:sz w:val="28"/>
+              <w:t>HenanPeopleCustomInfo.</w:t>
+            </w:r>
+            <w:r>
+              <w:rPr>
+                <w:rFonts w:hint="eastAsia" w:ascii="monospace" w:hAnsi="monospace" w:eastAsia="monospace" w:cs="monospace"/>
+                <w:sz w:val="19"/>
+                <w:szCs w:val="19"/>
                 <w:lang w:val="en-US" w:eastAsia="zh-CN"/>
               </w:rPr>
-            </w:pPr>
+              <w:t>BodyDrugTipList</w:t>
+            </w:r>
             <w:r>
               <w:rPr>
                 <w:rFonts w:hint="default" w:ascii="monospace" w:hAnsi="monospace" w:eastAsia="monospace" w:cs="monospace"/>
@@ -5479,25 +5411,7 @@
                 <w:szCs w:val="19"/>
                 <w:lang w:val="en-US" w:eastAsia="zh-CN"/>
               </w:rPr>
-              <w:t>{%tr e</w:t>
-            </w:r>
-            <w:r>
-              <w:rPr>
-                <w:rFonts w:hint="eastAsia" w:ascii="monospace" w:hAnsi="monospace" w:eastAsia="monospace" w:cs="monospace"/>
-                <w:sz w:val="19"/>
-                <w:szCs w:val="19"/>
-                <w:lang w:val="en-US" w:eastAsia="zh-CN"/>
-              </w:rPr>
-              <w:t>lse</w:t>
-            </w:r>
-            <w:r>
-              <w:rPr>
-                <w:rFonts w:hint="default" w:ascii="monospace" w:hAnsi="monospace" w:eastAsia="monospace" w:cs="monospace"/>
-                <w:sz w:val="19"/>
-                <w:szCs w:val="19"/>
-                <w:lang w:val="en-US" w:eastAsia="zh-CN"/>
-              </w:rPr>
-              <w:t xml:space="preserve"> %}</w:t>
+              <w:t>%}</w:t>
             </w:r>
           </w:p>
         </w:tc>
@@ -5521,17 +5435,14 @@
         </w:tblPrEx>
         <w:tc>
           <w:tcPr>
-            <w:tcW w:w="10686" w:type="dxa"/>
-            <w:gridSpan w:val="3"/>
-          </w:tcPr>
-          <w:p>
-            <w:pPr>
-              <w:pStyle w:val="7"/>
-              <w:keepNext w:val="0"/>
-              <w:keepLines w:val="0"/>
-              <w:pageBreakBefore w:val="0"/>
-              <w:widowControl/>
-              <w:suppressLineNumbers w:val="0"/>
+            <w:tcW w:w="3562" w:type="dxa"/>
+            <w:vAlign w:val="center"/>
+          </w:tcPr>
+          <w:p>
+            <w:pPr>
+              <w:keepNext w:val="0"/>
+              <w:keepLines w:val="0"/>
+              <w:pageBreakBefore w:val="0"/>
               <w:wordWrap w:val="0"/>
               <w:topLinePunct w:val="0"/>
               <w:bidi w:val="0"/>
@@ -5539,80 +5450,99 @@
               <w:jc w:val="center"/>
               <w:textAlignment w:val="auto"/>
               <w:rPr>
-                <w:rFonts w:hint="default" w:eastAsia="宋体"/>
+                <w:rFonts w:hint="default"/>
+                <w:sz w:val="28"/>
+                <w:lang w:val="en-US"/>
+              </w:rPr>
+            </w:pPr>
+            <w:r>
+              <w:rPr>
+                <w:rFonts w:hint="default"/>
+                <w:sz w:val="28"/>
+                <w:shd w:val="clear" w:color="auto" w:fill="auto"/>
+                <w:lang w:val="en-US"/>
+              </w:rPr>
+              <w:t>{{i.gene}}</w:t>
+            </w:r>
+          </w:p>
+        </w:tc>
+        <w:tc>
+          <w:tcPr>
+            <w:tcW w:w="3562" w:type="dxa"/>
+            <w:vAlign w:val="center"/>
+          </w:tcPr>
+          <w:p>
+            <w:pPr>
+              <w:keepNext w:val="0"/>
+              <w:keepLines w:val="0"/>
+              <w:pageBreakBefore w:val="0"/>
+              <w:wordWrap w:val="0"/>
+              <w:topLinePunct w:val="0"/>
+              <w:bidi w:val="0"/>
+              <w:adjustRightInd w:val="0"/>
+              <w:jc w:val="center"/>
+              <w:textAlignment w:val="auto"/>
+              <w:rPr>
+                <w:rFonts w:hint="default"/>
+                <w:sz w:val="28"/>
+                <w:lang w:val="en-US"/>
+              </w:rPr>
+            </w:pPr>
+            <w:r>
+              <w:rPr>
+                <w:rFonts w:hint="default"/>
+                <w:sz w:val="28"/>
+                <w:lang w:val="en-US"/>
+              </w:rPr>
+              <w:t>{{i.ori_variant}}</w:t>
+            </w:r>
+          </w:p>
+        </w:tc>
+        <w:tc>
+          <w:tcPr>
+            <w:tcW w:w="3562" w:type="dxa"/>
+            <w:vAlign w:val="center"/>
+          </w:tcPr>
+          <w:p>
+            <w:pPr>
+              <w:keepNext w:val="0"/>
+              <w:keepLines w:val="0"/>
+              <w:pageBreakBefore w:val="0"/>
+              <w:wordWrap w:val="0"/>
+              <w:topLinePunct w:val="0"/>
+              <w:bidi w:val="0"/>
+              <w:adjustRightInd w:val="0"/>
+              <w:jc w:val="both"/>
+              <w:textAlignment w:val="auto"/>
+              <w:rPr>
+                <w:rFonts w:hint="default"/>
+                <w:sz w:val="28"/>
+                <w:lang w:val="en-US"/>
+              </w:rPr>
+            </w:pPr>
+            <w:r>
+              <w:rPr>
+                <w:rFonts w:hint="default"/>
+                <w:sz w:val="28"/>
+                <w:lang w:val="en-US"/>
+              </w:rPr>
+              <w:t>{{</w:t>
+            </w:r>
+            <w:r>
+              <w:rPr>
+                <w:rFonts w:hint="eastAsia"/>
                 <w:sz w:val="28"/>
                 <w:lang w:val="en-US" w:eastAsia="zh-CN"/>
               </w:rPr>
-            </w:pPr>
-            <w:r>
-              <w:rPr>
-                <w:rFonts w:hint="default" w:ascii="monospace" w:hAnsi="monospace" w:eastAsia="monospace" w:cs="monospace"/>
-                <w:sz w:val="19"/>
-                <w:szCs w:val="19"/>
-                <w:lang w:val="en-US" w:eastAsia="zh-CN"/>
-              </w:rPr>
-              <w:t>{%tr for</w:t>
+              <w:t>i</w:t>
             </w:r>
             <w:r>
               <w:rPr>
                 <w:rFonts w:hint="default"/>
                 <w:sz w:val="28"/>
-                <w:lang w:val="en-US" w:eastAsia="zh-CN"/>
-              </w:rPr>
-              <w:t xml:space="preserve"> </w:t>
-            </w:r>
-            <w:r>
-              <w:rPr>
-                <w:rFonts w:hint="eastAsia" w:ascii="monospace" w:hAnsi="monospace" w:eastAsia="monospace" w:cs="monospace"/>
-                <w:sz w:val="19"/>
-                <w:szCs w:val="19"/>
-                <w:lang w:val="en-US" w:eastAsia="zh-CN"/>
-              </w:rPr>
-              <w:t>i</w:t>
-            </w:r>
-            <w:r>
-              <w:rPr>
-                <w:rFonts w:hint="default" w:ascii="monospace" w:hAnsi="monospace" w:eastAsia="monospace" w:cs="monospace"/>
-                <w:sz w:val="19"/>
-                <w:szCs w:val="19"/>
-                <w:lang w:val="en-US" w:eastAsia="zh-CN"/>
-              </w:rPr>
-              <w:t xml:space="preserve"> in</w:t>
-            </w:r>
-            <w:r>
-              <w:rPr>
-                <w:rFonts w:hint="default"/>
-                <w:sz w:val="28"/>
-                <w:lang w:val="en-US" w:eastAsia="zh-CN"/>
-              </w:rPr>
-              <w:t xml:space="preserve"> </w:t>
-            </w:r>
-            <w:r>
-              <w:rPr>
-                <w:rFonts w:hint="default" w:ascii="monospace" w:hAnsi="monospace" w:eastAsia="monospace" w:cs="monospace"/>
-                <w:sz w:val="19"/>
-                <w:szCs w:val="19"/>
-                <w:lang w:val="en-US" w:eastAsia="zh-CN"/>
-              </w:rPr>
-              <w:t>HenanPeopleCustomInfo.</w:t>
-            </w:r>
-            <w:r>
-              <w:rPr>
-                <w:rFonts w:hint="eastAsia" w:ascii="monospace" w:hAnsi="monospace" w:eastAsia="monospace" w:cs="monospace"/>
-                <w:sz w:val="19"/>
-                <w:szCs w:val="19"/>
-                <w:lang w:val="en-US" w:eastAsia="zh-CN"/>
-              </w:rPr>
-              <w:t>BodyDrugTipList</w:t>
-            </w:r>
-            <w:r>
-              <w:rPr>
-                <w:rFonts w:hint="default" w:ascii="monospace" w:hAnsi="monospace" w:eastAsia="monospace" w:cs="monospace"/>
-                <w:sz w:val="19"/>
-                <w:szCs w:val="19"/>
-                <w:lang w:val="en-US" w:eastAsia="zh-CN"/>
-              </w:rPr>
-              <w:t>%}</w:t>
+                <w:lang w:val="en-US"/>
+              </w:rPr>
+              <w:t>.variationClass}}</w:t>
             </w:r>
           </w:p>
         </w:tc>
@@ -5636,8 +5566,8 @@
         </w:tblPrEx>
         <w:tc>
           <w:tcPr>
-            <w:tcW w:w="3562" w:type="dxa"/>
-            <w:vAlign w:val="center"/>
+            <w:tcW w:w="10686" w:type="dxa"/>
+            <w:gridSpan w:val="3"/>
           </w:tcPr>
           <w:p>
             <w:pPr>
@@ -5658,92 +5588,12 @@
             </w:pPr>
             <w:r>
               <w:rPr>
-                <w:rFonts w:hint="default"/>
-                <w:sz w:val="28"/>
-                <w:shd w:val="clear" w:color="auto" w:fill="auto"/>
-                <w:lang w:val="en-US"/>
-              </w:rPr>
-              <w:t>{{i.gene}}</w:t>
-            </w:r>
-          </w:p>
-        </w:tc>
-        <w:tc>
-          <w:tcPr>
-            <w:tcW w:w="3562" w:type="dxa"/>
-            <w:vAlign w:val="center"/>
-          </w:tcPr>
-          <w:p>
-            <w:pPr>
-              <w:keepNext w:val="0"/>
-              <w:keepLines w:val="0"/>
-              <w:pageBreakBefore w:val="0"/>
-              <w:wordWrap w:val="0"/>
-              <w:topLinePunct w:val="0"/>
-              <w:bidi w:val="0"/>
-              <w:adjustRightInd w:val="0"/>
-              <w:jc w:val="center"/>
-              <w:textAlignment w:val="auto"/>
-              <w:rPr>
-                <w:rFonts w:hint="default"/>
-                <w:sz w:val="28"/>
-                <w:lang w:val="en-US"/>
-              </w:rPr>
-            </w:pPr>
-            <w:r>
-              <w:rPr>
-                <w:rFonts w:hint="default"/>
-                <w:sz w:val="28"/>
-                <w:lang w:val="en-US"/>
-              </w:rPr>
-              <w:t>{{i.ori_variant}}</w:t>
-            </w:r>
-          </w:p>
-        </w:tc>
-        <w:tc>
-          <w:tcPr>
-            <w:tcW w:w="3562" w:type="dxa"/>
-            <w:vAlign w:val="center"/>
-          </w:tcPr>
-          <w:p>
-            <w:pPr>
-              <w:keepNext w:val="0"/>
-              <w:keepLines w:val="0"/>
-              <w:pageBreakBefore w:val="0"/>
-              <w:wordWrap w:val="0"/>
-              <w:topLinePunct w:val="0"/>
-              <w:bidi w:val="0"/>
-              <w:adjustRightInd w:val="0"/>
-              <w:jc w:val="both"/>
-              <w:textAlignment w:val="auto"/>
-              <w:rPr>
-                <w:rFonts w:hint="default"/>
-                <w:sz w:val="28"/>
-                <w:lang w:val="en-US"/>
-              </w:rPr>
-            </w:pPr>
-            <w:r>
-              <w:rPr>
-                <w:rFonts w:hint="default"/>
-                <w:sz w:val="28"/>
-                <w:lang w:val="en-US"/>
-              </w:rPr>
-              <w:t>{{</w:t>
-            </w:r>
-            <w:r>
-              <w:rPr>
-                <w:rFonts w:hint="eastAsia"/>
-                <w:sz w:val="28"/>
+                <w:rFonts w:hint="default" w:ascii="monospace" w:hAnsi="monospace" w:eastAsia="monospace" w:cs="monospace"/>
+                <w:sz w:val="19"/>
+                <w:szCs w:val="19"/>
                 <w:lang w:val="en-US" w:eastAsia="zh-CN"/>
               </w:rPr>
-              <w:t>i</w:t>
-            </w:r>
-            <w:r>
-              <w:rPr>
-                <w:rFonts w:hint="default"/>
-                <w:sz w:val="28"/>
-                <w:lang w:val="en-US"/>
-              </w:rPr>
-              <w:t>.variationClass}}</w:t>
+              <w:t>{%tr endfor %}</w:t>
             </w:r>
           </w:p>
         </w:tc>
@@ -5794,7 +5644,7 @@
                 <w:szCs w:val="19"/>
                 <w:lang w:val="en-US" w:eastAsia="zh-CN"/>
               </w:rPr>
-              <w:t>{%tr endfor %}</w:t>
+              <w:t>{%tr else %}</w:t>
             </w:r>
           </w:p>
         </w:tc>
@@ -5818,8 +5668,7 @@
         </w:tblPrEx>
         <w:tc>
           <w:tcPr>
-            <w:tcW w:w="10686" w:type="dxa"/>
-            <w:gridSpan w:val="3"/>
+            <w:tcW w:w="3562" w:type="dxa"/>
           </w:tcPr>
           <w:p>
             <w:pPr>
@@ -5840,123 +5689,11 @@
             </w:pPr>
             <w:r>
               <w:rPr>
-                <w:rFonts w:hint="default" w:ascii="monospace" w:hAnsi="monospace" w:eastAsia="monospace" w:cs="monospace"/>
-                <w:sz w:val="19"/>
-                <w:szCs w:val="19"/>
-                <w:lang w:val="en-US" w:eastAsia="zh-CN"/>
-              </w:rPr>
-              <w:t>{%tr for</w:t>
-            </w:r>
-            <w:r>
-              <w:rPr>
-                <w:rFonts w:hint="default"/>
-                <w:sz w:val="28"/>
-                <w:lang w:val="en-US" w:eastAsia="zh-CN"/>
-              </w:rPr>
-              <w:t xml:space="preserve"> </w:t>
-            </w:r>
-            <w:r>
-              <w:rPr>
-                <w:rFonts w:hint="eastAsia" w:ascii="monospace" w:hAnsi="monospace" w:eastAsia="monospace" w:cs="monospace"/>
-                <w:sz w:val="19"/>
-                <w:szCs w:val="19"/>
-                <w:lang w:val="en-US" w:eastAsia="zh-CN"/>
-              </w:rPr>
-              <w:t>i</w:t>
-            </w:r>
-            <w:r>
-              <w:rPr>
-                <w:rFonts w:hint="default" w:ascii="monospace" w:hAnsi="monospace" w:eastAsia="monospace" w:cs="monospace"/>
-                <w:sz w:val="19"/>
-                <w:szCs w:val="19"/>
-                <w:lang w:val="en-US" w:eastAsia="zh-CN"/>
-              </w:rPr>
-              <w:t xml:space="preserve"> in</w:t>
-            </w:r>
-            <w:r>
-              <w:rPr>
-                <w:rFonts w:hint="default"/>
-                <w:sz w:val="28"/>
-                <w:lang w:val="en-US" w:eastAsia="zh-CN"/>
-              </w:rPr>
-              <w:t xml:space="preserve"> </w:t>
-            </w:r>
-            <w:r>
-              <w:rPr>
-                <w:rFonts w:hint="default" w:ascii="monospace" w:hAnsi="monospace" w:eastAsia="monospace" w:cs="monospace"/>
-                <w:sz w:val="19"/>
-                <w:szCs w:val="19"/>
-                <w:lang w:val="en-US" w:eastAsia="zh-CN"/>
-              </w:rPr>
-              <w:t>HenanPeopleCustomInfo.unknownMutationSiteInfoList</w:t>
-            </w:r>
-            <w:r>
-              <w:rPr>
-                <w:rFonts w:hint="eastAsia" w:ascii="monospace" w:hAnsi="monospace" w:eastAsia="monospace" w:cs="monospace"/>
-                <w:sz w:val="19"/>
-                <w:szCs w:val="19"/>
-                <w:lang w:val="en-US" w:eastAsia="zh-CN"/>
-              </w:rPr>
-              <w:t xml:space="preserve"> </w:t>
-            </w:r>
-            <w:r>
-              <w:rPr>
-                <w:rFonts w:hint="default" w:ascii="monospace" w:hAnsi="monospace" w:eastAsia="monospace" w:cs="monospace"/>
-                <w:sz w:val="19"/>
-                <w:szCs w:val="19"/>
-                <w:lang w:val="en-US" w:eastAsia="zh-CN"/>
-              </w:rPr>
-              <w:t>%}</w:t>
-            </w:r>
-          </w:p>
-        </w:tc>
-      </w:tr>
-      <w:tr>
-        <w:tblPrEx>
-          <w:tblBorders>
-            <w:top w:val="single" w:color="auto" w:sz="4" w:space="0"/>
-            <w:left w:val="single" w:color="auto" w:sz="4" w:space="0"/>
-            <w:bottom w:val="single" w:color="auto" w:sz="4" w:space="0"/>
-            <w:right w:val="single" w:color="auto" w:sz="4" w:space="0"/>
-            <w:insideH w:val="single" w:color="auto" w:sz="4" w:space="0"/>
-            <w:insideV w:val="single" w:color="auto" w:sz="4" w:space="0"/>
-          </w:tblBorders>
-          <w:tblCellMar>
-            <w:top w:w="0" w:type="dxa"/>
-            <w:left w:w="108" w:type="dxa"/>
-            <w:bottom w:w="0" w:type="dxa"/>
-            <w:right w:w="108" w:type="dxa"/>
-          </w:tblCellMar>
-        </w:tblPrEx>
-        <w:tc>
-          <w:tcPr>
-            <w:tcW w:w="3562" w:type="dxa"/>
-          </w:tcPr>
-          <w:p>
-            <w:pPr>
-              <w:keepNext w:val="0"/>
-              <w:keepLines w:val="0"/>
-              <w:pageBreakBefore w:val="0"/>
-              <w:wordWrap w:val="0"/>
-              <w:topLinePunct w:val="0"/>
-              <w:bidi w:val="0"/>
-              <w:adjustRightInd w:val="0"/>
-              <w:jc w:val="center"/>
-              <w:textAlignment w:val="auto"/>
-              <w:rPr>
                 <w:rFonts w:hint="default"/>
                 <w:sz w:val="28"/>
                 <w:lang w:val="en-US"/>
               </w:rPr>
-            </w:pPr>
-            <w:r>
-              <w:rPr>
-                <w:rFonts w:hint="default"/>
-                <w:sz w:val="28"/>
-                <w:shd w:val="clear" w:color="auto" w:fill="auto"/>
-                <w:lang w:val="en-US"/>
-              </w:rPr>
-              <w:t>{{i.gene}}</w:t>
+              <w:t>/</w:t>
             </w:r>
           </w:p>
         </w:tc>
@@ -5987,7 +5724,7 @@
                 <w:sz w:val="28"/>
                 <w:lang w:val="en-US"/>
               </w:rPr>
-              <w:t>{{i.ori_variant}}</w:t>
+              <w:t>/</w:t>
             </w:r>
           </w:p>
         </w:tc>
@@ -6004,7 +5741,7 @@
               <w:topLinePunct w:val="0"/>
               <w:bidi w:val="0"/>
               <w:adjustRightInd w:val="0"/>
-              <w:jc w:val="left"/>
+              <w:jc w:val="center"/>
               <w:textAlignment w:val="auto"/>
               <w:rPr>
                 <w:rFonts w:hint="default"/>
@@ -6018,74 +5755,7 @@
                 <w:sz w:val="28"/>
                 <w:lang w:val="en-US"/>
               </w:rPr>
-              <w:t>{{</w:t>
-            </w:r>
-            <w:r>
-              <w:rPr>
-                <w:rFonts w:hint="eastAsia"/>
-                <w:sz w:val="28"/>
-                <w:lang w:val="en-US" w:eastAsia="zh-CN"/>
-              </w:rPr>
-              <w:t>i</w:t>
-            </w:r>
-            <w:r>
-              <w:rPr>
-                <w:rFonts w:hint="default"/>
-                <w:sz w:val="28"/>
-                <w:lang w:val="en-US"/>
-              </w:rPr>
-              <w:t>.variationClass}}</w:t>
-            </w:r>
-          </w:p>
-        </w:tc>
-      </w:tr>
-      <w:tr>
-        <w:tblPrEx>
-          <w:tblBorders>
-            <w:top w:val="single" w:color="auto" w:sz="4" w:space="0"/>
-            <w:left w:val="single" w:color="auto" w:sz="4" w:space="0"/>
-            <w:bottom w:val="single" w:color="auto" w:sz="4" w:space="0"/>
-            <w:right w:val="single" w:color="auto" w:sz="4" w:space="0"/>
-            <w:insideH w:val="single" w:color="auto" w:sz="4" w:space="0"/>
-            <w:insideV w:val="single" w:color="auto" w:sz="4" w:space="0"/>
-          </w:tblBorders>
-          <w:tblCellMar>
-            <w:top w:w="0" w:type="dxa"/>
-            <w:left w:w="108" w:type="dxa"/>
-            <w:bottom w:w="0" w:type="dxa"/>
-            <w:right w:w="108" w:type="dxa"/>
-          </w:tblCellMar>
-        </w:tblPrEx>
-        <w:tc>
-          <w:tcPr>
-            <w:tcW w:w="10686" w:type="dxa"/>
-            <w:gridSpan w:val="3"/>
-          </w:tcPr>
-          <w:p>
-            <w:pPr>
-              <w:keepNext w:val="0"/>
-              <w:keepLines w:val="0"/>
-              <w:pageBreakBefore w:val="0"/>
-              <w:wordWrap w:val="0"/>
-              <w:topLinePunct w:val="0"/>
-              <w:bidi w:val="0"/>
-              <w:adjustRightInd w:val="0"/>
-              <w:jc w:val="center"/>
-              <w:textAlignment w:val="auto"/>
-              <w:rPr>
-                <w:rFonts w:hint="default"/>
-                <w:sz w:val="28"/>
-                <w:lang w:val="en-US"/>
-              </w:rPr>
-            </w:pPr>
-            <w:r>
-              <w:rPr>
-                <w:rFonts w:hint="default" w:ascii="monospace" w:hAnsi="monospace" w:eastAsia="monospace" w:cs="monospace"/>
-                <w:sz w:val="19"/>
-                <w:szCs w:val="19"/>
-                <w:lang w:val="en-US" w:eastAsia="zh-CN"/>
-              </w:rPr>
-              <w:t>{%tr endfor %}</w:t>
+              <w:t>/</w:t>
             </w:r>
           </w:p>
         </w:tc>
@@ -6608,12 +6278,204 @@
               <w:jc w:val="both"/>
               <w:textAlignment w:val="auto"/>
               <w:rPr>
+                <w:rFonts w:ascii="Times New Roman" w:hAnsi="Times New Roman" w:eastAsia="微软雅黑" w:cs="Times New Roman"/>
+                <w:sz w:val="21"/>
+                <w:szCs w:val="21"/>
+                <w:lang w:eastAsia="zh-CN"/>
+              </w:rPr>
+            </w:pPr>
+            <w:r>
+              <w:rPr>
+                <w:rFonts w:ascii="Times New Roman" w:hAnsi="Times New Roman" w:eastAsia="微软雅黑" w:cs="Times New Roman"/>
+                <w:sz w:val="21"/>
+                <w:szCs w:val="21"/>
+                <w:lang w:eastAsia="zh-CN"/>
+              </w:rPr>
+              <w:t>{% if tip.</w:t>
+            </w:r>
+            <w:r>
+              <w:rPr>
+                <w:rFonts w:hint="eastAsia" w:ascii="Times New Roman" w:hAnsi="Times New Roman" w:eastAsia="微软雅黑" w:cs="Times New Roman"/>
+                <w:sz w:val="21"/>
+                <w:szCs w:val="21"/>
+                <w:lang w:eastAsia="zh-CN"/>
+              </w:rPr>
+              <w:t xml:space="preserve">drugNameList </w:t>
+            </w:r>
+            <w:r>
+              <w:rPr>
+                <w:rFonts w:ascii="Times New Roman" w:hAnsi="Times New Roman" w:eastAsia="微软雅黑" w:cs="Times New Roman"/>
+                <w:sz w:val="21"/>
+                <w:szCs w:val="21"/>
+                <w:lang w:eastAsia="zh-CN"/>
+              </w:rPr>
+              <w:t>== [] %}{% else%}{% for d in tip.</w:t>
+            </w:r>
+            <w:r>
+              <w:rPr>
+                <w:rFonts w:hint="eastAsia" w:ascii="Times New Roman" w:hAnsi="Times New Roman" w:eastAsia="微软雅黑" w:cs="Times New Roman"/>
+                <w:sz w:val="21"/>
+                <w:szCs w:val="21"/>
+                <w:lang w:eastAsia="zh-CN"/>
+              </w:rPr>
+              <w:t xml:space="preserve">drugNameList </w:t>
+            </w:r>
+            <w:r>
+              <w:rPr>
+                <w:rFonts w:ascii="Times New Roman" w:hAnsi="Times New Roman" w:eastAsia="微软雅黑" w:cs="Times New Roman"/>
+                <w:sz w:val="21"/>
+                <w:szCs w:val="21"/>
+                <w:lang w:eastAsia="zh-CN"/>
+              </w:rPr>
+              <w:t>%}</w:t>
+            </w:r>
+            <w:r>
+              <w:rPr>
+                <w:rFonts w:hint="eastAsia" w:ascii="Times New Roman" w:hAnsi="Times New Roman" w:eastAsia="微软雅黑" w:cs="Times New Roman"/>
+                <w:sz w:val="21"/>
+                <w:szCs w:val="21"/>
+                <w:lang w:eastAsia="zh-CN"/>
+              </w:rPr>
+              <w:t xml:space="preserve">{%if </w:t>
+            </w:r>
+            <w:r>
+              <w:rPr>
+                <w:rFonts w:ascii="Times New Roman" w:hAnsi="Times New Roman" w:eastAsia="微软雅黑" w:cs="Times New Roman"/>
+                <w:sz w:val="21"/>
+                <w:szCs w:val="21"/>
+                <w:lang w:eastAsia="zh-CN"/>
+              </w:rPr>
+              <w:t>d</w:t>
+            </w:r>
+            <w:r>
+              <w:rPr>
+                <w:rFonts w:hint="eastAsia" w:ascii="Times New Roman" w:hAnsi="Times New Roman" w:eastAsia="微软雅黑" w:cs="Times New Roman"/>
+                <w:sz w:val="21"/>
+                <w:szCs w:val="21"/>
+                <w:lang w:eastAsia="zh-CN"/>
+              </w:rPr>
+              <w:t xml:space="preserve">.level == </w:t>
+            </w:r>
+            <w:r>
+              <w:rPr>
+                <w:rFonts w:ascii="Times New Roman" w:hAnsi="Times New Roman" w:eastAsia="微软雅黑" w:cs="Times New Roman"/>
+                <w:sz w:val="21"/>
+                <w:szCs w:val="21"/>
+                <w:lang w:eastAsia="zh-CN"/>
+              </w:rPr>
+              <w:t>‘</w:t>
+            </w:r>
+            <w:r>
+              <w:rPr>
+                <w:rFonts w:hint="eastAsia" w:ascii="Times New Roman" w:hAnsi="Times New Roman" w:eastAsia="微软雅黑" w:cs="Times New Roman"/>
+                <w:sz w:val="21"/>
+                <w:szCs w:val="21"/>
+                <w:lang w:eastAsia="zh-CN"/>
+              </w:rPr>
+              <w:t>1</w:t>
+            </w:r>
+            <w:r>
+              <w:rPr>
+                <w:rFonts w:ascii="Times New Roman" w:hAnsi="Times New Roman" w:eastAsia="微软雅黑" w:cs="Times New Roman"/>
+                <w:sz w:val="21"/>
+                <w:szCs w:val="21"/>
+                <w:lang w:eastAsia="zh-CN"/>
+              </w:rPr>
+              <w:t>’</w:t>
+            </w:r>
+            <w:r>
+              <w:rPr>
+                <w:rFonts w:hint="eastAsia" w:ascii="Times New Roman" w:hAnsi="Times New Roman" w:eastAsia="微软雅黑" w:cs="Times New Roman"/>
+                <w:sz w:val="21"/>
+                <w:szCs w:val="21"/>
+                <w:lang w:eastAsia="zh-CN"/>
+              </w:rPr>
+              <w:t>%}</w:t>
+            </w:r>
+            <w:r>
+              <w:rPr>
+                <w:rFonts w:ascii="Times New Roman" w:hAnsi="Times New Roman" w:eastAsia="微软雅黑" w:cs="Times New Roman"/>
+                <w:sz w:val="21"/>
+                <w:szCs w:val="21"/>
+                <w:lang w:eastAsia="zh-CN"/>
+              </w:rPr>
+              <w:t>{%if loop.last%}</w:t>
+            </w:r>
+            <w:r>
+              <w:rPr>
+                <w:rFonts w:hint="eastAsia" w:ascii="Times New Roman" w:hAnsi="Times New Roman" w:eastAsia="微软雅黑" w:cs="Times New Roman"/>
+                <w:sz w:val="21"/>
+                <w:szCs w:val="21"/>
+                <w:lang w:eastAsia="zh-CN"/>
+              </w:rPr>
+              <w:t>{{ d.nameLevel }}（</w:t>
+            </w:r>
+            <w:r>
+              <w:rPr>
                 <w:rFonts w:hint="eastAsia" w:eastAsia="微软雅黑" w:cs="Times New Roman"/>
                 <w:sz w:val="21"/>
                 <w:szCs w:val="21"/>
                 <w:lang w:val="en-US" w:eastAsia="zh-CN"/>
               </w:rPr>
-            </w:pPr>
+              <w:t>可能受益</w:t>
+            </w:r>
+            <w:r>
+              <w:rPr>
+                <w:rFonts w:hint="eastAsia"/>
+              </w:rPr>
+              <w:t>、</w:t>
+            </w:r>
+            <w:r>
+              <w:rPr>
+                <w:rFonts w:hint="eastAsia" w:ascii="Times New Roman" w:hAnsi="Times New Roman" w:eastAsia="微软雅黑" w:cs="Times New Roman"/>
+                <w:sz w:val="21"/>
+                <w:szCs w:val="21"/>
+                <w:lang w:eastAsia="zh-CN"/>
+              </w:rPr>
+              <w:t>A级</w:t>
+            </w:r>
+            <w:r>
+              <w:rPr>
+                <w:rFonts w:hint="eastAsia"/>
+              </w:rPr>
+              <w:t>、</w:t>
+            </w:r>
+            <w:r>
+              <w:rPr>
+                <w:rFonts w:hint="eastAsia" w:ascii="Times New Roman" w:hAnsi="Times New Roman" w:eastAsia="微软雅黑" w:cs="Times New Roman"/>
+                <w:sz w:val="21"/>
+                <w:szCs w:val="21"/>
+                <w:lang w:eastAsia="zh-CN"/>
+              </w:rPr>
+              <w:t>FDA/NMPA/NCCN/</w:t>
+            </w:r>
+            <w:r>
+              <w:rPr>
+                <w:rFonts w:hint="eastAsia" w:eastAsia="微软雅黑" w:cs="Times New Roman"/>
+                <w:sz w:val="21"/>
+                <w:szCs w:val="21"/>
+                <w:lang w:eastAsia="zh-CN"/>
+              </w:rPr>
+              <w:t>CSCO</w:t>
+            </w:r>
+            <w:r>
+              <w:rPr>
+                <w:rFonts w:hint="eastAsia" w:eastAsia="微软雅黑" w:cs="Times New Roman"/>
+                <w:sz w:val="21"/>
+                <w:szCs w:val="21"/>
+                <w:lang w:val="en-US" w:eastAsia="zh-CN"/>
+              </w:rPr>
+              <w:t>推荐</w:t>
+            </w:r>
+            <w:r>
+              <w:rPr>
+                <w:rFonts w:hint="eastAsia" w:ascii="Times New Roman" w:hAnsi="Times New Roman" w:eastAsia="微软雅黑" w:cs="Times New Roman"/>
+                <w:sz w:val="21"/>
+                <w:szCs w:val="21"/>
+                <w:lang w:eastAsia="zh-CN"/>
+              </w:rPr>
+              <w:t xml:space="preserve"> ）</w:t>
+            </w:r>
             <w:r>
               <w:rPr>
                 <w:rFonts w:ascii="Times New Roman" w:hAnsi="Times New Roman" w:eastAsia="微软雅黑" w:cs="Times New Roman"/>
@@ -6621,7 +6483,16 @@
                 <w:szCs w:val="21"/>
                 <w:lang w:eastAsia="zh-CN"/>
               </w:rPr>
-              <w:t>{% if tip.</w:t>
+              <w:t>{%else%}</w:t>
+            </w:r>
+            <w:r>
+              <w:rPr>
+                <w:rFonts w:hint="eastAsia" w:ascii="Times New Roman" w:hAnsi="Times New Roman" w:eastAsia="微软雅黑" w:cs="Times New Roman"/>
+                <w:sz w:val="21"/>
+                <w:szCs w:val="21"/>
+                <w:lang w:eastAsia="zh-CN"/>
+              </w:rPr>
+              <w:t>{{ d.nameLevel }}（</w:t>
             </w:r>
             <w:r>
               <w:rPr>
@@ -6630,7 +6501,55 @@
                 <w:szCs w:val="21"/>
                 <w:lang w:val="en-US" w:eastAsia="zh-CN"/>
               </w:rPr>
-              <w:t>DrugAStr !</w:t>
+              <w:t>可能受益</w:t>
+            </w:r>
+            <w:r>
+              <w:rPr>
+                <w:rFonts w:hint="eastAsia"/>
+              </w:rPr>
+              <w:t>、</w:t>
+            </w:r>
+            <w:r>
+              <w:rPr>
+                <w:rFonts w:hint="eastAsia" w:ascii="Times New Roman" w:hAnsi="Times New Roman" w:eastAsia="微软雅黑" w:cs="Times New Roman"/>
+                <w:sz w:val="21"/>
+                <w:szCs w:val="21"/>
+                <w:lang w:eastAsia="zh-CN"/>
+              </w:rPr>
+              <w:t>A级</w:t>
+            </w:r>
+            <w:r>
+              <w:rPr>
+                <w:rFonts w:hint="eastAsia"/>
+              </w:rPr>
+              <w:t>、</w:t>
+            </w:r>
+            <w:r>
+              <w:rPr>
+                <w:rFonts w:hint="eastAsia" w:ascii="Times New Roman" w:hAnsi="Times New Roman" w:eastAsia="微软雅黑" w:cs="Times New Roman"/>
+                <w:sz w:val="21"/>
+                <w:szCs w:val="21"/>
+                <w:lang w:eastAsia="zh-CN"/>
+              </w:rPr>
+              <w:t>FDA/NMPA/NCCN/CSC</w:t>
+            </w:r>
+            <w:r>
+              <w:rPr>
+                <w:rFonts w:hint="eastAsia" w:eastAsia="微软雅黑" w:cs="Times New Roman"/>
+                <w:sz w:val="21"/>
+                <w:szCs w:val="21"/>
+                <w:lang w:val="en-US" w:eastAsia="zh-CN"/>
+              </w:rPr>
+              <w:t>O推荐</w:t>
+            </w:r>
+            <w:r>
+              <w:rPr>
+                <w:rFonts w:hint="eastAsia" w:ascii="Times New Roman" w:hAnsi="Times New Roman" w:eastAsia="微软雅黑" w:cs="Times New Roman"/>
+                <w:sz w:val="21"/>
+                <w:szCs w:val="21"/>
+                <w:lang w:eastAsia="zh-CN"/>
+              </w:rPr>
+              <w:t xml:space="preserve"> ）</w:t>
             </w:r>
             <w:r>
               <w:rPr>
@@ -6639,7 +6558,113 @@
                 <w:szCs w:val="21"/>
                 <w:lang w:eastAsia="zh-CN"/>
               </w:rPr>
-              <w:t>= [] %}</w:t>
+              <w:t>，{%endif%}</w:t>
+            </w:r>
+          </w:p>
+          <w:p>
+            <w:pPr>
+              <w:keepNext w:val="0"/>
+              <w:keepLines w:val="0"/>
+              <w:pageBreakBefore w:val="0"/>
+              <w:widowControl w:val="0"/>
+              <w:kinsoku/>
+              <w:wordWrap w:val="0"/>
+              <w:overflowPunct/>
+              <w:topLinePunct w:val="0"/>
+              <w:autoSpaceDE w:val="0"/>
+              <w:autoSpaceDN w:val="0"/>
+              <w:bidi w:val="0"/>
+              <w:adjustRightInd w:val="0"/>
+              <w:snapToGrid/>
+              <w:jc w:val="both"/>
+              <w:textAlignment w:val="auto"/>
+              <w:rPr>
+                <w:rFonts w:ascii="Times New Roman" w:hAnsi="Times New Roman" w:eastAsia="微软雅黑" w:cs="Times New Roman"/>
+                <w:sz w:val="21"/>
+                <w:szCs w:val="21"/>
+                <w:lang w:eastAsia="zh-CN"/>
+              </w:rPr>
+            </w:pPr>
+            <w:r>
+              <w:rPr>
+                <w:rFonts w:hint="eastAsia" w:ascii="Times New Roman" w:hAnsi="Times New Roman" w:eastAsia="微软雅黑" w:cs="Times New Roman"/>
+                <w:sz w:val="21"/>
+                <w:szCs w:val="21"/>
+                <w:lang w:eastAsia="zh-CN"/>
+              </w:rPr>
+              <w:t xml:space="preserve">{%elif </w:t>
+            </w:r>
+            <w:r>
+              <w:rPr>
+                <w:rFonts w:ascii="Times New Roman" w:hAnsi="Times New Roman" w:eastAsia="微软雅黑" w:cs="Times New Roman"/>
+                <w:sz w:val="21"/>
+                <w:szCs w:val="21"/>
+                <w:lang w:eastAsia="zh-CN"/>
+              </w:rPr>
+              <w:t>d</w:t>
+            </w:r>
+            <w:r>
+              <w:rPr>
+                <w:rFonts w:hint="eastAsia" w:ascii="Times New Roman" w:hAnsi="Times New Roman" w:eastAsia="微软雅黑" w:cs="Times New Roman"/>
+                <w:sz w:val="21"/>
+                <w:szCs w:val="21"/>
+                <w:lang w:eastAsia="zh-CN"/>
+              </w:rPr>
+              <w:t xml:space="preserve">.level == </w:t>
+            </w:r>
+            <w:r>
+              <w:rPr>
+                <w:rFonts w:ascii="Times New Roman" w:hAnsi="Times New Roman" w:eastAsia="微软雅黑" w:cs="Times New Roman"/>
+                <w:sz w:val="21"/>
+                <w:szCs w:val="21"/>
+                <w:lang w:eastAsia="zh-CN"/>
+              </w:rPr>
+              <w:t>‘</w:t>
+            </w:r>
+            <w:r>
+              <w:rPr>
+                <w:rFonts w:hint="eastAsia" w:ascii="Times New Roman" w:hAnsi="Times New Roman" w:eastAsia="微软雅黑" w:cs="Times New Roman"/>
+                <w:sz w:val="21"/>
+                <w:szCs w:val="21"/>
+                <w:lang w:eastAsia="zh-CN"/>
+              </w:rPr>
+              <w:t>2</w:t>
+            </w:r>
+            <w:r>
+              <w:rPr>
+                <w:rFonts w:ascii="Times New Roman" w:hAnsi="Times New Roman" w:eastAsia="微软雅黑" w:cs="Times New Roman"/>
+                <w:sz w:val="21"/>
+                <w:szCs w:val="21"/>
+                <w:lang w:eastAsia="zh-CN"/>
+              </w:rPr>
+              <w:t>’</w:t>
+            </w:r>
+            <w:r>
+              <w:rPr>
+                <w:rFonts w:hint="eastAsia" w:ascii="Times New Roman" w:hAnsi="Times New Roman" w:eastAsia="微软雅黑" w:cs="Times New Roman"/>
+                <w:sz w:val="21"/>
+                <w:szCs w:val="21"/>
+                <w:lang w:eastAsia="zh-CN"/>
+              </w:rPr>
+              <w:t>%}</w:t>
+            </w:r>
+            <w:r>
+              <w:rPr>
+                <w:rFonts w:ascii="Times New Roman" w:hAnsi="Times New Roman" w:eastAsia="微软雅黑" w:cs="Times New Roman"/>
+                <w:sz w:val="21"/>
+                <w:szCs w:val="21"/>
+                <w:lang w:eastAsia="zh-CN"/>
+              </w:rPr>
+              <w:t>{%if loop.last%}</w:t>
+            </w:r>
+            <w:r>
+              <w:rPr>
+                <w:rFonts w:hint="eastAsia" w:ascii="Times New Roman" w:hAnsi="Times New Roman" w:eastAsia="微软雅黑" w:cs="Times New Roman"/>
+                <w:sz w:val="21"/>
+                <w:szCs w:val="21"/>
+                <w:lang w:eastAsia="zh-CN"/>
+              </w:rPr>
+              <w:t>{{ d.nameLevel }}（</w:t>
             </w:r>
             <w:r>
               <w:rPr>
@@ -6648,33 +6673,187 @@
                 <w:szCs w:val="21"/>
                 <w:lang w:val="en-US" w:eastAsia="zh-CN"/>
               </w:rPr>
-              <w:t>潜在受益药物A级：{% for drugA in tip.DrugAStr %}{{drugA.nameLevel}}{% if not loop.last %}, {% endif %}{% endfor%}</w:t>
-            </w:r>
-          </w:p>
-          <w:p>
-            <w:pPr>
-              <w:keepNext w:val="0"/>
-              <w:keepLines w:val="0"/>
-              <w:pageBreakBefore w:val="0"/>
-              <w:widowControl w:val="0"/>
-              <w:kinsoku/>
-              <w:wordWrap w:val="0"/>
-              <w:overflowPunct/>
-              <w:topLinePunct w:val="0"/>
-              <w:autoSpaceDE w:val="0"/>
-              <w:autoSpaceDN w:val="0"/>
-              <w:bidi w:val="0"/>
-              <w:adjustRightInd w:val="0"/>
-              <w:snapToGrid/>
-              <w:jc w:val="both"/>
-              <w:textAlignment w:val="auto"/>
+              <w:t>可能受益</w:t>
+            </w:r>
+            <w:r>
+              <w:rPr>
+                <w:rFonts w:hint="eastAsia"/>
+              </w:rPr>
+              <w:t>、</w:t>
+            </w:r>
+            <w:r>
+              <w:rPr>
+                <w:rFonts w:hint="eastAsia" w:ascii="Times New Roman" w:hAnsi="Times New Roman" w:eastAsia="微软雅黑" w:cs="Times New Roman"/>
+                <w:sz w:val="21"/>
+                <w:szCs w:val="21"/>
+                <w:lang w:eastAsia="zh-CN"/>
+              </w:rPr>
+              <w:t>B级）</w:t>
+            </w:r>
+            <w:r>
+              <w:rPr>
+                <w:rFonts w:ascii="Times New Roman" w:hAnsi="Times New Roman" w:eastAsia="微软雅黑" w:cs="Times New Roman"/>
+                <w:sz w:val="21"/>
+                <w:szCs w:val="21"/>
+                <w:lang w:eastAsia="zh-CN"/>
+              </w:rPr>
+              <w:t>{%else%}</w:t>
+            </w:r>
+            <w:r>
+              <w:rPr>
+                <w:rFonts w:hint="eastAsia" w:ascii="Times New Roman" w:hAnsi="Times New Roman" w:eastAsia="微软雅黑" w:cs="Times New Roman"/>
+                <w:sz w:val="21"/>
+                <w:szCs w:val="21"/>
+                <w:lang w:eastAsia="zh-CN"/>
+              </w:rPr>
+              <w:t>{{ d.nameLevel }}（</w:t>
+            </w:r>
+            <w:r>
               <w:rPr>
                 <w:rFonts w:hint="eastAsia" w:eastAsia="微软雅黑" w:cs="Times New Roman"/>
                 <w:sz w:val="21"/>
                 <w:szCs w:val="21"/>
                 <w:lang w:val="en-US" w:eastAsia="zh-CN"/>
               </w:rPr>
-            </w:pPr>
+              <w:t>可能受益</w:t>
+            </w:r>
+            <w:r>
+              <w:rPr>
+                <w:rFonts w:hint="eastAsia"/>
+              </w:rPr>
+              <w:t>、</w:t>
+            </w:r>
+            <w:r>
+              <w:rPr>
+                <w:rFonts w:hint="eastAsia"/>
+                <w:lang w:val="en-US" w:eastAsia="zh-CN"/>
+              </w:rPr>
+              <w:t>B</w:t>
+            </w:r>
+            <w:r>
+              <w:rPr>
+                <w:rFonts w:hint="eastAsia" w:ascii="Times New Roman" w:hAnsi="Times New Roman" w:eastAsia="微软雅黑" w:cs="Times New Roman"/>
+                <w:sz w:val="21"/>
+                <w:szCs w:val="21"/>
+                <w:lang w:eastAsia="zh-CN"/>
+              </w:rPr>
+              <w:t>级）</w:t>
+            </w:r>
+            <w:r>
+              <w:rPr>
+                <w:rFonts w:ascii="Times New Roman" w:hAnsi="Times New Roman" w:eastAsia="微软雅黑" w:cs="Times New Roman"/>
+                <w:sz w:val="21"/>
+                <w:szCs w:val="21"/>
+                <w:lang w:eastAsia="zh-CN"/>
+              </w:rPr>
+              <w:t>，{%endif%}</w:t>
+            </w:r>
+          </w:p>
+          <w:p>
+            <w:pPr>
+              <w:keepNext w:val="0"/>
+              <w:keepLines w:val="0"/>
+              <w:pageBreakBefore w:val="0"/>
+              <w:widowControl w:val="0"/>
+              <w:kinsoku/>
+              <w:wordWrap w:val="0"/>
+              <w:overflowPunct/>
+              <w:topLinePunct w:val="0"/>
+              <w:autoSpaceDE w:val="0"/>
+              <w:autoSpaceDN w:val="0"/>
+              <w:bidi w:val="0"/>
+              <w:adjustRightInd w:val="0"/>
+              <w:snapToGrid/>
+              <w:jc w:val="both"/>
+              <w:textAlignment w:val="auto"/>
+              <w:rPr>
+                <w:rFonts w:ascii="Times New Roman" w:hAnsi="Times New Roman" w:eastAsia="微软雅黑" w:cs="Times New Roman"/>
+                <w:sz w:val="21"/>
+                <w:szCs w:val="21"/>
+                <w:lang w:eastAsia="zh-CN"/>
+              </w:rPr>
+            </w:pPr>
+            <w:r>
+              <w:rPr>
+                <w:rFonts w:hint="eastAsia" w:ascii="Times New Roman" w:hAnsi="Times New Roman" w:eastAsia="微软雅黑" w:cs="Times New Roman"/>
+                <w:sz w:val="21"/>
+                <w:szCs w:val="21"/>
+                <w:lang w:eastAsia="zh-CN"/>
+              </w:rPr>
+              <w:t xml:space="preserve">{%elif </w:t>
+            </w:r>
+            <w:r>
+              <w:rPr>
+                <w:rFonts w:ascii="Times New Roman" w:hAnsi="Times New Roman" w:eastAsia="微软雅黑" w:cs="Times New Roman"/>
+                <w:sz w:val="21"/>
+                <w:szCs w:val="21"/>
+                <w:lang w:eastAsia="zh-CN"/>
+              </w:rPr>
+              <w:t>d</w:t>
+            </w:r>
+            <w:r>
+              <w:rPr>
+                <w:rFonts w:hint="eastAsia" w:ascii="Times New Roman" w:hAnsi="Times New Roman" w:eastAsia="微软雅黑" w:cs="Times New Roman"/>
+                <w:sz w:val="21"/>
+                <w:szCs w:val="21"/>
+                <w:lang w:eastAsia="zh-CN"/>
+              </w:rPr>
+              <w:t xml:space="preserve">.level == </w:t>
+            </w:r>
+            <w:r>
+              <w:rPr>
+                <w:rFonts w:ascii="Times New Roman" w:hAnsi="Times New Roman" w:eastAsia="微软雅黑" w:cs="Times New Roman"/>
+                <w:sz w:val="21"/>
+                <w:szCs w:val="21"/>
+                <w:lang w:eastAsia="zh-CN"/>
+              </w:rPr>
+              <w:t>‘</w:t>
+            </w:r>
+            <w:r>
+              <w:rPr>
+                <w:rFonts w:hint="eastAsia" w:ascii="Times New Roman" w:hAnsi="Times New Roman" w:eastAsia="微软雅黑" w:cs="Times New Roman"/>
+                <w:sz w:val="21"/>
+                <w:szCs w:val="21"/>
+                <w:lang w:eastAsia="zh-CN"/>
+              </w:rPr>
+              <w:t>3</w:t>
+            </w:r>
+            <w:r>
+              <w:rPr>
+                <w:rFonts w:ascii="Times New Roman" w:hAnsi="Times New Roman" w:eastAsia="微软雅黑" w:cs="Times New Roman"/>
+                <w:sz w:val="21"/>
+                <w:szCs w:val="21"/>
+                <w:lang w:eastAsia="zh-CN"/>
+              </w:rPr>
+              <w:t>’</w:t>
+            </w:r>
+            <w:r>
+              <w:rPr>
+                <w:rFonts w:hint="eastAsia" w:ascii="Times New Roman" w:hAnsi="Times New Roman" w:eastAsia="微软雅黑" w:cs="Times New Roman"/>
+                <w:sz w:val="21"/>
+                <w:szCs w:val="21"/>
+                <w:lang w:eastAsia="zh-CN"/>
+              </w:rPr>
+              <w:t>%}</w:t>
+            </w:r>
+            <w:r>
+              <w:rPr>
+                <w:rFonts w:ascii="Times New Roman" w:hAnsi="Times New Roman" w:eastAsia="微软雅黑" w:cs="Times New Roman"/>
+                <w:sz w:val="21"/>
+                <w:szCs w:val="21"/>
+                <w:lang w:eastAsia="zh-CN"/>
+              </w:rPr>
+              <w:t>{%if loop.last%}</w:t>
+            </w:r>
+            <w:r>
+              <w:rPr>
+                <w:rFonts w:hint="eastAsia" w:ascii="Times New Roman" w:hAnsi="Times New Roman" w:eastAsia="微软雅黑" w:cs="Times New Roman"/>
+                <w:sz w:val="21"/>
+                <w:szCs w:val="21"/>
+                <w:lang w:eastAsia="zh-CN"/>
+              </w:rPr>
+              <w:t>{{ d.nameLevel }}（</w:t>
+            </w:r>
             <w:r>
               <w:rPr>
                 <w:rFonts w:hint="eastAsia" w:eastAsia="微软雅黑" w:cs="Times New Roman"/>
@@ -6682,7 +6861,22 @@
                 <w:szCs w:val="21"/>
                 <w:lang w:val="en-US" w:eastAsia="zh-CN"/>
               </w:rPr>
-              <w:t>{% endif %}</w:t>
+              <w:t>可能受益</w:t>
+            </w:r>
+            <w:r>
+              <w:rPr>
+                <w:rFonts w:hint="eastAsia"/>
+              </w:rPr>
+              <w:t>、</w:t>
+            </w:r>
+            <w:r>
+              <w:rPr>
+                <w:rFonts w:hint="eastAsia" w:ascii="Times New Roman" w:hAnsi="Times New Roman" w:eastAsia="微软雅黑" w:cs="Times New Roman"/>
+                <w:sz w:val="21"/>
+                <w:szCs w:val="21"/>
+                <w:lang w:eastAsia="zh-CN"/>
+              </w:rPr>
+              <w:t>C级）</w:t>
             </w:r>
             <w:r>
               <w:rPr>
@@ -6691,7 +6885,16 @@
                 <w:szCs w:val="21"/>
                 <w:lang w:eastAsia="zh-CN"/>
               </w:rPr>
-              <w:t>{% if tip.</w:t>
+              <w:t>{%else%}</w:t>
+            </w:r>
+            <w:r>
+              <w:rPr>
+                <w:rFonts w:hint="eastAsia" w:ascii="Times New Roman" w:hAnsi="Times New Roman" w:eastAsia="微软雅黑" w:cs="Times New Roman"/>
+                <w:sz w:val="21"/>
+                <w:szCs w:val="21"/>
+                <w:lang w:eastAsia="zh-CN"/>
+              </w:rPr>
+              <w:t>{{ d.nameLevel }}（</w:t>
             </w:r>
             <w:r>
               <w:rPr>
@@ -6700,7 +6903,22 @@
                 <w:szCs w:val="21"/>
                 <w:lang w:val="en-US" w:eastAsia="zh-CN"/>
               </w:rPr>
-              <w:t>DrugBStr !</w:t>
+              <w:t>可能受益</w:t>
+            </w:r>
+            <w:r>
+              <w:rPr>
+                <w:rFonts w:hint="eastAsia"/>
+              </w:rPr>
+              <w:t>、</w:t>
+            </w:r>
+            <w:r>
+              <w:rPr>
+                <w:rFonts w:hint="eastAsia" w:ascii="Times New Roman" w:hAnsi="Times New Roman" w:eastAsia="微软雅黑" w:cs="Times New Roman"/>
+                <w:sz w:val="21"/>
+                <w:szCs w:val="21"/>
+                <w:lang w:eastAsia="zh-CN"/>
+              </w:rPr>
+              <w:t>C级）</w:t>
             </w:r>
             <w:r>
               <w:rPr>
@@ -6709,7 +6927,113 @@
                 <w:szCs w:val="21"/>
                 <w:lang w:eastAsia="zh-CN"/>
               </w:rPr>
-              <w:t>= [] %}</w:t>
+              <w:t>，{%endif%}</w:t>
+            </w:r>
+          </w:p>
+          <w:p>
+            <w:pPr>
+              <w:keepNext w:val="0"/>
+              <w:keepLines w:val="0"/>
+              <w:pageBreakBefore w:val="0"/>
+              <w:widowControl w:val="0"/>
+              <w:kinsoku/>
+              <w:wordWrap w:val="0"/>
+              <w:overflowPunct/>
+              <w:topLinePunct w:val="0"/>
+              <w:autoSpaceDE w:val="0"/>
+              <w:autoSpaceDN w:val="0"/>
+              <w:bidi w:val="0"/>
+              <w:adjustRightInd w:val="0"/>
+              <w:snapToGrid/>
+              <w:jc w:val="both"/>
+              <w:textAlignment w:val="auto"/>
+              <w:rPr>
+                <w:rFonts w:ascii="Times New Roman" w:hAnsi="Times New Roman" w:eastAsia="微软雅黑" w:cs="Times New Roman"/>
+                <w:sz w:val="21"/>
+                <w:szCs w:val="21"/>
+                <w:lang w:eastAsia="zh-CN"/>
+              </w:rPr>
+            </w:pPr>
+            <w:r>
+              <w:rPr>
+                <w:rFonts w:hint="eastAsia" w:ascii="Times New Roman" w:hAnsi="Times New Roman" w:eastAsia="微软雅黑" w:cs="Times New Roman"/>
+                <w:sz w:val="21"/>
+                <w:szCs w:val="21"/>
+                <w:lang w:eastAsia="zh-CN"/>
+              </w:rPr>
+              <w:t xml:space="preserve">{%elif </w:t>
+            </w:r>
+            <w:r>
+              <w:rPr>
+                <w:rFonts w:ascii="Times New Roman" w:hAnsi="Times New Roman" w:eastAsia="微软雅黑" w:cs="Times New Roman"/>
+                <w:sz w:val="21"/>
+                <w:szCs w:val="21"/>
+                <w:lang w:eastAsia="zh-CN"/>
+              </w:rPr>
+              <w:t>d</w:t>
+            </w:r>
+            <w:r>
+              <w:rPr>
+                <w:rFonts w:hint="eastAsia" w:ascii="Times New Roman" w:hAnsi="Times New Roman" w:eastAsia="微软雅黑" w:cs="Times New Roman"/>
+                <w:sz w:val="21"/>
+                <w:szCs w:val="21"/>
+                <w:lang w:eastAsia="zh-CN"/>
+              </w:rPr>
+              <w:t xml:space="preserve">.level == </w:t>
+            </w:r>
+            <w:r>
+              <w:rPr>
+                <w:rFonts w:ascii="Times New Roman" w:hAnsi="Times New Roman" w:eastAsia="微软雅黑" w:cs="Times New Roman"/>
+                <w:sz w:val="21"/>
+                <w:szCs w:val="21"/>
+                <w:lang w:eastAsia="zh-CN"/>
+              </w:rPr>
+              <w:t>‘</w:t>
+            </w:r>
+            <w:r>
+              <w:rPr>
+                <w:rFonts w:hint="eastAsia" w:ascii="Times New Roman" w:hAnsi="Times New Roman" w:eastAsia="微软雅黑" w:cs="Times New Roman"/>
+                <w:sz w:val="21"/>
+                <w:szCs w:val="21"/>
+                <w:lang w:eastAsia="zh-CN"/>
+              </w:rPr>
+              <w:t>4</w:t>
+            </w:r>
+            <w:r>
+              <w:rPr>
+                <w:rFonts w:ascii="Times New Roman" w:hAnsi="Times New Roman" w:eastAsia="微软雅黑" w:cs="Times New Roman"/>
+                <w:sz w:val="21"/>
+                <w:szCs w:val="21"/>
+                <w:lang w:eastAsia="zh-CN"/>
+              </w:rPr>
+              <w:t>’</w:t>
+            </w:r>
+            <w:r>
+              <w:rPr>
+                <w:rFonts w:hint="eastAsia" w:ascii="Times New Roman" w:hAnsi="Times New Roman" w:eastAsia="微软雅黑" w:cs="Times New Roman"/>
+                <w:sz w:val="21"/>
+                <w:szCs w:val="21"/>
+                <w:lang w:eastAsia="zh-CN"/>
+              </w:rPr>
+              <w:t>%}</w:t>
+            </w:r>
+            <w:r>
+              <w:rPr>
+                <w:rFonts w:ascii="Times New Roman" w:hAnsi="Times New Roman" w:eastAsia="微软雅黑" w:cs="Times New Roman"/>
+                <w:sz w:val="21"/>
+                <w:szCs w:val="21"/>
+                <w:lang w:eastAsia="zh-CN"/>
+              </w:rPr>
+              <w:t>{%if loop.last%}</w:t>
+            </w:r>
+            <w:r>
+              <w:rPr>
+                <w:rFonts w:hint="eastAsia" w:ascii="Times New Roman" w:hAnsi="Times New Roman" w:eastAsia="微软雅黑" w:cs="Times New Roman"/>
+                <w:sz w:val="21"/>
+                <w:szCs w:val="21"/>
+                <w:lang w:eastAsia="zh-CN"/>
+              </w:rPr>
+              <w:t>{{ d.nameLevel }}（</w:t>
             </w:r>
             <w:r>
               <w:rPr>
@@ -6718,41 +7042,64 @@
                 <w:szCs w:val="21"/>
                 <w:lang w:val="en-US" w:eastAsia="zh-CN"/>
               </w:rPr>
-              <w:t>潜在受益药物B级：{% for drugB in tip.DrugBStr %}{{drugB.nameLevel}}{% if not loop.last %}, {% endif %}{% endfor%}</w:t>
-            </w:r>
-          </w:p>
-          <w:p>
-            <w:pPr>
-              <w:keepNext w:val="0"/>
-              <w:keepLines w:val="0"/>
-              <w:pageBreakBefore w:val="0"/>
-              <w:widowControl w:val="0"/>
-              <w:kinsoku/>
-              <w:wordWrap w:val="0"/>
-              <w:overflowPunct/>
-              <w:topLinePunct w:val="0"/>
-              <w:autoSpaceDE w:val="0"/>
-              <w:autoSpaceDN w:val="0"/>
-              <w:bidi w:val="0"/>
-              <w:adjustRightInd w:val="0"/>
-              <w:snapToGrid/>
-              <w:jc w:val="both"/>
-              <w:textAlignment w:val="auto"/>
+              <w:t>可能受益</w:t>
+            </w:r>
+            <w:r>
+              <w:rPr>
+                <w:rFonts w:hint="eastAsia"/>
+              </w:rPr>
+              <w:t>、</w:t>
+            </w:r>
+            <w:r>
+              <w:rPr>
+                <w:rFonts w:hint="eastAsia" w:ascii="Times New Roman" w:hAnsi="Times New Roman" w:eastAsia="微软雅黑" w:cs="Times New Roman"/>
+                <w:sz w:val="21"/>
+                <w:szCs w:val="21"/>
+                <w:lang w:eastAsia="zh-CN"/>
+              </w:rPr>
+              <w:t>D级）</w:t>
+            </w:r>
+            <w:r>
+              <w:rPr>
+                <w:rFonts w:ascii="Times New Roman" w:hAnsi="Times New Roman" w:eastAsia="微软雅黑" w:cs="Times New Roman"/>
+                <w:sz w:val="21"/>
+                <w:szCs w:val="21"/>
+                <w:lang w:eastAsia="zh-CN"/>
+              </w:rPr>
+              <w:t>{%else%}</w:t>
+            </w:r>
+            <w:r>
+              <w:rPr>
+                <w:rFonts w:hint="eastAsia" w:ascii="Times New Roman" w:hAnsi="Times New Roman" w:eastAsia="微软雅黑" w:cs="Times New Roman"/>
+                <w:sz w:val="21"/>
+                <w:szCs w:val="21"/>
+                <w:lang w:eastAsia="zh-CN"/>
+              </w:rPr>
+              <w:t>{{ d.nameLevel }}（</w:t>
+            </w:r>
+            <w:r>
               <w:rPr>
                 <w:rFonts w:hint="eastAsia" w:eastAsia="微软雅黑" w:cs="Times New Roman"/>
                 <w:sz w:val="21"/>
                 <w:szCs w:val="21"/>
                 <w:lang w:val="en-US" w:eastAsia="zh-CN"/>
               </w:rPr>
-            </w:pPr>
-            <w:r>
-              <w:rPr>
-                <w:rFonts w:hint="eastAsia" w:eastAsia="微软雅黑" w:cs="Times New Roman"/>
+              <w:t>可能受益</w:t>
+            </w:r>
+            <w:r>
+              <w:rPr>
+                <w:rFonts w:hint="eastAsia"/>
+              </w:rPr>
+              <w:t>、</w:t>
+            </w:r>
+            <w:r>
+              <w:rPr>
+                <w:rFonts w:hint="eastAsia" w:ascii="Times New Roman" w:hAnsi="Times New Roman" w:eastAsia="微软雅黑" w:cs="Times New Roman"/>
                 <w:sz w:val="21"/>
                 <w:szCs w:val="21"/>
-                <w:lang w:val="en-US" w:eastAsia="zh-CN"/>
-              </w:rPr>
-              <w:t>{% endif %}</w:t>
+                <w:lang w:eastAsia="zh-CN"/>
+              </w:rPr>
+              <w:t>D级）</w:t>
             </w:r>
             <w:r>
               <w:rPr>
@@ -6761,17 +7108,33 @@
                 <w:szCs w:val="21"/>
                 <w:lang w:eastAsia="zh-CN"/>
               </w:rPr>
-              <w:t>{% if tip.</w:t>
-            </w:r>
-            <w:r>
-              <w:rPr>
-                <w:rFonts w:hint="eastAsia" w:eastAsia="微软雅黑" w:cs="Times New Roman"/>
+              <w:t>，{%endif%}</w:t>
+            </w:r>
+          </w:p>
+          <w:p>
+            <w:pPr>
+              <w:keepNext w:val="0"/>
+              <w:keepLines w:val="0"/>
+              <w:pageBreakBefore w:val="0"/>
+              <w:widowControl w:val="0"/>
+              <w:kinsoku/>
+              <w:wordWrap w:val="0"/>
+              <w:overflowPunct/>
+              <w:topLinePunct w:val="0"/>
+              <w:autoSpaceDE w:val="0"/>
+              <w:autoSpaceDN w:val="0"/>
+              <w:bidi w:val="0"/>
+              <w:adjustRightInd w:val="0"/>
+              <w:snapToGrid/>
+              <w:jc w:val="both"/>
+              <w:textAlignment w:val="auto"/>
+              <w:rPr>
+                <w:rFonts w:hint="eastAsia" w:ascii="Times New Roman" w:hAnsi="Times New Roman" w:eastAsia="微软雅黑" w:cs="Times New Roman"/>
                 <w:sz w:val="21"/>
                 <w:szCs w:val="21"/>
-                <w:lang w:val="en-US" w:eastAsia="zh-CN"/>
-              </w:rPr>
-              <w:t>DrugCStr !</w:t>
-            </w:r>
+                <w:lang w:eastAsia="zh-CN"/>
+              </w:rPr>
+            </w:pPr>
             <w:r>
               <w:rPr>
                 <w:rFonts w:ascii="Times New Roman" w:hAnsi="Times New Roman" w:eastAsia="微软雅黑" w:cs="Times New Roman"/>
@@ -6779,16 +7142,16 @@
                 <w:szCs w:val="21"/>
                 <w:lang w:eastAsia="zh-CN"/>
               </w:rPr>
-              <w:t>= [] %}</w:t>
-            </w:r>
-            <w:r>
-              <w:rPr>
-                <w:rFonts w:hint="eastAsia" w:eastAsia="微软雅黑" w:cs="Times New Roman"/>
+              <w:t>{%endif%}</w:t>
+            </w:r>
+            <w:r>
+              <w:rPr>
+                <w:rFonts w:hint="eastAsia" w:ascii="Times New Roman" w:hAnsi="Times New Roman" w:eastAsia="微软雅黑" w:cs="Times New Roman"/>
                 <w:sz w:val="21"/>
                 <w:szCs w:val="21"/>
-                <w:lang w:val="en-US" w:eastAsia="zh-CN"/>
-              </w:rPr>
-              <w:t>潜在受益药物C级：{% for drugC in tip.DrugCStr %}{{drugC.nameLevel}}{% if not loop.last %}, {% endif %}{% endfor%}</w:t>
+                <w:lang w:eastAsia="zh-CN"/>
+              </w:rPr>
+              <w:t>{% endfor %}{% endif%}</w:t>
             </w:r>
           </w:p>
           <w:p>
@@ -6808,39 +7171,21 @@
               <w:snapToGrid/>
               <w:jc w:val="both"/>
               <w:textAlignment w:val="auto"/>
-              <w:rPr>
-                <w:rFonts w:hint="eastAsia" w:eastAsia="微软雅黑" w:cs="Times New Roman"/>
-                <w:sz w:val="21"/>
-                <w:szCs w:val="21"/>
-                <w:lang w:val="en-US" w:eastAsia="zh-CN"/>
-              </w:rPr>
-            </w:pPr>
-            <w:r>
-              <w:rPr>
-                <w:rFonts w:hint="eastAsia" w:eastAsia="微软雅黑" w:cs="Times New Roman"/>
-                <w:sz w:val="21"/>
-                <w:szCs w:val="21"/>
-                <w:lang w:val="en-US" w:eastAsia="zh-CN"/>
-              </w:rPr>
-              <w:t>{% endif %}</w:t>
-            </w:r>
-            <w:r>
               <w:rPr>
                 <w:rFonts w:ascii="Times New Roman" w:hAnsi="Times New Roman" w:eastAsia="微软雅黑" w:cs="Times New Roman"/>
                 <w:sz w:val="21"/>
                 <w:szCs w:val="21"/>
                 <w:lang w:eastAsia="zh-CN"/>
               </w:rPr>
-              <w:t>{% if tip.</w:t>
-            </w:r>
-            <w:r>
-              <w:rPr>
-                <w:rFonts w:hint="eastAsia" w:eastAsia="微软雅黑" w:cs="Times New Roman"/>
+            </w:pPr>
+            <w:r>
+              <w:rPr>
+                <w:rFonts w:hint="eastAsia" w:ascii="Times New Roman" w:hAnsi="Times New Roman" w:eastAsia="微软雅黑" w:cs="Times New Roman"/>
                 <w:sz w:val="21"/>
                 <w:szCs w:val="21"/>
-                <w:lang w:val="en-US" w:eastAsia="zh-CN"/>
-              </w:rPr>
-              <w:t>DrugDStr !</w:t>
+                <w:lang w:eastAsia="zh-CN"/>
+              </w:rPr>
+              <w:t xml:space="preserve">{% if tip.ResistantDrug == [] %}{% else%}{% for d in tip.ResistantDrug %}{%if </w:t>
             </w:r>
             <w:r>
               <w:rPr>
@@ -6849,50 +7194,16 @@
                 <w:szCs w:val="21"/>
                 <w:lang w:eastAsia="zh-CN"/>
               </w:rPr>
-              <w:t>= [] %}</w:t>
-            </w:r>
-            <w:r>
-              <w:rPr>
-                <w:rFonts w:hint="eastAsia" w:eastAsia="微软雅黑" w:cs="Times New Roman"/>
+              <w:t>d</w:t>
+            </w:r>
+            <w:r>
+              <w:rPr>
+                <w:rFonts w:hint="eastAsia" w:ascii="Times New Roman" w:hAnsi="Times New Roman" w:eastAsia="微软雅黑" w:cs="Times New Roman"/>
                 <w:sz w:val="21"/>
                 <w:szCs w:val="21"/>
-                <w:lang w:val="en-US" w:eastAsia="zh-CN"/>
-              </w:rPr>
-              <w:t>潜在受益药物D级：{% for drugD in tip.DrugDStr %}{{drugD.nameLevel}}{% if not loop.last %}, {% endif %}{% endfor%}</w:t>
-            </w:r>
-          </w:p>
-          <w:p>
-            <w:pPr>
-              <w:keepNext w:val="0"/>
-              <w:keepLines w:val="0"/>
-              <w:pageBreakBefore w:val="0"/>
-              <w:widowControl w:val="0"/>
-              <w:kinsoku/>
-              <w:wordWrap w:val="0"/>
-              <w:overflowPunct/>
-              <w:topLinePunct w:val="0"/>
-              <w:autoSpaceDE w:val="0"/>
-              <w:autoSpaceDN w:val="0"/>
-              <w:bidi w:val="0"/>
-              <w:adjustRightInd w:val="0"/>
-              <w:snapToGrid/>
-              <w:jc w:val="both"/>
-              <w:textAlignment w:val="auto"/>
-              <w:rPr>
-                <w:rFonts w:hint="eastAsia" w:eastAsia="微软雅黑" w:cs="Times New Roman"/>
-                <w:sz w:val="21"/>
-                <w:szCs w:val="21"/>
-                <w:lang w:val="en-US" w:eastAsia="zh-CN"/>
-              </w:rPr>
-            </w:pPr>
-            <w:r>
-              <w:rPr>
-                <w:rFonts w:hint="eastAsia" w:eastAsia="微软雅黑" w:cs="Times New Roman"/>
-                <w:sz w:val="21"/>
-                <w:szCs w:val="21"/>
-                <w:lang w:val="en-US" w:eastAsia="zh-CN"/>
-              </w:rPr>
-              <w:t>{% endif %}</w:t>
+                <w:lang w:eastAsia="zh-CN"/>
+              </w:rPr>
+              <w:t xml:space="preserve">.level == </w:t>
             </w:r>
             <w:r>
               <w:rPr>
@@ -6901,16 +7212,16 @@
                 <w:szCs w:val="21"/>
                 <w:lang w:eastAsia="zh-CN"/>
               </w:rPr>
-              <w:t>{% if tip.</w:t>
-            </w:r>
-            <w:r>
-              <w:rPr>
-                <w:rFonts w:hint="eastAsia" w:eastAsia="微软雅黑" w:cs="Times New Roman"/>
+              <w:t>‘</w:t>
+            </w:r>
+            <w:r>
+              <w:rPr>
+                <w:rFonts w:hint="eastAsia" w:ascii="Times New Roman" w:hAnsi="Times New Roman" w:eastAsia="微软雅黑" w:cs="Times New Roman"/>
                 <w:sz w:val="21"/>
                 <w:szCs w:val="21"/>
-                <w:lang w:val="en-US" w:eastAsia="zh-CN"/>
-              </w:rPr>
-              <w:t>ResistantADrug!</w:t>
+                <w:lang w:eastAsia="zh-CN"/>
+              </w:rPr>
+              <w:t>5</w:t>
             </w:r>
             <w:r>
               <w:rPr>
@@ -6919,50 +7230,16 @@
                 <w:szCs w:val="21"/>
                 <w:lang w:eastAsia="zh-CN"/>
               </w:rPr>
-              <w:t>= [] %}</w:t>
-            </w:r>
-            <w:r>
-              <w:rPr>
-                <w:rFonts w:hint="eastAsia" w:eastAsia="微软雅黑" w:cs="Times New Roman"/>
+              <w:t>’</w:t>
+            </w:r>
+            <w:r>
+              <w:rPr>
+                <w:rFonts w:hint="eastAsia" w:ascii="Times New Roman" w:hAnsi="Times New Roman" w:eastAsia="微软雅黑" w:cs="Times New Roman"/>
                 <w:sz w:val="21"/>
                 <w:szCs w:val="21"/>
-                <w:lang w:val="en-US" w:eastAsia="zh-CN"/>
-              </w:rPr>
-              <w:t>潜在耐药药物A级：{% for drugA in tip.ResistantADrug %}{{drugA.nameLevel}}{% if not loop.last %}, {% endif %}{% endfor%}</w:t>
-            </w:r>
-          </w:p>
-          <w:p>
-            <w:pPr>
-              <w:keepNext w:val="0"/>
-              <w:keepLines w:val="0"/>
-              <w:pageBreakBefore w:val="0"/>
-              <w:widowControl w:val="0"/>
-              <w:kinsoku/>
-              <w:wordWrap w:val="0"/>
-              <w:overflowPunct/>
-              <w:topLinePunct w:val="0"/>
-              <w:autoSpaceDE w:val="0"/>
-              <w:autoSpaceDN w:val="0"/>
-              <w:bidi w:val="0"/>
-              <w:adjustRightInd w:val="0"/>
-              <w:snapToGrid/>
-              <w:jc w:val="both"/>
-              <w:textAlignment w:val="auto"/>
-              <w:rPr>
-                <w:rFonts w:hint="eastAsia" w:eastAsia="微软雅黑" w:cs="Times New Roman"/>
-                <w:sz w:val="21"/>
-                <w:szCs w:val="21"/>
-                <w:lang w:val="en-US" w:eastAsia="zh-CN"/>
-              </w:rPr>
-            </w:pPr>
-            <w:r>
-              <w:rPr>
-                <w:rFonts w:hint="eastAsia" w:eastAsia="微软雅黑" w:cs="Times New Roman"/>
-                <w:sz w:val="21"/>
-                <w:szCs w:val="21"/>
-                <w:lang w:val="en-US" w:eastAsia="zh-CN"/>
-              </w:rPr>
-              <w:t>{% endif %}</w:t>
+                <w:lang w:eastAsia="zh-CN"/>
+              </w:rPr>
+              <w:t>%}</w:t>
             </w:r>
             <w:r>
               <w:rPr>
@@ -6971,16 +7248,52 @@
                 <w:szCs w:val="21"/>
                 <w:lang w:eastAsia="zh-CN"/>
               </w:rPr>
-              <w:t>{% if tip.</w:t>
-            </w:r>
-            <w:r>
-              <w:rPr>
-                <w:rFonts w:hint="eastAsia" w:eastAsia="微软雅黑" w:cs="Times New Roman"/>
+              <w:t>{%if loop.last%}</w:t>
+            </w:r>
+            <w:r>
+              <w:rPr>
+                <w:rFonts w:hint="eastAsia" w:ascii="Times New Roman" w:hAnsi="Times New Roman" w:eastAsia="微软雅黑" w:cs="Times New Roman"/>
+                <w:sz w:val="21"/>
+                <w:szCs w:val="21"/>
+                <w:lang w:eastAsia="zh-CN"/>
+              </w:rPr>
+              <w:t>{{ d.nameLevel }}（</w:t>
+            </w:r>
+            <w:r>
+              <w:rPr>
+                <w:rFonts w:hint="eastAsia" w:ascii="Times New Roman" w:hAnsi="Times New Roman" w:eastAsia="微软雅黑" w:cs="Times New Roman"/>
                 <w:sz w:val="21"/>
                 <w:szCs w:val="21"/>
                 <w:lang w:val="en-US" w:eastAsia="zh-CN"/>
               </w:rPr>
-              <w:t>ResistantBDrug!</w:t>
+              <w:t>可能耐药</w:t>
+            </w:r>
+            <w:r>
+              <w:rPr>
+                <w:rFonts w:hint="eastAsia" w:ascii="Times New Roman" w:hAnsi="Times New Roman" w:eastAsia="微软雅黑" w:cs="Times New Roman"/>
+                <w:sz w:val="21"/>
+                <w:szCs w:val="21"/>
+                <w:lang w:eastAsia="zh-CN"/>
+              </w:rPr>
+              <w:t>、A级、FDA/NMPA/NCCN/CSCO</w:t>
+            </w:r>
+            <w:r>
+              <w:rPr>
+                <w:rFonts w:hint="eastAsia" w:ascii="Times New Roman" w:hAnsi="Times New Roman" w:eastAsia="微软雅黑" w:cs="Times New Roman"/>
+                <w:sz w:val="21"/>
+                <w:szCs w:val="21"/>
+                <w:lang w:val="en-US" w:eastAsia="zh-CN"/>
+              </w:rPr>
+              <w:t>推荐</w:t>
+            </w:r>
+            <w:r>
+              <w:rPr>
+                <w:rFonts w:hint="eastAsia" w:ascii="Times New Roman" w:hAnsi="Times New Roman" w:eastAsia="微软雅黑" w:cs="Times New Roman"/>
+                <w:sz w:val="21"/>
+                <w:szCs w:val="21"/>
+                <w:lang w:eastAsia="zh-CN"/>
+              </w:rPr>
+              <w:t xml:space="preserve"> ）</w:t>
             </w:r>
             <w:r>
               <w:rPr>
@@ -6989,50 +7302,52 @@
                 <w:szCs w:val="21"/>
                 <w:lang w:eastAsia="zh-CN"/>
               </w:rPr>
-              <w:t>= [] %}</w:t>
-            </w:r>
-            <w:r>
-              <w:rPr>
-                <w:rFonts w:hint="eastAsia" w:eastAsia="微软雅黑" w:cs="Times New Roman"/>
+              <w:t>{%else%}</w:t>
+            </w:r>
+            <w:r>
+              <w:rPr>
+                <w:rFonts w:hint="eastAsia" w:ascii="Times New Roman" w:hAnsi="Times New Roman" w:eastAsia="微软雅黑" w:cs="Times New Roman"/>
+                <w:sz w:val="21"/>
+                <w:szCs w:val="21"/>
+                <w:lang w:eastAsia="zh-CN"/>
+              </w:rPr>
+              <w:t>{{ d.nameLevel }}（</w:t>
+            </w:r>
+            <w:r>
+              <w:rPr>
+                <w:rFonts w:hint="eastAsia" w:ascii="Times New Roman" w:hAnsi="Times New Roman" w:eastAsia="微软雅黑" w:cs="Times New Roman"/>
                 <w:sz w:val="21"/>
                 <w:szCs w:val="21"/>
                 <w:lang w:val="en-US" w:eastAsia="zh-CN"/>
               </w:rPr>
-              <w:t>潜在耐药药物B级：{% for drugB in tip.ResistantBDrug %}{{drugB.nameLevel}}{% if not loop.last %}, {% endif %}{% endfor%}</w:t>
-            </w:r>
-          </w:p>
-          <w:p>
-            <w:pPr>
-              <w:keepNext w:val="0"/>
-              <w:keepLines w:val="0"/>
-              <w:pageBreakBefore w:val="0"/>
-              <w:widowControl w:val="0"/>
-              <w:kinsoku/>
-              <w:wordWrap w:val="0"/>
-              <w:overflowPunct/>
-              <w:topLinePunct w:val="0"/>
-              <w:autoSpaceDE w:val="0"/>
-              <w:autoSpaceDN w:val="0"/>
-              <w:bidi w:val="0"/>
-              <w:adjustRightInd w:val="0"/>
-              <w:snapToGrid/>
-              <w:jc w:val="both"/>
-              <w:textAlignment w:val="auto"/>
-              <w:rPr>
-                <w:rFonts w:hint="eastAsia" w:eastAsia="微软雅黑" w:cs="Times New Roman"/>
+              <w:t>可能耐药</w:t>
+            </w:r>
+            <w:r>
+              <w:rPr>
+                <w:rFonts w:hint="eastAsia" w:ascii="Times New Roman" w:hAnsi="Times New Roman" w:eastAsia="微软雅黑" w:cs="Times New Roman"/>
+                <w:sz w:val="21"/>
+                <w:szCs w:val="21"/>
+                <w:lang w:eastAsia="zh-CN"/>
+              </w:rPr>
+              <w:t>、A级、FDA/NMPA/NCCN/CSCO</w:t>
+            </w:r>
+            <w:r>
+              <w:rPr>
+                <w:rFonts w:hint="eastAsia" w:ascii="Times New Roman" w:hAnsi="Times New Roman" w:eastAsia="微软雅黑" w:cs="Times New Roman"/>
                 <w:sz w:val="21"/>
                 <w:szCs w:val="21"/>
                 <w:lang w:val="en-US" w:eastAsia="zh-CN"/>
               </w:rPr>
-            </w:pPr>
-            <w:r>
-              <w:rPr>
-                <w:rFonts w:hint="eastAsia" w:eastAsia="微软雅黑" w:cs="Times New Roman"/>
+              <w:t>推荐</w:t>
+            </w:r>
+            <w:r>
+              <w:rPr>
+                <w:rFonts w:hint="eastAsia" w:ascii="Times New Roman" w:hAnsi="Times New Roman" w:eastAsia="微软雅黑" w:cs="Times New Roman"/>
                 <w:sz w:val="21"/>
                 <w:szCs w:val="21"/>
-                <w:lang w:val="en-US" w:eastAsia="zh-CN"/>
-              </w:rPr>
-              <w:t>{% endif %}</w:t>
+                <w:lang w:eastAsia="zh-CN"/>
+              </w:rPr>
+              <w:t xml:space="preserve"> ）</w:t>
             </w:r>
             <w:r>
               <w:rPr>
@@ -7041,68 +7356,41 @@
                 <w:szCs w:val="21"/>
                 <w:lang w:eastAsia="zh-CN"/>
               </w:rPr>
-              <w:t>{% if tip.</w:t>
-            </w:r>
-            <w:r>
-              <w:rPr>
-                <w:rFonts w:hint="eastAsia" w:eastAsia="微软雅黑" w:cs="Times New Roman"/>
-                <w:sz w:val="21"/>
-                <w:szCs w:val="21"/>
-                <w:lang w:val="en-US" w:eastAsia="zh-CN"/>
-              </w:rPr>
-              <w:t>ResistantCDrug!</w:t>
-            </w:r>
-            <w:r>
+              <w:t>，{%endif%}</w:t>
+            </w:r>
+          </w:p>
+          <w:p>
+            <w:pPr>
+              <w:keepNext w:val="0"/>
+              <w:keepLines w:val="0"/>
+              <w:pageBreakBefore w:val="0"/>
+              <w:widowControl w:val="0"/>
+              <w:kinsoku/>
+              <w:wordWrap w:val="0"/>
+              <w:overflowPunct/>
+              <w:topLinePunct w:val="0"/>
+              <w:autoSpaceDE w:val="0"/>
+              <w:autoSpaceDN w:val="0"/>
+              <w:bidi w:val="0"/>
+              <w:adjustRightInd w:val="0"/>
+              <w:snapToGrid/>
+              <w:jc w:val="both"/>
+              <w:textAlignment w:val="auto"/>
               <w:rPr>
                 <w:rFonts w:ascii="Times New Roman" w:hAnsi="Times New Roman" w:eastAsia="微软雅黑" w:cs="Times New Roman"/>
                 <w:sz w:val="21"/>
                 <w:szCs w:val="21"/>
                 <w:lang w:eastAsia="zh-CN"/>
               </w:rPr>
-              <w:t>= [] %}</w:t>
-            </w:r>
-            <w:r>
-              <w:rPr>
-                <w:rFonts w:hint="eastAsia" w:eastAsia="微软雅黑" w:cs="Times New Roman"/>
+            </w:pPr>
+            <w:r>
+              <w:rPr>
+                <w:rFonts w:hint="eastAsia" w:ascii="Times New Roman" w:hAnsi="Times New Roman" w:eastAsia="微软雅黑" w:cs="Times New Roman"/>
                 <w:sz w:val="21"/>
                 <w:szCs w:val="21"/>
-                <w:lang w:val="en-US" w:eastAsia="zh-CN"/>
-              </w:rPr>
-              <w:t>潜在耐药药物C级：{% for drugC in tip.ResistantCDrug %}{{drugC.nameLevel}}{% if not loop.last %}, {% endif %}{% endfor%}</w:t>
-            </w:r>
-          </w:p>
-          <w:p>
-            <w:pPr>
-              <w:keepNext w:val="0"/>
-              <w:keepLines w:val="0"/>
-              <w:pageBreakBefore w:val="0"/>
-              <w:widowControl w:val="0"/>
-              <w:kinsoku/>
-              <w:wordWrap w:val="0"/>
-              <w:overflowPunct/>
-              <w:topLinePunct w:val="0"/>
-              <w:autoSpaceDE w:val="0"/>
-              <w:autoSpaceDN w:val="0"/>
-              <w:bidi w:val="0"/>
-              <w:adjustRightInd w:val="0"/>
-              <w:snapToGrid/>
-              <w:jc w:val="both"/>
-              <w:textAlignment w:val="auto"/>
-              <w:rPr>
-                <w:rFonts w:hint="default" w:eastAsia="微软雅黑" w:cs="Times New Roman"/>
-                <w:sz w:val="21"/>
-                <w:szCs w:val="21"/>
-                <w:lang w:val="en-US" w:eastAsia="zh-CN"/>
-              </w:rPr>
-            </w:pPr>
-            <w:r>
-              <w:rPr>
-                <w:rFonts w:hint="eastAsia" w:eastAsia="微软雅黑" w:cs="Times New Roman"/>
-                <w:sz w:val="21"/>
-                <w:szCs w:val="21"/>
-                <w:lang w:val="en-US" w:eastAsia="zh-CN"/>
-              </w:rPr>
-              <w:t>{% endif %}</w:t>
+                <w:lang w:eastAsia="zh-CN"/>
+              </w:rPr>
+              <w:t xml:space="preserve">{%elif </w:t>
             </w:r>
             <w:r>
               <w:rPr>
@@ -7111,16 +7399,16 @@
                 <w:szCs w:val="21"/>
                 <w:lang w:eastAsia="zh-CN"/>
               </w:rPr>
-              <w:t>{% if tip.</w:t>
-            </w:r>
-            <w:r>
-              <w:rPr>
-                <w:rFonts w:hint="eastAsia" w:eastAsia="微软雅黑" w:cs="Times New Roman"/>
+              <w:t>d</w:t>
+            </w:r>
+            <w:r>
+              <w:rPr>
+                <w:rFonts w:hint="eastAsia" w:ascii="Times New Roman" w:hAnsi="Times New Roman" w:eastAsia="微软雅黑" w:cs="Times New Roman"/>
                 <w:sz w:val="21"/>
                 <w:szCs w:val="21"/>
-                <w:lang w:val="en-US" w:eastAsia="zh-CN"/>
-              </w:rPr>
-              <w:t>ResistantDDrug!</w:t>
+                <w:lang w:eastAsia="zh-CN"/>
+              </w:rPr>
+              <w:t xml:space="preserve">.level == </w:t>
             </w:r>
             <w:r>
               <w:rPr>
@@ -7129,16 +7417,478 @@
                 <w:szCs w:val="21"/>
                 <w:lang w:eastAsia="zh-CN"/>
               </w:rPr>
-              <w:t>= [] %}</w:t>
-            </w:r>
-            <w:r>
-              <w:rPr>
-                <w:rFonts w:hint="eastAsia" w:eastAsia="微软雅黑" w:cs="Times New Roman"/>
+              <w:t>‘</w:t>
+            </w:r>
+            <w:r>
+              <w:rPr>
+                <w:rFonts w:hint="eastAsia" w:ascii="Times New Roman" w:hAnsi="Times New Roman" w:eastAsia="微软雅黑" w:cs="Times New Roman"/>
+                <w:sz w:val="21"/>
+                <w:szCs w:val="21"/>
+                <w:lang w:eastAsia="zh-CN"/>
+              </w:rPr>
+              <w:t>6</w:t>
+            </w:r>
+            <w:r>
+              <w:rPr>
+                <w:rFonts w:ascii="Times New Roman" w:hAnsi="Times New Roman" w:eastAsia="微软雅黑" w:cs="Times New Roman"/>
+                <w:sz w:val="21"/>
+                <w:szCs w:val="21"/>
+                <w:lang w:eastAsia="zh-CN"/>
+              </w:rPr>
+              <w:t>’</w:t>
+            </w:r>
+            <w:r>
+              <w:rPr>
+                <w:rFonts w:hint="eastAsia" w:ascii="Times New Roman" w:hAnsi="Times New Roman" w:eastAsia="微软雅黑" w:cs="Times New Roman"/>
+                <w:sz w:val="21"/>
+                <w:szCs w:val="21"/>
+                <w:lang w:eastAsia="zh-CN"/>
+              </w:rPr>
+              <w:t>%}</w:t>
+            </w:r>
+            <w:r>
+              <w:rPr>
+                <w:rFonts w:ascii="Times New Roman" w:hAnsi="Times New Roman" w:eastAsia="微软雅黑" w:cs="Times New Roman"/>
+                <w:sz w:val="21"/>
+                <w:szCs w:val="21"/>
+                <w:lang w:eastAsia="zh-CN"/>
+              </w:rPr>
+              <w:t>{%if loop.last%}</w:t>
+            </w:r>
+            <w:r>
+              <w:rPr>
+                <w:rFonts w:hint="eastAsia" w:ascii="Times New Roman" w:hAnsi="Times New Roman" w:eastAsia="微软雅黑" w:cs="Times New Roman"/>
+                <w:sz w:val="21"/>
+                <w:szCs w:val="21"/>
+                <w:lang w:eastAsia="zh-CN"/>
+              </w:rPr>
+              <w:t>{{ d.nameLevel }}（</w:t>
+            </w:r>
+            <w:r>
+              <w:rPr>
+                <w:rFonts w:hint="eastAsia" w:ascii="Times New Roman" w:hAnsi="Times New Roman" w:eastAsia="微软雅黑" w:cs="Times New Roman"/>
                 <w:sz w:val="21"/>
                 <w:szCs w:val="21"/>
                 <w:lang w:val="en-US" w:eastAsia="zh-CN"/>
               </w:rPr>
-              <w:t>潜在耐药药物D级：{% for drugD in tip.ResistantDDrug%}{{drugD.nameLevel}}{% if not loop.last %}, {% endif %}{% endfor%}{% endif %}</w:t>
+              <w:t>可能耐药</w:t>
+            </w:r>
+            <w:r>
+              <w:rPr>
+                <w:rFonts w:hint="eastAsia" w:ascii="Times New Roman" w:hAnsi="Times New Roman" w:eastAsia="微软雅黑" w:cs="Times New Roman"/>
+                <w:sz w:val="21"/>
+                <w:szCs w:val="21"/>
+                <w:lang w:eastAsia="zh-CN"/>
+              </w:rPr>
+              <w:t>、B级）</w:t>
+            </w:r>
+            <w:r>
+              <w:rPr>
+                <w:rFonts w:ascii="Times New Roman" w:hAnsi="Times New Roman" w:eastAsia="微软雅黑" w:cs="Times New Roman"/>
+                <w:sz w:val="21"/>
+                <w:szCs w:val="21"/>
+                <w:lang w:eastAsia="zh-CN"/>
+              </w:rPr>
+              <w:t>{%else%}</w:t>
+            </w:r>
+            <w:r>
+              <w:rPr>
+                <w:rFonts w:hint="eastAsia" w:ascii="Times New Roman" w:hAnsi="Times New Roman" w:eastAsia="微软雅黑" w:cs="Times New Roman"/>
+                <w:sz w:val="21"/>
+                <w:szCs w:val="21"/>
+                <w:lang w:eastAsia="zh-CN"/>
+              </w:rPr>
+              <w:t>{{ d.nameLevel }}（</w:t>
+            </w:r>
+            <w:r>
+              <w:rPr>
+                <w:rFonts w:hint="eastAsia" w:ascii="Times New Roman" w:hAnsi="Times New Roman" w:eastAsia="微软雅黑" w:cs="Times New Roman"/>
+                <w:sz w:val="21"/>
+                <w:szCs w:val="21"/>
+                <w:lang w:val="en-US" w:eastAsia="zh-CN"/>
+              </w:rPr>
+              <w:t>可能耐药</w:t>
+            </w:r>
+            <w:r>
+              <w:rPr>
+                <w:rFonts w:hint="eastAsia" w:ascii="Times New Roman" w:hAnsi="Times New Roman" w:eastAsia="微软雅黑" w:cs="Times New Roman"/>
+                <w:sz w:val="21"/>
+                <w:szCs w:val="21"/>
+                <w:lang w:eastAsia="zh-CN"/>
+              </w:rPr>
+              <w:t>、B级）</w:t>
+            </w:r>
+            <w:r>
+              <w:rPr>
+                <w:rFonts w:ascii="Times New Roman" w:hAnsi="Times New Roman" w:eastAsia="微软雅黑" w:cs="Times New Roman"/>
+                <w:sz w:val="21"/>
+                <w:szCs w:val="21"/>
+                <w:lang w:eastAsia="zh-CN"/>
+              </w:rPr>
+              <w:t>，{%endif%}</w:t>
+            </w:r>
+          </w:p>
+          <w:p>
+            <w:pPr>
+              <w:keepNext w:val="0"/>
+              <w:keepLines w:val="0"/>
+              <w:pageBreakBefore w:val="0"/>
+              <w:widowControl w:val="0"/>
+              <w:kinsoku/>
+              <w:wordWrap w:val="0"/>
+              <w:overflowPunct/>
+              <w:topLinePunct w:val="0"/>
+              <w:autoSpaceDE w:val="0"/>
+              <w:autoSpaceDN w:val="0"/>
+              <w:bidi w:val="0"/>
+              <w:adjustRightInd w:val="0"/>
+              <w:snapToGrid/>
+              <w:jc w:val="both"/>
+              <w:textAlignment w:val="auto"/>
+              <w:rPr>
+                <w:rFonts w:ascii="Times New Roman" w:hAnsi="Times New Roman" w:eastAsia="微软雅黑" w:cs="Times New Roman"/>
+                <w:sz w:val="21"/>
+                <w:szCs w:val="21"/>
+                <w:lang w:eastAsia="zh-CN"/>
+              </w:rPr>
+            </w:pPr>
+            <w:r>
+              <w:rPr>
+                <w:rFonts w:hint="eastAsia" w:ascii="Times New Roman" w:hAnsi="Times New Roman" w:eastAsia="微软雅黑" w:cs="Times New Roman"/>
+                <w:sz w:val="21"/>
+                <w:szCs w:val="21"/>
+                <w:lang w:eastAsia="zh-CN"/>
+              </w:rPr>
+              <w:t xml:space="preserve">{%elif </w:t>
+            </w:r>
+            <w:r>
+              <w:rPr>
+                <w:rFonts w:ascii="Times New Roman" w:hAnsi="Times New Roman" w:eastAsia="微软雅黑" w:cs="Times New Roman"/>
+                <w:sz w:val="21"/>
+                <w:szCs w:val="21"/>
+                <w:lang w:eastAsia="zh-CN"/>
+              </w:rPr>
+              <w:t>d</w:t>
+            </w:r>
+            <w:r>
+              <w:rPr>
+                <w:rFonts w:hint="eastAsia" w:ascii="Times New Roman" w:hAnsi="Times New Roman" w:eastAsia="微软雅黑" w:cs="Times New Roman"/>
+                <w:sz w:val="21"/>
+                <w:szCs w:val="21"/>
+                <w:lang w:eastAsia="zh-CN"/>
+              </w:rPr>
+              <w:t xml:space="preserve">.level == </w:t>
+            </w:r>
+            <w:r>
+              <w:rPr>
+                <w:rFonts w:ascii="Times New Roman" w:hAnsi="Times New Roman" w:eastAsia="微软雅黑" w:cs="Times New Roman"/>
+                <w:sz w:val="21"/>
+                <w:szCs w:val="21"/>
+                <w:lang w:eastAsia="zh-CN"/>
+              </w:rPr>
+              <w:t>‘</w:t>
+            </w:r>
+            <w:r>
+              <w:rPr>
+                <w:rFonts w:hint="eastAsia" w:ascii="Times New Roman" w:hAnsi="Times New Roman" w:eastAsia="微软雅黑" w:cs="Times New Roman"/>
+                <w:sz w:val="21"/>
+                <w:szCs w:val="21"/>
+                <w:lang w:eastAsia="zh-CN"/>
+              </w:rPr>
+              <w:t>7</w:t>
+            </w:r>
+            <w:r>
+              <w:rPr>
+                <w:rFonts w:ascii="Times New Roman" w:hAnsi="Times New Roman" w:eastAsia="微软雅黑" w:cs="Times New Roman"/>
+                <w:sz w:val="21"/>
+                <w:szCs w:val="21"/>
+                <w:lang w:eastAsia="zh-CN"/>
+              </w:rPr>
+              <w:t>’</w:t>
+            </w:r>
+            <w:r>
+              <w:rPr>
+                <w:rFonts w:hint="eastAsia" w:ascii="Times New Roman" w:hAnsi="Times New Roman" w:eastAsia="微软雅黑" w:cs="Times New Roman"/>
+                <w:sz w:val="21"/>
+                <w:szCs w:val="21"/>
+                <w:lang w:eastAsia="zh-CN"/>
+              </w:rPr>
+              <w:t>%}</w:t>
+            </w:r>
+            <w:r>
+              <w:rPr>
+                <w:rFonts w:ascii="Times New Roman" w:hAnsi="Times New Roman" w:eastAsia="微软雅黑" w:cs="Times New Roman"/>
+                <w:sz w:val="21"/>
+                <w:szCs w:val="21"/>
+                <w:lang w:eastAsia="zh-CN"/>
+              </w:rPr>
+              <w:t>{%if loop.last%}</w:t>
+            </w:r>
+            <w:r>
+              <w:rPr>
+                <w:rFonts w:hint="eastAsia" w:ascii="Times New Roman" w:hAnsi="Times New Roman" w:eastAsia="微软雅黑" w:cs="Times New Roman"/>
+                <w:sz w:val="21"/>
+                <w:szCs w:val="21"/>
+                <w:lang w:eastAsia="zh-CN"/>
+              </w:rPr>
+              <w:t>{{ d.nameLevel }}（C级）</w:t>
+            </w:r>
+            <w:r>
+              <w:rPr>
+                <w:rFonts w:ascii="Times New Roman" w:hAnsi="Times New Roman" w:eastAsia="微软雅黑" w:cs="Times New Roman"/>
+                <w:sz w:val="21"/>
+                <w:szCs w:val="21"/>
+                <w:lang w:eastAsia="zh-CN"/>
+              </w:rPr>
+              <w:t>{%else%}</w:t>
+            </w:r>
+            <w:r>
+              <w:rPr>
+                <w:rFonts w:hint="eastAsia" w:ascii="Times New Roman" w:hAnsi="Times New Roman" w:eastAsia="微软雅黑" w:cs="Times New Roman"/>
+                <w:sz w:val="21"/>
+                <w:szCs w:val="21"/>
+                <w:lang w:eastAsia="zh-CN"/>
+              </w:rPr>
+              <w:t>{{ d.nameLevel }}（</w:t>
+            </w:r>
+            <w:r>
+              <w:rPr>
+                <w:rFonts w:hint="eastAsia" w:ascii="Times New Roman" w:hAnsi="Times New Roman" w:eastAsia="微软雅黑" w:cs="Times New Roman"/>
+                <w:sz w:val="21"/>
+                <w:szCs w:val="21"/>
+                <w:lang w:val="en-US" w:eastAsia="zh-CN"/>
+              </w:rPr>
+              <w:t>可能耐药</w:t>
+            </w:r>
+            <w:r>
+              <w:rPr>
+                <w:rFonts w:hint="eastAsia" w:ascii="Times New Roman" w:hAnsi="Times New Roman" w:eastAsia="微软雅黑" w:cs="Times New Roman"/>
+                <w:sz w:val="21"/>
+                <w:szCs w:val="21"/>
+                <w:lang w:eastAsia="zh-CN"/>
+              </w:rPr>
+              <w:t>、C级）</w:t>
+            </w:r>
+            <w:r>
+              <w:rPr>
+                <w:rFonts w:ascii="Times New Roman" w:hAnsi="Times New Roman" w:eastAsia="微软雅黑" w:cs="Times New Roman"/>
+                <w:sz w:val="21"/>
+                <w:szCs w:val="21"/>
+                <w:lang w:eastAsia="zh-CN"/>
+              </w:rPr>
+              <w:t>，{%endif%}</w:t>
+            </w:r>
+          </w:p>
+          <w:p>
+            <w:pPr>
+              <w:keepNext w:val="0"/>
+              <w:keepLines w:val="0"/>
+              <w:pageBreakBefore w:val="0"/>
+              <w:widowControl w:val="0"/>
+              <w:kinsoku/>
+              <w:wordWrap w:val="0"/>
+              <w:overflowPunct/>
+              <w:topLinePunct w:val="0"/>
+              <w:autoSpaceDE w:val="0"/>
+              <w:autoSpaceDN w:val="0"/>
+              <w:bidi w:val="0"/>
+              <w:adjustRightInd w:val="0"/>
+              <w:snapToGrid/>
+              <w:jc w:val="both"/>
+              <w:textAlignment w:val="auto"/>
+              <w:rPr>
+                <w:rFonts w:ascii="Times New Roman" w:hAnsi="Times New Roman" w:eastAsia="微软雅黑" w:cs="Times New Roman"/>
+                <w:sz w:val="21"/>
+                <w:szCs w:val="21"/>
+                <w:lang w:eastAsia="zh-CN"/>
+              </w:rPr>
+            </w:pPr>
+            <w:r>
+              <w:rPr>
+                <w:rFonts w:hint="eastAsia" w:ascii="Times New Roman" w:hAnsi="Times New Roman" w:eastAsia="微软雅黑" w:cs="Times New Roman"/>
+                <w:sz w:val="21"/>
+                <w:szCs w:val="21"/>
+                <w:lang w:eastAsia="zh-CN"/>
+              </w:rPr>
+              <w:t xml:space="preserve">{%elif </w:t>
+            </w:r>
+            <w:r>
+              <w:rPr>
+                <w:rFonts w:ascii="Times New Roman" w:hAnsi="Times New Roman" w:eastAsia="微软雅黑" w:cs="Times New Roman"/>
+                <w:sz w:val="21"/>
+                <w:szCs w:val="21"/>
+                <w:lang w:eastAsia="zh-CN"/>
+              </w:rPr>
+              <w:t>d</w:t>
+            </w:r>
+            <w:r>
+              <w:rPr>
+                <w:rFonts w:hint="eastAsia" w:ascii="Times New Roman" w:hAnsi="Times New Roman" w:eastAsia="微软雅黑" w:cs="Times New Roman"/>
+                <w:sz w:val="21"/>
+                <w:szCs w:val="21"/>
+                <w:lang w:eastAsia="zh-CN"/>
+              </w:rPr>
+              <w:t xml:space="preserve">.level == </w:t>
+            </w:r>
+            <w:r>
+              <w:rPr>
+                <w:rFonts w:ascii="Times New Roman" w:hAnsi="Times New Roman" w:eastAsia="微软雅黑" w:cs="Times New Roman"/>
+                <w:sz w:val="21"/>
+                <w:szCs w:val="21"/>
+                <w:lang w:eastAsia="zh-CN"/>
+              </w:rPr>
+              <w:t>‘</w:t>
+            </w:r>
+            <w:r>
+              <w:rPr>
+                <w:rFonts w:hint="eastAsia" w:ascii="Times New Roman" w:hAnsi="Times New Roman" w:eastAsia="微软雅黑" w:cs="Times New Roman"/>
+                <w:sz w:val="21"/>
+                <w:szCs w:val="21"/>
+                <w:lang w:eastAsia="zh-CN"/>
+              </w:rPr>
+              <w:t>8</w:t>
+            </w:r>
+            <w:r>
+              <w:rPr>
+                <w:rFonts w:ascii="Times New Roman" w:hAnsi="Times New Roman" w:eastAsia="微软雅黑" w:cs="Times New Roman"/>
+                <w:sz w:val="21"/>
+                <w:szCs w:val="21"/>
+                <w:lang w:eastAsia="zh-CN"/>
+              </w:rPr>
+              <w:t>’</w:t>
+            </w:r>
+            <w:r>
+              <w:rPr>
+                <w:rFonts w:hint="eastAsia" w:ascii="Times New Roman" w:hAnsi="Times New Roman" w:eastAsia="微软雅黑" w:cs="Times New Roman"/>
+                <w:sz w:val="21"/>
+                <w:szCs w:val="21"/>
+                <w:lang w:eastAsia="zh-CN"/>
+              </w:rPr>
+              <w:t>%}</w:t>
+            </w:r>
+            <w:r>
+              <w:rPr>
+                <w:rFonts w:ascii="Times New Roman" w:hAnsi="Times New Roman" w:eastAsia="微软雅黑" w:cs="Times New Roman"/>
+                <w:sz w:val="21"/>
+                <w:szCs w:val="21"/>
+                <w:lang w:eastAsia="zh-CN"/>
+              </w:rPr>
+              <w:t>{%if loop.last%}</w:t>
+            </w:r>
+            <w:r>
+              <w:rPr>
+                <w:rFonts w:hint="eastAsia" w:ascii="Times New Roman" w:hAnsi="Times New Roman" w:eastAsia="微软雅黑" w:cs="Times New Roman"/>
+                <w:sz w:val="21"/>
+                <w:szCs w:val="21"/>
+                <w:lang w:eastAsia="zh-CN"/>
+              </w:rPr>
+              <w:t>{{ d.nameLevel }}（</w:t>
+            </w:r>
+            <w:r>
+              <w:rPr>
+                <w:rFonts w:hint="eastAsia" w:ascii="Times New Roman" w:hAnsi="Times New Roman" w:eastAsia="微软雅黑" w:cs="Times New Roman"/>
+                <w:sz w:val="21"/>
+                <w:szCs w:val="21"/>
+                <w:lang w:val="en-US" w:eastAsia="zh-CN"/>
+              </w:rPr>
+              <w:t>可能耐药</w:t>
+            </w:r>
+            <w:r>
+              <w:rPr>
+                <w:rFonts w:hint="eastAsia" w:ascii="Times New Roman" w:hAnsi="Times New Roman" w:eastAsia="微软雅黑" w:cs="Times New Roman"/>
+                <w:sz w:val="21"/>
+                <w:szCs w:val="21"/>
+                <w:lang w:eastAsia="zh-CN"/>
+              </w:rPr>
+              <w:t>、D级）</w:t>
+            </w:r>
+            <w:r>
+              <w:rPr>
+                <w:rFonts w:ascii="Times New Roman" w:hAnsi="Times New Roman" w:eastAsia="微软雅黑" w:cs="Times New Roman"/>
+                <w:sz w:val="21"/>
+                <w:szCs w:val="21"/>
+                <w:lang w:eastAsia="zh-CN"/>
+              </w:rPr>
+              <w:t>{%else%}</w:t>
+            </w:r>
+            <w:r>
+              <w:rPr>
+                <w:rFonts w:hint="eastAsia" w:ascii="Times New Roman" w:hAnsi="Times New Roman" w:eastAsia="微软雅黑" w:cs="Times New Roman"/>
+                <w:sz w:val="21"/>
+                <w:szCs w:val="21"/>
+                <w:lang w:eastAsia="zh-CN"/>
+              </w:rPr>
+              <w:t>{{ d.nameLevel }}（</w:t>
+            </w:r>
+            <w:r>
+              <w:rPr>
+                <w:rFonts w:hint="eastAsia" w:ascii="Times New Roman" w:hAnsi="Times New Roman" w:eastAsia="微软雅黑" w:cs="Times New Roman"/>
+                <w:sz w:val="21"/>
+                <w:szCs w:val="21"/>
+                <w:lang w:val="en-US" w:eastAsia="zh-CN"/>
+              </w:rPr>
+              <w:t>可能耐药</w:t>
+            </w:r>
+            <w:r>
+              <w:rPr>
+                <w:rFonts w:hint="eastAsia" w:ascii="Times New Roman" w:hAnsi="Times New Roman" w:eastAsia="微软雅黑" w:cs="Times New Roman"/>
+                <w:sz w:val="21"/>
+                <w:szCs w:val="21"/>
+                <w:lang w:eastAsia="zh-CN"/>
+              </w:rPr>
+              <w:t>、D级）</w:t>
+            </w:r>
+            <w:r>
+              <w:rPr>
+                <w:rFonts w:ascii="Times New Roman" w:hAnsi="Times New Roman" w:eastAsia="微软雅黑" w:cs="Times New Roman"/>
+                <w:sz w:val="21"/>
+                <w:szCs w:val="21"/>
+                <w:lang w:eastAsia="zh-CN"/>
+              </w:rPr>
+              <w:t>，{%endif%}</w:t>
+            </w:r>
+          </w:p>
+          <w:p>
+            <w:pPr>
+              <w:keepNext w:val="0"/>
+              <w:keepLines w:val="0"/>
+              <w:pageBreakBefore w:val="0"/>
+              <w:widowControl w:val="0"/>
+              <w:kinsoku/>
+              <w:wordWrap w:val="0"/>
+              <w:overflowPunct/>
+              <w:topLinePunct w:val="0"/>
+              <w:autoSpaceDE w:val="0"/>
+              <w:autoSpaceDN w:val="0"/>
+              <w:bidi w:val="0"/>
+              <w:adjustRightInd w:val="0"/>
+              <w:snapToGrid/>
+              <w:jc w:val="both"/>
+              <w:textAlignment w:val="auto"/>
+              <w:rPr>
+                <w:rFonts w:hint="eastAsia" w:ascii="Times New Roman" w:hAnsi="Times New Roman" w:eastAsia="微软雅黑" w:cs="Times New Roman"/>
+                <w:sz w:val="21"/>
+                <w:szCs w:val="21"/>
+                <w:lang w:eastAsia="zh-CN"/>
+              </w:rPr>
+            </w:pPr>
+            <w:r>
+              <w:rPr>
+                <w:rFonts w:ascii="Times New Roman" w:hAnsi="Times New Roman" w:eastAsia="微软雅黑" w:cs="Times New Roman"/>
+                <w:sz w:val="21"/>
+                <w:szCs w:val="21"/>
+                <w:lang w:eastAsia="zh-CN"/>
+              </w:rPr>
+              <w:t>{%endif%}</w:t>
+            </w:r>
+            <w:r>
+              <w:rPr>
+                <w:rFonts w:hint="eastAsia" w:ascii="Times New Roman" w:hAnsi="Times New Roman" w:eastAsia="微软雅黑" w:cs="Times New Roman"/>
+                <w:sz w:val="21"/>
+                <w:szCs w:val="21"/>
+                <w:lang w:eastAsia="zh-CN"/>
+              </w:rPr>
+              <w:t>{% endfor %}{% endif%}</w:t>
             </w:r>
           </w:p>
         </w:tc>
@@ -27332,14 +28082,6 @@
         <w:gridCol w:w="8417"/>
       </w:tblGrid>
       <w:tr>
-        <w:tblPrEx>
-          <w:tblCellMar>
-            <w:top w:w="0" w:type="dxa"/>
-            <w:left w:w="108" w:type="dxa"/>
-            <w:bottom w:w="0" w:type="dxa"/>
-            <w:right w:w="108" w:type="dxa"/>
-          </w:tblCellMar>
-        </w:tblPrEx>
         <w:trPr>
           <w:trHeight w:val="462" w:hRule="exact"/>
         </w:trPr>
@@ -36265,7 +37007,7 @@
     <w:lsdException w:uiPriority="99" w:name="footnote text"/>
     <w:lsdException w:uiPriority="99" w:name="annotation text"/>
     <w:lsdException w:qFormat="1" w:uiPriority="99" w:name="header"/>
-    <w:lsdException w:qFormat="1" w:uiPriority="99" w:name="footer"/>
+    <w:lsdException w:uiPriority="99" w:name="footer"/>
     <w:lsdException w:uiPriority="99" w:name="index heading"/>
     <w:lsdException w:uiPriority="99" w:name="caption"/>
     <w:lsdException w:uiPriority="99" w:name="table of figures"/>
@@ -36577,7 +37319,6 @@
     <w:basedOn w:val="1"/>
     <w:semiHidden/>
     <w:unhideWhenUsed/>
-    <w:qFormat/>
     <w:uiPriority w:val="99"/>
     <w:pPr>
       <w:tabs>

--- a/WebContent/docx/肺癌60基因-河南人民-单样本.docx
+++ b/WebContent/docx/肺癌60基因-河南人民-单样本.docx
@@ -24,8 +24,6 @@
           <w:sz w:val="52"/>
         </w:rPr>
       </w:pPr>
-      <w:bookmarkStart w:id="0" w:name="_GoBack"/>
-      <w:bookmarkEnd w:id="0"/>
       <w:r>
         <w:rPr>
           <w:rFonts w:hint="default"/>
@@ -5131,10 +5129,15 @@
               <w:keepNext w:val="0"/>
               <w:keepLines w:val="0"/>
               <w:pageBreakBefore w:val="0"/>
-              <w:wordWrap w:val="0"/>
-              <w:topLinePunct w:val="0"/>
-              <w:bidi w:val="0"/>
-              <w:adjustRightInd w:val="0"/>
+              <w:kinsoku/>
+              <w:wordWrap w:val="0"/>
+              <w:overflowPunct/>
+              <w:topLinePunct w:val="0"/>
+              <w:autoSpaceDE w:val="0"/>
+              <w:autoSpaceDN w:val="0"/>
+              <w:bidi w:val="0"/>
+              <w:adjustRightInd w:val="0"/>
+              <w:snapToGrid/>
               <w:jc w:val="both"/>
               <w:textAlignment w:val="auto"/>
               <w:rPr>
@@ -5160,10 +5163,15 @@
               <w:keepNext w:val="0"/>
               <w:keepLines w:val="0"/>
               <w:pageBreakBefore w:val="0"/>
-              <w:wordWrap w:val="0"/>
-              <w:topLinePunct w:val="0"/>
-              <w:bidi w:val="0"/>
-              <w:adjustRightInd w:val="0"/>
+              <w:kinsoku/>
+              <w:wordWrap w:val="0"/>
+              <w:overflowPunct/>
+              <w:topLinePunct w:val="0"/>
+              <w:autoSpaceDE w:val="0"/>
+              <w:autoSpaceDN w:val="0"/>
+              <w:bidi w:val="0"/>
+              <w:adjustRightInd w:val="0"/>
+              <w:snapToGrid/>
               <w:jc w:val="both"/>
               <w:textAlignment w:val="auto"/>
               <w:rPr>
@@ -5189,10 +5197,15 @@
               <w:keepNext w:val="0"/>
               <w:keepLines w:val="0"/>
               <w:pageBreakBefore w:val="0"/>
-              <w:wordWrap w:val="0"/>
-              <w:topLinePunct w:val="0"/>
-              <w:bidi w:val="0"/>
-              <w:adjustRightInd w:val="0"/>
+              <w:kinsoku/>
+              <w:wordWrap w:val="0"/>
+              <w:overflowPunct/>
+              <w:topLinePunct w:val="0"/>
+              <w:autoSpaceDE w:val="0"/>
+              <w:autoSpaceDN w:val="0"/>
+              <w:bidi w:val="0"/>
+              <w:adjustRightInd w:val="0"/>
+              <w:snapToGrid/>
               <w:jc w:val="both"/>
               <w:textAlignment w:val="auto"/>
               <w:rPr>
@@ -5233,15 +5246,21 @@
           </w:tcPr>
           <w:p>
             <w:pPr>
+              <w:pStyle w:val="7"/>
               <w:keepNext w:val="0"/>
               <w:keepLines w:val="0"/>
               <w:pageBreakBefore w:val="0"/>
               <w:widowControl/>
               <w:suppressLineNumbers w:val="0"/>
-              <w:wordWrap w:val="0"/>
-              <w:topLinePunct w:val="0"/>
-              <w:bidi w:val="0"/>
-              <w:adjustRightInd w:val="0"/>
+              <w:kinsoku/>
+              <w:wordWrap w:val="0"/>
+              <w:overflowPunct/>
+              <w:topLinePunct w:val="0"/>
+              <w:autoSpaceDE w:val="0"/>
+              <w:autoSpaceDN w:val="0"/>
+              <w:bidi w:val="0"/>
+              <w:adjustRightInd w:val="0"/>
+              <w:snapToGrid/>
               <w:jc w:val="center"/>
               <w:textAlignment w:val="auto"/>
               <w:rPr>
@@ -5267,7 +5286,7 @@
                 <w:szCs w:val="19"/>
                 <w:lang w:val="en-US" w:eastAsia="zh-CN"/>
               </w:rPr>
-              <w:t>BodyDrugTipList</w:t>
+              <w:t>BodyDrugTipList =</w:t>
             </w:r>
             <w:r>
               <w:rPr>
@@ -5277,7 +5296,7 @@
                 <w:szCs w:val="19"/>
                 <w:lang w:val="en-US" w:eastAsia="zh-CN" w:bidi="ar-SA"/>
               </w:rPr>
-              <w:t>!= []</w:t>
+              <w:t>= []</w:t>
             </w:r>
             <w:r>
               <w:rPr>
@@ -5287,7 +5306,7 @@
                 <w:szCs w:val="19"/>
                 <w:lang w:val="en-US" w:eastAsia="zh-CN" w:bidi="ar-SA"/>
               </w:rPr>
-              <w:t xml:space="preserve"> </w:t>
+              <w:t xml:space="preserve"> and </w:t>
             </w:r>
             <w:r>
               <w:rPr>
@@ -5296,8 +5315,46 @@
                 <w:szCs w:val="19"/>
                 <w:lang w:val="en-US" w:eastAsia="zh-CN"/>
               </w:rPr>
+              <w:t>HenanPeopleCustomInfo</w:t>
+            </w:r>
+            <w:r>
+              <w:rPr>
+                <w:rFonts w:hint="eastAsia" w:ascii="monospace" w:hAnsi="monospace" w:eastAsia="monospace" w:cs="monospace"/>
+                <w:sz w:val="19"/>
+                <w:szCs w:val="19"/>
+                <w:lang w:val="en-US" w:eastAsia="zh-CN"/>
+              </w:rPr>
+              <w:t>.</w:t>
+            </w:r>
+            <w:r>
+              <w:rPr>
+                <w:rFonts w:hint="default" w:ascii="monospace" w:hAnsi="monospace" w:eastAsia="monospace" w:cs="monospace"/>
+                <w:sz w:val="19"/>
+                <w:szCs w:val="19"/>
+                <w:lang w:val="en-US" w:eastAsia="zh-CN"/>
+              </w:rPr>
+              <w:t>unknownMutationSiteInfoList</w:t>
+            </w:r>
+            <w:r>
+              <w:rPr>
+                <w:rFonts w:hint="eastAsia" w:ascii="monospace" w:hAnsi="monospace" w:eastAsia="monospace" w:cs="monospace"/>
+                <w:sz w:val="19"/>
+                <w:szCs w:val="19"/>
+                <w:lang w:val="en-US" w:eastAsia="zh-CN"/>
+              </w:rPr>
+              <w:t xml:space="preserve"> == []</w:t>
+            </w:r>
+            <w:r>
+              <w:rPr>
+                <w:rFonts w:hint="default" w:ascii="monospace" w:hAnsi="monospace" w:eastAsia="monospace" w:cs="monospace"/>
+                <w:sz w:val="19"/>
+                <w:szCs w:val="19"/>
+                <w:lang w:val="en-US" w:eastAsia="zh-CN"/>
+              </w:rPr>
               <w:t>%}</w:t>
             </w:r>
+            <w:bookmarkStart w:id="0" w:name="_GoBack"/>
+            <w:bookmarkEnd w:id="0"/>
           </w:p>
         </w:tc>
       </w:tr>
@@ -5320,8 +5377,7 @@
         </w:tblPrEx>
         <w:tc>
           <w:tcPr>
-            <w:tcW w:w="10686" w:type="dxa"/>
-            <w:gridSpan w:val="3"/>
+            <w:tcW w:w="3562" w:type="dxa"/>
           </w:tcPr>
           <w:p>
             <w:pPr>
@@ -5331,87 +5387,111 @@
               <w:pageBreakBefore w:val="0"/>
               <w:widowControl/>
               <w:suppressLineNumbers w:val="0"/>
-              <w:wordWrap w:val="0"/>
-              <w:topLinePunct w:val="0"/>
-              <w:bidi w:val="0"/>
-              <w:adjustRightInd w:val="0"/>
+              <w:kinsoku/>
+              <w:wordWrap w:val="0"/>
+              <w:overflowPunct/>
+              <w:topLinePunct w:val="0"/>
+              <w:autoSpaceDE w:val="0"/>
+              <w:autoSpaceDN w:val="0"/>
+              <w:bidi w:val="0"/>
+              <w:adjustRightInd w:val="0"/>
+              <w:snapToGrid/>
               <w:jc w:val="center"/>
               <w:textAlignment w:val="auto"/>
-              <w:rPr>
-                <w:rFonts w:hint="default" w:eastAsia="宋体"/>
-                <w:sz w:val="28"/>
-                <w:lang w:val="en-US" w:eastAsia="zh-CN"/>
-              </w:rPr>
-            </w:pPr>
-            <w:r>
               <w:rPr>
                 <w:rFonts w:hint="default" w:ascii="monospace" w:hAnsi="monospace" w:eastAsia="monospace" w:cs="monospace"/>
                 <w:sz w:val="19"/>
                 <w:szCs w:val="19"/>
                 <w:lang w:val="en-US" w:eastAsia="zh-CN"/>
               </w:rPr>
-              <w:t>{%tr for</w:t>
-            </w:r>
+            </w:pPr>
             <w:r>
               <w:rPr>
                 <w:rFonts w:hint="default"/>
                 <w:sz w:val="28"/>
-                <w:lang w:val="en-US" w:eastAsia="zh-CN"/>
-              </w:rPr>
-              <w:t xml:space="preserve"> </w:t>
-            </w:r>
-            <w:r>
-              <w:rPr>
-                <w:rFonts w:hint="eastAsia" w:ascii="monospace" w:hAnsi="monospace" w:eastAsia="monospace" w:cs="monospace"/>
-                <w:sz w:val="19"/>
-                <w:szCs w:val="19"/>
-                <w:lang w:val="en-US" w:eastAsia="zh-CN"/>
-              </w:rPr>
-              <w:t>i</w:t>
-            </w:r>
-            <w:r>
+                <w:lang w:val="en-US"/>
+              </w:rPr>
+              <w:t>/</w:t>
+            </w:r>
+          </w:p>
+        </w:tc>
+        <w:tc>
+          <w:tcPr>
+            <w:tcW w:w="3562" w:type="dxa"/>
+          </w:tcPr>
+          <w:p>
+            <w:pPr>
+              <w:pStyle w:val="7"/>
+              <w:keepNext w:val="0"/>
+              <w:keepLines w:val="0"/>
+              <w:pageBreakBefore w:val="0"/>
+              <w:widowControl/>
+              <w:suppressLineNumbers w:val="0"/>
+              <w:kinsoku/>
+              <w:wordWrap w:val="0"/>
+              <w:overflowPunct/>
+              <w:topLinePunct w:val="0"/>
+              <w:autoSpaceDE w:val="0"/>
+              <w:autoSpaceDN w:val="0"/>
+              <w:bidi w:val="0"/>
+              <w:adjustRightInd w:val="0"/>
+              <w:snapToGrid/>
+              <w:jc w:val="center"/>
+              <w:textAlignment w:val="auto"/>
               <w:rPr>
                 <w:rFonts w:hint="default" w:ascii="monospace" w:hAnsi="monospace" w:eastAsia="monospace" w:cs="monospace"/>
                 <w:sz w:val="19"/>
                 <w:szCs w:val="19"/>
                 <w:lang w:val="en-US" w:eastAsia="zh-CN"/>
               </w:rPr>
-              <w:t xml:space="preserve"> in</w:t>
-            </w:r>
+            </w:pPr>
             <w:r>
               <w:rPr>
                 <w:rFonts w:hint="default"/>
                 <w:sz w:val="28"/>
-                <w:lang w:val="en-US" w:eastAsia="zh-CN"/>
-              </w:rPr>
-              <w:t xml:space="preserve"> </w:t>
-            </w:r>
-            <w:r>
+                <w:lang w:val="en-US"/>
+              </w:rPr>
+              <w:t>/</w:t>
+            </w:r>
+          </w:p>
+        </w:tc>
+        <w:tc>
+          <w:tcPr>
+            <w:tcW w:w="3562" w:type="dxa"/>
+          </w:tcPr>
+          <w:p>
+            <w:pPr>
+              <w:pStyle w:val="7"/>
+              <w:keepNext w:val="0"/>
+              <w:keepLines w:val="0"/>
+              <w:pageBreakBefore w:val="0"/>
+              <w:widowControl/>
+              <w:suppressLineNumbers w:val="0"/>
+              <w:kinsoku/>
+              <w:wordWrap w:val="0"/>
+              <w:overflowPunct/>
+              <w:topLinePunct w:val="0"/>
+              <w:autoSpaceDE w:val="0"/>
+              <w:autoSpaceDN w:val="0"/>
+              <w:bidi w:val="0"/>
+              <w:adjustRightInd w:val="0"/>
+              <w:snapToGrid/>
+              <w:jc w:val="center"/>
+              <w:textAlignment w:val="auto"/>
               <w:rPr>
                 <w:rFonts w:hint="default" w:ascii="monospace" w:hAnsi="monospace" w:eastAsia="monospace" w:cs="monospace"/>
                 <w:sz w:val="19"/>
                 <w:szCs w:val="19"/>
                 <w:lang w:val="en-US" w:eastAsia="zh-CN"/>
               </w:rPr>
-              <w:t>HenanPeopleCustomInfo.</w:t>
-            </w:r>
-            <w:r>
-              <w:rPr>
-                <w:rFonts w:hint="eastAsia" w:ascii="monospace" w:hAnsi="monospace" w:eastAsia="monospace" w:cs="monospace"/>
-                <w:sz w:val="19"/>
-                <w:szCs w:val="19"/>
-                <w:lang w:val="en-US" w:eastAsia="zh-CN"/>
-              </w:rPr>
-              <w:t>BodyDrugTipList</w:t>
-            </w:r>
-            <w:r>
-              <w:rPr>
-                <w:rFonts w:hint="default" w:ascii="monospace" w:hAnsi="monospace" w:eastAsia="monospace" w:cs="monospace"/>
-                <w:sz w:val="19"/>
-                <w:szCs w:val="19"/>
-                <w:lang w:val="en-US" w:eastAsia="zh-CN"/>
-              </w:rPr>
-              <w:t>%}</w:t>
+            </w:pPr>
+            <w:r>
+              <w:rPr>
+                <w:rFonts w:hint="default"/>
+                <w:sz w:val="28"/>
+                <w:lang w:val="en-US"/>
+              </w:rPr>
+              <w:t>/</w:t>
             </w:r>
           </w:p>
         </w:tc>
@@ -5435,114 +5515,60 @@
         </w:tblPrEx>
         <w:tc>
           <w:tcPr>
-            <w:tcW w:w="3562" w:type="dxa"/>
-            <w:vAlign w:val="center"/>
-          </w:tcPr>
-          <w:p>
-            <w:pPr>
-              <w:keepNext w:val="0"/>
-              <w:keepLines w:val="0"/>
-              <w:pageBreakBefore w:val="0"/>
-              <w:wordWrap w:val="0"/>
-              <w:topLinePunct w:val="0"/>
-              <w:bidi w:val="0"/>
-              <w:adjustRightInd w:val="0"/>
+            <w:tcW w:w="10686" w:type="dxa"/>
+            <w:gridSpan w:val="3"/>
+          </w:tcPr>
+          <w:p>
+            <w:pPr>
+              <w:pStyle w:val="7"/>
+              <w:keepNext w:val="0"/>
+              <w:keepLines w:val="0"/>
+              <w:pageBreakBefore w:val="0"/>
+              <w:widowControl/>
+              <w:suppressLineNumbers w:val="0"/>
+              <w:kinsoku/>
+              <w:wordWrap w:val="0"/>
+              <w:overflowPunct/>
+              <w:topLinePunct w:val="0"/>
+              <w:autoSpaceDE w:val="0"/>
+              <w:autoSpaceDN w:val="0"/>
+              <w:bidi w:val="0"/>
+              <w:adjustRightInd w:val="0"/>
+              <w:snapToGrid/>
               <w:jc w:val="center"/>
               <w:textAlignment w:val="auto"/>
               <w:rPr>
-                <w:rFonts w:hint="default"/>
-                <w:sz w:val="28"/>
-                <w:lang w:val="en-US"/>
-              </w:rPr>
-            </w:pPr>
-            <w:r>
-              <w:rPr>
-                <w:rFonts w:hint="default"/>
-                <w:sz w:val="28"/>
-                <w:shd w:val="clear" w:color="auto" w:fill="auto"/>
-                <w:lang w:val="en-US"/>
-              </w:rPr>
-              <w:t>{{i.gene}}</w:t>
-            </w:r>
-          </w:p>
-        </w:tc>
-        <w:tc>
-          <w:tcPr>
-            <w:tcW w:w="3562" w:type="dxa"/>
-            <w:vAlign w:val="center"/>
-          </w:tcPr>
-          <w:p>
-            <w:pPr>
-              <w:keepNext w:val="0"/>
-              <w:keepLines w:val="0"/>
-              <w:pageBreakBefore w:val="0"/>
-              <w:wordWrap w:val="0"/>
-              <w:topLinePunct w:val="0"/>
-              <w:bidi w:val="0"/>
-              <w:adjustRightInd w:val="0"/>
-              <w:jc w:val="center"/>
-              <w:textAlignment w:val="auto"/>
-              <w:rPr>
-                <w:rFonts w:hint="default"/>
-                <w:sz w:val="28"/>
-                <w:lang w:val="en-US"/>
-              </w:rPr>
-            </w:pPr>
-            <w:r>
-              <w:rPr>
-                <w:rFonts w:hint="default"/>
-                <w:sz w:val="28"/>
-                <w:lang w:val="en-US"/>
-              </w:rPr>
-              <w:t>{{i.ori_variant}}</w:t>
-            </w:r>
-          </w:p>
-        </w:tc>
-        <w:tc>
-          <w:tcPr>
-            <w:tcW w:w="3562" w:type="dxa"/>
-            <w:vAlign w:val="center"/>
-          </w:tcPr>
-          <w:p>
-            <w:pPr>
-              <w:keepNext w:val="0"/>
-              <w:keepLines w:val="0"/>
-              <w:pageBreakBefore w:val="0"/>
-              <w:wordWrap w:val="0"/>
-              <w:topLinePunct w:val="0"/>
-              <w:bidi w:val="0"/>
-              <w:adjustRightInd w:val="0"/>
-              <w:jc w:val="both"/>
-              <w:textAlignment w:val="auto"/>
-              <w:rPr>
-                <w:rFonts w:hint="default"/>
-                <w:sz w:val="28"/>
-                <w:lang w:val="en-US"/>
-              </w:rPr>
-            </w:pPr>
-            <w:r>
-              <w:rPr>
-                <w:rFonts w:hint="default"/>
-                <w:sz w:val="28"/>
-                <w:lang w:val="en-US"/>
-              </w:rPr>
-              <w:t>{{</w:t>
-            </w:r>
-            <w:r>
-              <w:rPr>
-                <w:rFonts w:hint="eastAsia"/>
+                <w:rFonts w:hint="default" w:eastAsia="宋体"/>
                 <w:sz w:val="28"/>
                 <w:lang w:val="en-US" w:eastAsia="zh-CN"/>
               </w:rPr>
-              <w:t>i</w:t>
-            </w:r>
-            <w:r>
-              <w:rPr>
-                <w:rFonts w:hint="default"/>
-                <w:sz w:val="28"/>
-                <w:lang w:val="en-US"/>
-              </w:rPr>
-              <w:t>.variationClass}}</w:t>
+            </w:pPr>
+            <w:r>
+              <w:rPr>
+                <w:rFonts w:hint="default" w:ascii="monospace" w:hAnsi="monospace" w:eastAsia="monospace" w:cs="monospace"/>
+                <w:sz w:val="19"/>
+                <w:szCs w:val="19"/>
+                <w:lang w:val="en-US" w:eastAsia="zh-CN"/>
+              </w:rPr>
+              <w:t>{%tr e</w:t>
+            </w:r>
+            <w:r>
+              <w:rPr>
+                <w:rFonts w:hint="eastAsia" w:ascii="monospace" w:hAnsi="monospace" w:eastAsia="monospace" w:cs="monospace"/>
+                <w:sz w:val="19"/>
+                <w:szCs w:val="19"/>
+                <w:lang w:val="en-US" w:eastAsia="zh-CN"/>
+              </w:rPr>
+              <w:t>lse</w:t>
+            </w:r>
+            <w:r>
+              <w:rPr>
+                <w:rFonts w:hint="default" w:ascii="monospace" w:hAnsi="monospace" w:eastAsia="monospace" w:cs="monospace"/>
+                <w:sz w:val="19"/>
+                <w:szCs w:val="19"/>
+                <w:lang w:val="en-US" w:eastAsia="zh-CN"/>
+              </w:rPr>
+              <w:t xml:space="preserve"> %}</w:t>
             </w:r>
           </w:p>
         </w:tc>
@@ -5571,19 +5597,27 @@
           </w:tcPr>
           <w:p>
             <w:pPr>
-              <w:keepNext w:val="0"/>
-              <w:keepLines w:val="0"/>
-              <w:pageBreakBefore w:val="0"/>
-              <w:wordWrap w:val="0"/>
-              <w:topLinePunct w:val="0"/>
-              <w:bidi w:val="0"/>
-              <w:adjustRightInd w:val="0"/>
+              <w:pStyle w:val="7"/>
+              <w:keepNext w:val="0"/>
+              <w:keepLines w:val="0"/>
+              <w:pageBreakBefore w:val="0"/>
+              <w:widowControl/>
+              <w:suppressLineNumbers w:val="0"/>
+              <w:kinsoku/>
+              <w:wordWrap w:val="0"/>
+              <w:overflowPunct/>
+              <w:topLinePunct w:val="0"/>
+              <w:autoSpaceDE w:val="0"/>
+              <w:autoSpaceDN w:val="0"/>
+              <w:bidi w:val="0"/>
+              <w:adjustRightInd w:val="0"/>
+              <w:snapToGrid/>
               <w:jc w:val="center"/>
               <w:textAlignment w:val="auto"/>
               <w:rPr>
-                <w:rFonts w:hint="default"/>
+                <w:rFonts w:hint="default" w:eastAsia="宋体"/>
                 <w:sz w:val="28"/>
-                <w:lang w:val="en-US"/>
+                <w:lang w:val="en-US" w:eastAsia="zh-CN"/>
               </w:rPr>
             </w:pPr>
             <w:r>
@@ -5593,7 +5627,68 @@
                 <w:szCs w:val="19"/>
                 <w:lang w:val="en-US" w:eastAsia="zh-CN"/>
               </w:rPr>
-              <w:t>{%tr endfor %}</w:t>
+              <w:t>{%tr for</w:t>
+            </w:r>
+            <w:r>
+              <w:rPr>
+                <w:rFonts w:hint="default"/>
+                <w:sz w:val="28"/>
+                <w:lang w:val="en-US" w:eastAsia="zh-CN"/>
+              </w:rPr>
+              <w:t xml:space="preserve"> </w:t>
+            </w:r>
+            <w:r>
+              <w:rPr>
+                <w:rFonts w:hint="eastAsia" w:ascii="monospace" w:hAnsi="monospace" w:eastAsia="monospace" w:cs="monospace"/>
+                <w:sz w:val="19"/>
+                <w:szCs w:val="19"/>
+                <w:lang w:val="en-US" w:eastAsia="zh-CN"/>
+              </w:rPr>
+              <w:t>i</w:t>
+            </w:r>
+            <w:r>
+              <w:rPr>
+                <w:rFonts w:hint="default" w:ascii="monospace" w:hAnsi="monospace" w:eastAsia="monospace" w:cs="monospace"/>
+                <w:sz w:val="19"/>
+                <w:szCs w:val="19"/>
+                <w:lang w:val="en-US" w:eastAsia="zh-CN"/>
+              </w:rPr>
+              <w:t xml:space="preserve"> in</w:t>
+            </w:r>
+            <w:r>
+              <w:rPr>
+                <w:rFonts w:hint="default"/>
+                <w:sz w:val="28"/>
+                <w:lang w:val="en-US" w:eastAsia="zh-CN"/>
+              </w:rPr>
+              <w:t xml:space="preserve"> </w:t>
+            </w:r>
+            <w:r>
+              <w:rPr>
+                <w:rFonts w:hint="default" w:ascii="monospace" w:hAnsi="monospace" w:eastAsia="monospace" w:cs="monospace"/>
+                <w:sz w:val="19"/>
+                <w:szCs w:val="19"/>
+                <w:lang w:val="en-US" w:eastAsia="zh-CN"/>
+              </w:rPr>
+              <w:t>HenanPeopleCustomInfo.</w:t>
+            </w:r>
+            <w:r>
+              <w:rPr>
+                <w:rFonts w:hint="eastAsia" w:ascii="monospace" w:hAnsi="monospace" w:eastAsia="monospace" w:cs="monospace"/>
+                <w:sz w:val="19"/>
+                <w:szCs w:val="19"/>
+                <w:lang w:val="en-US" w:eastAsia="zh-CN"/>
+              </w:rPr>
+              <w:t>BodyDrugTipList</w:t>
+            </w:r>
+            <w:r>
+              <w:rPr>
+                <w:rFonts w:hint="default" w:ascii="monospace" w:hAnsi="monospace" w:eastAsia="monospace" w:cs="monospace"/>
+                <w:sz w:val="19"/>
+                <w:szCs w:val="19"/>
+                <w:lang w:val="en-US" w:eastAsia="zh-CN"/>
+              </w:rPr>
+              <w:t>%}</w:t>
             </w:r>
           </w:p>
         </w:tc>
@@ -5617,18 +5712,23 @@
         </w:tblPrEx>
         <w:tc>
           <w:tcPr>
-            <w:tcW w:w="10686" w:type="dxa"/>
-            <w:gridSpan w:val="3"/>
-          </w:tcPr>
-          <w:p>
-            <w:pPr>
-              <w:keepNext w:val="0"/>
-              <w:keepLines w:val="0"/>
-              <w:pageBreakBefore w:val="0"/>
-              <w:wordWrap w:val="0"/>
-              <w:topLinePunct w:val="0"/>
-              <w:bidi w:val="0"/>
-              <w:adjustRightInd w:val="0"/>
+            <w:tcW w:w="3562" w:type="dxa"/>
+            <w:vAlign w:val="center"/>
+          </w:tcPr>
+          <w:p>
+            <w:pPr>
+              <w:keepNext w:val="0"/>
+              <w:keepLines w:val="0"/>
+              <w:pageBreakBefore w:val="0"/>
+              <w:kinsoku/>
+              <w:wordWrap w:val="0"/>
+              <w:overflowPunct/>
+              <w:topLinePunct w:val="0"/>
+              <w:autoSpaceDE w:val="0"/>
+              <w:autoSpaceDN w:val="0"/>
+              <w:bidi w:val="0"/>
+              <w:adjustRightInd w:val="0"/>
+              <w:snapToGrid/>
               <w:jc w:val="center"/>
               <w:textAlignment w:val="auto"/>
               <w:rPr>
@@ -5639,12 +5739,102 @@
             </w:pPr>
             <w:r>
               <w:rPr>
-                <w:rFonts w:hint="default" w:ascii="monospace" w:hAnsi="monospace" w:eastAsia="monospace" w:cs="monospace"/>
-                <w:sz w:val="19"/>
-                <w:szCs w:val="19"/>
+                <w:rFonts w:hint="default"/>
+                <w:sz w:val="28"/>
+                <w:shd w:val="clear" w:color="auto" w:fill="auto"/>
+                <w:lang w:val="en-US"/>
+              </w:rPr>
+              <w:t>{{i.gene}}</w:t>
+            </w:r>
+          </w:p>
+        </w:tc>
+        <w:tc>
+          <w:tcPr>
+            <w:tcW w:w="3562" w:type="dxa"/>
+            <w:vAlign w:val="center"/>
+          </w:tcPr>
+          <w:p>
+            <w:pPr>
+              <w:keepNext w:val="0"/>
+              <w:keepLines w:val="0"/>
+              <w:pageBreakBefore w:val="0"/>
+              <w:kinsoku/>
+              <w:wordWrap w:val="0"/>
+              <w:overflowPunct/>
+              <w:topLinePunct w:val="0"/>
+              <w:autoSpaceDE w:val="0"/>
+              <w:autoSpaceDN w:val="0"/>
+              <w:bidi w:val="0"/>
+              <w:adjustRightInd w:val="0"/>
+              <w:snapToGrid/>
+              <w:jc w:val="center"/>
+              <w:textAlignment w:val="auto"/>
+              <w:rPr>
+                <w:rFonts w:hint="default"/>
+                <w:sz w:val="28"/>
+                <w:lang w:val="en-US"/>
+              </w:rPr>
+            </w:pPr>
+            <w:r>
+              <w:rPr>
+                <w:rFonts w:hint="default"/>
+                <w:sz w:val="28"/>
+                <w:lang w:val="en-US"/>
+              </w:rPr>
+              <w:t>{{i.ori_variant}}</w:t>
+            </w:r>
+          </w:p>
+        </w:tc>
+        <w:tc>
+          <w:tcPr>
+            <w:tcW w:w="3562" w:type="dxa"/>
+            <w:vAlign w:val="center"/>
+          </w:tcPr>
+          <w:p>
+            <w:pPr>
+              <w:keepNext w:val="0"/>
+              <w:keepLines w:val="0"/>
+              <w:pageBreakBefore w:val="0"/>
+              <w:kinsoku/>
+              <w:wordWrap w:val="0"/>
+              <w:overflowPunct/>
+              <w:topLinePunct w:val="0"/>
+              <w:autoSpaceDE w:val="0"/>
+              <w:autoSpaceDN w:val="0"/>
+              <w:bidi w:val="0"/>
+              <w:adjustRightInd w:val="0"/>
+              <w:snapToGrid/>
+              <w:jc w:val="both"/>
+              <w:textAlignment w:val="auto"/>
+              <w:rPr>
+                <w:rFonts w:hint="default"/>
+                <w:sz w:val="28"/>
+                <w:lang w:val="en-US"/>
+              </w:rPr>
+            </w:pPr>
+            <w:r>
+              <w:rPr>
+                <w:rFonts w:hint="default"/>
+                <w:sz w:val="28"/>
+                <w:lang w:val="en-US"/>
+              </w:rPr>
+              <w:t>{{</w:t>
+            </w:r>
+            <w:r>
+              <w:rPr>
+                <w:rFonts w:hint="eastAsia"/>
+                <w:sz w:val="28"/>
                 <w:lang w:val="en-US" w:eastAsia="zh-CN"/>
               </w:rPr>
-              <w:t>{%tr else %}</w:t>
+              <w:t>i</w:t>
+            </w:r>
+            <w:r>
+              <w:rPr>
+                <w:rFonts w:hint="default"/>
+                <w:sz w:val="28"/>
+                <w:lang w:val="en-US"/>
+              </w:rPr>
+              <w:t>.variationClass}}</w:t>
             </w:r>
           </w:p>
         </w:tc>
@@ -5668,17 +5858,23 @@
         </w:tblPrEx>
         <w:tc>
           <w:tcPr>
-            <w:tcW w:w="3562" w:type="dxa"/>
-          </w:tcPr>
-          <w:p>
-            <w:pPr>
-              <w:keepNext w:val="0"/>
-              <w:keepLines w:val="0"/>
-              <w:pageBreakBefore w:val="0"/>
-              <w:wordWrap w:val="0"/>
-              <w:topLinePunct w:val="0"/>
-              <w:bidi w:val="0"/>
-              <w:adjustRightInd w:val="0"/>
+            <w:tcW w:w="10686" w:type="dxa"/>
+            <w:gridSpan w:val="3"/>
+          </w:tcPr>
+          <w:p>
+            <w:pPr>
+              <w:keepNext w:val="0"/>
+              <w:keepLines w:val="0"/>
+              <w:pageBreakBefore w:val="0"/>
+              <w:kinsoku/>
+              <w:wordWrap w:val="0"/>
+              <w:overflowPunct/>
+              <w:topLinePunct w:val="0"/>
+              <w:autoSpaceDE w:val="0"/>
+              <w:autoSpaceDN w:val="0"/>
+              <w:bidi w:val="0"/>
+              <w:adjustRightInd w:val="0"/>
+              <w:snapToGrid/>
               <w:jc w:val="center"/>
               <w:textAlignment w:val="auto"/>
               <w:rPr>
@@ -5689,73 +5885,12 @@
             </w:pPr>
             <w:r>
               <w:rPr>
-                <w:rFonts w:hint="default"/>
-                <w:sz w:val="28"/>
-                <w:lang w:val="en-US"/>
-              </w:rPr>
-              <w:t>/</w:t>
-            </w:r>
-          </w:p>
-        </w:tc>
-        <w:tc>
-          <w:tcPr>
-            <w:tcW w:w="3562" w:type="dxa"/>
-          </w:tcPr>
-          <w:p>
-            <w:pPr>
-              <w:keepNext w:val="0"/>
-              <w:keepLines w:val="0"/>
-              <w:pageBreakBefore w:val="0"/>
-              <w:wordWrap w:val="0"/>
-              <w:topLinePunct w:val="0"/>
-              <w:bidi w:val="0"/>
-              <w:adjustRightInd w:val="0"/>
-              <w:jc w:val="center"/>
-              <w:textAlignment w:val="auto"/>
-              <w:rPr>
-                <w:rFonts w:hint="default"/>
-                <w:sz w:val="28"/>
-                <w:lang w:val="en-US"/>
-              </w:rPr>
-            </w:pPr>
-            <w:r>
-              <w:rPr>
-                <w:rFonts w:hint="default"/>
-                <w:sz w:val="28"/>
-                <w:lang w:val="en-US"/>
-              </w:rPr>
-              <w:t>/</w:t>
-            </w:r>
-          </w:p>
-        </w:tc>
-        <w:tc>
-          <w:tcPr>
-            <w:tcW w:w="3562" w:type="dxa"/>
-          </w:tcPr>
-          <w:p>
-            <w:pPr>
-              <w:keepNext w:val="0"/>
-              <w:keepLines w:val="0"/>
-              <w:pageBreakBefore w:val="0"/>
-              <w:wordWrap w:val="0"/>
-              <w:topLinePunct w:val="0"/>
-              <w:bidi w:val="0"/>
-              <w:adjustRightInd w:val="0"/>
-              <w:jc w:val="center"/>
-              <w:textAlignment w:val="auto"/>
-              <w:rPr>
-                <w:rFonts w:hint="default"/>
-                <w:sz w:val="28"/>
-                <w:lang w:val="en-US"/>
-              </w:rPr>
-            </w:pPr>
-            <w:r>
-              <w:rPr>
-                <w:rFonts w:hint="default"/>
-                <w:sz w:val="28"/>
-                <w:lang w:val="en-US"/>
-              </w:rPr>
-              <w:t>/</w:t>
+                <w:rFonts w:hint="default" w:ascii="monospace" w:hAnsi="monospace" w:eastAsia="monospace" w:cs="monospace"/>
+                <w:sz w:val="19"/>
+                <w:szCs w:val="19"/>
+                <w:lang w:val="en-US" w:eastAsia="zh-CN"/>
+              </w:rPr>
+              <w:t>{%tr endfor %}</w:t>
             </w:r>
           </w:p>
         </w:tc>
@@ -5781,6 +5916,322 @@
           <w:tcPr>
             <w:tcW w:w="10686" w:type="dxa"/>
             <w:gridSpan w:val="3"/>
+          </w:tcPr>
+          <w:p>
+            <w:pPr>
+              <w:keepNext w:val="0"/>
+              <w:keepLines w:val="0"/>
+              <w:pageBreakBefore w:val="0"/>
+              <w:kinsoku/>
+              <w:wordWrap w:val="0"/>
+              <w:overflowPunct/>
+              <w:topLinePunct w:val="0"/>
+              <w:autoSpaceDE w:val="0"/>
+              <w:autoSpaceDN w:val="0"/>
+              <w:bidi w:val="0"/>
+              <w:adjustRightInd w:val="0"/>
+              <w:snapToGrid/>
+              <w:jc w:val="center"/>
+              <w:textAlignment w:val="auto"/>
+              <w:rPr>
+                <w:rFonts w:hint="default"/>
+                <w:sz w:val="28"/>
+                <w:lang w:val="en-US"/>
+              </w:rPr>
+            </w:pPr>
+            <w:r>
+              <w:rPr>
+                <w:rFonts w:hint="default" w:ascii="monospace" w:hAnsi="monospace" w:eastAsia="monospace" w:cs="monospace"/>
+                <w:sz w:val="19"/>
+                <w:szCs w:val="19"/>
+                <w:lang w:val="en-US" w:eastAsia="zh-CN"/>
+              </w:rPr>
+              <w:t>{%tr for</w:t>
+            </w:r>
+            <w:r>
+              <w:rPr>
+                <w:rFonts w:hint="default"/>
+                <w:sz w:val="28"/>
+                <w:lang w:val="en-US" w:eastAsia="zh-CN"/>
+              </w:rPr>
+              <w:t xml:space="preserve"> </w:t>
+            </w:r>
+            <w:r>
+              <w:rPr>
+                <w:rFonts w:hint="eastAsia" w:ascii="monospace" w:hAnsi="monospace" w:eastAsia="monospace" w:cs="monospace"/>
+                <w:sz w:val="19"/>
+                <w:szCs w:val="19"/>
+                <w:lang w:val="en-US" w:eastAsia="zh-CN"/>
+              </w:rPr>
+              <w:t>i</w:t>
+            </w:r>
+            <w:r>
+              <w:rPr>
+                <w:rFonts w:hint="default" w:ascii="monospace" w:hAnsi="monospace" w:eastAsia="monospace" w:cs="monospace"/>
+                <w:sz w:val="19"/>
+                <w:szCs w:val="19"/>
+                <w:lang w:val="en-US" w:eastAsia="zh-CN"/>
+              </w:rPr>
+              <w:t xml:space="preserve"> in</w:t>
+            </w:r>
+            <w:r>
+              <w:rPr>
+                <w:rFonts w:hint="default"/>
+                <w:sz w:val="28"/>
+                <w:lang w:val="en-US" w:eastAsia="zh-CN"/>
+              </w:rPr>
+              <w:t xml:space="preserve"> </w:t>
+            </w:r>
+            <w:r>
+              <w:rPr>
+                <w:rFonts w:hint="default" w:ascii="monospace" w:hAnsi="monospace" w:eastAsia="monospace" w:cs="monospace"/>
+                <w:sz w:val="19"/>
+                <w:szCs w:val="19"/>
+                <w:lang w:val="en-US" w:eastAsia="zh-CN"/>
+              </w:rPr>
+              <w:t>HenanPeopleCustomInfo.unknownMutationSiteInfoList</w:t>
+            </w:r>
+            <w:r>
+              <w:rPr>
+                <w:rFonts w:hint="eastAsia" w:ascii="monospace" w:hAnsi="monospace" w:eastAsia="monospace" w:cs="monospace"/>
+                <w:sz w:val="19"/>
+                <w:szCs w:val="19"/>
+                <w:lang w:val="en-US" w:eastAsia="zh-CN"/>
+              </w:rPr>
+              <w:t xml:space="preserve"> </w:t>
+            </w:r>
+            <w:r>
+              <w:rPr>
+                <w:rFonts w:hint="default" w:ascii="monospace" w:hAnsi="monospace" w:eastAsia="monospace" w:cs="monospace"/>
+                <w:sz w:val="19"/>
+                <w:szCs w:val="19"/>
+                <w:lang w:val="en-US" w:eastAsia="zh-CN"/>
+              </w:rPr>
+              <w:t>%}</w:t>
+            </w:r>
+          </w:p>
+        </w:tc>
+      </w:tr>
+      <w:tr>
+        <w:tblPrEx>
+          <w:tblBorders>
+            <w:top w:val="single" w:color="auto" w:sz="4" w:space="0"/>
+            <w:left w:val="single" w:color="auto" w:sz="4" w:space="0"/>
+            <w:bottom w:val="single" w:color="auto" w:sz="4" w:space="0"/>
+            <w:right w:val="single" w:color="auto" w:sz="4" w:space="0"/>
+            <w:insideH w:val="single" w:color="auto" w:sz="4" w:space="0"/>
+            <w:insideV w:val="single" w:color="auto" w:sz="4" w:space="0"/>
+          </w:tblBorders>
+          <w:tblCellMar>
+            <w:top w:w="0" w:type="dxa"/>
+            <w:left w:w="108" w:type="dxa"/>
+            <w:bottom w:w="0" w:type="dxa"/>
+            <w:right w:w="108" w:type="dxa"/>
+          </w:tblCellMar>
+        </w:tblPrEx>
+        <w:tc>
+          <w:tcPr>
+            <w:tcW w:w="3562" w:type="dxa"/>
+          </w:tcPr>
+          <w:p>
+            <w:pPr>
+              <w:keepNext w:val="0"/>
+              <w:keepLines w:val="0"/>
+              <w:pageBreakBefore w:val="0"/>
+              <w:kinsoku/>
+              <w:wordWrap w:val="0"/>
+              <w:overflowPunct/>
+              <w:topLinePunct w:val="0"/>
+              <w:autoSpaceDE w:val="0"/>
+              <w:autoSpaceDN w:val="0"/>
+              <w:bidi w:val="0"/>
+              <w:adjustRightInd w:val="0"/>
+              <w:snapToGrid/>
+              <w:jc w:val="center"/>
+              <w:textAlignment w:val="auto"/>
+              <w:rPr>
+                <w:rFonts w:hint="default"/>
+                <w:sz w:val="28"/>
+                <w:lang w:val="en-US"/>
+              </w:rPr>
+            </w:pPr>
+            <w:r>
+              <w:rPr>
+                <w:rFonts w:hint="default"/>
+                <w:sz w:val="28"/>
+                <w:shd w:val="clear" w:color="auto" w:fill="auto"/>
+                <w:lang w:val="en-US"/>
+              </w:rPr>
+              <w:t>{{i.gene}}</w:t>
+            </w:r>
+          </w:p>
+        </w:tc>
+        <w:tc>
+          <w:tcPr>
+            <w:tcW w:w="3562" w:type="dxa"/>
+          </w:tcPr>
+          <w:p>
+            <w:pPr>
+              <w:keepNext w:val="0"/>
+              <w:keepLines w:val="0"/>
+              <w:pageBreakBefore w:val="0"/>
+              <w:kinsoku/>
+              <w:wordWrap w:val="0"/>
+              <w:overflowPunct/>
+              <w:topLinePunct w:val="0"/>
+              <w:autoSpaceDE w:val="0"/>
+              <w:autoSpaceDN w:val="0"/>
+              <w:bidi w:val="0"/>
+              <w:adjustRightInd w:val="0"/>
+              <w:snapToGrid/>
+              <w:jc w:val="center"/>
+              <w:textAlignment w:val="auto"/>
+              <w:rPr>
+                <w:rFonts w:hint="default"/>
+                <w:sz w:val="28"/>
+                <w:lang w:val="en-US"/>
+              </w:rPr>
+            </w:pPr>
+            <w:r>
+              <w:rPr>
+                <w:rFonts w:hint="default"/>
+                <w:sz w:val="28"/>
+                <w:lang w:val="en-US"/>
+              </w:rPr>
+              <w:t>{{i.ori_variant}}</w:t>
+            </w:r>
+          </w:p>
+        </w:tc>
+        <w:tc>
+          <w:tcPr>
+            <w:tcW w:w="3562" w:type="dxa"/>
+          </w:tcPr>
+          <w:p>
+            <w:pPr>
+              <w:keepNext w:val="0"/>
+              <w:keepLines w:val="0"/>
+              <w:pageBreakBefore w:val="0"/>
+              <w:kinsoku/>
+              <w:wordWrap w:val="0"/>
+              <w:overflowPunct/>
+              <w:topLinePunct w:val="0"/>
+              <w:autoSpaceDE w:val="0"/>
+              <w:autoSpaceDN w:val="0"/>
+              <w:bidi w:val="0"/>
+              <w:adjustRightInd w:val="0"/>
+              <w:snapToGrid/>
+              <w:jc w:val="left"/>
+              <w:textAlignment w:val="auto"/>
+              <w:rPr>
+                <w:rFonts w:hint="default"/>
+                <w:sz w:val="28"/>
+                <w:lang w:val="en-US"/>
+              </w:rPr>
+            </w:pPr>
+            <w:r>
+              <w:rPr>
+                <w:rFonts w:hint="default"/>
+                <w:sz w:val="28"/>
+                <w:lang w:val="en-US"/>
+              </w:rPr>
+              <w:t>{{</w:t>
+            </w:r>
+            <w:r>
+              <w:rPr>
+                <w:rFonts w:hint="eastAsia"/>
+                <w:sz w:val="28"/>
+                <w:lang w:val="en-US" w:eastAsia="zh-CN"/>
+              </w:rPr>
+              <w:t>i</w:t>
+            </w:r>
+            <w:r>
+              <w:rPr>
+                <w:rFonts w:hint="default"/>
+                <w:sz w:val="28"/>
+                <w:lang w:val="en-US"/>
+              </w:rPr>
+              <w:t>.variationClass}}</w:t>
+            </w:r>
+          </w:p>
+        </w:tc>
+      </w:tr>
+      <w:tr>
+        <w:tblPrEx>
+          <w:tblBorders>
+            <w:top w:val="single" w:color="auto" w:sz="4" w:space="0"/>
+            <w:left w:val="single" w:color="auto" w:sz="4" w:space="0"/>
+            <w:bottom w:val="single" w:color="auto" w:sz="4" w:space="0"/>
+            <w:right w:val="single" w:color="auto" w:sz="4" w:space="0"/>
+            <w:insideH w:val="single" w:color="auto" w:sz="4" w:space="0"/>
+            <w:insideV w:val="single" w:color="auto" w:sz="4" w:space="0"/>
+          </w:tblBorders>
+          <w:tblCellMar>
+            <w:top w:w="0" w:type="dxa"/>
+            <w:left w:w="108" w:type="dxa"/>
+            <w:bottom w:w="0" w:type="dxa"/>
+            <w:right w:w="108" w:type="dxa"/>
+          </w:tblCellMar>
+        </w:tblPrEx>
+        <w:tc>
+          <w:tcPr>
+            <w:tcW w:w="10686" w:type="dxa"/>
+            <w:gridSpan w:val="3"/>
+          </w:tcPr>
+          <w:p>
+            <w:pPr>
+              <w:keepNext w:val="0"/>
+              <w:keepLines w:val="0"/>
+              <w:pageBreakBefore w:val="0"/>
+              <w:kinsoku/>
+              <w:wordWrap w:val="0"/>
+              <w:overflowPunct/>
+              <w:topLinePunct w:val="0"/>
+              <w:autoSpaceDE w:val="0"/>
+              <w:autoSpaceDN w:val="0"/>
+              <w:bidi w:val="0"/>
+              <w:adjustRightInd w:val="0"/>
+              <w:snapToGrid/>
+              <w:jc w:val="center"/>
+              <w:textAlignment w:val="auto"/>
+              <w:rPr>
+                <w:rFonts w:hint="default"/>
+                <w:sz w:val="28"/>
+                <w:lang w:val="en-US"/>
+              </w:rPr>
+            </w:pPr>
+            <w:r>
+              <w:rPr>
+                <w:rFonts w:hint="default" w:ascii="monospace" w:hAnsi="monospace" w:eastAsia="monospace" w:cs="monospace"/>
+                <w:sz w:val="19"/>
+                <w:szCs w:val="19"/>
+                <w:lang w:val="en-US" w:eastAsia="zh-CN"/>
+              </w:rPr>
+              <w:t>{%tr endfor %}</w:t>
+            </w:r>
+          </w:p>
+        </w:tc>
+      </w:tr>
+      <w:tr>
+        <w:tblPrEx>
+          <w:tblBorders>
+            <w:top w:val="single" w:color="auto" w:sz="4" w:space="0"/>
+            <w:left w:val="single" w:color="auto" w:sz="4" w:space="0"/>
+            <w:bottom w:val="single" w:color="auto" w:sz="4" w:space="0"/>
+            <w:right w:val="single" w:color="auto" w:sz="4" w:space="0"/>
+            <w:insideH w:val="single" w:color="auto" w:sz="4" w:space="0"/>
+            <w:insideV w:val="single" w:color="auto" w:sz="4" w:space="0"/>
+          </w:tblBorders>
+          <w:tblCellMar>
+            <w:top w:w="0" w:type="dxa"/>
+            <w:left w:w="108" w:type="dxa"/>
+            <w:bottom w:w="0" w:type="dxa"/>
+            <w:right w:w="108" w:type="dxa"/>
+          </w:tblCellMar>
+        </w:tblPrEx>
+        <w:tc>
+          <w:tcPr>
+            <w:tcW w:w="10686" w:type="dxa"/>
+            <w:gridSpan w:val="3"/>
             <w:vAlign w:val="top"/>
           </w:tcPr>
           <w:p>
@@ -5788,10 +6239,15 @@
               <w:keepNext w:val="0"/>
               <w:keepLines w:val="0"/>
               <w:pageBreakBefore w:val="0"/>
-              <w:wordWrap w:val="0"/>
-              <w:topLinePunct w:val="0"/>
-              <w:bidi w:val="0"/>
-              <w:adjustRightInd w:val="0"/>
+              <w:kinsoku/>
+              <w:wordWrap w:val="0"/>
+              <w:overflowPunct/>
+              <w:topLinePunct w:val="0"/>
+              <w:autoSpaceDE w:val="0"/>
+              <w:autoSpaceDN w:val="0"/>
+              <w:bidi w:val="0"/>
+              <w:adjustRightInd w:val="0"/>
+              <w:snapToGrid/>
               <w:jc w:val="center"/>
               <w:textAlignment w:val="auto"/>
               <w:rPr>
@@ -6278,12 +6734,30 @@
               <w:jc w:val="both"/>
               <w:textAlignment w:val="auto"/>
               <w:rPr>
+                <w:rFonts w:hint="eastAsia" w:eastAsia="微软雅黑" w:cs="Times New Roman"/>
+                <w:sz w:val="21"/>
+                <w:szCs w:val="21"/>
+                <w:lang w:val="en-US" w:eastAsia="zh-CN"/>
+              </w:rPr>
+            </w:pPr>
+            <w:r>
+              <w:rPr>
                 <w:rFonts w:ascii="Times New Roman" w:hAnsi="Times New Roman" w:eastAsia="微软雅黑" w:cs="Times New Roman"/>
                 <w:sz w:val="21"/>
                 <w:szCs w:val="21"/>
                 <w:lang w:eastAsia="zh-CN"/>
               </w:rPr>
-            </w:pPr>
+              <w:t>{% if tip.</w:t>
+            </w:r>
+            <w:r>
+              <w:rPr>
+                <w:rFonts w:hint="eastAsia" w:eastAsia="微软雅黑" w:cs="Times New Roman"/>
+                <w:sz w:val="21"/>
+                <w:szCs w:val="21"/>
+                <w:lang w:val="en-US" w:eastAsia="zh-CN"/>
+              </w:rPr>
+              <w:t>DrugAStr !</w:t>
+            </w:r>
             <w:r>
               <w:rPr>
                 <w:rFonts w:ascii="Times New Roman" w:hAnsi="Times New Roman" w:eastAsia="微软雅黑" w:cs="Times New Roman"/>
@@ -6291,16 +6765,50 @@
                 <w:szCs w:val="21"/>
                 <w:lang w:eastAsia="zh-CN"/>
               </w:rPr>
-              <w:t>{% if tip.</w:t>
-            </w:r>
-            <w:r>
-              <w:rPr>
-                <w:rFonts w:hint="eastAsia" w:ascii="Times New Roman" w:hAnsi="Times New Roman" w:eastAsia="微软雅黑" w:cs="Times New Roman"/>
+              <w:t>= [] %}</w:t>
+            </w:r>
+            <w:r>
+              <w:rPr>
+                <w:rFonts w:hint="eastAsia" w:eastAsia="微软雅黑" w:cs="Times New Roman"/>
                 <w:sz w:val="21"/>
                 <w:szCs w:val="21"/>
-                <w:lang w:eastAsia="zh-CN"/>
-              </w:rPr>
-              <w:t xml:space="preserve">drugNameList </w:t>
+                <w:lang w:val="en-US" w:eastAsia="zh-CN"/>
+              </w:rPr>
+              <w:t>潜在受益药物A级：{% for drugA in tip.DrugAStr %}{{drugA.nameLevel}}{% if not loop.last %}, {% endif %}{% endfor%}</w:t>
+            </w:r>
+          </w:p>
+          <w:p>
+            <w:pPr>
+              <w:keepNext w:val="0"/>
+              <w:keepLines w:val="0"/>
+              <w:pageBreakBefore w:val="0"/>
+              <w:widowControl w:val="0"/>
+              <w:kinsoku/>
+              <w:wordWrap w:val="0"/>
+              <w:overflowPunct/>
+              <w:topLinePunct w:val="0"/>
+              <w:autoSpaceDE w:val="0"/>
+              <w:autoSpaceDN w:val="0"/>
+              <w:bidi w:val="0"/>
+              <w:adjustRightInd w:val="0"/>
+              <w:snapToGrid/>
+              <w:jc w:val="both"/>
+              <w:textAlignment w:val="auto"/>
+              <w:rPr>
+                <w:rFonts w:hint="eastAsia" w:eastAsia="微软雅黑" w:cs="Times New Roman"/>
+                <w:sz w:val="21"/>
+                <w:szCs w:val="21"/>
+                <w:lang w:val="en-US" w:eastAsia="zh-CN"/>
+              </w:rPr>
+            </w:pPr>
+            <w:r>
+              <w:rPr>
+                <w:rFonts w:hint="eastAsia" w:eastAsia="微软雅黑" w:cs="Times New Roman"/>
+                <w:sz w:val="21"/>
+                <w:szCs w:val="21"/>
+                <w:lang w:val="en-US" w:eastAsia="zh-CN"/>
+              </w:rPr>
+              <w:t>{% endif %}</w:t>
             </w:r>
             <w:r>
               <w:rPr>
@@ -6309,16 +6817,16 @@
                 <w:szCs w:val="21"/>
                 <w:lang w:eastAsia="zh-CN"/>
               </w:rPr>
-              <w:t>== [] %}{% else%}{% for d in tip.</w:t>
-            </w:r>
-            <w:r>
-              <w:rPr>
-                <w:rFonts w:hint="eastAsia" w:ascii="Times New Roman" w:hAnsi="Times New Roman" w:eastAsia="微软雅黑" w:cs="Times New Roman"/>
+              <w:t>{% if tip.</w:t>
+            </w:r>
+            <w:r>
+              <w:rPr>
+                <w:rFonts w:hint="eastAsia" w:eastAsia="微软雅黑" w:cs="Times New Roman"/>
                 <w:sz w:val="21"/>
                 <w:szCs w:val="21"/>
-                <w:lang w:eastAsia="zh-CN"/>
-              </w:rPr>
-              <w:t xml:space="preserve">drugNameList </w:t>
+                <w:lang w:val="en-US" w:eastAsia="zh-CN"/>
+              </w:rPr>
+              <w:t>DrugBStr !</w:t>
             </w:r>
             <w:r>
               <w:rPr>
@@ -6327,16 +6835,50 @@
                 <w:szCs w:val="21"/>
                 <w:lang w:eastAsia="zh-CN"/>
               </w:rPr>
-              <w:t>%}</w:t>
-            </w:r>
-            <w:r>
-              <w:rPr>
-                <w:rFonts w:hint="eastAsia" w:ascii="Times New Roman" w:hAnsi="Times New Roman" w:eastAsia="微软雅黑" w:cs="Times New Roman"/>
+              <w:t>= [] %}</w:t>
+            </w:r>
+            <w:r>
+              <w:rPr>
+                <w:rFonts w:hint="eastAsia" w:eastAsia="微软雅黑" w:cs="Times New Roman"/>
                 <w:sz w:val="21"/>
                 <w:szCs w:val="21"/>
-                <w:lang w:eastAsia="zh-CN"/>
-              </w:rPr>
-              <w:t xml:space="preserve">{%if </w:t>
+                <w:lang w:val="en-US" w:eastAsia="zh-CN"/>
+              </w:rPr>
+              <w:t>潜在受益药物B级：{% for drugB in tip.DrugBStr %}{{drugB.nameLevel}}{% if not loop.last %}, {% endif %}{% endfor%}</w:t>
+            </w:r>
+          </w:p>
+          <w:p>
+            <w:pPr>
+              <w:keepNext w:val="0"/>
+              <w:keepLines w:val="0"/>
+              <w:pageBreakBefore w:val="0"/>
+              <w:widowControl w:val="0"/>
+              <w:kinsoku/>
+              <w:wordWrap w:val="0"/>
+              <w:overflowPunct/>
+              <w:topLinePunct w:val="0"/>
+              <w:autoSpaceDE w:val="0"/>
+              <w:autoSpaceDN w:val="0"/>
+              <w:bidi w:val="0"/>
+              <w:adjustRightInd w:val="0"/>
+              <w:snapToGrid/>
+              <w:jc w:val="both"/>
+              <w:textAlignment w:val="auto"/>
+              <w:rPr>
+                <w:rFonts w:hint="eastAsia" w:eastAsia="微软雅黑" w:cs="Times New Roman"/>
+                <w:sz w:val="21"/>
+                <w:szCs w:val="21"/>
+                <w:lang w:val="en-US" w:eastAsia="zh-CN"/>
+              </w:rPr>
+            </w:pPr>
+            <w:r>
+              <w:rPr>
+                <w:rFonts w:hint="eastAsia" w:eastAsia="微软雅黑" w:cs="Times New Roman"/>
+                <w:sz w:val="21"/>
+                <w:szCs w:val="21"/>
+                <w:lang w:val="en-US" w:eastAsia="zh-CN"/>
+              </w:rPr>
+              <w:t>{% endif %}</w:t>
             </w:r>
             <w:r>
               <w:rPr>
@@ -6345,16 +6887,16 @@
                 <w:szCs w:val="21"/>
                 <w:lang w:eastAsia="zh-CN"/>
               </w:rPr>
-              <w:t>d</w:t>
-            </w:r>
-            <w:r>
-              <w:rPr>
-                <w:rFonts w:hint="eastAsia" w:ascii="Times New Roman" w:hAnsi="Times New Roman" w:eastAsia="微软雅黑" w:cs="Times New Roman"/>
+              <w:t>{% if tip.</w:t>
+            </w:r>
+            <w:r>
+              <w:rPr>
+                <w:rFonts w:hint="eastAsia" w:eastAsia="微软雅黑" w:cs="Times New Roman"/>
                 <w:sz w:val="21"/>
                 <w:szCs w:val="21"/>
-                <w:lang w:eastAsia="zh-CN"/>
-              </w:rPr>
-              <w:t xml:space="preserve">.level == </w:t>
+                <w:lang w:val="en-US" w:eastAsia="zh-CN"/>
+              </w:rPr>
+              <w:t>DrugCStr !</w:t>
             </w:r>
             <w:r>
               <w:rPr>
@@ -6363,16 +6905,50 @@
                 <w:szCs w:val="21"/>
                 <w:lang w:eastAsia="zh-CN"/>
               </w:rPr>
-              <w:t>‘</w:t>
-            </w:r>
-            <w:r>
-              <w:rPr>
-                <w:rFonts w:hint="eastAsia" w:ascii="Times New Roman" w:hAnsi="Times New Roman" w:eastAsia="微软雅黑" w:cs="Times New Roman"/>
+              <w:t>= [] %}</w:t>
+            </w:r>
+            <w:r>
+              <w:rPr>
+                <w:rFonts w:hint="eastAsia" w:eastAsia="微软雅黑" w:cs="Times New Roman"/>
                 <w:sz w:val="21"/>
                 <w:szCs w:val="21"/>
-                <w:lang w:eastAsia="zh-CN"/>
-              </w:rPr>
-              <w:t>1</w:t>
+                <w:lang w:val="en-US" w:eastAsia="zh-CN"/>
+              </w:rPr>
+              <w:t>潜在受益药物C级：{% for drugC in tip.DrugCStr %}{{drugC.nameLevel}}{% if not loop.last %}, {% endif %}{% endfor%}</w:t>
+            </w:r>
+          </w:p>
+          <w:p>
+            <w:pPr>
+              <w:keepNext w:val="0"/>
+              <w:keepLines w:val="0"/>
+              <w:pageBreakBefore w:val="0"/>
+              <w:widowControl w:val="0"/>
+              <w:kinsoku/>
+              <w:wordWrap w:val="0"/>
+              <w:overflowPunct/>
+              <w:topLinePunct w:val="0"/>
+              <w:autoSpaceDE w:val="0"/>
+              <w:autoSpaceDN w:val="0"/>
+              <w:bidi w:val="0"/>
+              <w:adjustRightInd w:val="0"/>
+              <w:snapToGrid/>
+              <w:jc w:val="both"/>
+              <w:textAlignment w:val="auto"/>
+              <w:rPr>
+                <w:rFonts w:hint="eastAsia" w:eastAsia="微软雅黑" w:cs="Times New Roman"/>
+                <w:sz w:val="21"/>
+                <w:szCs w:val="21"/>
+                <w:lang w:val="en-US" w:eastAsia="zh-CN"/>
+              </w:rPr>
+            </w:pPr>
+            <w:r>
+              <w:rPr>
+                <w:rFonts w:hint="eastAsia" w:eastAsia="微软雅黑" w:cs="Times New Roman"/>
+                <w:sz w:val="21"/>
+                <w:szCs w:val="21"/>
+                <w:lang w:val="en-US" w:eastAsia="zh-CN"/>
+              </w:rPr>
+              <w:t>{% endif %}</w:t>
             </w:r>
             <w:r>
               <w:rPr>
@@ -6381,16 +6957,16 @@
                 <w:szCs w:val="21"/>
                 <w:lang w:eastAsia="zh-CN"/>
               </w:rPr>
-              <w:t>’</w:t>
-            </w:r>
-            <w:r>
-              <w:rPr>
-                <w:rFonts w:hint="eastAsia" w:ascii="Times New Roman" w:hAnsi="Times New Roman" w:eastAsia="微软雅黑" w:cs="Times New Roman"/>
+              <w:t>{% if tip.</w:t>
+            </w:r>
+            <w:r>
+              <w:rPr>
+                <w:rFonts w:hint="eastAsia" w:eastAsia="微软雅黑" w:cs="Times New Roman"/>
                 <w:sz w:val="21"/>
                 <w:szCs w:val="21"/>
-                <w:lang w:eastAsia="zh-CN"/>
-              </w:rPr>
-              <w:t>%}</w:t>
+                <w:lang w:val="en-US" w:eastAsia="zh-CN"/>
+              </w:rPr>
+              <w:t>DrugDStr !</w:t>
             </w:r>
             <w:r>
               <w:rPr>
@@ -6399,16 +6975,7 @@
                 <w:szCs w:val="21"/>
                 <w:lang w:eastAsia="zh-CN"/>
               </w:rPr>
-              <w:t>{%if loop.last%}</w:t>
-            </w:r>
-            <w:r>
-              <w:rPr>
-                <w:rFonts w:hint="eastAsia" w:ascii="Times New Roman" w:hAnsi="Times New Roman" w:eastAsia="微软雅黑" w:cs="Times New Roman"/>
-                <w:sz w:val="21"/>
-                <w:szCs w:val="21"/>
-                <w:lang w:eastAsia="zh-CN"/>
-              </w:rPr>
-              <w:t>{{ d.nameLevel }}（</w:t>
+              <w:t>= [] %}</w:t>
             </w:r>
             <w:r>
               <w:rPr>
@@ -6417,64 +6984,41 @@
                 <w:szCs w:val="21"/>
                 <w:lang w:val="en-US" w:eastAsia="zh-CN"/>
               </w:rPr>
-              <w:t>可能受益</w:t>
-            </w:r>
-            <w:r>
-              <w:rPr>
-                <w:rFonts w:hint="eastAsia"/>
-              </w:rPr>
-              <w:t>、</w:t>
-            </w:r>
-            <w:r>
-              <w:rPr>
-                <w:rFonts w:hint="eastAsia" w:ascii="Times New Roman" w:hAnsi="Times New Roman" w:eastAsia="微软雅黑" w:cs="Times New Roman"/>
-                <w:sz w:val="21"/>
-                <w:szCs w:val="21"/>
-                <w:lang w:eastAsia="zh-CN"/>
-              </w:rPr>
-              <w:t>A级</w:t>
-            </w:r>
-            <w:r>
-              <w:rPr>
-                <w:rFonts w:hint="eastAsia"/>
-              </w:rPr>
-              <w:t>、</w:t>
-            </w:r>
-            <w:r>
-              <w:rPr>
-                <w:rFonts w:hint="eastAsia" w:ascii="Times New Roman" w:hAnsi="Times New Roman" w:eastAsia="微软雅黑" w:cs="Times New Roman"/>
-                <w:sz w:val="21"/>
-                <w:szCs w:val="21"/>
-                <w:lang w:eastAsia="zh-CN"/>
-              </w:rPr>
-              <w:t>FDA/NMPA/NCCN/</w:t>
-            </w:r>
-            <w:r>
-              <w:rPr>
-                <w:rFonts w:hint="eastAsia" w:eastAsia="微软雅黑" w:cs="Times New Roman"/>
-                <w:sz w:val="21"/>
-                <w:szCs w:val="21"/>
-                <w:lang w:eastAsia="zh-CN"/>
-              </w:rPr>
-              <w:t>CSCO</w:t>
-            </w:r>
-            <w:r>
+              <w:t>潜在受益药物D级：{% for drugD in tip.DrugDStr %}{{drugD.nameLevel}}{% if not loop.last %}, {% endif %}{% endfor%}</w:t>
+            </w:r>
+          </w:p>
+          <w:p>
+            <w:pPr>
+              <w:keepNext w:val="0"/>
+              <w:keepLines w:val="0"/>
+              <w:pageBreakBefore w:val="0"/>
+              <w:widowControl w:val="0"/>
+              <w:kinsoku/>
+              <w:wordWrap w:val="0"/>
+              <w:overflowPunct/>
+              <w:topLinePunct w:val="0"/>
+              <w:autoSpaceDE w:val="0"/>
+              <w:autoSpaceDN w:val="0"/>
+              <w:bidi w:val="0"/>
+              <w:adjustRightInd w:val="0"/>
+              <w:snapToGrid/>
+              <w:jc w:val="both"/>
+              <w:textAlignment w:val="auto"/>
               <w:rPr>
                 <w:rFonts w:hint="eastAsia" w:eastAsia="微软雅黑" w:cs="Times New Roman"/>
                 <w:sz w:val="21"/>
                 <w:szCs w:val="21"/>
                 <w:lang w:val="en-US" w:eastAsia="zh-CN"/>
               </w:rPr>
-              <w:t>推荐</w:t>
-            </w:r>
-            <w:r>
-              <w:rPr>
-                <w:rFonts w:hint="eastAsia" w:ascii="Times New Roman" w:hAnsi="Times New Roman" w:eastAsia="微软雅黑" w:cs="Times New Roman"/>
+            </w:pPr>
+            <w:r>
+              <w:rPr>
+                <w:rFonts w:hint="eastAsia" w:eastAsia="微软雅黑" w:cs="Times New Roman"/>
                 <w:sz w:val="21"/>
                 <w:szCs w:val="21"/>
-                <w:lang w:eastAsia="zh-CN"/>
-              </w:rPr>
-              <w:t xml:space="preserve"> ）</w:t>
+                <w:lang w:val="en-US" w:eastAsia="zh-CN"/>
+              </w:rPr>
+              <w:t>{% endif %}</w:t>
             </w:r>
             <w:r>
               <w:rPr>
@@ -6483,16 +7027,7 @@
                 <w:szCs w:val="21"/>
                 <w:lang w:eastAsia="zh-CN"/>
               </w:rPr>
-              <w:t>{%else%}</w:t>
-            </w:r>
-            <w:r>
-              <w:rPr>
-                <w:rFonts w:hint="eastAsia" w:ascii="Times New Roman" w:hAnsi="Times New Roman" w:eastAsia="微软雅黑" w:cs="Times New Roman"/>
-                <w:sz w:val="21"/>
-                <w:szCs w:val="21"/>
-                <w:lang w:eastAsia="zh-CN"/>
-              </w:rPr>
-              <w:t>{{ d.nameLevel }}（</w:t>
+              <w:t>{% if tip.</w:t>
             </w:r>
             <w:r>
               <w:rPr>
@@ -6501,37 +7036,16 @@
                 <w:szCs w:val="21"/>
                 <w:lang w:val="en-US" w:eastAsia="zh-CN"/>
               </w:rPr>
-              <w:t>可能受益</w:t>
-            </w:r>
-            <w:r>
-              <w:rPr>
-                <w:rFonts w:hint="eastAsia"/>
-              </w:rPr>
-              <w:t>、</w:t>
-            </w:r>
-            <w:r>
-              <w:rPr>
-                <w:rFonts w:hint="eastAsia" w:ascii="Times New Roman" w:hAnsi="Times New Roman" w:eastAsia="微软雅黑" w:cs="Times New Roman"/>
+              <w:t>ResistantADrug!</w:t>
+            </w:r>
+            <w:r>
+              <w:rPr>
+                <w:rFonts w:ascii="Times New Roman" w:hAnsi="Times New Roman" w:eastAsia="微软雅黑" w:cs="Times New Roman"/>
                 <w:sz w:val="21"/>
                 <w:szCs w:val="21"/>
                 <w:lang w:eastAsia="zh-CN"/>
               </w:rPr>
-              <w:t>A级</w:t>
-            </w:r>
-            <w:r>
-              <w:rPr>
-                <w:rFonts w:hint="eastAsia"/>
-              </w:rPr>
-              <w:t>、</w:t>
-            </w:r>
-            <w:r>
-              <w:rPr>
-                <w:rFonts w:hint="eastAsia" w:ascii="Times New Roman" w:hAnsi="Times New Roman" w:eastAsia="微软雅黑" w:cs="Times New Roman"/>
-                <w:sz w:val="21"/>
-                <w:szCs w:val="21"/>
-                <w:lang w:eastAsia="zh-CN"/>
-              </w:rPr>
-              <w:t>FDA/NMPA/NCCN/CSC</w:t>
+              <w:t>= [] %}</w:t>
             </w:r>
             <w:r>
               <w:rPr>
@@ -6540,16 +7054,41 @@
                 <w:szCs w:val="21"/>
                 <w:lang w:val="en-US" w:eastAsia="zh-CN"/>
               </w:rPr>
-              <w:t>O推荐</w:t>
-            </w:r>
-            <w:r>
-              <w:rPr>
-                <w:rFonts w:hint="eastAsia" w:ascii="Times New Roman" w:hAnsi="Times New Roman" w:eastAsia="微软雅黑" w:cs="Times New Roman"/>
+              <w:t>潜在耐药药物A级：{% for drugA in tip.ResistantADrug %}{{drugA.nameLevel}}{% if not loop.last %}, {% endif %}{% endfor%}</w:t>
+            </w:r>
+          </w:p>
+          <w:p>
+            <w:pPr>
+              <w:keepNext w:val="0"/>
+              <w:keepLines w:val="0"/>
+              <w:pageBreakBefore w:val="0"/>
+              <w:widowControl w:val="0"/>
+              <w:kinsoku/>
+              <w:wordWrap w:val="0"/>
+              <w:overflowPunct/>
+              <w:topLinePunct w:val="0"/>
+              <w:autoSpaceDE w:val="0"/>
+              <w:autoSpaceDN w:val="0"/>
+              <w:bidi w:val="0"/>
+              <w:adjustRightInd w:val="0"/>
+              <w:snapToGrid/>
+              <w:jc w:val="both"/>
+              <w:textAlignment w:val="auto"/>
+              <w:rPr>
+                <w:rFonts w:hint="eastAsia" w:eastAsia="微软雅黑" w:cs="Times New Roman"/>
                 <w:sz w:val="21"/>
                 <w:szCs w:val="21"/>
-                <w:lang w:eastAsia="zh-CN"/>
-              </w:rPr>
-              <w:t xml:space="preserve"> ）</w:t>
+                <w:lang w:val="en-US" w:eastAsia="zh-CN"/>
+              </w:rPr>
+            </w:pPr>
+            <w:r>
+              <w:rPr>
+                <w:rFonts w:hint="eastAsia" w:eastAsia="微软雅黑" w:cs="Times New Roman"/>
+                <w:sz w:val="21"/>
+                <w:szCs w:val="21"/>
+                <w:lang w:val="en-US" w:eastAsia="zh-CN"/>
+              </w:rPr>
+              <w:t>{% endif %}</w:t>
             </w:r>
             <w:r>
               <w:rPr>
@@ -6558,41 +7097,68 @@
                 <w:szCs w:val="21"/>
                 <w:lang w:eastAsia="zh-CN"/>
               </w:rPr>
-              <w:t>，{%endif%}</w:t>
-            </w:r>
-          </w:p>
-          <w:p>
-            <w:pPr>
-              <w:keepNext w:val="0"/>
-              <w:keepLines w:val="0"/>
-              <w:pageBreakBefore w:val="0"/>
-              <w:widowControl w:val="0"/>
-              <w:kinsoku/>
-              <w:wordWrap w:val="0"/>
-              <w:overflowPunct/>
-              <w:topLinePunct w:val="0"/>
-              <w:autoSpaceDE w:val="0"/>
-              <w:autoSpaceDN w:val="0"/>
-              <w:bidi w:val="0"/>
-              <w:adjustRightInd w:val="0"/>
-              <w:snapToGrid/>
-              <w:jc w:val="both"/>
-              <w:textAlignment w:val="auto"/>
+              <w:t>{% if tip.</w:t>
+            </w:r>
+            <w:r>
+              <w:rPr>
+                <w:rFonts w:hint="eastAsia" w:eastAsia="微软雅黑" w:cs="Times New Roman"/>
+                <w:sz w:val="21"/>
+                <w:szCs w:val="21"/>
+                <w:lang w:val="en-US" w:eastAsia="zh-CN"/>
+              </w:rPr>
+              <w:t>ResistantBDrug!</w:t>
+            </w:r>
+            <w:r>
               <w:rPr>
                 <w:rFonts w:ascii="Times New Roman" w:hAnsi="Times New Roman" w:eastAsia="微软雅黑" w:cs="Times New Roman"/>
                 <w:sz w:val="21"/>
                 <w:szCs w:val="21"/>
                 <w:lang w:eastAsia="zh-CN"/>
               </w:rPr>
-            </w:pPr>
-            <w:r>
-              <w:rPr>
-                <w:rFonts w:hint="eastAsia" w:ascii="Times New Roman" w:hAnsi="Times New Roman" w:eastAsia="微软雅黑" w:cs="Times New Roman"/>
+              <w:t>= [] %}</w:t>
+            </w:r>
+            <w:r>
+              <w:rPr>
+                <w:rFonts w:hint="eastAsia" w:eastAsia="微软雅黑" w:cs="Times New Roman"/>
                 <w:sz w:val="21"/>
                 <w:szCs w:val="21"/>
-                <w:lang w:eastAsia="zh-CN"/>
-              </w:rPr>
-              <w:t xml:space="preserve">{%elif </w:t>
+                <w:lang w:val="en-US" w:eastAsia="zh-CN"/>
+              </w:rPr>
+              <w:t>潜在耐药药物B级：{% for drugB in tip.ResistantBDrug %}{{drugB.nameLevel}}{% if not loop.last %}, {% endif %}{% endfor%}</w:t>
+            </w:r>
+          </w:p>
+          <w:p>
+            <w:pPr>
+              <w:keepNext w:val="0"/>
+              <w:keepLines w:val="0"/>
+              <w:pageBreakBefore w:val="0"/>
+              <w:widowControl w:val="0"/>
+              <w:kinsoku/>
+              <w:wordWrap w:val="0"/>
+              <w:overflowPunct/>
+              <w:topLinePunct w:val="0"/>
+              <w:autoSpaceDE w:val="0"/>
+              <w:autoSpaceDN w:val="0"/>
+              <w:bidi w:val="0"/>
+              <w:adjustRightInd w:val="0"/>
+              <w:snapToGrid/>
+              <w:jc w:val="both"/>
+              <w:textAlignment w:val="auto"/>
+              <w:rPr>
+                <w:rFonts w:hint="eastAsia" w:eastAsia="微软雅黑" w:cs="Times New Roman"/>
+                <w:sz w:val="21"/>
+                <w:szCs w:val="21"/>
+                <w:lang w:val="en-US" w:eastAsia="zh-CN"/>
+              </w:rPr>
+            </w:pPr>
+            <w:r>
+              <w:rPr>
+                <w:rFonts w:hint="eastAsia" w:eastAsia="微软雅黑" w:cs="Times New Roman"/>
+                <w:sz w:val="21"/>
+                <w:szCs w:val="21"/>
+                <w:lang w:val="en-US" w:eastAsia="zh-CN"/>
+              </w:rPr>
+              <w:t>{% endif %}</w:t>
             </w:r>
             <w:r>
               <w:rPr>
@@ -6601,16 +7167,16 @@
                 <w:szCs w:val="21"/>
                 <w:lang w:eastAsia="zh-CN"/>
               </w:rPr>
-              <w:t>d</w:t>
-            </w:r>
-            <w:r>
-              <w:rPr>
-                <w:rFonts w:hint="eastAsia" w:ascii="Times New Roman" w:hAnsi="Times New Roman" w:eastAsia="微软雅黑" w:cs="Times New Roman"/>
+              <w:t>{% if tip.</w:t>
+            </w:r>
+            <w:r>
+              <w:rPr>
+                <w:rFonts w:hint="eastAsia" w:eastAsia="微软雅黑" w:cs="Times New Roman"/>
                 <w:sz w:val="21"/>
                 <w:szCs w:val="21"/>
-                <w:lang w:eastAsia="zh-CN"/>
-              </w:rPr>
-              <w:t xml:space="preserve">.level == </w:t>
+                <w:lang w:val="en-US" w:eastAsia="zh-CN"/>
+              </w:rPr>
+              <w:t>ResistantCDrug!</w:t>
             </w:r>
             <w:r>
               <w:rPr>
@@ -6619,16 +7185,50 @@
                 <w:szCs w:val="21"/>
                 <w:lang w:eastAsia="zh-CN"/>
               </w:rPr>
-              <w:t>‘</w:t>
-            </w:r>
-            <w:r>
-              <w:rPr>
-                <w:rFonts w:hint="eastAsia" w:ascii="Times New Roman" w:hAnsi="Times New Roman" w:eastAsia="微软雅黑" w:cs="Times New Roman"/>
+              <w:t>= [] %}</w:t>
+            </w:r>
+            <w:r>
+              <w:rPr>
+                <w:rFonts w:hint="eastAsia" w:eastAsia="微软雅黑" w:cs="Times New Roman"/>
                 <w:sz w:val="21"/>
                 <w:szCs w:val="21"/>
-                <w:lang w:eastAsia="zh-CN"/>
-              </w:rPr>
-              <w:t>2</w:t>
+                <w:lang w:val="en-US" w:eastAsia="zh-CN"/>
+              </w:rPr>
+              <w:t>潜在耐药药物C级：{% for drugC in tip.ResistantCDrug %}{{drugC.nameLevel}}{% if not loop.last %}, {% endif %}{% endfor%}</w:t>
+            </w:r>
+          </w:p>
+          <w:p>
+            <w:pPr>
+              <w:keepNext w:val="0"/>
+              <w:keepLines w:val="0"/>
+              <w:pageBreakBefore w:val="0"/>
+              <w:widowControl w:val="0"/>
+              <w:kinsoku/>
+              <w:wordWrap w:val="0"/>
+              <w:overflowPunct/>
+              <w:topLinePunct w:val="0"/>
+              <w:autoSpaceDE w:val="0"/>
+              <w:autoSpaceDN w:val="0"/>
+              <w:bidi w:val="0"/>
+              <w:adjustRightInd w:val="0"/>
+              <w:snapToGrid/>
+              <w:jc w:val="both"/>
+              <w:textAlignment w:val="auto"/>
+              <w:rPr>
+                <w:rFonts w:hint="default" w:eastAsia="微软雅黑" w:cs="Times New Roman"/>
+                <w:sz w:val="21"/>
+                <w:szCs w:val="21"/>
+                <w:lang w:val="en-US" w:eastAsia="zh-CN"/>
+              </w:rPr>
+            </w:pPr>
+            <w:r>
+              <w:rPr>
+                <w:rFonts w:hint="eastAsia" w:eastAsia="微软雅黑" w:cs="Times New Roman"/>
+                <w:sz w:val="21"/>
+                <w:szCs w:val="21"/>
+                <w:lang w:val="en-US" w:eastAsia="zh-CN"/>
+              </w:rPr>
+              <w:t>{% endif %}</w:t>
             </w:r>
             <w:r>
               <w:rPr>
@@ -6637,16 +7237,16 @@
                 <w:szCs w:val="21"/>
                 <w:lang w:eastAsia="zh-CN"/>
               </w:rPr>
-              <w:t>’</w:t>
-            </w:r>
-            <w:r>
-              <w:rPr>
-                <w:rFonts w:hint="eastAsia" w:ascii="Times New Roman" w:hAnsi="Times New Roman" w:eastAsia="微软雅黑" w:cs="Times New Roman"/>
+              <w:t>{% if tip.</w:t>
+            </w:r>
+            <w:r>
+              <w:rPr>
+                <w:rFonts w:hint="eastAsia" w:eastAsia="微软雅黑" w:cs="Times New Roman"/>
                 <w:sz w:val="21"/>
                 <w:szCs w:val="21"/>
-                <w:lang w:eastAsia="zh-CN"/>
-              </w:rPr>
-              <w:t>%}</w:t>
+                <w:lang w:val="en-US" w:eastAsia="zh-CN"/>
+              </w:rPr>
+              <w:t>ResistantDDrug!</w:t>
             </w:r>
             <w:r>
               <w:rPr>
@@ -6655,16 +7255,7 @@
                 <w:szCs w:val="21"/>
                 <w:lang w:eastAsia="zh-CN"/>
               </w:rPr>
-              <w:t>{%if loop.last%}</w:t>
-            </w:r>
-            <w:r>
-              <w:rPr>
-                <w:rFonts w:hint="eastAsia" w:ascii="Times New Roman" w:hAnsi="Times New Roman" w:eastAsia="微软雅黑" w:cs="Times New Roman"/>
-                <w:sz w:val="21"/>
-                <w:szCs w:val="21"/>
-                <w:lang w:eastAsia="zh-CN"/>
-              </w:rPr>
-              <w:t>{{ d.nameLevel }}（</w:t>
+              <w:t>= [] %}</w:t>
             </w:r>
             <w:r>
               <w:rPr>
@@ -6673,1222 +7264,7 @@
                 <w:szCs w:val="21"/>
                 <w:lang w:val="en-US" w:eastAsia="zh-CN"/>
               </w:rPr>
-              <w:t>可能受益</w:t>
-            </w:r>
-            <w:r>
-              <w:rPr>
-                <w:rFonts w:hint="eastAsia"/>
-              </w:rPr>
-              <w:t>、</w:t>
-            </w:r>
-            <w:r>
-              <w:rPr>
-                <w:rFonts w:hint="eastAsia" w:ascii="Times New Roman" w:hAnsi="Times New Roman" w:eastAsia="微软雅黑" w:cs="Times New Roman"/>
-                <w:sz w:val="21"/>
-                <w:szCs w:val="21"/>
-                <w:lang w:eastAsia="zh-CN"/>
-              </w:rPr>
-              <w:t>B级）</w:t>
-            </w:r>
-            <w:r>
-              <w:rPr>
-                <w:rFonts w:ascii="Times New Roman" w:hAnsi="Times New Roman" w:eastAsia="微软雅黑" w:cs="Times New Roman"/>
-                <w:sz w:val="21"/>
-                <w:szCs w:val="21"/>
-                <w:lang w:eastAsia="zh-CN"/>
-              </w:rPr>
-              <w:t>{%else%}</w:t>
-            </w:r>
-            <w:r>
-              <w:rPr>
-                <w:rFonts w:hint="eastAsia" w:ascii="Times New Roman" w:hAnsi="Times New Roman" w:eastAsia="微软雅黑" w:cs="Times New Roman"/>
-                <w:sz w:val="21"/>
-                <w:szCs w:val="21"/>
-                <w:lang w:eastAsia="zh-CN"/>
-              </w:rPr>
-              <w:t>{{ d.nameLevel }}（</w:t>
-            </w:r>
-            <w:r>
-              <w:rPr>
-                <w:rFonts w:hint="eastAsia" w:eastAsia="微软雅黑" w:cs="Times New Roman"/>
-                <w:sz w:val="21"/>
-                <w:szCs w:val="21"/>
-                <w:lang w:val="en-US" w:eastAsia="zh-CN"/>
-              </w:rPr>
-              <w:t>可能受益</w:t>
-            </w:r>
-            <w:r>
-              <w:rPr>
-                <w:rFonts w:hint="eastAsia"/>
-              </w:rPr>
-              <w:t>、</w:t>
-            </w:r>
-            <w:r>
-              <w:rPr>
-                <w:rFonts w:hint="eastAsia"/>
-                <w:lang w:val="en-US" w:eastAsia="zh-CN"/>
-              </w:rPr>
-              <w:t>B</w:t>
-            </w:r>
-            <w:r>
-              <w:rPr>
-                <w:rFonts w:hint="eastAsia" w:ascii="Times New Roman" w:hAnsi="Times New Roman" w:eastAsia="微软雅黑" w:cs="Times New Roman"/>
-                <w:sz w:val="21"/>
-                <w:szCs w:val="21"/>
-                <w:lang w:eastAsia="zh-CN"/>
-              </w:rPr>
-              <w:t>级）</w:t>
-            </w:r>
-            <w:r>
-              <w:rPr>
-                <w:rFonts w:ascii="Times New Roman" w:hAnsi="Times New Roman" w:eastAsia="微软雅黑" w:cs="Times New Roman"/>
-                <w:sz w:val="21"/>
-                <w:szCs w:val="21"/>
-                <w:lang w:eastAsia="zh-CN"/>
-              </w:rPr>
-              <w:t>，{%endif%}</w:t>
-            </w:r>
-          </w:p>
-          <w:p>
-            <w:pPr>
-              <w:keepNext w:val="0"/>
-              <w:keepLines w:val="0"/>
-              <w:pageBreakBefore w:val="0"/>
-              <w:widowControl w:val="0"/>
-              <w:kinsoku/>
-              <w:wordWrap w:val="0"/>
-              <w:overflowPunct/>
-              <w:topLinePunct w:val="0"/>
-              <w:autoSpaceDE w:val="0"/>
-              <w:autoSpaceDN w:val="0"/>
-              <w:bidi w:val="0"/>
-              <w:adjustRightInd w:val="0"/>
-              <w:snapToGrid/>
-              <w:jc w:val="both"/>
-              <w:textAlignment w:val="auto"/>
-              <w:rPr>
-                <w:rFonts w:ascii="Times New Roman" w:hAnsi="Times New Roman" w:eastAsia="微软雅黑" w:cs="Times New Roman"/>
-                <w:sz w:val="21"/>
-                <w:szCs w:val="21"/>
-                <w:lang w:eastAsia="zh-CN"/>
-              </w:rPr>
-            </w:pPr>
-            <w:r>
-              <w:rPr>
-                <w:rFonts w:hint="eastAsia" w:ascii="Times New Roman" w:hAnsi="Times New Roman" w:eastAsia="微软雅黑" w:cs="Times New Roman"/>
-                <w:sz w:val="21"/>
-                <w:szCs w:val="21"/>
-                <w:lang w:eastAsia="zh-CN"/>
-              </w:rPr>
-              <w:t xml:space="preserve">{%elif </w:t>
-            </w:r>
-            <w:r>
-              <w:rPr>
-                <w:rFonts w:ascii="Times New Roman" w:hAnsi="Times New Roman" w:eastAsia="微软雅黑" w:cs="Times New Roman"/>
-                <w:sz w:val="21"/>
-                <w:szCs w:val="21"/>
-                <w:lang w:eastAsia="zh-CN"/>
-              </w:rPr>
-              <w:t>d</w:t>
-            </w:r>
-            <w:r>
-              <w:rPr>
-                <w:rFonts w:hint="eastAsia" w:ascii="Times New Roman" w:hAnsi="Times New Roman" w:eastAsia="微软雅黑" w:cs="Times New Roman"/>
-                <w:sz w:val="21"/>
-                <w:szCs w:val="21"/>
-                <w:lang w:eastAsia="zh-CN"/>
-              </w:rPr>
-              <w:t xml:space="preserve">.level == </w:t>
-            </w:r>
-            <w:r>
-              <w:rPr>
-                <w:rFonts w:ascii="Times New Roman" w:hAnsi="Times New Roman" w:eastAsia="微软雅黑" w:cs="Times New Roman"/>
-                <w:sz w:val="21"/>
-                <w:szCs w:val="21"/>
-                <w:lang w:eastAsia="zh-CN"/>
-              </w:rPr>
-              <w:t>‘</w:t>
-            </w:r>
-            <w:r>
-              <w:rPr>
-                <w:rFonts w:hint="eastAsia" w:ascii="Times New Roman" w:hAnsi="Times New Roman" w:eastAsia="微软雅黑" w:cs="Times New Roman"/>
-                <w:sz w:val="21"/>
-                <w:szCs w:val="21"/>
-                <w:lang w:eastAsia="zh-CN"/>
-              </w:rPr>
-              <w:t>3</w:t>
-            </w:r>
-            <w:r>
-              <w:rPr>
-                <w:rFonts w:ascii="Times New Roman" w:hAnsi="Times New Roman" w:eastAsia="微软雅黑" w:cs="Times New Roman"/>
-                <w:sz w:val="21"/>
-                <w:szCs w:val="21"/>
-                <w:lang w:eastAsia="zh-CN"/>
-              </w:rPr>
-              <w:t>’</w:t>
-            </w:r>
-            <w:r>
-              <w:rPr>
-                <w:rFonts w:hint="eastAsia" w:ascii="Times New Roman" w:hAnsi="Times New Roman" w:eastAsia="微软雅黑" w:cs="Times New Roman"/>
-                <w:sz w:val="21"/>
-                <w:szCs w:val="21"/>
-                <w:lang w:eastAsia="zh-CN"/>
-              </w:rPr>
-              <w:t>%}</w:t>
-            </w:r>
-            <w:r>
-              <w:rPr>
-                <w:rFonts w:ascii="Times New Roman" w:hAnsi="Times New Roman" w:eastAsia="微软雅黑" w:cs="Times New Roman"/>
-                <w:sz w:val="21"/>
-                <w:szCs w:val="21"/>
-                <w:lang w:eastAsia="zh-CN"/>
-              </w:rPr>
-              <w:t>{%if loop.last%}</w:t>
-            </w:r>
-            <w:r>
-              <w:rPr>
-                <w:rFonts w:hint="eastAsia" w:ascii="Times New Roman" w:hAnsi="Times New Roman" w:eastAsia="微软雅黑" w:cs="Times New Roman"/>
-                <w:sz w:val="21"/>
-                <w:szCs w:val="21"/>
-                <w:lang w:eastAsia="zh-CN"/>
-              </w:rPr>
-              <w:t>{{ d.nameLevel }}（</w:t>
-            </w:r>
-            <w:r>
-              <w:rPr>
-                <w:rFonts w:hint="eastAsia" w:eastAsia="微软雅黑" w:cs="Times New Roman"/>
-                <w:sz w:val="21"/>
-                <w:szCs w:val="21"/>
-                <w:lang w:val="en-US" w:eastAsia="zh-CN"/>
-              </w:rPr>
-              <w:t>可能受益</w:t>
-            </w:r>
-            <w:r>
-              <w:rPr>
-                <w:rFonts w:hint="eastAsia"/>
-              </w:rPr>
-              <w:t>、</w:t>
-            </w:r>
-            <w:r>
-              <w:rPr>
-                <w:rFonts w:hint="eastAsia" w:ascii="Times New Roman" w:hAnsi="Times New Roman" w:eastAsia="微软雅黑" w:cs="Times New Roman"/>
-                <w:sz w:val="21"/>
-                <w:szCs w:val="21"/>
-                <w:lang w:eastAsia="zh-CN"/>
-              </w:rPr>
-              <w:t>C级）</w:t>
-            </w:r>
-            <w:r>
-              <w:rPr>
-                <w:rFonts w:ascii="Times New Roman" w:hAnsi="Times New Roman" w:eastAsia="微软雅黑" w:cs="Times New Roman"/>
-                <w:sz w:val="21"/>
-                <w:szCs w:val="21"/>
-                <w:lang w:eastAsia="zh-CN"/>
-              </w:rPr>
-              <w:t>{%else%}</w:t>
-            </w:r>
-            <w:r>
-              <w:rPr>
-                <w:rFonts w:hint="eastAsia" w:ascii="Times New Roman" w:hAnsi="Times New Roman" w:eastAsia="微软雅黑" w:cs="Times New Roman"/>
-                <w:sz w:val="21"/>
-                <w:szCs w:val="21"/>
-                <w:lang w:eastAsia="zh-CN"/>
-              </w:rPr>
-              <w:t>{{ d.nameLevel }}（</w:t>
-            </w:r>
-            <w:r>
-              <w:rPr>
-                <w:rFonts w:hint="eastAsia" w:eastAsia="微软雅黑" w:cs="Times New Roman"/>
-                <w:sz w:val="21"/>
-                <w:szCs w:val="21"/>
-                <w:lang w:val="en-US" w:eastAsia="zh-CN"/>
-              </w:rPr>
-              <w:t>可能受益</w:t>
-            </w:r>
-            <w:r>
-              <w:rPr>
-                <w:rFonts w:hint="eastAsia"/>
-              </w:rPr>
-              <w:t>、</w:t>
-            </w:r>
-            <w:r>
-              <w:rPr>
-                <w:rFonts w:hint="eastAsia" w:ascii="Times New Roman" w:hAnsi="Times New Roman" w:eastAsia="微软雅黑" w:cs="Times New Roman"/>
-                <w:sz w:val="21"/>
-                <w:szCs w:val="21"/>
-                <w:lang w:eastAsia="zh-CN"/>
-              </w:rPr>
-              <w:t>C级）</w:t>
-            </w:r>
-            <w:r>
-              <w:rPr>
-                <w:rFonts w:ascii="Times New Roman" w:hAnsi="Times New Roman" w:eastAsia="微软雅黑" w:cs="Times New Roman"/>
-                <w:sz w:val="21"/>
-                <w:szCs w:val="21"/>
-                <w:lang w:eastAsia="zh-CN"/>
-              </w:rPr>
-              <w:t>，{%endif%}</w:t>
-            </w:r>
-          </w:p>
-          <w:p>
-            <w:pPr>
-              <w:keepNext w:val="0"/>
-              <w:keepLines w:val="0"/>
-              <w:pageBreakBefore w:val="0"/>
-              <w:widowControl w:val="0"/>
-              <w:kinsoku/>
-              <w:wordWrap w:val="0"/>
-              <w:overflowPunct/>
-              <w:topLinePunct w:val="0"/>
-              <w:autoSpaceDE w:val="0"/>
-              <w:autoSpaceDN w:val="0"/>
-              <w:bidi w:val="0"/>
-              <w:adjustRightInd w:val="0"/>
-              <w:snapToGrid/>
-              <w:jc w:val="both"/>
-              <w:textAlignment w:val="auto"/>
-              <w:rPr>
-                <w:rFonts w:ascii="Times New Roman" w:hAnsi="Times New Roman" w:eastAsia="微软雅黑" w:cs="Times New Roman"/>
-                <w:sz w:val="21"/>
-                <w:szCs w:val="21"/>
-                <w:lang w:eastAsia="zh-CN"/>
-              </w:rPr>
-            </w:pPr>
-            <w:r>
-              <w:rPr>
-                <w:rFonts w:hint="eastAsia" w:ascii="Times New Roman" w:hAnsi="Times New Roman" w:eastAsia="微软雅黑" w:cs="Times New Roman"/>
-                <w:sz w:val="21"/>
-                <w:szCs w:val="21"/>
-                <w:lang w:eastAsia="zh-CN"/>
-              </w:rPr>
-              <w:t xml:space="preserve">{%elif </w:t>
-            </w:r>
-            <w:r>
-              <w:rPr>
-                <w:rFonts w:ascii="Times New Roman" w:hAnsi="Times New Roman" w:eastAsia="微软雅黑" w:cs="Times New Roman"/>
-                <w:sz w:val="21"/>
-                <w:szCs w:val="21"/>
-                <w:lang w:eastAsia="zh-CN"/>
-              </w:rPr>
-              <w:t>d</w:t>
-            </w:r>
-            <w:r>
-              <w:rPr>
-                <w:rFonts w:hint="eastAsia" w:ascii="Times New Roman" w:hAnsi="Times New Roman" w:eastAsia="微软雅黑" w:cs="Times New Roman"/>
-                <w:sz w:val="21"/>
-                <w:szCs w:val="21"/>
-                <w:lang w:eastAsia="zh-CN"/>
-              </w:rPr>
-              <w:t xml:space="preserve">.level == </w:t>
-            </w:r>
-            <w:r>
-              <w:rPr>
-                <w:rFonts w:ascii="Times New Roman" w:hAnsi="Times New Roman" w:eastAsia="微软雅黑" w:cs="Times New Roman"/>
-                <w:sz w:val="21"/>
-                <w:szCs w:val="21"/>
-                <w:lang w:eastAsia="zh-CN"/>
-              </w:rPr>
-              <w:t>‘</w:t>
-            </w:r>
-            <w:r>
-              <w:rPr>
-                <w:rFonts w:hint="eastAsia" w:ascii="Times New Roman" w:hAnsi="Times New Roman" w:eastAsia="微软雅黑" w:cs="Times New Roman"/>
-                <w:sz w:val="21"/>
-                <w:szCs w:val="21"/>
-                <w:lang w:eastAsia="zh-CN"/>
-              </w:rPr>
-              <w:t>4</w:t>
-            </w:r>
-            <w:r>
-              <w:rPr>
-                <w:rFonts w:ascii="Times New Roman" w:hAnsi="Times New Roman" w:eastAsia="微软雅黑" w:cs="Times New Roman"/>
-                <w:sz w:val="21"/>
-                <w:szCs w:val="21"/>
-                <w:lang w:eastAsia="zh-CN"/>
-              </w:rPr>
-              <w:t>’</w:t>
-            </w:r>
-            <w:r>
-              <w:rPr>
-                <w:rFonts w:hint="eastAsia" w:ascii="Times New Roman" w:hAnsi="Times New Roman" w:eastAsia="微软雅黑" w:cs="Times New Roman"/>
-                <w:sz w:val="21"/>
-                <w:szCs w:val="21"/>
-                <w:lang w:eastAsia="zh-CN"/>
-              </w:rPr>
-              <w:t>%}</w:t>
-            </w:r>
-            <w:r>
-              <w:rPr>
-                <w:rFonts w:ascii="Times New Roman" w:hAnsi="Times New Roman" w:eastAsia="微软雅黑" w:cs="Times New Roman"/>
-                <w:sz w:val="21"/>
-                <w:szCs w:val="21"/>
-                <w:lang w:eastAsia="zh-CN"/>
-              </w:rPr>
-              <w:t>{%if loop.last%}</w:t>
-            </w:r>
-            <w:r>
-              <w:rPr>
-                <w:rFonts w:hint="eastAsia" w:ascii="Times New Roman" w:hAnsi="Times New Roman" w:eastAsia="微软雅黑" w:cs="Times New Roman"/>
-                <w:sz w:val="21"/>
-                <w:szCs w:val="21"/>
-                <w:lang w:eastAsia="zh-CN"/>
-              </w:rPr>
-              <w:t>{{ d.nameLevel }}（</w:t>
-            </w:r>
-            <w:r>
-              <w:rPr>
-                <w:rFonts w:hint="eastAsia" w:eastAsia="微软雅黑" w:cs="Times New Roman"/>
-                <w:sz w:val="21"/>
-                <w:szCs w:val="21"/>
-                <w:lang w:val="en-US" w:eastAsia="zh-CN"/>
-              </w:rPr>
-              <w:t>可能受益</w:t>
-            </w:r>
-            <w:r>
-              <w:rPr>
-                <w:rFonts w:hint="eastAsia"/>
-              </w:rPr>
-              <w:t>、</w:t>
-            </w:r>
-            <w:r>
-              <w:rPr>
-                <w:rFonts w:hint="eastAsia" w:ascii="Times New Roman" w:hAnsi="Times New Roman" w:eastAsia="微软雅黑" w:cs="Times New Roman"/>
-                <w:sz w:val="21"/>
-                <w:szCs w:val="21"/>
-                <w:lang w:eastAsia="zh-CN"/>
-              </w:rPr>
-              <w:t>D级）</w:t>
-            </w:r>
-            <w:r>
-              <w:rPr>
-                <w:rFonts w:ascii="Times New Roman" w:hAnsi="Times New Roman" w:eastAsia="微软雅黑" w:cs="Times New Roman"/>
-                <w:sz w:val="21"/>
-                <w:szCs w:val="21"/>
-                <w:lang w:eastAsia="zh-CN"/>
-              </w:rPr>
-              <w:t>{%else%}</w:t>
-            </w:r>
-            <w:r>
-              <w:rPr>
-                <w:rFonts w:hint="eastAsia" w:ascii="Times New Roman" w:hAnsi="Times New Roman" w:eastAsia="微软雅黑" w:cs="Times New Roman"/>
-                <w:sz w:val="21"/>
-                <w:szCs w:val="21"/>
-                <w:lang w:eastAsia="zh-CN"/>
-              </w:rPr>
-              <w:t>{{ d.nameLevel }}（</w:t>
-            </w:r>
-            <w:r>
-              <w:rPr>
-                <w:rFonts w:hint="eastAsia" w:eastAsia="微软雅黑" w:cs="Times New Roman"/>
-                <w:sz w:val="21"/>
-                <w:szCs w:val="21"/>
-                <w:lang w:val="en-US" w:eastAsia="zh-CN"/>
-              </w:rPr>
-              <w:t>可能受益</w:t>
-            </w:r>
-            <w:r>
-              <w:rPr>
-                <w:rFonts w:hint="eastAsia"/>
-              </w:rPr>
-              <w:t>、</w:t>
-            </w:r>
-            <w:r>
-              <w:rPr>
-                <w:rFonts w:hint="eastAsia" w:ascii="Times New Roman" w:hAnsi="Times New Roman" w:eastAsia="微软雅黑" w:cs="Times New Roman"/>
-                <w:sz w:val="21"/>
-                <w:szCs w:val="21"/>
-                <w:lang w:eastAsia="zh-CN"/>
-              </w:rPr>
-              <w:t>D级）</w:t>
-            </w:r>
-            <w:r>
-              <w:rPr>
-                <w:rFonts w:ascii="Times New Roman" w:hAnsi="Times New Roman" w:eastAsia="微软雅黑" w:cs="Times New Roman"/>
-                <w:sz w:val="21"/>
-                <w:szCs w:val="21"/>
-                <w:lang w:eastAsia="zh-CN"/>
-              </w:rPr>
-              <w:t>，{%endif%}</w:t>
-            </w:r>
-          </w:p>
-          <w:p>
-            <w:pPr>
-              <w:keepNext w:val="0"/>
-              <w:keepLines w:val="0"/>
-              <w:pageBreakBefore w:val="0"/>
-              <w:widowControl w:val="0"/>
-              <w:kinsoku/>
-              <w:wordWrap w:val="0"/>
-              <w:overflowPunct/>
-              <w:topLinePunct w:val="0"/>
-              <w:autoSpaceDE w:val="0"/>
-              <w:autoSpaceDN w:val="0"/>
-              <w:bidi w:val="0"/>
-              <w:adjustRightInd w:val="0"/>
-              <w:snapToGrid/>
-              <w:jc w:val="both"/>
-              <w:textAlignment w:val="auto"/>
-              <w:rPr>
-                <w:rFonts w:hint="eastAsia" w:ascii="Times New Roman" w:hAnsi="Times New Roman" w:eastAsia="微软雅黑" w:cs="Times New Roman"/>
-                <w:sz w:val="21"/>
-                <w:szCs w:val="21"/>
-                <w:lang w:eastAsia="zh-CN"/>
-              </w:rPr>
-            </w:pPr>
-            <w:r>
-              <w:rPr>
-                <w:rFonts w:ascii="Times New Roman" w:hAnsi="Times New Roman" w:eastAsia="微软雅黑" w:cs="Times New Roman"/>
-                <w:sz w:val="21"/>
-                <w:szCs w:val="21"/>
-                <w:lang w:eastAsia="zh-CN"/>
-              </w:rPr>
-              <w:t>{%endif%}</w:t>
-            </w:r>
-            <w:r>
-              <w:rPr>
-                <w:rFonts w:hint="eastAsia" w:ascii="Times New Roman" w:hAnsi="Times New Roman" w:eastAsia="微软雅黑" w:cs="Times New Roman"/>
-                <w:sz w:val="21"/>
-                <w:szCs w:val="21"/>
-                <w:lang w:eastAsia="zh-CN"/>
-              </w:rPr>
-              <w:t>{% endfor %}{% endif%}</w:t>
-            </w:r>
-          </w:p>
-          <w:p>
-            <w:pPr>
-              <w:keepNext w:val="0"/>
-              <w:keepLines w:val="0"/>
-              <w:pageBreakBefore w:val="0"/>
-              <w:widowControl w:val="0"/>
-              <w:kinsoku/>
-              <w:wordWrap w:val="0"/>
-              <w:overflowPunct/>
-              <w:topLinePunct w:val="0"/>
-              <w:autoSpaceDE w:val="0"/>
-              <w:autoSpaceDN w:val="0"/>
-              <w:bidi w:val="0"/>
-              <w:adjustRightInd w:val="0"/>
-              <w:snapToGrid/>
-              <w:jc w:val="both"/>
-              <w:textAlignment w:val="auto"/>
-              <w:rPr>
-                <w:rFonts w:ascii="Times New Roman" w:hAnsi="Times New Roman" w:eastAsia="微软雅黑" w:cs="Times New Roman"/>
-                <w:sz w:val="21"/>
-                <w:szCs w:val="21"/>
-                <w:lang w:eastAsia="zh-CN"/>
-              </w:rPr>
-            </w:pPr>
-            <w:r>
-              <w:rPr>
-                <w:rFonts w:hint="eastAsia" w:ascii="Times New Roman" w:hAnsi="Times New Roman" w:eastAsia="微软雅黑" w:cs="Times New Roman"/>
-                <w:sz w:val="21"/>
-                <w:szCs w:val="21"/>
-                <w:lang w:eastAsia="zh-CN"/>
-              </w:rPr>
-              <w:t xml:space="preserve">{% if tip.ResistantDrug == [] %}{% else%}{% for d in tip.ResistantDrug %}{%if </w:t>
-            </w:r>
-            <w:r>
-              <w:rPr>
-                <w:rFonts w:ascii="Times New Roman" w:hAnsi="Times New Roman" w:eastAsia="微软雅黑" w:cs="Times New Roman"/>
-                <w:sz w:val="21"/>
-                <w:szCs w:val="21"/>
-                <w:lang w:eastAsia="zh-CN"/>
-              </w:rPr>
-              <w:t>d</w:t>
-            </w:r>
-            <w:r>
-              <w:rPr>
-                <w:rFonts w:hint="eastAsia" w:ascii="Times New Roman" w:hAnsi="Times New Roman" w:eastAsia="微软雅黑" w:cs="Times New Roman"/>
-                <w:sz w:val="21"/>
-                <w:szCs w:val="21"/>
-                <w:lang w:eastAsia="zh-CN"/>
-              </w:rPr>
-              <w:t xml:space="preserve">.level == </w:t>
-            </w:r>
-            <w:r>
-              <w:rPr>
-                <w:rFonts w:ascii="Times New Roman" w:hAnsi="Times New Roman" w:eastAsia="微软雅黑" w:cs="Times New Roman"/>
-                <w:sz w:val="21"/>
-                <w:szCs w:val="21"/>
-                <w:lang w:eastAsia="zh-CN"/>
-              </w:rPr>
-              <w:t>‘</w:t>
-            </w:r>
-            <w:r>
-              <w:rPr>
-                <w:rFonts w:hint="eastAsia" w:ascii="Times New Roman" w:hAnsi="Times New Roman" w:eastAsia="微软雅黑" w:cs="Times New Roman"/>
-                <w:sz w:val="21"/>
-                <w:szCs w:val="21"/>
-                <w:lang w:eastAsia="zh-CN"/>
-              </w:rPr>
-              <w:t>5</w:t>
-            </w:r>
-            <w:r>
-              <w:rPr>
-                <w:rFonts w:ascii="Times New Roman" w:hAnsi="Times New Roman" w:eastAsia="微软雅黑" w:cs="Times New Roman"/>
-                <w:sz w:val="21"/>
-                <w:szCs w:val="21"/>
-                <w:lang w:eastAsia="zh-CN"/>
-              </w:rPr>
-              <w:t>’</w:t>
-            </w:r>
-            <w:r>
-              <w:rPr>
-                <w:rFonts w:hint="eastAsia" w:ascii="Times New Roman" w:hAnsi="Times New Roman" w:eastAsia="微软雅黑" w:cs="Times New Roman"/>
-                <w:sz w:val="21"/>
-                <w:szCs w:val="21"/>
-                <w:lang w:eastAsia="zh-CN"/>
-              </w:rPr>
-              <w:t>%}</w:t>
-            </w:r>
-            <w:r>
-              <w:rPr>
-                <w:rFonts w:ascii="Times New Roman" w:hAnsi="Times New Roman" w:eastAsia="微软雅黑" w:cs="Times New Roman"/>
-                <w:sz w:val="21"/>
-                <w:szCs w:val="21"/>
-                <w:lang w:eastAsia="zh-CN"/>
-              </w:rPr>
-              <w:t>{%if loop.last%}</w:t>
-            </w:r>
-            <w:r>
-              <w:rPr>
-                <w:rFonts w:hint="eastAsia" w:ascii="Times New Roman" w:hAnsi="Times New Roman" w:eastAsia="微软雅黑" w:cs="Times New Roman"/>
-                <w:sz w:val="21"/>
-                <w:szCs w:val="21"/>
-                <w:lang w:eastAsia="zh-CN"/>
-              </w:rPr>
-              <w:t>{{ d.nameLevel }}（</w:t>
-            </w:r>
-            <w:r>
-              <w:rPr>
-                <w:rFonts w:hint="eastAsia" w:ascii="Times New Roman" w:hAnsi="Times New Roman" w:eastAsia="微软雅黑" w:cs="Times New Roman"/>
-                <w:sz w:val="21"/>
-                <w:szCs w:val="21"/>
-                <w:lang w:val="en-US" w:eastAsia="zh-CN"/>
-              </w:rPr>
-              <w:t>可能耐药</w:t>
-            </w:r>
-            <w:r>
-              <w:rPr>
-                <w:rFonts w:hint="eastAsia" w:ascii="Times New Roman" w:hAnsi="Times New Roman" w:eastAsia="微软雅黑" w:cs="Times New Roman"/>
-                <w:sz w:val="21"/>
-                <w:szCs w:val="21"/>
-                <w:lang w:eastAsia="zh-CN"/>
-              </w:rPr>
-              <w:t>、A级、FDA/NMPA/NCCN/CSCO</w:t>
-            </w:r>
-            <w:r>
-              <w:rPr>
-                <w:rFonts w:hint="eastAsia" w:ascii="Times New Roman" w:hAnsi="Times New Roman" w:eastAsia="微软雅黑" w:cs="Times New Roman"/>
-                <w:sz w:val="21"/>
-                <w:szCs w:val="21"/>
-                <w:lang w:val="en-US" w:eastAsia="zh-CN"/>
-              </w:rPr>
-              <w:t>推荐</w:t>
-            </w:r>
-            <w:r>
-              <w:rPr>
-                <w:rFonts w:hint="eastAsia" w:ascii="Times New Roman" w:hAnsi="Times New Roman" w:eastAsia="微软雅黑" w:cs="Times New Roman"/>
-                <w:sz w:val="21"/>
-                <w:szCs w:val="21"/>
-                <w:lang w:eastAsia="zh-CN"/>
-              </w:rPr>
-              <w:t xml:space="preserve"> ）</w:t>
-            </w:r>
-            <w:r>
-              <w:rPr>
-                <w:rFonts w:ascii="Times New Roman" w:hAnsi="Times New Roman" w:eastAsia="微软雅黑" w:cs="Times New Roman"/>
-                <w:sz w:val="21"/>
-                <w:szCs w:val="21"/>
-                <w:lang w:eastAsia="zh-CN"/>
-              </w:rPr>
-              <w:t>{%else%}</w:t>
-            </w:r>
-            <w:r>
-              <w:rPr>
-                <w:rFonts w:hint="eastAsia" w:ascii="Times New Roman" w:hAnsi="Times New Roman" w:eastAsia="微软雅黑" w:cs="Times New Roman"/>
-                <w:sz w:val="21"/>
-                <w:szCs w:val="21"/>
-                <w:lang w:eastAsia="zh-CN"/>
-              </w:rPr>
-              <w:t>{{ d.nameLevel }}（</w:t>
-            </w:r>
-            <w:r>
-              <w:rPr>
-                <w:rFonts w:hint="eastAsia" w:ascii="Times New Roman" w:hAnsi="Times New Roman" w:eastAsia="微软雅黑" w:cs="Times New Roman"/>
-                <w:sz w:val="21"/>
-                <w:szCs w:val="21"/>
-                <w:lang w:val="en-US" w:eastAsia="zh-CN"/>
-              </w:rPr>
-              <w:t>可能耐药</w:t>
-            </w:r>
-            <w:r>
-              <w:rPr>
-                <w:rFonts w:hint="eastAsia" w:ascii="Times New Roman" w:hAnsi="Times New Roman" w:eastAsia="微软雅黑" w:cs="Times New Roman"/>
-                <w:sz w:val="21"/>
-                <w:szCs w:val="21"/>
-                <w:lang w:eastAsia="zh-CN"/>
-              </w:rPr>
-              <w:t>、A级、FDA/NMPA/NCCN/CSCO</w:t>
-            </w:r>
-            <w:r>
-              <w:rPr>
-                <w:rFonts w:hint="eastAsia" w:ascii="Times New Roman" w:hAnsi="Times New Roman" w:eastAsia="微软雅黑" w:cs="Times New Roman"/>
-                <w:sz w:val="21"/>
-                <w:szCs w:val="21"/>
-                <w:lang w:val="en-US" w:eastAsia="zh-CN"/>
-              </w:rPr>
-              <w:t>推荐</w:t>
-            </w:r>
-            <w:r>
-              <w:rPr>
-                <w:rFonts w:hint="eastAsia" w:ascii="Times New Roman" w:hAnsi="Times New Roman" w:eastAsia="微软雅黑" w:cs="Times New Roman"/>
-                <w:sz w:val="21"/>
-                <w:szCs w:val="21"/>
-                <w:lang w:eastAsia="zh-CN"/>
-              </w:rPr>
-              <w:t xml:space="preserve"> ）</w:t>
-            </w:r>
-            <w:r>
-              <w:rPr>
-                <w:rFonts w:ascii="Times New Roman" w:hAnsi="Times New Roman" w:eastAsia="微软雅黑" w:cs="Times New Roman"/>
-                <w:sz w:val="21"/>
-                <w:szCs w:val="21"/>
-                <w:lang w:eastAsia="zh-CN"/>
-              </w:rPr>
-              <w:t>，{%endif%}</w:t>
-            </w:r>
-          </w:p>
-          <w:p>
-            <w:pPr>
-              <w:keepNext w:val="0"/>
-              <w:keepLines w:val="0"/>
-              <w:pageBreakBefore w:val="0"/>
-              <w:widowControl w:val="0"/>
-              <w:kinsoku/>
-              <w:wordWrap w:val="0"/>
-              <w:overflowPunct/>
-              <w:topLinePunct w:val="0"/>
-              <w:autoSpaceDE w:val="0"/>
-              <w:autoSpaceDN w:val="0"/>
-              <w:bidi w:val="0"/>
-              <w:adjustRightInd w:val="0"/>
-              <w:snapToGrid/>
-              <w:jc w:val="both"/>
-              <w:textAlignment w:val="auto"/>
-              <w:rPr>
-                <w:rFonts w:ascii="Times New Roman" w:hAnsi="Times New Roman" w:eastAsia="微软雅黑" w:cs="Times New Roman"/>
-                <w:sz w:val="21"/>
-                <w:szCs w:val="21"/>
-                <w:lang w:eastAsia="zh-CN"/>
-              </w:rPr>
-            </w:pPr>
-            <w:r>
-              <w:rPr>
-                <w:rFonts w:hint="eastAsia" w:ascii="Times New Roman" w:hAnsi="Times New Roman" w:eastAsia="微软雅黑" w:cs="Times New Roman"/>
-                <w:sz w:val="21"/>
-                <w:szCs w:val="21"/>
-                <w:lang w:eastAsia="zh-CN"/>
-              </w:rPr>
-              <w:t xml:space="preserve">{%elif </w:t>
-            </w:r>
-            <w:r>
-              <w:rPr>
-                <w:rFonts w:ascii="Times New Roman" w:hAnsi="Times New Roman" w:eastAsia="微软雅黑" w:cs="Times New Roman"/>
-                <w:sz w:val="21"/>
-                <w:szCs w:val="21"/>
-                <w:lang w:eastAsia="zh-CN"/>
-              </w:rPr>
-              <w:t>d</w:t>
-            </w:r>
-            <w:r>
-              <w:rPr>
-                <w:rFonts w:hint="eastAsia" w:ascii="Times New Roman" w:hAnsi="Times New Roman" w:eastAsia="微软雅黑" w:cs="Times New Roman"/>
-                <w:sz w:val="21"/>
-                <w:szCs w:val="21"/>
-                <w:lang w:eastAsia="zh-CN"/>
-              </w:rPr>
-              <w:t xml:space="preserve">.level == </w:t>
-            </w:r>
-            <w:r>
-              <w:rPr>
-                <w:rFonts w:ascii="Times New Roman" w:hAnsi="Times New Roman" w:eastAsia="微软雅黑" w:cs="Times New Roman"/>
-                <w:sz w:val="21"/>
-                <w:szCs w:val="21"/>
-                <w:lang w:eastAsia="zh-CN"/>
-              </w:rPr>
-              <w:t>‘</w:t>
-            </w:r>
-            <w:r>
-              <w:rPr>
-                <w:rFonts w:hint="eastAsia" w:ascii="Times New Roman" w:hAnsi="Times New Roman" w:eastAsia="微软雅黑" w:cs="Times New Roman"/>
-                <w:sz w:val="21"/>
-                <w:szCs w:val="21"/>
-                <w:lang w:eastAsia="zh-CN"/>
-              </w:rPr>
-              <w:t>6</w:t>
-            </w:r>
-            <w:r>
-              <w:rPr>
-                <w:rFonts w:ascii="Times New Roman" w:hAnsi="Times New Roman" w:eastAsia="微软雅黑" w:cs="Times New Roman"/>
-                <w:sz w:val="21"/>
-                <w:szCs w:val="21"/>
-                <w:lang w:eastAsia="zh-CN"/>
-              </w:rPr>
-              <w:t>’</w:t>
-            </w:r>
-            <w:r>
-              <w:rPr>
-                <w:rFonts w:hint="eastAsia" w:ascii="Times New Roman" w:hAnsi="Times New Roman" w:eastAsia="微软雅黑" w:cs="Times New Roman"/>
-                <w:sz w:val="21"/>
-                <w:szCs w:val="21"/>
-                <w:lang w:eastAsia="zh-CN"/>
-              </w:rPr>
-              <w:t>%}</w:t>
-            </w:r>
-            <w:r>
-              <w:rPr>
-                <w:rFonts w:ascii="Times New Roman" w:hAnsi="Times New Roman" w:eastAsia="微软雅黑" w:cs="Times New Roman"/>
-                <w:sz w:val="21"/>
-                <w:szCs w:val="21"/>
-                <w:lang w:eastAsia="zh-CN"/>
-              </w:rPr>
-              <w:t>{%if loop.last%}</w:t>
-            </w:r>
-            <w:r>
-              <w:rPr>
-                <w:rFonts w:hint="eastAsia" w:ascii="Times New Roman" w:hAnsi="Times New Roman" w:eastAsia="微软雅黑" w:cs="Times New Roman"/>
-                <w:sz w:val="21"/>
-                <w:szCs w:val="21"/>
-                <w:lang w:eastAsia="zh-CN"/>
-              </w:rPr>
-              <w:t>{{ d.nameLevel }}（</w:t>
-            </w:r>
-            <w:r>
-              <w:rPr>
-                <w:rFonts w:hint="eastAsia" w:ascii="Times New Roman" w:hAnsi="Times New Roman" w:eastAsia="微软雅黑" w:cs="Times New Roman"/>
-                <w:sz w:val="21"/>
-                <w:szCs w:val="21"/>
-                <w:lang w:val="en-US" w:eastAsia="zh-CN"/>
-              </w:rPr>
-              <w:t>可能耐药</w:t>
-            </w:r>
-            <w:r>
-              <w:rPr>
-                <w:rFonts w:hint="eastAsia" w:ascii="Times New Roman" w:hAnsi="Times New Roman" w:eastAsia="微软雅黑" w:cs="Times New Roman"/>
-                <w:sz w:val="21"/>
-                <w:szCs w:val="21"/>
-                <w:lang w:eastAsia="zh-CN"/>
-              </w:rPr>
-              <w:t>、B级）</w:t>
-            </w:r>
-            <w:r>
-              <w:rPr>
-                <w:rFonts w:ascii="Times New Roman" w:hAnsi="Times New Roman" w:eastAsia="微软雅黑" w:cs="Times New Roman"/>
-                <w:sz w:val="21"/>
-                <w:szCs w:val="21"/>
-                <w:lang w:eastAsia="zh-CN"/>
-              </w:rPr>
-              <w:t>{%else%}</w:t>
-            </w:r>
-            <w:r>
-              <w:rPr>
-                <w:rFonts w:hint="eastAsia" w:ascii="Times New Roman" w:hAnsi="Times New Roman" w:eastAsia="微软雅黑" w:cs="Times New Roman"/>
-                <w:sz w:val="21"/>
-                <w:szCs w:val="21"/>
-                <w:lang w:eastAsia="zh-CN"/>
-              </w:rPr>
-              <w:t>{{ d.nameLevel }}（</w:t>
-            </w:r>
-            <w:r>
-              <w:rPr>
-                <w:rFonts w:hint="eastAsia" w:ascii="Times New Roman" w:hAnsi="Times New Roman" w:eastAsia="微软雅黑" w:cs="Times New Roman"/>
-                <w:sz w:val="21"/>
-                <w:szCs w:val="21"/>
-                <w:lang w:val="en-US" w:eastAsia="zh-CN"/>
-              </w:rPr>
-              <w:t>可能耐药</w:t>
-            </w:r>
-            <w:r>
-              <w:rPr>
-                <w:rFonts w:hint="eastAsia" w:ascii="Times New Roman" w:hAnsi="Times New Roman" w:eastAsia="微软雅黑" w:cs="Times New Roman"/>
-                <w:sz w:val="21"/>
-                <w:szCs w:val="21"/>
-                <w:lang w:eastAsia="zh-CN"/>
-              </w:rPr>
-              <w:t>、B级）</w:t>
-            </w:r>
-            <w:r>
-              <w:rPr>
-                <w:rFonts w:ascii="Times New Roman" w:hAnsi="Times New Roman" w:eastAsia="微软雅黑" w:cs="Times New Roman"/>
-                <w:sz w:val="21"/>
-                <w:szCs w:val="21"/>
-                <w:lang w:eastAsia="zh-CN"/>
-              </w:rPr>
-              <w:t>，{%endif%}</w:t>
-            </w:r>
-          </w:p>
-          <w:p>
-            <w:pPr>
-              <w:keepNext w:val="0"/>
-              <w:keepLines w:val="0"/>
-              <w:pageBreakBefore w:val="0"/>
-              <w:widowControl w:val="0"/>
-              <w:kinsoku/>
-              <w:wordWrap w:val="0"/>
-              <w:overflowPunct/>
-              <w:topLinePunct w:val="0"/>
-              <w:autoSpaceDE w:val="0"/>
-              <w:autoSpaceDN w:val="0"/>
-              <w:bidi w:val="0"/>
-              <w:adjustRightInd w:val="0"/>
-              <w:snapToGrid/>
-              <w:jc w:val="both"/>
-              <w:textAlignment w:val="auto"/>
-              <w:rPr>
-                <w:rFonts w:ascii="Times New Roman" w:hAnsi="Times New Roman" w:eastAsia="微软雅黑" w:cs="Times New Roman"/>
-                <w:sz w:val="21"/>
-                <w:szCs w:val="21"/>
-                <w:lang w:eastAsia="zh-CN"/>
-              </w:rPr>
-            </w:pPr>
-            <w:r>
-              <w:rPr>
-                <w:rFonts w:hint="eastAsia" w:ascii="Times New Roman" w:hAnsi="Times New Roman" w:eastAsia="微软雅黑" w:cs="Times New Roman"/>
-                <w:sz w:val="21"/>
-                <w:szCs w:val="21"/>
-                <w:lang w:eastAsia="zh-CN"/>
-              </w:rPr>
-              <w:t xml:space="preserve">{%elif </w:t>
-            </w:r>
-            <w:r>
-              <w:rPr>
-                <w:rFonts w:ascii="Times New Roman" w:hAnsi="Times New Roman" w:eastAsia="微软雅黑" w:cs="Times New Roman"/>
-                <w:sz w:val="21"/>
-                <w:szCs w:val="21"/>
-                <w:lang w:eastAsia="zh-CN"/>
-              </w:rPr>
-              <w:t>d</w:t>
-            </w:r>
-            <w:r>
-              <w:rPr>
-                <w:rFonts w:hint="eastAsia" w:ascii="Times New Roman" w:hAnsi="Times New Roman" w:eastAsia="微软雅黑" w:cs="Times New Roman"/>
-                <w:sz w:val="21"/>
-                <w:szCs w:val="21"/>
-                <w:lang w:eastAsia="zh-CN"/>
-              </w:rPr>
-              <w:t xml:space="preserve">.level == </w:t>
-            </w:r>
-            <w:r>
-              <w:rPr>
-                <w:rFonts w:ascii="Times New Roman" w:hAnsi="Times New Roman" w:eastAsia="微软雅黑" w:cs="Times New Roman"/>
-                <w:sz w:val="21"/>
-                <w:szCs w:val="21"/>
-                <w:lang w:eastAsia="zh-CN"/>
-              </w:rPr>
-              <w:t>‘</w:t>
-            </w:r>
-            <w:r>
-              <w:rPr>
-                <w:rFonts w:hint="eastAsia" w:ascii="Times New Roman" w:hAnsi="Times New Roman" w:eastAsia="微软雅黑" w:cs="Times New Roman"/>
-                <w:sz w:val="21"/>
-                <w:szCs w:val="21"/>
-                <w:lang w:eastAsia="zh-CN"/>
-              </w:rPr>
-              <w:t>7</w:t>
-            </w:r>
-            <w:r>
-              <w:rPr>
-                <w:rFonts w:ascii="Times New Roman" w:hAnsi="Times New Roman" w:eastAsia="微软雅黑" w:cs="Times New Roman"/>
-                <w:sz w:val="21"/>
-                <w:szCs w:val="21"/>
-                <w:lang w:eastAsia="zh-CN"/>
-              </w:rPr>
-              <w:t>’</w:t>
-            </w:r>
-            <w:r>
-              <w:rPr>
-                <w:rFonts w:hint="eastAsia" w:ascii="Times New Roman" w:hAnsi="Times New Roman" w:eastAsia="微软雅黑" w:cs="Times New Roman"/>
-                <w:sz w:val="21"/>
-                <w:szCs w:val="21"/>
-                <w:lang w:eastAsia="zh-CN"/>
-              </w:rPr>
-              <w:t>%}</w:t>
-            </w:r>
-            <w:r>
-              <w:rPr>
-                <w:rFonts w:ascii="Times New Roman" w:hAnsi="Times New Roman" w:eastAsia="微软雅黑" w:cs="Times New Roman"/>
-                <w:sz w:val="21"/>
-                <w:szCs w:val="21"/>
-                <w:lang w:eastAsia="zh-CN"/>
-              </w:rPr>
-              <w:t>{%if loop.last%}</w:t>
-            </w:r>
-            <w:r>
-              <w:rPr>
-                <w:rFonts w:hint="eastAsia" w:ascii="Times New Roman" w:hAnsi="Times New Roman" w:eastAsia="微软雅黑" w:cs="Times New Roman"/>
-                <w:sz w:val="21"/>
-                <w:szCs w:val="21"/>
-                <w:lang w:eastAsia="zh-CN"/>
-              </w:rPr>
-              <w:t>{{ d.nameLevel }}（C级）</w:t>
-            </w:r>
-            <w:r>
-              <w:rPr>
-                <w:rFonts w:ascii="Times New Roman" w:hAnsi="Times New Roman" w:eastAsia="微软雅黑" w:cs="Times New Roman"/>
-                <w:sz w:val="21"/>
-                <w:szCs w:val="21"/>
-                <w:lang w:eastAsia="zh-CN"/>
-              </w:rPr>
-              <w:t>{%else%}</w:t>
-            </w:r>
-            <w:r>
-              <w:rPr>
-                <w:rFonts w:hint="eastAsia" w:ascii="Times New Roman" w:hAnsi="Times New Roman" w:eastAsia="微软雅黑" w:cs="Times New Roman"/>
-                <w:sz w:val="21"/>
-                <w:szCs w:val="21"/>
-                <w:lang w:eastAsia="zh-CN"/>
-              </w:rPr>
-              <w:t>{{ d.nameLevel }}（</w:t>
-            </w:r>
-            <w:r>
-              <w:rPr>
-                <w:rFonts w:hint="eastAsia" w:ascii="Times New Roman" w:hAnsi="Times New Roman" w:eastAsia="微软雅黑" w:cs="Times New Roman"/>
-                <w:sz w:val="21"/>
-                <w:szCs w:val="21"/>
-                <w:lang w:val="en-US" w:eastAsia="zh-CN"/>
-              </w:rPr>
-              <w:t>可能耐药</w:t>
-            </w:r>
-            <w:r>
-              <w:rPr>
-                <w:rFonts w:hint="eastAsia" w:ascii="Times New Roman" w:hAnsi="Times New Roman" w:eastAsia="微软雅黑" w:cs="Times New Roman"/>
-                <w:sz w:val="21"/>
-                <w:szCs w:val="21"/>
-                <w:lang w:eastAsia="zh-CN"/>
-              </w:rPr>
-              <w:t>、C级）</w:t>
-            </w:r>
-            <w:r>
-              <w:rPr>
-                <w:rFonts w:ascii="Times New Roman" w:hAnsi="Times New Roman" w:eastAsia="微软雅黑" w:cs="Times New Roman"/>
-                <w:sz w:val="21"/>
-                <w:szCs w:val="21"/>
-                <w:lang w:eastAsia="zh-CN"/>
-              </w:rPr>
-              <w:t>，{%endif%}</w:t>
-            </w:r>
-          </w:p>
-          <w:p>
-            <w:pPr>
-              <w:keepNext w:val="0"/>
-              <w:keepLines w:val="0"/>
-              <w:pageBreakBefore w:val="0"/>
-              <w:widowControl w:val="0"/>
-              <w:kinsoku/>
-              <w:wordWrap w:val="0"/>
-              <w:overflowPunct/>
-              <w:topLinePunct w:val="0"/>
-              <w:autoSpaceDE w:val="0"/>
-              <w:autoSpaceDN w:val="0"/>
-              <w:bidi w:val="0"/>
-              <w:adjustRightInd w:val="0"/>
-              <w:snapToGrid/>
-              <w:jc w:val="both"/>
-              <w:textAlignment w:val="auto"/>
-              <w:rPr>
-                <w:rFonts w:ascii="Times New Roman" w:hAnsi="Times New Roman" w:eastAsia="微软雅黑" w:cs="Times New Roman"/>
-                <w:sz w:val="21"/>
-                <w:szCs w:val="21"/>
-                <w:lang w:eastAsia="zh-CN"/>
-              </w:rPr>
-            </w:pPr>
-            <w:r>
-              <w:rPr>
-                <w:rFonts w:hint="eastAsia" w:ascii="Times New Roman" w:hAnsi="Times New Roman" w:eastAsia="微软雅黑" w:cs="Times New Roman"/>
-                <w:sz w:val="21"/>
-                <w:szCs w:val="21"/>
-                <w:lang w:eastAsia="zh-CN"/>
-              </w:rPr>
-              <w:t xml:space="preserve">{%elif </w:t>
-            </w:r>
-            <w:r>
-              <w:rPr>
-                <w:rFonts w:ascii="Times New Roman" w:hAnsi="Times New Roman" w:eastAsia="微软雅黑" w:cs="Times New Roman"/>
-                <w:sz w:val="21"/>
-                <w:szCs w:val="21"/>
-                <w:lang w:eastAsia="zh-CN"/>
-              </w:rPr>
-              <w:t>d</w:t>
-            </w:r>
-            <w:r>
-              <w:rPr>
-                <w:rFonts w:hint="eastAsia" w:ascii="Times New Roman" w:hAnsi="Times New Roman" w:eastAsia="微软雅黑" w:cs="Times New Roman"/>
-                <w:sz w:val="21"/>
-                <w:szCs w:val="21"/>
-                <w:lang w:eastAsia="zh-CN"/>
-              </w:rPr>
-              <w:t xml:space="preserve">.level == </w:t>
-            </w:r>
-            <w:r>
-              <w:rPr>
-                <w:rFonts w:ascii="Times New Roman" w:hAnsi="Times New Roman" w:eastAsia="微软雅黑" w:cs="Times New Roman"/>
-                <w:sz w:val="21"/>
-                <w:szCs w:val="21"/>
-                <w:lang w:eastAsia="zh-CN"/>
-              </w:rPr>
-              <w:t>‘</w:t>
-            </w:r>
-            <w:r>
-              <w:rPr>
-                <w:rFonts w:hint="eastAsia" w:ascii="Times New Roman" w:hAnsi="Times New Roman" w:eastAsia="微软雅黑" w:cs="Times New Roman"/>
-                <w:sz w:val="21"/>
-                <w:szCs w:val="21"/>
-                <w:lang w:eastAsia="zh-CN"/>
-              </w:rPr>
-              <w:t>8</w:t>
-            </w:r>
-            <w:r>
-              <w:rPr>
-                <w:rFonts w:ascii="Times New Roman" w:hAnsi="Times New Roman" w:eastAsia="微软雅黑" w:cs="Times New Roman"/>
-                <w:sz w:val="21"/>
-                <w:szCs w:val="21"/>
-                <w:lang w:eastAsia="zh-CN"/>
-              </w:rPr>
-              <w:t>’</w:t>
-            </w:r>
-            <w:r>
-              <w:rPr>
-                <w:rFonts w:hint="eastAsia" w:ascii="Times New Roman" w:hAnsi="Times New Roman" w:eastAsia="微软雅黑" w:cs="Times New Roman"/>
-                <w:sz w:val="21"/>
-                <w:szCs w:val="21"/>
-                <w:lang w:eastAsia="zh-CN"/>
-              </w:rPr>
-              <w:t>%}</w:t>
-            </w:r>
-            <w:r>
-              <w:rPr>
-                <w:rFonts w:ascii="Times New Roman" w:hAnsi="Times New Roman" w:eastAsia="微软雅黑" w:cs="Times New Roman"/>
-                <w:sz w:val="21"/>
-                <w:szCs w:val="21"/>
-                <w:lang w:eastAsia="zh-CN"/>
-              </w:rPr>
-              <w:t>{%if loop.last%}</w:t>
-            </w:r>
-            <w:r>
-              <w:rPr>
-                <w:rFonts w:hint="eastAsia" w:ascii="Times New Roman" w:hAnsi="Times New Roman" w:eastAsia="微软雅黑" w:cs="Times New Roman"/>
-                <w:sz w:val="21"/>
-                <w:szCs w:val="21"/>
-                <w:lang w:eastAsia="zh-CN"/>
-              </w:rPr>
-              <w:t>{{ d.nameLevel }}（</w:t>
-            </w:r>
-            <w:r>
-              <w:rPr>
-                <w:rFonts w:hint="eastAsia" w:ascii="Times New Roman" w:hAnsi="Times New Roman" w:eastAsia="微软雅黑" w:cs="Times New Roman"/>
-                <w:sz w:val="21"/>
-                <w:szCs w:val="21"/>
-                <w:lang w:val="en-US" w:eastAsia="zh-CN"/>
-              </w:rPr>
-              <w:t>可能耐药</w:t>
-            </w:r>
-            <w:r>
-              <w:rPr>
-                <w:rFonts w:hint="eastAsia" w:ascii="Times New Roman" w:hAnsi="Times New Roman" w:eastAsia="微软雅黑" w:cs="Times New Roman"/>
-                <w:sz w:val="21"/>
-                <w:szCs w:val="21"/>
-                <w:lang w:eastAsia="zh-CN"/>
-              </w:rPr>
-              <w:t>、D级）</w:t>
-            </w:r>
-            <w:r>
-              <w:rPr>
-                <w:rFonts w:ascii="Times New Roman" w:hAnsi="Times New Roman" w:eastAsia="微软雅黑" w:cs="Times New Roman"/>
-                <w:sz w:val="21"/>
-                <w:szCs w:val="21"/>
-                <w:lang w:eastAsia="zh-CN"/>
-              </w:rPr>
-              <w:t>{%else%}</w:t>
-            </w:r>
-            <w:r>
-              <w:rPr>
-                <w:rFonts w:hint="eastAsia" w:ascii="Times New Roman" w:hAnsi="Times New Roman" w:eastAsia="微软雅黑" w:cs="Times New Roman"/>
-                <w:sz w:val="21"/>
-                <w:szCs w:val="21"/>
-                <w:lang w:eastAsia="zh-CN"/>
-              </w:rPr>
-              <w:t>{{ d.nameLevel }}（</w:t>
-            </w:r>
-            <w:r>
-              <w:rPr>
-                <w:rFonts w:hint="eastAsia" w:ascii="Times New Roman" w:hAnsi="Times New Roman" w:eastAsia="微软雅黑" w:cs="Times New Roman"/>
-                <w:sz w:val="21"/>
-                <w:szCs w:val="21"/>
-                <w:lang w:val="en-US" w:eastAsia="zh-CN"/>
-              </w:rPr>
-              <w:t>可能耐药</w:t>
-            </w:r>
-            <w:r>
-              <w:rPr>
-                <w:rFonts w:hint="eastAsia" w:ascii="Times New Roman" w:hAnsi="Times New Roman" w:eastAsia="微软雅黑" w:cs="Times New Roman"/>
-                <w:sz w:val="21"/>
-                <w:szCs w:val="21"/>
-                <w:lang w:eastAsia="zh-CN"/>
-              </w:rPr>
-              <w:t>、D级）</w:t>
-            </w:r>
-            <w:r>
-              <w:rPr>
-                <w:rFonts w:ascii="Times New Roman" w:hAnsi="Times New Roman" w:eastAsia="微软雅黑" w:cs="Times New Roman"/>
-                <w:sz w:val="21"/>
-                <w:szCs w:val="21"/>
-                <w:lang w:eastAsia="zh-CN"/>
-              </w:rPr>
-              <w:t>，{%endif%}</w:t>
-            </w:r>
-          </w:p>
-          <w:p>
-            <w:pPr>
-              <w:keepNext w:val="0"/>
-              <w:keepLines w:val="0"/>
-              <w:pageBreakBefore w:val="0"/>
-              <w:widowControl w:val="0"/>
-              <w:kinsoku/>
-              <w:wordWrap w:val="0"/>
-              <w:overflowPunct/>
-              <w:topLinePunct w:val="0"/>
-              <w:autoSpaceDE w:val="0"/>
-              <w:autoSpaceDN w:val="0"/>
-              <w:bidi w:val="0"/>
-              <w:adjustRightInd w:val="0"/>
-              <w:snapToGrid/>
-              <w:jc w:val="both"/>
-              <w:textAlignment w:val="auto"/>
-              <w:rPr>
-                <w:rFonts w:hint="eastAsia" w:ascii="Times New Roman" w:hAnsi="Times New Roman" w:eastAsia="微软雅黑" w:cs="Times New Roman"/>
-                <w:sz w:val="21"/>
-                <w:szCs w:val="21"/>
-                <w:lang w:eastAsia="zh-CN"/>
-              </w:rPr>
-            </w:pPr>
-            <w:r>
-              <w:rPr>
-                <w:rFonts w:ascii="Times New Roman" w:hAnsi="Times New Roman" w:eastAsia="微软雅黑" w:cs="Times New Roman"/>
-                <w:sz w:val="21"/>
-                <w:szCs w:val="21"/>
-                <w:lang w:eastAsia="zh-CN"/>
-              </w:rPr>
-              <w:t>{%endif%}</w:t>
-            </w:r>
-            <w:r>
-              <w:rPr>
-                <w:rFonts w:hint="eastAsia" w:ascii="Times New Roman" w:hAnsi="Times New Roman" w:eastAsia="微软雅黑" w:cs="Times New Roman"/>
-                <w:sz w:val="21"/>
-                <w:szCs w:val="21"/>
-                <w:lang w:eastAsia="zh-CN"/>
-              </w:rPr>
-              <w:t>{% endfor %}{% endif%}</w:t>
+              <w:t>潜在耐药药物D级：{% for drugD in tip.ResistantDDrug%}{{drugD.nameLevel}}{% if not loop.last %}, {% endif %}{% endfor%}{% endif %}</w:t>
             </w:r>
           </w:p>
         </w:tc>
@@ -28082,6 +27458,14 @@
         <w:gridCol w:w="8417"/>
       </w:tblGrid>
       <w:tr>
+        <w:tblPrEx>
+          <w:tblCellMar>
+            <w:top w:w="0" w:type="dxa"/>
+            <w:left w:w="108" w:type="dxa"/>
+            <w:bottom w:w="0" w:type="dxa"/>
+            <w:right w:w="108" w:type="dxa"/>
+          </w:tblCellMar>
+        </w:tblPrEx>
         <w:trPr>
           <w:trHeight w:val="462" w:hRule="exact"/>
         </w:trPr>
@@ -37007,7 +36391,7 @@
     <w:lsdException w:uiPriority="99" w:name="footnote text"/>
     <w:lsdException w:uiPriority="99" w:name="annotation text"/>
     <w:lsdException w:qFormat="1" w:uiPriority="99" w:name="header"/>
-    <w:lsdException w:uiPriority="99" w:name="footer"/>
+    <w:lsdException w:qFormat="1" w:uiPriority="99" w:name="footer"/>
     <w:lsdException w:uiPriority="99" w:name="index heading"/>
     <w:lsdException w:uiPriority="99" w:name="caption"/>
     <w:lsdException w:uiPriority="99" w:name="table of figures"/>
@@ -37319,6 +36703,7 @@
     <w:basedOn w:val="1"/>
     <w:semiHidden/>
     <w:unhideWhenUsed/>
+    <w:qFormat/>
     <w:uiPriority w:val="99"/>
     <w:pPr>
       <w:tabs>
